--- a/docs/whatsnew.docx
+++ b/docs/whatsnew.docx
@@ -199,6 +199,28 @@
       <w:r>
         <w:t>Changes in XSharp 3</w:t>
       </w:r>
+      <w:r>
+        <w:t>.0</w:t>
+      </w:r>
+      <w:r>
+        <w:t>.</w:t>
+      </w:r>
+      <w:r>
+        <w:t>2</w:t>
+      </w:r>
+    </w:p>
+    <w:p>
+      <w:pPr>
+        <w:pStyle w:val="Heading1"/>
+      </w:pPr>
+    </w:p>
+    <w:p>
+      <w:pPr>
+        <w:pStyle w:val="Heading1"/>
+      </w:pPr>
+      <w:r>
+        <w:t>Changes in XSharp 3</w:t>
+      </w:r>
     </w:p>
     <w:p>
       <w:pPr>
@@ -354,6 +376,7 @@
         </w:numPr>
       </w:pPr>
       <w:r>
+        <w:lastRenderedPageBreak/>
         <w:t>Fixed an “Failed to emit module” error when the code contains an expression in the form of “UnnamedType.Property” or “UnnamedType.Method()” when the “allowdot” compiler option is enabled.</w:t>
       </w:r>
     </w:p>
@@ -365,7 +388,6 @@
         </w:numPr>
       </w:pPr>
       <w:r>
-        <w:lastRenderedPageBreak/>
         <w:t xml:space="preserve">The range expression rule in the compiler ( a .. b) allowed both sides of the dots to be empty. This has been fixed. The compiler now supports “a .. b”, “a .. “ and “ .. b” </w:t>
       </w:r>
     </w:p>
@@ -662,6 +684,7 @@
         </w:numPr>
       </w:pPr>
       <w:r>
+        <w:lastRenderedPageBreak/>
         <w:t>Fixed a NuGet error about listing “win-x86” as runtime identifier for Old style projects with package references (#1801)</w:t>
       </w:r>
     </w:p>
@@ -673,11 +696,7 @@
         </w:numPr>
       </w:pPr>
       <w:r>
-        <w:t xml:space="preserve">Fixed an issue during build where an empty &lt;PrebuildEvent&gt; that contains a CRLF could cause a </w:t>
-      </w:r>
-      <w:r>
-        <w:lastRenderedPageBreak/>
-        <w:t>build to fail.</w:t>
+        <w:t>Fixed an issue during build where an empty &lt;PrebuildEvent&gt; that contains a CRLF could cause a build to fail.</w:t>
       </w:r>
     </w:p>
     <w:p>
@@ -980,6 +999,7 @@
         <w:rPr>
           <w:bCs/>
         </w:rPr>
+        <w:lastRenderedPageBreak/>
         <w:t>XPP Dialect</w:t>
       </w:r>
     </w:p>
@@ -1016,7 +1036,6 @@
         </w:numPr>
       </w:pPr>
       <w:r>
-        <w:lastRenderedPageBreak/>
         <w:t>Fixed an error in a UDC</w:t>
       </w:r>
     </w:p>
@@ -1357,7 +1376,11 @@
         </w:numPr>
       </w:pPr>
       <w:r>
-        <w:t>Fixed SYSMETRIC() calls, SET MEMOWIDTH typo, and SET DEFAULT/DIRECTORY initialization issues at startup (#1894)</w:t>
+        <w:t xml:space="preserve">Fixed SYSMETRIC() calls, SET MEMOWIDTH typo, and SET DEFAULT/DIRECTORY initialization </w:t>
+      </w:r>
+      <w:r>
+        <w:lastRenderedPageBreak/>
+        <w:t>issues at startup (#1894)</w:t>
       </w:r>
     </w:p>
     <w:p>
@@ -1390,7 +1413,6 @@
         </w:numPr>
       </w:pPr>
       <w:r>
-        <w:lastRenderedPageBreak/>
         <w:t>Fixed MESSAGEBOX() timeout issue and implemented dynamic parameter handling (#1897)</w:t>
       </w:r>
     </w:p>
@@ -1723,7 +1745,11 @@
         </w:numPr>
       </w:pPr>
       <w:r>
-        <w:t xml:space="preserve">Fixed an issue where the first Build inside VS with a solution that has X# projects would seem to freeze VS. After pressing Cancel a second Build (or </w:t>
+        <w:t xml:space="preserve">Fixed an issue where the first Build inside VS with a solution that has X# projects would seem to </w:t>
+      </w:r>
+      <w:r>
+        <w:lastRenderedPageBreak/>
+        <w:t xml:space="preserve">freeze VS. After pressing Cancel a second Build (or </w:t>
       </w:r>
       <w:r>
         <w:t>rebuild</w:t>
@@ -1746,342 +1772,364 @@
         <w:t xml:space="preserve"> </w:t>
       </w:r>
       <w:r>
-        <w:t xml:space="preserve">Comment” command now takes the comment status of the first line of a block of lines to decide if the block needs to be commented or uncommented. When a line inside a block </w:t>
-      </w:r>
+        <w:t>Comment” command now takes the comment status of the first line of a block of lines to decide if the block needs to be commented or uncommented. When a line inside a block is already commented then it may end up being double commented after a comment operation. And when a block containing a double commented line is uncommented, than that line will become single commented afterwards.</w:t>
+      </w:r>
+    </w:p>
+    <w:p>
+      <w:pPr>
+        <w:numPr>
+          <w:ilvl w:val="0"/>
+          <w:numId w:val="35"/>
+        </w:numPr>
+      </w:pPr>
+      <w:r>
+        <w:t>When a project has multiple project references to the same external project, then problems could occur. This has been fixed. The second reference gets (silently) ignored.</w:t>
+      </w:r>
+    </w:p>
+    <w:p>
+      <w:pPr>
+        <w:numPr>
+          <w:ilvl w:val="0"/>
+          <w:numId w:val="35"/>
+        </w:numPr>
+      </w:pPr>
+      <w:r>
+        <w:t xml:space="preserve">The document formatter now excludes lines that are part of a TEXT ... ENDTEXT </w:t>
+      </w:r>
+    </w:p>
+    <w:p>
+      <w:pPr>
+        <w:numPr>
+          <w:ilvl w:val="0"/>
+          <w:numId w:val="35"/>
+        </w:numPr>
+      </w:pPr>
+      <w:r>
+        <w:t>Project</w:t>
+      </w:r>
+      <w:r>
+        <w:t xml:space="preserve"> </w:t>
+      </w:r>
+      <w:r>
+        <w:t>References in SDK projects no longer store the name, guid etc.</w:t>
+      </w:r>
+    </w:p>
+    <w:p>
+      <w:pPr>
+        <w:numPr>
+          <w:ilvl w:val="0"/>
+          <w:numId w:val="35"/>
+        </w:numPr>
+      </w:pPr>
+      <w:r>
+        <w:t>The Build/Cancel button was not visible when a X# project was selected and another project was being built. (#1799)</w:t>
+      </w:r>
+    </w:p>
+    <w:p>
+      <w:pPr>
+        <w:numPr>
+          <w:ilvl w:val="0"/>
+          <w:numId w:val="35"/>
+        </w:numPr>
+      </w:pPr>
+      <w:r>
+        <w:t>Fixed an error “the type initializer for 'XSharp.Project.ErrorListManager' threw an exception” when loading projects in VS2026 (#1800)</w:t>
+      </w:r>
+    </w:p>
+    <w:p>
+      <w:pPr>
+        <w:numPr>
+          <w:ilvl w:val="0"/>
+          <w:numId w:val="35"/>
+        </w:numPr>
+      </w:pPr>
+      <w:r>
+        <w:t>Fixed issue where the project system was incorrectly responding to the Package</w:t>
+      </w:r>
+      <w:r>
+        <w:t xml:space="preserve"> </w:t>
+      </w:r>
+      <w:r>
+        <w:t xml:space="preserve">References project dependency. This caused the first Build in Visual Studio to </w:t>
+      </w:r>
+      <w:r>
+        <w:t>freeze. (</w:t>
+      </w:r>
+      <w:r>
+        <w:t>#1802)</w:t>
+      </w:r>
+    </w:p>
+    <w:p>
+      <w:pPr>
+        <w:numPr>
+          <w:ilvl w:val="0"/>
+          <w:numId w:val="35"/>
+        </w:numPr>
+      </w:pPr>
+      <w:r>
+        <w:t>The include-files node could sometimes show files, even after the /nostddef compiler option was selected on the project properties page. We recommend a touch of all the files in a project to completely refresh (clear) the include list. (#1805)</w:t>
+      </w:r>
+    </w:p>
+    <w:p>
+      <w:pPr>
+        <w:numPr>
+          <w:ilvl w:val="0"/>
+          <w:numId w:val="35"/>
+        </w:numPr>
+      </w:pPr>
+      <w:r>
+        <w:t>Sometimes VS would freeze when adding an assembly reference. This has been fixed (#1814)</w:t>
+      </w:r>
+    </w:p>
+    <w:p>
+      <w:pPr>
+        <w:numPr>
+          <w:ilvl w:val="0"/>
+          <w:numId w:val="35"/>
+        </w:numPr>
+      </w:pPr>
+      <w:r>
+        <w:t>Fixed an issue with duplicate reference names in the Solution Explorer window (#1816)</w:t>
+      </w:r>
+    </w:p>
+    <w:p>
+      <w:pPr>
+        <w:numPr>
+          <w:ilvl w:val="0"/>
+          <w:numId w:val="35"/>
+        </w:numPr>
+      </w:pPr>
+      <w:r>
+        <w:t>We no longer add Project</w:t>
+      </w:r>
+      <w:r>
+        <w:t xml:space="preserve"> </w:t>
+      </w:r>
+      <w:r>
+        <w:t xml:space="preserve">Guid properties to SDK projects. Guids are also removed from project references inside SDK </w:t>
+      </w:r>
+      <w:r>
+        <w:t>projects. (</w:t>
+      </w:r>
+      <w:r>
+        <w:t>#1819)</w:t>
+      </w:r>
+    </w:p>
+    <w:p>
+      <w:pPr>
+        <w:numPr>
+          <w:ilvl w:val="0"/>
+          <w:numId w:val="35"/>
+        </w:numPr>
+      </w:pPr>
+      <w:r>
+        <w:t xml:space="preserve">The IDE has been prepared for a menu option to convert a traditional project to the new SDK project file </w:t>
+      </w:r>
+      <w:r>
+        <w:t>format. (</w:t>
+      </w:r>
+      <w:r>
+        <w:t xml:space="preserve"> #1823). The menu option is not working yet.</w:t>
+      </w:r>
+    </w:p>
+    <w:p>
+      <w:pPr>
+        <w:numPr>
+          <w:ilvl w:val="0"/>
+          <w:numId w:val="35"/>
+        </w:numPr>
+      </w:pPr>
+      <w:r>
+        <w:t>Fixed a crash when Visual Studio was opened directly with a solution file (#1918)</w:t>
+      </w:r>
+    </w:p>
+    <w:p>
+      <w:pPr>
+        <w:numPr>
+          <w:ilvl w:val="0"/>
+          <w:numId w:val="35"/>
+        </w:numPr>
+      </w:pPr>
+      <w:r>
+        <w:t>Replaced bitmap-backed command icons and project hierarchy icons with Visual Studio Image</w:t>
+      </w:r>
+      <w:r>
+        <w:t xml:space="preserve"> </w:t>
+      </w:r>
+      <w:r>
+        <w:t>Monikers (#1921)</w:t>
+      </w:r>
+    </w:p>
+    <w:p>
+      <w:pPr>
+        <w:numPr>
+          <w:ilvl w:val="0"/>
+          <w:numId w:val="35"/>
+        </w:numPr>
+      </w:pPr>
+      <w:r>
+        <w:t>Fixed a deadlock when opening a solution from the command line (#1922)</w:t>
+      </w:r>
+    </w:p>
+    <w:p>
+      <w:pPr>
+        <w:numPr>
+          <w:ilvl w:val="0"/>
+          <w:numId w:val="35"/>
+        </w:numPr>
+      </w:pPr>
+      <w:r>
+        <w:t>Fixed incorrect conditional compilation block highlighting: the language service now uses the correct preprocessor defines from the active project configuration (#1923)</w:t>
+      </w:r>
+    </w:p>
+    <w:p>
+      <w:pPr>
+        <w:numPr>
+          <w:ilvl w:val="0"/>
+          <w:numId w:val="35"/>
+        </w:numPr>
+      </w:pPr>
+      <w:r>
+        <w:t>Fixed an issue with Project References for SDK projects where these references were not shown in the "Add Reference" dialog (#1928)</w:t>
+      </w:r>
+    </w:p>
+    <w:p>
+      <w:pPr>
+        <w:numPr>
+          <w:ilvl w:val="0"/>
+          <w:numId w:val="35"/>
+        </w:numPr>
+      </w:pPr>
+      <w:r>
+        <w:t>Fixed an issue with Project References for SDK projects where these references were not shown in the Project Dependencies page of the Solution Properties window ((#1929)</w:t>
+      </w:r>
+    </w:p>
+    <w:p>
+      <w:pPr>
+        <w:numPr>
+          <w:ilvl w:val="0"/>
+          <w:numId w:val="35"/>
+        </w:numPr>
+      </w:pPr>
+      <w:r>
+        <w:t>L</w:t>
+      </w:r>
+      <w:r>
+        <w:t xml:space="preserve">ocal functions </w:t>
+      </w:r>
+      <w:r>
+        <w:t xml:space="preserve">were </w:t>
+      </w:r>
+      <w:r>
+        <w:t xml:space="preserve">not </w:t>
+      </w:r>
+      <w:r>
+        <w:t xml:space="preserve">always </w:t>
+      </w:r>
+      <w:r>
+        <w:t>appearing correctly in the Navigation Bar and Document Outline window (#1932)</w:t>
+      </w:r>
+    </w:p>
+    <w:p>
+      <w:pPr>
+        <w:numPr>
+          <w:ilvl w:val="0"/>
+          <w:numId w:val="35"/>
+        </w:numPr>
+      </w:pPr>
+      <w:r>
+        <w:t>Fixed the navigation bar not displaying all entities in files with nested classes, and not following the cursor when it moves past the last declared entity (#1934)</w:t>
+      </w:r>
+    </w:p>
+    <w:p>
+      <w:pPr>
+        <w:numPr>
+          <w:ilvl w:val="0"/>
+          <w:numId w:val="35"/>
+        </w:numPr>
+      </w:pPr>
+      <w:r>
+        <w:t>Fixed an issue where Goto Definition would fail when a project folder contains another project and the option "Show All Files" was enabled, showing that other project as "Non</w:t>
+      </w:r>
+      <w:r>
+        <w:t>-</w:t>
+      </w:r>
+      <w:r>
+        <w:t>member Item".</w:t>
+      </w:r>
+    </w:p>
+    <w:p>
+      <w:pPr>
+        <w:numPr>
+          <w:ilvl w:val="0"/>
+          <w:numId w:val="35"/>
+        </w:numPr>
+      </w:pPr>
+      <w:r>
+        <w:t xml:space="preserve">Sometimes reading </w:t>
+      </w:r>
+      <w:r>
+        <w:t xml:space="preserve">of </w:t>
+      </w:r>
+      <w:r>
+        <w:t>type information from Assembly</w:t>
+      </w:r>
+      <w:r>
+        <w:t xml:space="preserve"> R</w:t>
+      </w:r>
+      <w:r>
+        <w:t xml:space="preserve">eferences </w:t>
+      </w:r>
+      <w:r>
+        <w:t>fails</w:t>
+      </w:r>
+      <w:r>
+        <w:t>. This has been fixed.  (#1956)</w:t>
+      </w:r>
+    </w:p>
+    <w:p>
+      <w:pPr>
+        <w:numPr>
+          <w:ilvl w:val="0"/>
+          <w:numId w:val="35"/>
+        </w:numPr>
+      </w:pPr>
+      <w:r>
+        <w:t>The intellisense database was not removing entries from assemblies that were no longer in use by any project.</w:t>
+      </w:r>
+    </w:p>
+    <w:p>
+      <w:pPr>
+        <w:pStyle w:val="Heading2"/>
+      </w:pPr>
+      <w:r>
+        <w:t>Debugger</w:t>
+      </w:r>
+    </w:p>
+    <w:p>
+      <w:pPr>
+        <w:pStyle w:val="Heading3"/>
+      </w:pPr>
       <w:r>
         <w:lastRenderedPageBreak/>
-        <w:t>is already commented then it may end up being double commented after a comment operation. And when a block containing a double commented line is uncommented, than that line will become single commented afterwards.</w:t>
-      </w:r>
-    </w:p>
-    <w:p>
-      <w:pPr>
-        <w:numPr>
-          <w:ilvl w:val="0"/>
-          <w:numId w:val="35"/>
-        </w:numPr>
-      </w:pPr>
-      <w:r>
-        <w:t>When a project has multiple project references to the same external project, then problems could occur. This has been fixed. The second reference gets (silently) ignored.</w:t>
-      </w:r>
-    </w:p>
-    <w:p>
-      <w:pPr>
-        <w:numPr>
-          <w:ilvl w:val="0"/>
-          <w:numId w:val="35"/>
-        </w:numPr>
-      </w:pPr>
-      <w:r>
-        <w:t xml:space="preserve">The document formatter now excludes lines that are part of a TEXT ... ENDTEXT </w:t>
-      </w:r>
-    </w:p>
-    <w:p>
-      <w:pPr>
-        <w:numPr>
-          <w:ilvl w:val="0"/>
-          <w:numId w:val="35"/>
-        </w:numPr>
-      </w:pPr>
-      <w:r>
-        <w:t>Project</w:t>
-      </w:r>
-      <w:r>
-        <w:t xml:space="preserve"> </w:t>
-      </w:r>
-      <w:r>
-        <w:t>References in SDK projects no longer store the name, guid etc.</w:t>
-      </w:r>
-    </w:p>
-    <w:p>
-      <w:pPr>
-        <w:numPr>
-          <w:ilvl w:val="0"/>
-          <w:numId w:val="35"/>
-        </w:numPr>
-      </w:pPr>
-      <w:r>
-        <w:t>The Build/Cancel button was not visible when a X# project was selected and another project was being built. (#1799)</w:t>
-      </w:r>
-    </w:p>
-    <w:p>
-      <w:pPr>
-        <w:numPr>
-          <w:ilvl w:val="0"/>
-          <w:numId w:val="35"/>
-        </w:numPr>
-      </w:pPr>
-      <w:r>
-        <w:t>Fixed an error “the type initializer for 'XSharp.Project.ErrorListManager' threw an exception” when loading projects in VS2026 (#1800)</w:t>
-      </w:r>
-    </w:p>
-    <w:p>
-      <w:pPr>
-        <w:numPr>
-          <w:ilvl w:val="0"/>
-          <w:numId w:val="35"/>
-        </w:numPr>
-      </w:pPr>
-      <w:r>
-        <w:t>Fixed issue where the project system was incorrectly responding to the Package</w:t>
-      </w:r>
-      <w:r>
-        <w:t xml:space="preserve"> </w:t>
-      </w:r>
-      <w:r>
-        <w:t xml:space="preserve">References project dependency. This caused the first Build in Visual Studio to </w:t>
-      </w:r>
-      <w:r>
-        <w:t>freeze. (</w:t>
-      </w:r>
-      <w:r>
-        <w:t>#1802)</w:t>
-      </w:r>
-    </w:p>
-    <w:p>
-      <w:pPr>
-        <w:numPr>
-          <w:ilvl w:val="0"/>
-          <w:numId w:val="35"/>
-        </w:numPr>
-      </w:pPr>
-      <w:r>
-        <w:t>The include-files node could sometimes show files, even after the /nostddef compiler option was selected on the project properties page. We recommend a touch of all the files in a project to completely refresh (clear) the include list. (#1805)</w:t>
-      </w:r>
-    </w:p>
-    <w:p>
-      <w:pPr>
-        <w:numPr>
-          <w:ilvl w:val="0"/>
-          <w:numId w:val="35"/>
-        </w:numPr>
-      </w:pPr>
-      <w:r>
-        <w:t>Sometimes VS would freeze when adding an assembly reference. This has been fixed (#1814)</w:t>
-      </w:r>
-    </w:p>
-    <w:p>
-      <w:pPr>
-        <w:numPr>
-          <w:ilvl w:val="0"/>
-          <w:numId w:val="35"/>
-        </w:numPr>
-      </w:pPr>
-      <w:r>
-        <w:t>Fixed an issue with duplicate reference names in the Solution Explorer window (#1816)</w:t>
-      </w:r>
-    </w:p>
-    <w:p>
-      <w:pPr>
-        <w:numPr>
-          <w:ilvl w:val="0"/>
-          <w:numId w:val="35"/>
-        </w:numPr>
-      </w:pPr>
-      <w:r>
-        <w:t>We no longer add Project</w:t>
-      </w:r>
-      <w:r>
-        <w:t xml:space="preserve"> </w:t>
-      </w:r>
-      <w:r>
-        <w:t xml:space="preserve">Guid properties to SDK projects. Guids are also removed from project references inside SDK </w:t>
-      </w:r>
-      <w:r>
-        <w:t>projects. (</w:t>
-      </w:r>
-      <w:r>
-        <w:t>#1819)</w:t>
-      </w:r>
-    </w:p>
-    <w:p>
-      <w:pPr>
-        <w:numPr>
-          <w:ilvl w:val="0"/>
-          <w:numId w:val="35"/>
-        </w:numPr>
-      </w:pPr>
-      <w:r>
-        <w:t xml:space="preserve">The IDE has been prepared for a menu option to convert a traditional project to the new SDK project file </w:t>
-      </w:r>
-      <w:r>
-        <w:t>format. (</w:t>
-      </w:r>
-      <w:r>
-        <w:t xml:space="preserve"> #1823). The menu option is not working yet.</w:t>
-      </w:r>
-    </w:p>
-    <w:p>
-      <w:pPr>
-        <w:numPr>
-          <w:ilvl w:val="0"/>
-          <w:numId w:val="35"/>
-        </w:numPr>
-      </w:pPr>
-      <w:r>
-        <w:t>Fixed a crash when Visual Studio was opened directly with a solution file (#1918)</w:t>
-      </w:r>
-    </w:p>
-    <w:p>
-      <w:pPr>
-        <w:numPr>
-          <w:ilvl w:val="0"/>
-          <w:numId w:val="35"/>
-        </w:numPr>
-      </w:pPr>
-      <w:r>
-        <w:t>Replaced bitmap-backed command icons and project hierarchy icons with Visual Studio Image</w:t>
-      </w:r>
-      <w:r>
-        <w:t xml:space="preserve"> </w:t>
-      </w:r>
-      <w:r>
-        <w:t>Monikers (#1921)</w:t>
-      </w:r>
-    </w:p>
-    <w:p>
-      <w:pPr>
-        <w:numPr>
-          <w:ilvl w:val="0"/>
-          <w:numId w:val="35"/>
-        </w:numPr>
-      </w:pPr>
-      <w:r>
-        <w:t>Fixed a deadlock when opening a solution from the command line (#1922)</w:t>
-      </w:r>
-    </w:p>
-    <w:p>
-      <w:pPr>
-        <w:numPr>
-          <w:ilvl w:val="0"/>
-          <w:numId w:val="35"/>
-        </w:numPr>
-      </w:pPr>
-      <w:r>
-        <w:t>Fixed incorrect conditional compilation block highlighting: the language service now uses the correct preprocessor defines from the active project configuration (#1923)</w:t>
-      </w:r>
-    </w:p>
-    <w:p>
-      <w:pPr>
-        <w:numPr>
-          <w:ilvl w:val="0"/>
-          <w:numId w:val="35"/>
-        </w:numPr>
-      </w:pPr>
-      <w:r>
-        <w:t>Fixed an issue with Project References for SDK projects where these references were not shown in the "Add Reference" dialog (#1928)</w:t>
-      </w:r>
-    </w:p>
-    <w:p>
-      <w:pPr>
-        <w:numPr>
-          <w:ilvl w:val="0"/>
-          <w:numId w:val="35"/>
-        </w:numPr>
-      </w:pPr>
-      <w:r>
-        <w:t>Fixed an issue with Project References for SDK projects where these references were not shown in the Project Dependencies page of the Solution Properties window ((#1929)</w:t>
-      </w:r>
-    </w:p>
-    <w:p>
-      <w:pPr>
-        <w:numPr>
-          <w:ilvl w:val="0"/>
-          <w:numId w:val="35"/>
-        </w:numPr>
-      </w:pPr>
-      <w:r>
-        <w:t>L</w:t>
-      </w:r>
-      <w:r>
-        <w:t xml:space="preserve">ocal functions </w:t>
-      </w:r>
-      <w:r>
-        <w:t xml:space="preserve">were </w:t>
-      </w:r>
-      <w:r>
-        <w:t xml:space="preserve">not </w:t>
-      </w:r>
-      <w:r>
-        <w:t xml:space="preserve">always </w:t>
-      </w:r>
-      <w:r>
-        <w:t>appearing correctly in the Navigation Bar and Document Outline window (#1932)</w:t>
-      </w:r>
-    </w:p>
-    <w:p>
-      <w:pPr>
-        <w:numPr>
-          <w:ilvl w:val="0"/>
-          <w:numId w:val="35"/>
-        </w:numPr>
-      </w:pPr>
-      <w:r>
-        <w:t>Fixed the navigation bar not displaying all entities in files with nested classes, and not following the cursor when it moves past the last declared entity (#1934)</w:t>
-      </w:r>
-    </w:p>
-    <w:p>
-      <w:pPr>
-        <w:numPr>
-          <w:ilvl w:val="0"/>
-          <w:numId w:val="35"/>
-        </w:numPr>
-      </w:pPr>
-      <w:r>
-        <w:t>Fixed an issue where Goto Definition would fail when a project folder contains another project and the option "Show All Files" was enabled, showing that other project as "Non</w:t>
-      </w:r>
-      <w:r>
-        <w:t>-</w:t>
-      </w:r>
-      <w:r>
-        <w:t>member Item".</w:t>
-      </w:r>
-    </w:p>
-    <w:p>
-      <w:pPr>
-        <w:numPr>
-          <w:ilvl w:val="0"/>
-          <w:numId w:val="35"/>
-        </w:numPr>
-      </w:pPr>
-      <w:r>
-        <w:t xml:space="preserve">Sometimes reading </w:t>
-      </w:r>
-      <w:r>
-        <w:t xml:space="preserve">of </w:t>
-      </w:r>
-      <w:r>
-        <w:t>type information from Assembly</w:t>
-      </w:r>
-      <w:r>
-        <w:t xml:space="preserve"> R</w:t>
-      </w:r>
-      <w:r>
-        <w:t xml:space="preserve">eferences </w:t>
-      </w:r>
-      <w:r>
-        <w:t>fails</w:t>
-      </w:r>
-      <w:r>
-        <w:t>. This has been fixed.  (#1956)</w:t>
-      </w:r>
-    </w:p>
-    <w:p>
-      <w:pPr>
-        <w:numPr>
-          <w:ilvl w:val="0"/>
-          <w:numId w:val="35"/>
-        </w:numPr>
-      </w:pPr>
-      <w:r>
-        <w:t>The intellisense database was not removing entries from assemblies that were no longer in use by any project.</w:t>
-      </w:r>
-    </w:p>
-    <w:p>
-      <w:pPr>
-        <w:pStyle w:val="Heading2"/>
-      </w:pPr>
-      <w:r>
-        <w:t>Debugger</w:t>
+        <w:t>New Features</w:t>
+      </w:r>
+    </w:p>
+    <w:p>
+      <w:pPr>
+        <w:numPr>
+          <w:ilvl w:val="0"/>
+          <w:numId w:val="36"/>
+        </w:numPr>
+      </w:pPr>
+      <w:r>
+        <w:t xml:space="preserve">The </w:t>
+      </w:r>
+      <w:r>
+        <w:t>work area</w:t>
+      </w:r>
+      <w:r>
+        <w:t xml:space="preserve"> window now also shows index information and the table structure</w:t>
       </w:r>
     </w:p>
     <w:p>
@@ -2089,32 +2137,6 @@
         <w:pStyle w:val="Heading3"/>
       </w:pPr>
       <w:r>
-        <w:t>New Features</w:t>
-      </w:r>
-    </w:p>
-    <w:p>
-      <w:pPr>
-        <w:numPr>
-          <w:ilvl w:val="0"/>
-          <w:numId w:val="36"/>
-        </w:numPr>
-      </w:pPr>
-      <w:r>
-        <w:t xml:space="preserve">The </w:t>
-      </w:r>
-      <w:r>
-        <w:t>work area</w:t>
-      </w:r>
-      <w:r>
-        <w:t xml:space="preserve"> window now also shows index information and the table structure</w:t>
-      </w:r>
-    </w:p>
-    <w:p>
-      <w:pPr>
-        <w:pStyle w:val="Heading3"/>
-      </w:pPr>
-      <w:r>
-        <w:lastRenderedPageBreak/>
         <w:t>Bug Fixes</w:t>
       </w:r>
     </w:p>

--- a/docs/whatsnew.docx
+++ b/docs/whatsnew.docx
@@ -197,10 +197,7 @@
         <w:pStyle w:val="Heading1"/>
       </w:pPr>
       <w:r>
-        <w:t>Changes in XSharp 3</w:t>
-      </w:r>
-      <w:r>
-        <w:t>.0</w:t>
+        <w:t>Changes in XSharp 3.0</w:t>
       </w:r>
       <w:r>
         <w:t>.</w:t>
@@ -211,9 +208,943 @@
     </w:p>
     <w:p>
       <w:pPr>
+        <w:pStyle w:val="Heading2"/>
+      </w:pPr>
+      <w:r>
+        <w:t>Compiler</w:t>
+      </w:r>
+    </w:p>
+    <w:p>
+      <w:pPr>
+        <w:pStyle w:val="Heading3"/>
+      </w:pPr>
+      <w:r>
+        <w:t>New Features</w:t>
+      </w:r>
+    </w:p>
+    <w:p>
+      <w:pPr>
         <w:pStyle w:val="Heading1"/>
-      </w:pPr>
-    </w:p>
+        <w:numPr>
+          <w:ilvl w:val="0"/>
+          <w:numId w:val="15"/>
+        </w:numPr>
+        <w:rPr>
+          <w:rFonts w:ascii="Calibri Light" w:hAnsi="Calibri Light"/>
+          <w:b w:val="0"/>
+          <w:color w:val="auto"/>
+          <w:sz w:val="22"/>
+        </w:rPr>
+      </w:pPr>
+      <w:r>
+        <w:rPr>
+          <w:rFonts w:ascii="Calibri Light" w:hAnsi="Calibri Light"/>
+          <w:b w:val="0"/>
+          <w:color w:val="auto"/>
+          <w:sz w:val="22"/>
+        </w:rPr>
+        <w:t>Added the XBaseNet dialect and the /fox3 compiler option for FoxPro-compatible dot syntax; /fox3 is also available as a pragma option and defines the __FOX3__ preprocessor symbol</w:t>
+      </w:r>
+    </w:p>
+    <w:p>
+      <w:pPr>
+        <w:pStyle w:val="Heading1"/>
+        <w:numPr>
+          <w:ilvl w:val="0"/>
+          <w:numId w:val="15"/>
+        </w:numPr>
+        <w:rPr>
+          <w:rFonts w:ascii="Calibri Light" w:hAnsi="Calibri Light"/>
+          <w:b w:val="0"/>
+          <w:color w:val="auto"/>
+          <w:sz w:val="22"/>
+        </w:rPr>
+      </w:pPr>
+      <w:r>
+        <w:rPr>
+          <w:rFonts w:ascii="Calibri Light" w:hAnsi="Calibri Light"/>
+          <w:b w:val="0"/>
+          <w:color w:val="auto"/>
+          <w:sz w:val="22"/>
+        </w:rPr>
+        <w:t>Added support for FoxPro-style Cursor.Field expressions inside codeblocks when /fox3 is enabled, including better tracking of codeblock parameters during late binding</w:t>
+      </w:r>
+    </w:p>
+    <w:p>
+      <w:pPr>
+        <w:pStyle w:val="Heading1"/>
+        <w:numPr>
+          <w:ilvl w:val="0"/>
+          <w:numId w:val="15"/>
+        </w:numPr>
+        <w:rPr>
+          <w:rFonts w:ascii="Calibri Light" w:hAnsi="Calibri Light"/>
+          <w:b w:val="0"/>
+          <w:color w:val="auto"/>
+          <w:sz w:val="22"/>
+        </w:rPr>
+      </w:pPr>
+      <w:r>
+        <w:rPr>
+          <w:rFonts w:ascii="Calibri Light" w:hAnsi="Calibri Light"/>
+          <w:b w:val="0"/>
+          <w:color w:val="auto"/>
+          <w:sz w:val="22"/>
+        </w:rPr>
+        <w:t>Improved compiler handling of file-wide memvars and fields, which makes FoxPro-style name resolution more reliable in larger source files</w:t>
+      </w:r>
+    </w:p>
+    <w:p>
+      <w:pPr>
+        <w:pStyle w:val="Heading1"/>
+        <w:numPr>
+          <w:ilvl w:val="0"/>
+          <w:numId w:val="15"/>
+        </w:numPr>
+        <w:rPr>
+          <w:rFonts w:ascii="Calibri Light" w:hAnsi="Calibri Light"/>
+          <w:b w:val="0"/>
+          <w:color w:val="auto"/>
+          <w:sz w:val="22"/>
+        </w:rPr>
+      </w:pPr>
+      <w:r>
+        <w:rPr>
+          <w:rFonts w:ascii="Calibri Light" w:hAnsi="Calibri Light"/>
+          <w:b w:val="0"/>
+          <w:color w:val="auto"/>
+          <w:sz w:val="22"/>
+        </w:rPr>
+        <w:t>Added support for primary constructors and static interface constructors</w:t>
+      </w:r>
+    </w:p>
+    <w:p>
+      <w:pPr>
+        <w:pStyle w:val="Heading3"/>
+      </w:pPr>
+      <w:r>
+        <w:t>Bug Fixes</w:t>
+      </w:r>
+    </w:p>
+    <w:p>
+      <w:pPr>
+        <w:pStyle w:val="Heading1"/>
+        <w:numPr>
+          <w:ilvl w:val="0"/>
+          <w:numId w:val="15"/>
+        </w:numPr>
+        <w:rPr>
+          <w:rFonts w:ascii="Calibri Light" w:hAnsi="Calibri Light"/>
+          <w:b w:val="0"/>
+          <w:color w:val="auto"/>
+          <w:sz w:val="22"/>
+        </w:rPr>
+      </w:pPr>
+      <w:r>
+        <w:rPr>
+          <w:rFonts w:ascii="Calibri Light" w:hAnsi="Calibri Light"/>
+          <w:b w:val="0"/>
+          <w:color w:val="auto"/>
+          <w:sz w:val="22"/>
+        </w:rPr>
+        <w:t>Fixed several /fox3 compatibility problems involving dot access to static and instance members, codeblocks, PUBLIC variables, and the special THISFORM/FindForm rewriting rules (#2025, #2054, #2055, #2056, #2059, #2060)</w:t>
+      </w:r>
+    </w:p>
+    <w:p>
+      <w:pPr>
+        <w:pStyle w:val="Heading1"/>
+        <w:numPr>
+          <w:ilvl w:val="0"/>
+          <w:numId w:val="15"/>
+        </w:numPr>
+        <w:rPr>
+          <w:rFonts w:ascii="Calibri Light" w:hAnsi="Calibri Light"/>
+          <w:b w:val="0"/>
+          <w:color w:val="auto"/>
+          <w:sz w:val="22"/>
+        </w:rPr>
+      </w:pPr>
+      <w:r>
+        <w:rPr>
+          <w:rFonts w:ascii="Calibri Light" w:hAnsi="Calibri Light"/>
+          <w:b w:val="0"/>
+          <w:color w:val="auto"/>
+          <w:sz w:val="22"/>
+        </w:rPr>
+        <w:t>Fixed a "Failed to emit module" error that could occur after an undefined symbol was followed by a CLIPPER-style call inside a method with a local procedure (#2031)</w:t>
+      </w:r>
+    </w:p>
+    <w:p>
+      <w:pPr>
+        <w:pStyle w:val="Heading1"/>
+        <w:numPr>
+          <w:ilvl w:val="0"/>
+          <w:numId w:val="15"/>
+        </w:numPr>
+        <w:rPr>
+          <w:rFonts w:ascii="Calibri Light" w:hAnsi="Calibri Light"/>
+          <w:b w:val="0"/>
+          <w:color w:val="auto"/>
+          <w:sz w:val="22"/>
+        </w:rPr>
+      </w:pPr>
+      <w:r>
+        <w:rPr>
+          <w:rFonts w:ascii="Calibri Light" w:hAnsi="Calibri Light"/>
+          <w:b w:val="0"/>
+          <w:color w:val="auto"/>
+          <w:sz w:val="22"/>
+        </w:rPr>
+        <w:t>Fixed PTR and NULL_PTR code generation so pointer comparisons and assignments work correctly on newer .NET versions (#2069)</w:t>
+      </w:r>
+    </w:p>
+    <w:p>
+      <w:pPr>
+        <w:pStyle w:val="Heading1"/>
+        <w:numPr>
+          <w:ilvl w:val="0"/>
+          <w:numId w:val="15"/>
+        </w:numPr>
+        <w:rPr>
+          <w:rFonts w:ascii="Calibri Light" w:hAnsi="Calibri Light"/>
+          <w:b w:val="0"/>
+          <w:color w:val="auto"/>
+          <w:sz w:val="22"/>
+        </w:rPr>
+      </w:pPr>
+      <w:r>
+        <w:rPr>
+          <w:rFonts w:ascii="Calibri Light" w:hAnsi="Calibri Light"/>
+          <w:b w:val="0"/>
+          <w:color w:val="auto"/>
+          <w:sz w:val="22"/>
+        </w:rPr>
+        <w:t>Fixed parser state corruption in shared compiler-server builds (/shared), which could cause random dialect and reference errors during parallel builds (#2076)</w:t>
+      </w:r>
+    </w:p>
+    <w:p>
+      <w:pPr>
+        <w:pStyle w:val="Heading1"/>
+        <w:numPr>
+          <w:ilvl w:val="0"/>
+          <w:numId w:val="15"/>
+        </w:numPr>
+        <w:rPr>
+          <w:rFonts w:ascii="Calibri Light" w:hAnsi="Calibri Light"/>
+          <w:b w:val="0"/>
+          <w:color w:val="auto"/>
+          <w:sz w:val="22"/>
+        </w:rPr>
+      </w:pPr>
+      <w:r>
+        <w:rPr>
+          <w:rFonts w:ascii="Calibri Light" w:hAnsi="Calibri Light"/>
+          <w:b w:val="0"/>
+          <w:color w:val="auto"/>
+          <w:sz w:val="22"/>
+        </w:rPr>
+        <w:t>Fixed primary-constructor edge cases, including empty primary constructors and preserving the primary constructor when a CLIPPER constructor is added</w:t>
+      </w:r>
+    </w:p>
+    <w:p>
+      <w:pPr>
+        <w:pStyle w:val="Heading1"/>
+        <w:numPr>
+          <w:ilvl w:val="0"/>
+          <w:numId w:val="15"/>
+        </w:numPr>
+        <w:rPr>
+          <w:rFonts w:ascii="Calibri Light" w:hAnsi="Calibri Light"/>
+          <w:b w:val="0"/>
+          <w:color w:val="auto"/>
+          <w:sz w:val="22"/>
+        </w:rPr>
+      </w:pPr>
+      <w:r>
+        <w:rPr>
+          <w:rFonts w:ascii="Calibri Light" w:hAnsi="Calibri Light"/>
+          <w:b w:val="0"/>
+          <w:color w:val="auto"/>
+          <w:sz w:val="22"/>
+        </w:rPr>
+        <w:t>Fixed duplicate import warnings for namespaces supplied through ImplicitNameSpace/ClassLibrary attributes, and corrected problems with LOCAL ARRAY, PUBLIC ARRAY and DIMENSION declarations</w:t>
+      </w:r>
+    </w:p>
+    <w:p>
+      <w:pPr>
+        <w:pStyle w:val="Heading2"/>
+      </w:pPr>
+      <w:r>
+        <w:lastRenderedPageBreak/>
+        <w:t>Build System</w:t>
+      </w:r>
+    </w:p>
+    <w:p>
+      <w:pPr>
+        <w:pStyle w:val="Heading1"/>
+        <w:numPr>
+          <w:ilvl w:val="0"/>
+          <w:numId w:val="15"/>
+        </w:numPr>
+        <w:rPr>
+          <w:rFonts w:ascii="Calibri Light" w:hAnsi="Calibri Light"/>
+          <w:b w:val="0"/>
+          <w:color w:val="auto"/>
+          <w:sz w:val="22"/>
+        </w:rPr>
+      </w:pPr>
+      <w:r>
+        <w:rPr>
+          <w:rFonts w:ascii="Calibri Light" w:hAnsi="Calibri Light"/>
+          <w:b w:val="0"/>
+          <w:color w:val="auto"/>
+          <w:sz w:val="22"/>
+        </w:rPr>
+        <w:t>Added support for the /fox3 compiler option</w:t>
+      </w:r>
+    </w:p>
+    <w:p>
+      <w:pPr>
+        <w:pStyle w:val="Heading1"/>
+        <w:numPr>
+          <w:ilvl w:val="0"/>
+          <w:numId w:val="15"/>
+        </w:numPr>
+        <w:rPr>
+          <w:rFonts w:ascii="Calibri Light" w:hAnsi="Calibri Light"/>
+          <w:b w:val="0"/>
+          <w:color w:val="auto"/>
+          <w:sz w:val="22"/>
+        </w:rPr>
+      </w:pPr>
+      <w:r>
+        <w:rPr>
+          <w:rFonts w:ascii="Calibri Light" w:hAnsi="Calibri Light"/>
+          <w:b w:val="0"/>
+          <w:color w:val="auto"/>
+          <w:sz w:val="22"/>
+        </w:rPr>
+        <w:t>Values set in Directory.Build.Props for DefaultItemExcludes are now preserved</w:t>
+      </w:r>
+    </w:p>
+    <w:p>
+      <w:pPr>
+        <w:pStyle w:val="Heading1"/>
+        <w:numPr>
+          <w:ilvl w:val="0"/>
+          <w:numId w:val="15"/>
+        </w:numPr>
+        <w:rPr>
+          <w:rFonts w:ascii="Calibri Light" w:hAnsi="Calibri Light"/>
+          <w:b w:val="0"/>
+          <w:color w:val="auto"/>
+          <w:sz w:val="22"/>
+        </w:rPr>
+      </w:pPr>
+      <w:r>
+        <w:rPr>
+          <w:rFonts w:ascii="Calibri Light" w:hAnsi="Calibri Light"/>
+          <w:b w:val="0"/>
+          <w:color w:val="auto"/>
+          <w:sz w:val="22"/>
+        </w:rPr>
+        <w:t>Output folders are now excluded from the default globs</w:t>
+      </w:r>
+    </w:p>
+    <w:p>
+      <w:pPr>
+        <w:pStyle w:val="Heading1"/>
+        <w:numPr>
+          <w:ilvl w:val="0"/>
+          <w:numId w:val="15"/>
+        </w:numPr>
+        <w:rPr>
+          <w:rFonts w:ascii="Calibri Light" w:hAnsi="Calibri Light"/>
+          <w:b w:val="0"/>
+          <w:color w:val="auto"/>
+          <w:sz w:val="22"/>
+        </w:rPr>
+      </w:pPr>
+      <w:r>
+        <w:rPr>
+          <w:rFonts w:ascii="Calibri Light" w:hAnsi="Calibri Light"/>
+          <w:b w:val="0"/>
+          <w:color w:val="auto"/>
+          <w:sz w:val="22"/>
+        </w:rPr>
+        <w:t>Prevent automatic setting from Windows platform for SDK projects</w:t>
+      </w:r>
+    </w:p>
+    <w:p>
+      <w:pPr>
+        <w:pStyle w:val="Heading2"/>
+      </w:pPr>
+      <w:r>
+        <w:t>Runtime</w:t>
+      </w:r>
+    </w:p>
+    <w:p>
+      <w:pPr>
+        <w:pStyle w:val="Heading3"/>
+      </w:pPr>
+      <w:r>
+        <w:t>New Features</w:t>
+      </w:r>
+    </w:p>
+    <w:p>
+      <w:pPr>
+        <w:pStyle w:val="Heading1"/>
+        <w:numPr>
+          <w:ilvl w:val="0"/>
+          <w:numId w:val="15"/>
+        </w:numPr>
+        <w:rPr>
+          <w:rFonts w:ascii="Calibri Light" w:hAnsi="Calibri Light"/>
+          <w:b w:val="0"/>
+          <w:color w:val="auto"/>
+          <w:sz w:val="22"/>
+        </w:rPr>
+      </w:pPr>
+      <w:r>
+        <w:rPr>
+          <w:rFonts w:ascii="Calibri Light" w:hAnsi="Calibri Light"/>
+          <w:b w:val="0"/>
+          <w:color w:val="auto"/>
+          <w:sz w:val="22"/>
+        </w:rPr>
+        <w:t>Added GETPRINTER(), PUTFILE(), LOCFILE() and INPUTBOX(), and completed WAIT WINDOW support (#1997, #1996)</w:t>
+      </w:r>
+    </w:p>
+    <w:p>
+      <w:pPr>
+        <w:pStyle w:val="Heading1"/>
+        <w:numPr>
+          <w:ilvl w:val="0"/>
+          <w:numId w:val="15"/>
+        </w:numPr>
+        <w:rPr>
+          <w:rFonts w:ascii="Calibri Light" w:hAnsi="Calibri Light"/>
+          <w:b w:val="0"/>
+          <w:color w:val="auto"/>
+          <w:sz w:val="22"/>
+        </w:rPr>
+      </w:pPr>
+      <w:r>
+        <w:rPr>
+          <w:rFonts w:ascii="Calibri Light" w:hAnsi="Calibri Light"/>
+          <w:b w:val="0"/>
+          <w:color w:val="auto"/>
+          <w:sz w:val="22"/>
+        </w:rPr>
+        <w:t>Added VFP introspection functions and improved command coverage by absorbing CLEAR and RELEASE support (#1999, #2001)</w:t>
+      </w:r>
+    </w:p>
+    <w:p>
+      <w:pPr>
+        <w:pStyle w:val="Heading1"/>
+        <w:numPr>
+          <w:ilvl w:val="0"/>
+          <w:numId w:val="15"/>
+        </w:numPr>
+        <w:rPr>
+          <w:rFonts w:ascii="Calibri Light" w:hAnsi="Calibri Light"/>
+          <w:b w:val="0"/>
+          <w:color w:val="auto"/>
+          <w:sz w:val="22"/>
+        </w:rPr>
+      </w:pPr>
+      <w:r>
+        <w:rPr>
+          <w:rFonts w:ascii="Calibri Light" w:hAnsi="Calibri Light"/>
+          <w:b w:val="0"/>
+          <w:color w:val="auto"/>
+          <w:sz w:val="22"/>
+        </w:rPr>
+        <w:t>Implemented ATAGINFO(), XMLTOCURSOR(), CURSORTOXML(), KEYMATCH(), LOOKUP() and basic NEWOBJECT() support in the VFP runtime (#2087, #2070, #2016, #2004, #2003)</w:t>
+      </w:r>
+    </w:p>
+    <w:p>
+      <w:pPr>
+        <w:pStyle w:val="Heading1"/>
+        <w:numPr>
+          <w:ilvl w:val="0"/>
+          <w:numId w:val="15"/>
+        </w:numPr>
+        <w:rPr>
+          <w:rFonts w:ascii="Calibri Light" w:hAnsi="Calibri Light"/>
+          <w:b w:val="0"/>
+          <w:color w:val="auto"/>
+          <w:sz w:val="22"/>
+        </w:rPr>
+      </w:pPr>
+      <w:r>
+        <w:rPr>
+          <w:rFonts w:ascii="Calibri Light" w:hAnsi="Calibri Light"/>
+          <w:b w:val="0"/>
+          <w:color w:val="auto"/>
+          <w:sz w:val="22"/>
+        </w:rPr>
+        <w:t>Added _TALLY support for COUNT, REPLACE, DELETE, RECALL, SUM and AVERAGE (#2062, #2074)</w:t>
+      </w:r>
+    </w:p>
+    <w:p>
+      <w:pPr>
+        <w:pStyle w:val="Heading1"/>
+        <w:numPr>
+          <w:ilvl w:val="0"/>
+          <w:numId w:val="15"/>
+        </w:numPr>
+        <w:rPr>
+          <w:rFonts w:ascii="Calibri Light" w:hAnsi="Calibri Light"/>
+          <w:b w:val="0"/>
+          <w:color w:val="auto"/>
+          <w:sz w:val="22"/>
+        </w:rPr>
+      </w:pPr>
+      <w:r>
+        <w:rPr>
+          <w:rFonts w:ascii="Calibri Light" w:hAnsi="Calibri Light"/>
+          <w:b w:val="0"/>
+          <w:color w:val="auto"/>
+          <w:sz w:val="22"/>
+        </w:rPr>
+        <w:t>Expanded VFP database support with CLOSE DATABASES/CLOSE TABLES and DBC commands such as ADD TABLE, REMOVE TABLE and RENAME TABLE, plus support for long DBC field names</w:t>
+      </w:r>
+    </w:p>
+    <w:p>
+      <w:pPr>
+        <w:pStyle w:val="Heading1"/>
+        <w:numPr>
+          <w:ilvl w:val="0"/>
+          <w:numId w:val="15"/>
+        </w:numPr>
+        <w:rPr>
+          <w:rFonts w:ascii="Calibri Light" w:hAnsi="Calibri Light"/>
+          <w:b w:val="0"/>
+          <w:color w:val="auto"/>
+          <w:sz w:val="22"/>
+        </w:rPr>
+      </w:pPr>
+      <w:r>
+        <w:rPr>
+          <w:rFonts w:ascii="Calibri Light" w:hAnsi="Calibri Light"/>
+          <w:b w:val="0"/>
+          <w:color w:val="auto"/>
+          <w:sz w:val="22"/>
+        </w:rPr>
+        <w:t>Expanded XSharp.VFP.UI with ON KEY LABEL support, FormSet constructors, additional control properties, dynamic colors, and broader Grid and Menu support</w:t>
+      </w:r>
+    </w:p>
+    <w:p>
+      <w:pPr>
+        <w:pStyle w:val="Heading3"/>
+      </w:pPr>
+      <w:r>
+        <w:t>Bug Fixes</w:t>
+      </w:r>
+    </w:p>
+    <w:p>
+      <w:pPr>
+        <w:numPr>
+          <w:ilvl w:val="0"/>
+          <w:numId w:val="2"/>
+        </w:numPr>
+      </w:pPr>
+      <w:r>
+        <w:t>Fixed VFP command compatibility issues in CAST(),</w:t>
+      </w:r>
+      <w:r>
+        <w:rPr>
+          <w:rFonts w:ascii="Arial" w:hAnsi="Arial"/>
+          <w:b/>
+          <w:color w:val="0000FF"/>
+          <w:sz w:val="32"/>
+        </w:rPr>
+        <w:t xml:space="preserve"> </w:t>
+      </w:r>
+      <w:r>
+        <w:t>REPLACE default scope, SET DATE, SET SECONDS, COPY MEMO, IN-clause parsing, WAIT WINDOW message ordering, and SYSMETRIC() (#2013, #2008, #2038, #2030, #2017, #2029, #2053, #2065)</w:t>
+      </w:r>
+    </w:p>
+    <w:p>
+      <w:pPr>
+        <w:numPr>
+          <w:ilvl w:val="0"/>
+          <w:numId w:val="2"/>
+        </w:numPr>
+      </w:pPr>
+      <w:r>
+        <w:t>Fixed SQLRDD crashes and data-integrity issues around reconnects, paging and EOF handling, delete and flush behavior, NULL and nullable ADS compatibility, tag lookup, index creation, Date and DateTime detection, and null-DataTable handling (#2035, #2044, #2050, #2058, #1984)</w:t>
+      </w:r>
+    </w:p>
+    <w:p>
+      <w:pPr>
+        <w:numPr>
+          <w:ilvl w:val="0"/>
+          <w:numId w:val="2"/>
+        </w:numPr>
+      </w:pPr>
+      <w:r>
+        <w:t>Fixed FoxPro member-access and macro-compiler problems involving protected, private and static members, qualified static references, and NEWOBJECT() initialization parameters (#2056, #2057, #2039)</w:t>
+      </w:r>
+    </w:p>
+    <w:p>
+      <w:pPr>
+        <w:numPr>
+          <w:ilvl w:val="0"/>
+          <w:numId w:val="2"/>
+        </w:numPr>
+      </w:pPr>
+      <w:r>
+        <w:t>Fixed Dbc.FindTable() to accept either an alias or a file name, and corrected long field-name collisions in DBFs</w:t>
+      </w:r>
+    </w:p>
+    <w:p>
+      <w:pPr>
+        <w:numPr>
+          <w:ilvl w:val="0"/>
+          <w:numId w:val="2"/>
+        </w:numPr>
+      </w:pPr>
+      <w:r>
+        <w:t>Fixed several XSharp.VFP.UI problems in grids, record-pointer preservation, transparent controls, shapes, shortcut popups, property casing, InputMask and Format handling, and icon and form behavior</w:t>
+      </w:r>
+    </w:p>
+    <w:p>
+      <w:pPr>
+        <w:numPr>
+          <w:ilvl w:val="0"/>
+          <w:numId w:val="2"/>
+        </w:numPr>
+      </w:pPr>
+      <w:r>
+        <w:t>Fixed wrong file offsets during shared file access on .NET 6 and later (#2082)</w:t>
+      </w:r>
+    </w:p>
+    <w:p>
+      <w:pPr>
+        <w:pStyle w:val="Heading2"/>
+      </w:pPr>
+      <w:r>
+        <w:t>Visual Studio Integration</w:t>
+      </w:r>
+    </w:p>
+    <w:p>
+      <w:pPr>
+        <w:pStyle w:val="Heading3"/>
+      </w:pPr>
+      <w:r>
+        <w:t>New Features</w:t>
+      </w:r>
+    </w:p>
+    <w:p>
+      <w:pPr>
+        <w:numPr>
+          <w:ilvl w:val="0"/>
+          <w:numId w:val="2"/>
+        </w:numPr>
+      </w:pPr>
+      <w:r>
+        <w:t xml:space="preserve">(Experimental) Added a WinForms Designer shadow-project bridge for SDK-style projects, including automatic synchronization on save and cleanup when projects close. This will be used for projects targeting .Net 8 and later. For .Net 4 the internal designer is used. The IDE will create a C# project with the same references and will cross compile the X# code to C# so it can be </w:t>
+      </w:r>
+      <w:r>
+        <w:lastRenderedPageBreak/>
+        <w:t>designed. Changes in the form will be cross compiled back to X# and double clicking event handlers will open the X# source files.</w:t>
+      </w:r>
+    </w:p>
+    <w:p>
+      <w:pPr>
+        <w:numPr>
+          <w:ilvl w:val="0"/>
+          <w:numId w:val="2"/>
+        </w:numPr>
+      </w:pPr>
+      <w:r>
+        <w:t>Added SDK-style project reference management in the IDE, including "Add Assembly Reference", "Add Project Reference" and Dependencies-node integration (#2041, #2048)</w:t>
+      </w:r>
+    </w:p>
+    <w:p>
+      <w:pPr>
+        <w:numPr>
+          <w:ilvl w:val="0"/>
+          <w:numId w:val="2"/>
+        </w:numPr>
+      </w:pPr>
+      <w:r>
+        <w:t>Added Target OS and runtime-identifier support to the SDK-style project property pages for modern .NET targets</w:t>
+      </w:r>
+    </w:p>
+    <w:p>
+      <w:pPr>
+        <w:numPr>
+          <w:ilvl w:val="0"/>
+          <w:numId w:val="2"/>
+        </w:numPr>
+      </w:pPr>
+      <w:r>
+        <w:t>Updated Visual Studio integration for the new FoxPro and XBaseNet compiler options, including /fox3-aware settings and parser support for newer language constructs</w:t>
+      </w:r>
+    </w:p>
+    <w:p>
+      <w:pPr>
+        <w:numPr>
+          <w:ilvl w:val="0"/>
+          <w:numId w:val="2"/>
+        </w:numPr>
+      </w:pPr>
+      <w:r>
+        <w:t>Added support for primary constructors and static interface constructors</w:t>
+      </w:r>
+    </w:p>
+    <w:p>
+      <w:pPr>
+        <w:pStyle w:val="Heading3"/>
+      </w:pPr>
+      <w:r>
+        <w:t>Bug Fixes</w:t>
+      </w:r>
+    </w:p>
+    <w:p>
+      <w:pPr>
+        <w:numPr>
+          <w:ilvl w:val="0"/>
+          <w:numId w:val="2"/>
+        </w:numPr>
+      </w:pPr>
+      <w:r>
+        <w:t>Fixed deadlocks and hangs when opening solutions or resolving references, including startup and open-from-command-line cases and UI-thread reference resolution (#2046, #2066)</w:t>
+      </w:r>
+    </w:p>
+    <w:p>
+      <w:pPr>
+        <w:numPr>
+          <w:ilvl w:val="0"/>
+          <w:numId w:val="2"/>
+        </w:numPr>
+      </w:pPr>
+      <w:r>
+        <w:t>Reduced UI-thread marshalling and code-model database lock contention, which improves responsiveness and SDK-style project load performance (#2084, #2043)</w:t>
+      </w:r>
+    </w:p>
+    <w:p>
+      <w:pPr>
+        <w:numPr>
+          <w:ilvl w:val="0"/>
+          <w:numId w:val="2"/>
+        </w:numPr>
+      </w:pPr>
+      <w:r>
+        <w:t>Fixed SDK-style NuGet restore and property-page handling for target frameworks with embedded platform identifiers such as net8-windows (#2085)</w:t>
+      </w:r>
+    </w:p>
+    <w:p>
+      <w:pPr>
+        <w:numPr>
+          <w:ilvl w:val="0"/>
+          <w:numId w:val="2"/>
+        </w:numPr>
+      </w:pPr>
+      <w:r>
+        <w:t>Improved handling of missing project files and prevented several exceptions and hierarchy hangs in the project system and designer support</w:t>
+      </w:r>
+    </w:p>
+    <w:p>
+      <w:pPr>
+        <w:numPr>
+          <w:ilvl w:val="0"/>
+          <w:numId w:val="2"/>
+        </w:numPr>
+      </w:pPr>
+      <w:r>
+        <w:t>Fixed the completion "Max Entries" option resetting to 25 (#2088)</w:t>
+      </w:r>
+    </w:p>
+    <w:p>
+      <w:pPr>
+        <w:numPr>
+          <w:ilvl w:val="0"/>
+          <w:numId w:val="2"/>
+        </w:numPr>
+      </w:pPr>
+      <w:r>
+        <w:t>Building for the Windows platform inside VS would create a project.assets.json file with target that did not have the platform (for example "net8.0" instead of "net8.0-windows". Building the same project from the DotNet CLI was working correctly. This is an issue in the NuGet support inside VS. We are now calling the DotNet CLI to restore the project.</w:t>
+      </w:r>
+    </w:p>
+    <w:p>
+      <w:pPr>
+        <w:pStyle w:val="Heading2"/>
+      </w:pPr>
+      <w:r>
+        <w:t>VFPExporter</w:t>
+      </w:r>
+    </w:p>
+    <w:p>
+      <w:pPr>
+        <w:pStyle w:val="Heading3"/>
+      </w:pPr>
+      <w:r>
+        <w:t>New Features</w:t>
+      </w:r>
+    </w:p>
+    <w:p>
+      <w:pPr>
+        <w:numPr>
+          <w:ilvl w:val="0"/>
+          <w:numId w:val="2"/>
+        </w:numPr>
+      </w:pPr>
+      <w:r>
+        <w:t>Added a KeepFolderStructure option so exported projects can preserve the original VFP folder tree</w:t>
+      </w:r>
+    </w:p>
+    <w:p>
+      <w:pPr>
+        <w:numPr>
+          <w:ilvl w:val="0"/>
+          <w:numId w:val="2"/>
+        </w:numPr>
+      </w:pPr>
+      <w:r>
+        <w:t>Added support for saving exported projects in XIDE format</w:t>
+      </w:r>
+    </w:p>
+    <w:p>
+      <w:pPr>
+        <w:numPr>
+          <w:ilvl w:val="0"/>
+          <w:numId w:val="2"/>
+        </w:numPr>
+      </w:pPr>
+      <w:r>
+        <w:t>Added options to export each VFP library as its own project, with dependency-aware ordering, and added basic Function, Form and Menu start-point generation</w:t>
+      </w:r>
+    </w:p>
+    <w:p>
+      <w:pPr>
+        <w:numPr>
+          <w:ilvl w:val="0"/>
+          <w:numId w:val="2"/>
+        </w:numPr>
+      </w:pPr>
+      <w:r>
+        <w:t>Added WITH/ENDWITH expansion during export, plus better ClassName-prefix handling and prefix-aware CreateObject() generation</w:t>
+      </w:r>
+    </w:p>
+    <w:p>
+      <w:pPr>
+        <w:numPr>
+          <w:ilvl w:val="0"/>
+          <w:numId w:val="2"/>
+        </w:numPr>
+      </w:pPr>
+      <w:r>
+        <w:t>Added PageFrame and Page typed-class export, plus ReportListener support</w:t>
+      </w:r>
+    </w:p>
+    <w:p>
+      <w:pPr>
+        <w:numPr>
+          <w:ilvl w:val="0"/>
+          <w:numId w:val="2"/>
+        </w:numPr>
+      </w:pPr>
+      <w:r>
+        <w:t>Added DBC metadata injection during export (Caption, InputMask and Format) and copying of DBC-owned tables and companion files</w:t>
+      </w:r>
+    </w:p>
+    <w:p>
+      <w:pPr>
+        <w:numPr>
+          <w:ilvl w:val="0"/>
+          <w:numId w:val="2"/>
+        </w:numPr>
+      </w:pPr>
+      <w:r>
+        <w:t>Expanded code conversion and menu and report support by normalizing legacy =&lt; and =&gt; operators, handling alias/type collisions, commenting out EXTERNAL and DLL DECLARE statements, and adding extra VFP, menu and report UDC coverage</w:t>
+      </w:r>
+    </w:p>
+    <w:p>
+      <w:pPr>
+        <w:pStyle w:val="Heading1"/>
+        <w:rPr>
+          <w:bCs/>
+        </w:rPr>
+      </w:pPr>
+      <w:r>
+        <w:rPr>
+          <w:bCs/>
+        </w:rPr>
+        <w:t>Bug Fixes</w:t>
+      </w:r>
+    </w:p>
+    <w:p>
+      <w:pPr>
+        <w:numPr>
+          <w:ilvl w:val="0"/>
+          <w:numId w:val="2"/>
+        </w:numPr>
+      </w:pPr>
+      <w:r>
+        <w:t>Fixed exported VFP universe metadata to include FNAME() and FATTRIB() (#2015)</w:t>
+      </w:r>
+    </w:p>
+    <w:p>
+      <w:pPr>
+        <w:numPr>
+          <w:ilvl w:val="0"/>
+          <w:numId w:val="2"/>
+        </w:numPr>
+      </w:pPr>
+      <w:r>
+        <w:t>Fixed SET SKIP conversion and improved continuing-line and comment handling during export</w:t>
+      </w:r>
+    </w:p>
+    <w:p>
+      <w:pPr>
+        <w:numPr>
+          <w:ilvl w:val="0"/>
+          <w:numId w:val="2"/>
+        </w:numPr>
+      </w:pPr>
+      <w:r>
+        <w:t>Fixed output-folder handling, destination-folder cleanup, file-deletion messages, and missing ColorProperties.json deployment</w:t>
+      </w:r>
+    </w:p>
+    <w:p>
+      <w:pPr>
+        <w:numPr>
+          <w:ilvl w:val="0"/>
+          <w:numId w:val="2"/>
+        </w:numPr>
+      </w:pPr>
+      <w:r>
+        <w:t>Fixed PropRules for RightToLeft, BorderStyle, DisabledColors, Icon, Picture, and dotted child-property overrides</w:t>
+      </w:r>
+    </w:p>
+    <w:p>
+      <w:pPr>
+        <w:numPr>
+          <w:ilvl w:val="0"/>
+          <w:numId w:val="2"/>
+        </w:numPr>
+      </w:pPr>
+      <w:r>
+        <w:lastRenderedPageBreak/>
+        <w:t>Fixed event-handler generation for multi-line LPARAMETERS and OptionGroup sub-control event names</w:t>
+      </w:r>
+    </w:p>
+    <w:p>
+      <w:pPr>
+        <w:numPr>
+          <w:ilvl w:val="0"/>
+          <w:numId w:val="2"/>
+        </w:numPr>
+      </w:pPr>
+      <w:r>
+        <w:t>Fixed FormSet, form and menu export problems, menu MNX parsing and captions, generated project-reference paths, and DBC and DBF runtime path handling for free tables and OPEN DATABASE</w:t>
+      </w:r>
+    </w:p>
+    <w:p/>
     <w:p>
       <w:pPr>
         <w:pStyle w:val="Heading1"/>
@@ -257,7 +1188,7 @@
       <w:pPr>
         <w:numPr>
           <w:ilvl w:val="0"/>
-          <w:numId w:val="26"/>
+          <w:numId w:val="2"/>
         </w:numPr>
       </w:pPr>
       <w:r>
@@ -272,7 +1203,7 @@
       <w:pPr>
         <w:numPr>
           <w:ilvl w:val="0"/>
-          <w:numId w:val="26"/>
+          <w:numId w:val="2"/>
         </w:numPr>
       </w:pPr>
       <w:r>
@@ -283,7 +1214,7 @@
       <w:pPr>
         <w:numPr>
           <w:ilvl w:val="0"/>
-          <w:numId w:val="26"/>
+          <w:numId w:val="2"/>
         </w:numPr>
       </w:pPr>
       <w:r>
@@ -294,7 +1225,7 @@
       <w:pPr>
         <w:numPr>
           <w:ilvl w:val="0"/>
-          <w:numId w:val="26"/>
+          <w:numId w:val="2"/>
         </w:numPr>
       </w:pPr>
       <w:r>
@@ -305,7 +1236,7 @@
       <w:pPr>
         <w:numPr>
           <w:ilvl w:val="0"/>
-          <w:numId w:val="26"/>
+          <w:numId w:val="2"/>
         </w:numPr>
       </w:pPr>
       <w:r>
@@ -322,7 +1253,7 @@
       <w:pPr>
         <w:numPr>
           <w:ilvl w:val="0"/>
-          <w:numId w:val="26"/>
+          <w:numId w:val="2"/>
         </w:numPr>
       </w:pPr>
       <w:r>
@@ -350,7 +1281,7 @@
       <w:pPr>
         <w:numPr>
           <w:ilvl w:val="0"/>
-          <w:numId w:val="27"/>
+          <w:numId w:val="3"/>
         </w:numPr>
       </w:pPr>
       <w:r>
@@ -361,7 +1292,7 @@
       <w:pPr>
         <w:numPr>
           <w:ilvl w:val="0"/>
-          <w:numId w:val="27"/>
+          <w:numId w:val="3"/>
         </w:numPr>
       </w:pPr>
       <w:r>
@@ -372,91 +1303,94 @@
       <w:pPr>
         <w:numPr>
           <w:ilvl w:val="0"/>
-          <w:numId w:val="27"/>
-        </w:numPr>
-      </w:pPr>
+          <w:numId w:val="3"/>
+        </w:numPr>
+      </w:pPr>
+      <w:r>
+        <w:t>Fixed an “Failed to emit module” error when the code contains an expression in the form of “UnnamedType.Property” or “UnnamedType.Method()” when the “allowdot” compiler option is enabled.</w:t>
+      </w:r>
+    </w:p>
+    <w:p>
+      <w:pPr>
+        <w:numPr>
+          <w:ilvl w:val="0"/>
+          <w:numId w:val="3"/>
+        </w:numPr>
+      </w:pPr>
+      <w:r>
+        <w:t xml:space="preserve">The range expression rule in the compiler ( a .. b) allowed both sides of the dots to be empty. This has been fixed. The compiler now supports “a .. b”, “a .. “ and “ .. b” </w:t>
+      </w:r>
+    </w:p>
+    <w:p>
+      <w:pPr>
+        <w:numPr>
+          <w:ilvl w:val="0"/>
+          <w:numId w:val="3"/>
+        </w:numPr>
+      </w:pPr>
+      <w:r>
+        <w:t>Symbols and literal PSZs inside an interpolated string were not correctly processed. This has been fixed.</w:t>
+      </w:r>
+    </w:p>
+    <w:p>
+      <w:pPr>
+        <w:numPr>
+          <w:ilvl w:val="0"/>
+          <w:numId w:val="3"/>
+        </w:numPr>
+      </w:pPr>
+      <w:r>
+        <w:t>Fixed a problem with text containing semicolon inside TEXT To</w:t>
+      </w:r>
+      <w:r>
+        <w:t xml:space="preserve"> </w:t>
+      </w:r>
+      <w:r>
+        <w:t>(#1605)</w:t>
+      </w:r>
+    </w:p>
+    <w:p>
+      <w:pPr>
+        <w:numPr>
+          <w:ilvl w:val="0"/>
+          <w:numId w:val="3"/>
+        </w:numPr>
+      </w:pPr>
+      <w:r>
+        <w:t>Fixed overload resolution when a Clipper calling convention function is called with a single NULL_OBJECT argument (#1782, #1016)</w:t>
+      </w:r>
+    </w:p>
+    <w:p>
+      <w:pPr>
+        <w:numPr>
+          <w:ilvl w:val="0"/>
+          <w:numId w:val="3"/>
+        </w:numPr>
+      </w:pPr>
+      <w:r>
+        <w:t>Changed the UDC for the RECALL command, because FoxPro temporarily switches of the SetDeleted() setting during the command (#1838)</w:t>
+      </w:r>
+    </w:p>
+    <w:p>
+      <w:pPr>
+        <w:numPr>
+          <w:ilvl w:val="0"/>
+          <w:numId w:val="3"/>
+        </w:numPr>
+      </w:pPr>
+      <w:r>
+        <w:t xml:space="preserve">Prevented an assertion error when compiling in debug mode for functions with the </w:t>
+      </w:r>
       <w:r>
         <w:lastRenderedPageBreak/>
-        <w:t>Fixed an “Failed to emit module” error when the code contains an expression in the form of “UnnamedType.Property” or “UnnamedType.Method()” when the “allowdot” compiler option is enabled.</w:t>
-      </w:r>
-    </w:p>
-    <w:p>
-      <w:pPr>
-        <w:numPr>
-          <w:ilvl w:val="0"/>
-          <w:numId w:val="27"/>
-        </w:numPr>
-      </w:pPr>
-      <w:r>
-        <w:t xml:space="preserve">The range expression rule in the compiler ( a .. b) allowed both sides of the dots to be empty. This has been fixed. The compiler now supports “a .. b”, “a .. “ and “ .. b” </w:t>
-      </w:r>
-    </w:p>
-    <w:p>
-      <w:pPr>
-        <w:numPr>
-          <w:ilvl w:val="0"/>
-          <w:numId w:val="27"/>
-        </w:numPr>
-      </w:pPr>
-      <w:r>
-        <w:t>Symbols and literal PSZs inside an interpolated string were not correctly processed. This has been fixed.</w:t>
-      </w:r>
-    </w:p>
-    <w:p>
-      <w:pPr>
-        <w:numPr>
-          <w:ilvl w:val="0"/>
-          <w:numId w:val="27"/>
-        </w:numPr>
-      </w:pPr>
-      <w:r>
-        <w:t>Fixed a problem with text containing semicolon inside TEXT To</w:t>
-      </w:r>
-      <w:r>
-        <w:t xml:space="preserve"> </w:t>
-      </w:r>
-      <w:r>
-        <w:t>(#1605)</w:t>
-      </w:r>
-    </w:p>
-    <w:p>
-      <w:pPr>
-        <w:numPr>
-          <w:ilvl w:val="0"/>
-          <w:numId w:val="27"/>
-        </w:numPr>
-      </w:pPr>
-      <w:r>
-        <w:t>Fixed overload resolution when a Clipper calling convention function is called with a single NULL_OBJECT argument (#1782, #1016)</w:t>
-      </w:r>
-    </w:p>
-    <w:p>
-      <w:pPr>
-        <w:numPr>
-          <w:ilvl w:val="0"/>
-          <w:numId w:val="27"/>
-        </w:numPr>
-      </w:pPr>
-      <w:r>
-        <w:t>Changed the UDC for the RECALL command, because FoxPro temporarily switches of the SetDeleted() setting during the command (#1838)</w:t>
-      </w:r>
-    </w:p>
-    <w:p>
-      <w:pPr>
-        <w:numPr>
-          <w:ilvl w:val="0"/>
-          <w:numId w:val="27"/>
-        </w:numPr>
-      </w:pPr>
-      <w:r>
-        <w:t>Prevented an assertion error when compiling in debug mode for functions with the NeedsAccessToLocal attribute and a VOID return type (#1870)</w:t>
-      </w:r>
-    </w:p>
-    <w:p>
-      <w:pPr>
-        <w:numPr>
-          <w:ilvl w:val="0"/>
-          <w:numId w:val="27"/>
+        <w:t>NeedsAccessToLocal attribute and a VOID return type (#1870)</w:t>
+      </w:r>
+    </w:p>
+    <w:p>
+      <w:pPr>
+        <w:numPr>
+          <w:ilvl w:val="0"/>
+          <w:numId w:val="3"/>
         </w:numPr>
       </w:pPr>
       <w:r>
@@ -467,7 +1401,7 @@
       <w:pPr>
         <w:numPr>
           <w:ilvl w:val="0"/>
-          <w:numId w:val="27"/>
+          <w:numId w:val="3"/>
         </w:numPr>
       </w:pPr>
       <w:r>
@@ -478,7 +1412,7 @@
       <w:pPr>
         <w:numPr>
           <w:ilvl w:val="0"/>
-          <w:numId w:val="27"/>
+          <w:numId w:val="3"/>
         </w:numPr>
       </w:pPr>
       <w:r>
@@ -495,7 +1429,7 @@
       <w:pPr>
         <w:numPr>
           <w:ilvl w:val="0"/>
-          <w:numId w:val="27"/>
+          <w:numId w:val="3"/>
         </w:numPr>
       </w:pPr>
       <w:r>
@@ -506,7 +1440,7 @@
       <w:pPr>
         <w:numPr>
           <w:ilvl w:val="0"/>
-          <w:numId w:val="27"/>
+          <w:numId w:val="3"/>
         </w:numPr>
       </w:pPr>
       <w:r>
@@ -517,7 +1451,7 @@
       <w:pPr>
         <w:numPr>
           <w:ilvl w:val="0"/>
-          <w:numId w:val="27"/>
+          <w:numId w:val="3"/>
         </w:numPr>
       </w:pPr>
       <w:r>
@@ -550,7 +1484,7 @@
       <w:pPr>
         <w:numPr>
           <w:ilvl w:val="0"/>
-          <w:numId w:val="28"/>
+          <w:numId w:val="4"/>
         </w:numPr>
       </w:pPr>
       <w:r>
@@ -561,7 +1495,7 @@
       <w:pPr>
         <w:numPr>
           <w:ilvl w:val="0"/>
-          <w:numId w:val="28"/>
+          <w:numId w:val="4"/>
         </w:numPr>
       </w:pPr>
       <w:r>
@@ -572,7 +1506,7 @@
       <w:pPr>
         <w:numPr>
           <w:ilvl w:val="0"/>
-          <w:numId w:val="28"/>
+          <w:numId w:val="4"/>
         </w:numPr>
       </w:pPr>
       <w:r>
@@ -583,7 +1517,7 @@
       <w:pPr>
         <w:numPr>
           <w:ilvl w:val="0"/>
-          <w:numId w:val="28"/>
+          <w:numId w:val="4"/>
         </w:numPr>
       </w:pPr>
       <w:r>
@@ -600,7 +1534,7 @@
       <w:pPr>
         <w:numPr>
           <w:ilvl w:val="0"/>
-          <w:numId w:val="28"/>
+          <w:numId w:val="4"/>
         </w:numPr>
       </w:pPr>
       <w:r>
@@ -611,7 +1545,7 @@
       <w:pPr>
         <w:numPr>
           <w:ilvl w:val="0"/>
-          <w:numId w:val="28"/>
+          <w:numId w:val="4"/>
         </w:numPr>
       </w:pPr>
       <w:r>
@@ -636,7 +1570,7 @@
       <w:pPr>
         <w:numPr>
           <w:ilvl w:val="0"/>
-          <w:numId w:val="29"/>
+          <w:numId w:val="5"/>
         </w:numPr>
       </w:pPr>
       <w:r>
@@ -647,7 +1581,7 @@
       <w:pPr>
         <w:numPr>
           <w:ilvl w:val="0"/>
-          <w:numId w:val="29"/>
+          <w:numId w:val="5"/>
         </w:numPr>
       </w:pPr>
       <w:r>
@@ -658,7 +1592,7 @@
       <w:pPr>
         <w:numPr>
           <w:ilvl w:val="0"/>
-          <w:numId w:val="29"/>
+          <w:numId w:val="5"/>
         </w:numPr>
       </w:pPr>
       <w:r>
@@ -669,7 +1603,7 @@
       <w:pPr>
         <w:numPr>
           <w:ilvl w:val="0"/>
-          <w:numId w:val="29"/>
+          <w:numId w:val="5"/>
         </w:numPr>
       </w:pPr>
       <w:r>
@@ -680,11 +1614,10 @@
       <w:pPr>
         <w:numPr>
           <w:ilvl w:val="0"/>
-          <w:numId w:val="29"/>
-        </w:numPr>
-      </w:pPr>
-      <w:r>
-        <w:lastRenderedPageBreak/>
+          <w:numId w:val="5"/>
+        </w:numPr>
+      </w:pPr>
+      <w:r>
         <w:t>Fixed a NuGet error about listing “win-x86” as runtime identifier for Old style projects with package references (#1801)</w:t>
       </w:r>
     </w:p>
@@ -692,7 +1625,7 @@
       <w:pPr>
         <w:numPr>
           <w:ilvl w:val="0"/>
-          <w:numId w:val="29"/>
+          <w:numId w:val="5"/>
         </w:numPr>
       </w:pPr>
       <w:r>
@@ -728,7 +1661,11 @@
     </w:p>
     <w:p>
       <w:r>
-        <w:t xml:space="preserve">We have also moved several functions and types between Runtime DLLs, because they were not in the best possible location. </w:t>
+        <w:t xml:space="preserve">We have also moved several functions and types between Runtime DLLs, because they were not in the </w:t>
+      </w:r>
+      <w:r>
+        <w:lastRenderedPageBreak/>
+        <w:t xml:space="preserve">best possible location. </w:t>
       </w:r>
     </w:p>
     <w:p>
@@ -753,7 +1690,7 @@
       <w:pPr>
         <w:numPr>
           <w:ilvl w:val="0"/>
-          <w:numId w:val="30"/>
+          <w:numId w:val="6"/>
         </w:numPr>
       </w:pPr>
       <w:r>
@@ -764,7 +1701,7 @@
       <w:pPr>
         <w:numPr>
           <w:ilvl w:val="0"/>
-          <w:numId w:val="30"/>
+          <w:numId w:val="6"/>
         </w:numPr>
       </w:pPr>
       <w:r>
@@ -775,7 +1712,7 @@
       <w:pPr>
         <w:numPr>
           <w:ilvl w:val="0"/>
-          <w:numId w:val="30"/>
+          <w:numId w:val="6"/>
         </w:numPr>
       </w:pPr>
       <w:r>
@@ -786,7 +1723,7 @@
       <w:pPr>
         <w:numPr>
           <w:ilvl w:val="0"/>
-          <w:numId w:val="30"/>
+          <w:numId w:val="6"/>
         </w:numPr>
       </w:pPr>
       <w:r>
@@ -797,7 +1734,7 @@
       <w:pPr>
         <w:numPr>
           <w:ilvl w:val="0"/>
-          <w:numId w:val="30"/>
+          <w:numId w:val="6"/>
         </w:numPr>
       </w:pPr>
       <w:r>
@@ -808,7 +1745,7 @@
       <w:pPr>
         <w:numPr>
           <w:ilvl w:val="0"/>
-          <w:numId w:val="30"/>
+          <w:numId w:val="6"/>
         </w:numPr>
       </w:pPr>
       <w:r>
@@ -827,7 +1764,7 @@
       <w:pPr>
         <w:numPr>
           <w:ilvl w:val="0"/>
-          <w:numId w:val="31"/>
+          <w:numId w:val="7"/>
         </w:numPr>
       </w:pPr>
       <w:r>
@@ -838,7 +1775,7 @@
       <w:pPr>
         <w:numPr>
           <w:ilvl w:val="0"/>
-          <w:numId w:val="31"/>
+          <w:numId w:val="7"/>
         </w:numPr>
       </w:pPr>
       <w:r>
@@ -849,7 +1786,7 @@
       <w:pPr>
         <w:numPr>
           <w:ilvl w:val="0"/>
-          <w:numId w:val="31"/>
+          <w:numId w:val="7"/>
         </w:numPr>
       </w:pPr>
       <w:r>
@@ -860,7 +1797,7 @@
       <w:pPr>
         <w:numPr>
           <w:ilvl w:val="0"/>
-          <w:numId w:val="31"/>
+          <w:numId w:val="7"/>
         </w:numPr>
       </w:pPr>
       <w:r>
@@ -871,7 +1808,7 @@
       <w:pPr>
         <w:numPr>
           <w:ilvl w:val="0"/>
-          <w:numId w:val="31"/>
+          <w:numId w:val="7"/>
         </w:numPr>
       </w:pPr>
       <w:r>
@@ -882,7 +1819,7 @@
       <w:pPr>
         <w:numPr>
           <w:ilvl w:val="0"/>
-          <w:numId w:val="31"/>
+          <w:numId w:val="7"/>
         </w:numPr>
       </w:pPr>
       <w:r>
@@ -893,7 +1830,7 @@
       <w:pPr>
         <w:numPr>
           <w:ilvl w:val="0"/>
-          <w:numId w:val="31"/>
+          <w:numId w:val="7"/>
         </w:numPr>
       </w:pPr>
       <w:r>
@@ -904,7 +1841,7 @@
       <w:pPr>
         <w:numPr>
           <w:ilvl w:val="0"/>
-          <w:numId w:val="31"/>
+          <w:numId w:val="7"/>
         </w:numPr>
       </w:pPr>
       <w:r>
@@ -915,7 +1852,7 @@
       <w:pPr>
         <w:numPr>
           <w:ilvl w:val="0"/>
-          <w:numId w:val="31"/>
+          <w:numId w:val="7"/>
         </w:numPr>
       </w:pPr>
       <w:r>
@@ -926,7 +1863,7 @@
       <w:pPr>
         <w:numPr>
           <w:ilvl w:val="0"/>
-          <w:numId w:val="31"/>
+          <w:numId w:val="7"/>
         </w:numPr>
       </w:pPr>
       <w:r>
@@ -937,7 +1874,7 @@
       <w:pPr>
         <w:numPr>
           <w:ilvl w:val="0"/>
-          <w:numId w:val="31"/>
+          <w:numId w:val="7"/>
         </w:numPr>
       </w:pPr>
       <w:r>
@@ -948,7 +1885,7 @@
       <w:pPr>
         <w:numPr>
           <w:ilvl w:val="0"/>
-          <w:numId w:val="31"/>
+          <w:numId w:val="7"/>
         </w:numPr>
       </w:pPr>
       <w:r>
@@ -959,7 +1896,7 @@
       <w:pPr>
         <w:numPr>
           <w:ilvl w:val="0"/>
-          <w:numId w:val="31"/>
+          <w:numId w:val="7"/>
         </w:numPr>
       </w:pPr>
       <w:r>
@@ -970,7 +1907,7 @@
       <w:pPr>
         <w:numPr>
           <w:ilvl w:val="0"/>
-          <w:numId w:val="31"/>
+          <w:numId w:val="7"/>
         </w:numPr>
       </w:pPr>
       <w:r>
@@ -981,7 +1918,7 @@
       <w:pPr>
         <w:numPr>
           <w:ilvl w:val="0"/>
-          <w:numId w:val="31"/>
+          <w:numId w:val="7"/>
         </w:numPr>
       </w:pPr>
       <w:r>
@@ -999,60 +1936,693 @@
         <w:rPr>
           <w:bCs/>
         </w:rPr>
+        <w:t>XPP Dialect</w:t>
+      </w:r>
+    </w:p>
+    <w:p>
+      <w:pPr>
+        <w:numPr>
+          <w:ilvl w:val="0"/>
+          <w:numId w:val="8"/>
+        </w:numPr>
+      </w:pPr>
+      <w:r>
+        <w:t>A</w:t>
+      </w:r>
+      <w:r>
+        <w:t>dded NLS_ defines and initial implementation for the SetLocale() function</w:t>
+      </w:r>
+    </w:p>
+    <w:p>
+      <w:pPr>
+        <w:numPr>
+          <w:ilvl w:val="0"/>
+          <w:numId w:val="8"/>
+        </w:numPr>
+      </w:pPr>
+      <w:r>
+        <w:t>Fixed a late binding issue (#1836)</w:t>
+      </w:r>
+    </w:p>
+    <w:p>
+      <w:pPr>
+        <w:numPr>
+          <w:ilvl w:val="0"/>
+          <w:numId w:val="8"/>
+        </w:numPr>
+      </w:pPr>
+      <w:r>
+        <w:t>Fixed an error in a UDC</w:t>
+      </w:r>
+    </w:p>
+    <w:p>
+      <w:pPr>
+        <w:numPr>
+          <w:ilvl w:val="0"/>
+          <w:numId w:val="8"/>
+        </w:numPr>
+      </w:pPr>
+      <w:r>
+        <w:t>Added support for the Break() function  (#1961)</w:t>
+      </w:r>
+    </w:p>
+    <w:p>
+      <w:pPr>
+        <w:pStyle w:val="Heading3"/>
+        <w:rPr>
+          <w:bCs/>
+        </w:rPr>
+      </w:pPr>
+      <w:r>
+        <w:rPr>
+          <w:bCs/>
+        </w:rPr>
+        <w:t>New features the FoxPro dialect.</w:t>
+      </w:r>
+    </w:p>
+    <w:p>
+      <w:pPr>
+        <w:numPr>
+          <w:ilvl w:val="0"/>
+          <w:numId w:val="9"/>
+        </w:numPr>
+      </w:pPr>
+      <w:r>
+        <w:t>The XSharp.VFP assembly now contains function definitions for all functions from VFP, even the ones that exist in XSharp.Core and XSharp.RT. These functions will delegate the work to the implementation in the other assemblies.</w:t>
+      </w:r>
+    </w:p>
+    <w:p>
+      <w:pPr>
+        <w:numPr>
+          <w:ilvl w:val="0"/>
+          <w:numId w:val="9"/>
+        </w:numPr>
+      </w:pPr>
+      <w:r>
+        <w:t>Added an implementation of the AUsed() function (VFP)</w:t>
+      </w:r>
+    </w:p>
+    <w:p>
+      <w:pPr>
+        <w:numPr>
+          <w:ilvl w:val="0"/>
+          <w:numId w:val="9"/>
+        </w:numPr>
+      </w:pPr>
+      <w:r>
+        <w:t>The implementation of several UI related functions, such as MessageBox(), have been moved from XSharp.VFP to XSharp.VFP.UI.</w:t>
+      </w:r>
+      <w:r>
+        <w:br/>
+      </w:r>
+      <w:r>
         <w:lastRenderedPageBreak/>
-        <w:t>XPP Dialect</w:t>
-      </w:r>
-    </w:p>
-    <w:p>
-      <w:pPr>
-        <w:numPr>
-          <w:ilvl w:val="0"/>
-          <w:numId w:val="32"/>
-        </w:numPr>
-      </w:pPr>
-      <w:r>
-        <w:t>A</w:t>
-      </w:r>
-      <w:r>
-        <w:t>dded NLS_ defines and initial implementation for the SetLocale() function</w:t>
-      </w:r>
-    </w:p>
-    <w:p>
-      <w:pPr>
-        <w:numPr>
-          <w:ilvl w:val="0"/>
-          <w:numId w:val="32"/>
-        </w:numPr>
-      </w:pPr>
-      <w:r>
-        <w:t>Fixed a late binding issue (#1836)</w:t>
-      </w:r>
-    </w:p>
-    <w:p>
-      <w:pPr>
-        <w:numPr>
-          <w:ilvl w:val="0"/>
-          <w:numId w:val="32"/>
-        </w:numPr>
-      </w:pPr>
-      <w:r>
-        <w:t>Fixed an error in a UDC</w:t>
-      </w:r>
-    </w:p>
-    <w:p>
-      <w:pPr>
-        <w:numPr>
-          <w:ilvl w:val="0"/>
-          <w:numId w:val="32"/>
-        </w:numPr>
-      </w:pPr>
-      <w:r>
-        <w:t>Added support for the Break() function  (#1961)</w:t>
+        <w:t>These functions will now output to the console window when XSharp.VFP.UI cannot be found.</w:t>
+      </w:r>
+    </w:p>
+    <w:p>
+      <w:pPr>
+        <w:numPr>
+          <w:ilvl w:val="0"/>
+          <w:numId w:val="9"/>
+        </w:numPr>
+      </w:pPr>
+      <w:r>
+        <w:t>Added [FoxArrayInputParameterAttribute] and an array result stack to support functions such as AMembers(), APrinters() and AUsed()</w:t>
+      </w:r>
+    </w:p>
+    <w:p>
+      <w:pPr>
+        <w:numPr>
+          <w:ilvl w:val="0"/>
+          <w:numId w:val="9"/>
+        </w:numPr>
+      </w:pPr>
+      <w:r>
+        <w:t>Adjusted AMembers() and APrinters() to use the new array result mechanism</w:t>
+      </w:r>
+    </w:p>
+    <w:p>
+      <w:pPr>
+        <w:numPr>
+          <w:ilvl w:val="0"/>
+          <w:numId w:val="9"/>
+        </w:numPr>
+      </w:pPr>
+      <w:r>
+        <w:t>Fixed Set.Compatible default return value: it was incorrectly returning string "OFF" instead of LOGIC FALSE</w:t>
+      </w:r>
+    </w:p>
+    <w:p>
+      <w:pPr>
+        <w:numPr>
+          <w:ilvl w:val="0"/>
+          <w:numId w:val="9"/>
+        </w:numPr>
+      </w:pPr>
+      <w:r>
+        <w:t>Added Set.Compatible handler in the Set() function, supporting both string values ("ON", "OFF", "DB4") and LOGIC values</w:t>
+      </w:r>
+    </w:p>
+    <w:p>
+      <w:pPr>
+        <w:numPr>
+          <w:ilvl w:val="0"/>
+          <w:numId w:val="9"/>
+        </w:numPr>
+      </w:pPr>
+      <w:r>
+        <w:t>The DBFVFP driver now allows index expressions that contain Trim(), Ltrim(), RTrim() etc. (#1837)</w:t>
+      </w:r>
+    </w:p>
+    <w:p>
+      <w:pPr>
+        <w:numPr>
+          <w:ilvl w:val="0"/>
+          <w:numId w:val="9"/>
+        </w:numPr>
+      </w:pPr>
+      <w:r>
+        <w:t>Fixed FDate() to accept a filename parameter and return the actual last-write date of the file (#1856)</w:t>
+      </w:r>
+    </w:p>
+    <w:p>
+      <w:pPr>
+        <w:numPr>
+          <w:ilvl w:val="0"/>
+          <w:numId w:val="9"/>
+        </w:numPr>
+      </w:pPr>
+      <w:r>
+        <w:t>Fixed FTime() to accept a filename parameter and return the actual last-write time of the file (#1856)</w:t>
+      </w:r>
+    </w:p>
+    <w:p>
+      <w:pPr>
+        <w:numPr>
+          <w:ilvl w:val="0"/>
+          <w:numId w:val="9"/>
+        </w:numPr>
+      </w:pPr>
+      <w:r>
+        <w:t>Fixed FSize() VFP compatibility: when SET COMPATIBLE is ON and no work area is specified, it returns the size of the named file; when the filename has no extension, a .DBF extension is assumed (#1856)</w:t>
+      </w:r>
+    </w:p>
+    <w:p>
+      <w:pPr>
+        <w:numPr>
+          <w:ilvl w:val="0"/>
+          <w:numId w:val="9"/>
+        </w:numPr>
+      </w:pPr>
+      <w:r>
+        <w:t>Added new file functions FName() (returns the filename from a path) and FAttrib() (returns file attributes) (#1856)</w:t>
+      </w:r>
+    </w:p>
+    <w:p>
+      <w:pPr>
+        <w:numPr>
+          <w:ilvl w:val="0"/>
+          <w:numId w:val="9"/>
+        </w:numPr>
+      </w:pPr>
+      <w:r>
+        <w:t>Fixed COPY TO ARRAY (#1857)</w:t>
+      </w:r>
+    </w:p>
+    <w:p>
+      <w:pPr>
+        <w:numPr>
+          <w:ilvl w:val="0"/>
+          <w:numId w:val="9"/>
+        </w:numPr>
+      </w:pPr>
+      <w:r>
+        <w:t>Added the [NeedsAccessToLocals] attribute to VFP Macro Wrapper functions to preserve correct macro evaluation behavior (#1858)</w:t>
+      </w:r>
+    </w:p>
+    <w:p>
+      <w:pPr>
+        <w:numPr>
+          <w:ilvl w:val="0"/>
+          <w:numId w:val="9"/>
+        </w:numPr>
+      </w:pPr>
+      <w:r>
+        <w:t>Added SET POINT and SET SEPARATOR support (#1867, #1883)</w:t>
+      </w:r>
+    </w:p>
+    <w:p>
+      <w:pPr>
+        <w:numPr>
+          <w:ilvl w:val="0"/>
+          <w:numId w:val="9"/>
+        </w:numPr>
+      </w:pPr>
+      <w:r>
+        <w:t>Fixed RELEASE ALL LIKE when a quoted pattern is used in the skeleton (#1870)</w:t>
+      </w:r>
+    </w:p>
+    <w:p>
+      <w:pPr>
+        <w:numPr>
+          <w:ilvl w:val="0"/>
+          <w:numId w:val="9"/>
+        </w:numPr>
+      </w:pPr>
+      <w:r>
+        <w:t>Added support for the SET BELL TO command (the command is accepted and ignored, matching VFP behavior) (#1874)</w:t>
+      </w:r>
+    </w:p>
+    <w:p>
+      <w:pPr>
+        <w:numPr>
+          <w:ilvl w:val="0"/>
+          <w:numId w:val="9"/>
+        </w:numPr>
+      </w:pPr>
+      <w:r>
+        <w:t>Implemented NORMALIZE() and DISPLAYPATH() functions (#1880)</w:t>
+      </w:r>
+    </w:p>
+    <w:p>
+      <w:pPr>
+        <w:numPr>
+          <w:ilvl w:val="0"/>
+          <w:numId w:val="9"/>
+        </w:numPr>
+      </w:pPr>
+      <w:r>
+        <w:t>Fixed VARTYPE() throwing exceptions for undeclared variables (#1882)</w:t>
+      </w:r>
+    </w:p>
+    <w:p>
+      <w:pPr>
+        <w:numPr>
+          <w:ilvl w:val="0"/>
+          <w:numId w:val="9"/>
+        </w:numPr>
+      </w:pPr>
+      <w:r>
+        <w:t>Fixed SET DEFAULT TO command paths and working directory handling (#1884)</w:t>
+      </w:r>
+    </w:p>
+    <w:p>
+      <w:pPr>
+        <w:numPr>
+          <w:ilvl w:val="0"/>
+          <w:numId w:val="9"/>
+        </w:numPr>
+      </w:pPr>
+      <w:r>
+        <w:t>Implemented Lock(), RLock(), FLock() and UnLock() for SQLRDD (#1885)</w:t>
+      </w:r>
+    </w:p>
+    <w:p>
+      <w:pPr>
+        <w:numPr>
+          <w:ilvl w:val="0"/>
+          <w:numId w:val="9"/>
+        </w:numPr>
+      </w:pPr>
+      <w:r>
+        <w:t>VFP GUI provider now loads dynamically via AssemblyHelper (#1888)</w:t>
+      </w:r>
+    </w:p>
+    <w:p>
+      <w:pPr>
+        <w:numPr>
+          <w:ilvl w:val="0"/>
+          <w:numId w:val="9"/>
+        </w:numPr>
+      </w:pPr>
+      <w:r>
+        <w:t>Fixed RELEASE ALL LIKE when quoted patterns are passed in the skeleton (#1889)</w:t>
+      </w:r>
+    </w:p>
+    <w:p>
+      <w:pPr>
+        <w:numPr>
+          <w:ilvl w:val="0"/>
+          <w:numId w:val="9"/>
+        </w:numPr>
+      </w:pPr>
+      <w:r>
+        <w:t>Added missing parameterless and IntPtr overloads for F* file functions (#1890)</w:t>
+      </w:r>
+    </w:p>
+    <w:p>
+      <w:pPr>
+        <w:numPr>
+          <w:ilvl w:val="0"/>
+          <w:numId w:val="9"/>
+        </w:numPr>
+      </w:pPr>
+      <w:r>
+        <w:t>Fixed SET MEMOWIDTH, SYSMETRIC and COPY TO ARRAY (#1891)</w:t>
+      </w:r>
+    </w:p>
+    <w:p>
+      <w:pPr>
+        <w:numPr>
+          <w:ilvl w:val="0"/>
+          <w:numId w:val="9"/>
+        </w:numPr>
+      </w:pPr>
+      <w:r>
+        <w:t>Refined SET('DEFAULT') and SET('DIRECTORY') (#1892)</w:t>
+      </w:r>
+    </w:p>
+    <w:p>
+      <w:pPr>
+        <w:numPr>
+          <w:ilvl w:val="0"/>
+          <w:numId w:val="9"/>
+        </w:numPr>
+      </w:pPr>
+      <w:r>
+        <w:t>Implemented FCHSIZE() and VFP-compatible BINTOC() / CTOBIN() (#1893)</w:t>
+      </w:r>
+    </w:p>
+    <w:p>
+      <w:pPr>
+        <w:numPr>
+          <w:ilvl w:val="0"/>
+          <w:numId w:val="9"/>
+        </w:numPr>
+      </w:pPr>
+      <w:r>
+        <w:t>Fixed SYSMETRIC() calls, SET MEMOWIDTH typo, and SET DEFAULT/DIRECTORY initialization issues at startup (#1894)</w:t>
+      </w:r>
+    </w:p>
+    <w:p>
+      <w:pPr>
+        <w:numPr>
+          <w:ilvl w:val="0"/>
+          <w:numId w:val="9"/>
+        </w:numPr>
+      </w:pPr>
+      <w:r>
+        <w:t>Fixed MemoHelpers.MAX_WIDTH to be a dynamic property (#1895)</w:t>
+      </w:r>
+    </w:p>
+    <w:p>
+      <w:pPr>
+        <w:numPr>
+          <w:ilvl w:val="0"/>
+          <w:numId w:val="9"/>
+        </w:numPr>
+      </w:pPr>
+      <w:r>
+        <w:t>Implemented GETDIR(), GETFILE() and GETPICT() dialog functions (#1896)</w:t>
+      </w:r>
+    </w:p>
+    <w:p>
+      <w:pPr>
+        <w:numPr>
+          <w:ilvl w:val="0"/>
+          <w:numId w:val="9"/>
+        </w:numPr>
+      </w:pPr>
+      <w:r>
+        <w:t>Fixed MESSAGEBOX() timeout issue and implemented dynamic parameter handling (#1897)</w:t>
+      </w:r>
+    </w:p>
+    <w:p>
+      <w:pPr>
+        <w:numPr>
+          <w:ilvl w:val="0"/>
+          <w:numId w:val="9"/>
+        </w:numPr>
+      </w:pPr>
+      <w:r>
+        <w:t>Implemented DIR/DIRECTORY command with output parity to VFP (#1900)</w:t>
+      </w:r>
+    </w:p>
+    <w:p>
+      <w:pPr>
+        <w:numPr>
+          <w:ilvl w:val="0"/>
+          <w:numId w:val="9"/>
+        </w:numPr>
+      </w:pPr>
+      <w:r>
+        <w:t>Implemented SET DEVICE TO FILE redirection (#1901)</w:t>
+      </w:r>
+    </w:p>
+    <w:p>
+      <w:pPr>
+        <w:numPr>
+          <w:ilvl w:val="0"/>
+          <w:numId w:val="9"/>
+        </w:numPr>
+      </w:pPr>
+      <w:r>
+        <w:t>Implemented ISPEN() (returns FALSE — no Tablet support) and IMESTATUS() (returns 0 — no IME support) (#1924)</w:t>
+      </w:r>
+    </w:p>
+    <w:p>
+      <w:pPr>
+        <w:numPr>
+          <w:ilvl w:val="0"/>
+          <w:numId w:val="9"/>
+        </w:numPr>
+      </w:pPr>
+      <w:r>
+        <w:t>Implemented PROW() and PCOL() printer position functions (#1925)</w:t>
+      </w:r>
+    </w:p>
+    <w:p>
+      <w:pPr>
+        <w:numPr>
+          <w:ilvl w:val="0"/>
+          <w:numId w:val="9"/>
+        </w:numPr>
+      </w:pPr>
+      <w:r>
+        <w:t>Implemented TXNLEVEL() which returns the current transaction nesting level (#1927)</w:t>
+      </w:r>
+    </w:p>
+    <w:p>
+      <w:pPr>
+        <w:numPr>
+          <w:ilvl w:val="0"/>
+          <w:numId w:val="9"/>
+        </w:numPr>
+      </w:pPr>
+      <w:r>
+        <w:t>Implemented ISMEMOFETCHED(); for local DBF data, memo fields are always considered fetched (#1931)</w:t>
+      </w:r>
+    </w:p>
+    <w:p>
+      <w:pPr>
+        <w:numPr>
+          <w:ilvl w:val="0"/>
+          <w:numId w:val="9"/>
+        </w:numPr>
+      </w:pPr>
+      <w:r>
+        <w:lastRenderedPageBreak/>
+        <w:t>Fixed CREATE TABLE when the table name includes a path; the alias is now derived from the file name without the directory part (#1938)</w:t>
+      </w:r>
+    </w:p>
+    <w:p>
+      <w:pPr>
+        <w:numPr>
+          <w:ilvl w:val="0"/>
+          <w:numId w:val="9"/>
+        </w:numPr>
+      </w:pPr>
+      <w:r>
+        <w:t>Implementation of GETFLDSTATE and SETFLDSTATE (#1952)</w:t>
+      </w:r>
+    </w:p>
+    <w:p>
+      <w:pPr>
+        <w:numPr>
+          <w:ilvl w:val="0"/>
+          <w:numId w:val="9"/>
+        </w:numPr>
+      </w:pPr>
+      <w:r>
+        <w:t>Implements (partial) functions CURSORSETPROP() AND CURSORGETPROP() (#1954)</w:t>
+      </w:r>
+    </w:p>
+    <w:p>
+      <w:pPr>
+        <w:numPr>
+          <w:ilvl w:val="0"/>
+          <w:numId w:val="9"/>
+        </w:numPr>
+      </w:pPr>
+      <w:r>
+        <w:t>Allow TRIM()/ALLTRIM()/RTRIM() in Index expressions  (#1969)</w:t>
+      </w:r>
+    </w:p>
+    <w:p>
+      <w:pPr>
+        <w:numPr>
+          <w:ilvl w:val="0"/>
+          <w:numId w:val="9"/>
+        </w:numPr>
+      </w:pPr>
+      <w:r>
+        <w:t>Fixed an issue with FONTMETRIC() (#1976)</w:t>
+      </w:r>
+    </w:p>
+    <w:p>
+      <w:pPr>
+        <w:numPr>
+          <w:ilvl w:val="0"/>
+          <w:numId w:val="9"/>
+        </w:numPr>
+      </w:pPr>
+      <w:r>
+        <w:t>Fixed an issue with COPY TO CSV/SDF for date fields (#1977)</w:t>
+      </w:r>
+    </w:p>
+    <w:p>
+      <w:pPr>
+        <w:numPr>
+          <w:ilvl w:val="0"/>
+          <w:numId w:val="9"/>
+        </w:numPr>
+      </w:pPr>
+      <w:r>
+        <w:t>Fixed an issue with Strtran(), ExecScript() and Set()  (#1980)</w:t>
+      </w:r>
+    </w:p>
+    <w:p>
+      <w:pPr>
+        <w:pStyle w:val="Heading2"/>
+      </w:pPr>
+      <w:r>
+        <w:t>Visual Studio Integration</w:t>
+      </w:r>
+    </w:p>
+    <w:p>
+      <w:r>
+        <w:t>We are now fully supporting Visual Studio 2026</w:t>
+      </w:r>
+    </w:p>
+    <w:p>
+      <w:r>
+        <w:t>We are no longer supporting Visual Studio 2017.</w:t>
+      </w:r>
+    </w:p>
+    <w:p>
+      <w:r>
+        <w:t>We are still supporting Visual Studio 2019 but not all of the new features will be implemented for this version of VS.</w:t>
       </w:r>
     </w:p>
     <w:p>
       <w:pPr>
         <w:pStyle w:val="Heading3"/>
+      </w:pPr>
+      <w:r>
+        <w:t>New Features</w:t>
+      </w:r>
+    </w:p>
+    <w:p>
+      <w:pPr>
+        <w:numPr>
+          <w:ilvl w:val="0"/>
+          <w:numId w:val="10"/>
+        </w:numPr>
+      </w:pPr>
+      <w:r>
+        <w:t>We are now supporting SDK style projects. To do so many changes were made all over the Visual Studio support code</w:t>
+      </w:r>
+    </w:p>
+    <w:p>
+      <w:pPr>
+        <w:numPr>
+          <w:ilvl w:val="0"/>
+          <w:numId w:val="10"/>
+        </w:numPr>
+      </w:pPr>
+      <w:r>
+        <w:t>The language service now respects the new commands, such as GLOBAL USING, NAMESPACE, RECORD etc.</w:t>
+      </w:r>
+    </w:p>
+    <w:p>
+      <w:pPr>
+        <w:numPr>
+          <w:ilvl w:val="0"/>
+          <w:numId w:val="10"/>
+        </w:numPr>
+      </w:pPr>
+      <w:r>
+        <w:t>Added support for the VS Document Outline Window</w:t>
+      </w:r>
+    </w:p>
+    <w:p>
+      <w:pPr>
+        <w:numPr>
+          <w:ilvl w:val="0"/>
+          <w:numId w:val="10"/>
+        </w:numPr>
+      </w:pPr>
+      <w:r>
+        <w:t>We have added new templates for SDK style projects</w:t>
+      </w:r>
+    </w:p>
+    <w:p>
+      <w:pPr>
+        <w:numPr>
+          <w:ilvl w:val="0"/>
+          <w:numId w:val="10"/>
+        </w:numPr>
+      </w:pPr>
+      <w:r>
+        <w:t>The Project Property windows for SDK projects are now in WPF and support several new properties and have several new pages.</w:t>
+      </w:r>
+    </w:p>
+    <w:p>
+      <w:pPr>
+        <w:numPr>
+          <w:ilvl w:val="0"/>
+          <w:numId w:val="10"/>
+        </w:numPr>
+      </w:pPr>
+      <w:r>
+        <w:t>Moved logging and most VS event handlers to a new Support DLL. Fixed an issue in the IDE Build</w:t>
+      </w:r>
+      <w:r>
+        <w:t xml:space="preserve"> </w:t>
+      </w:r>
+      <w:r>
+        <w:t>Logger (#1802)</w:t>
+      </w:r>
+      <w:r>
+        <w:t>.</w:t>
+      </w:r>
+    </w:p>
+    <w:p>
+      <w:pPr>
+        <w:numPr>
+          <w:ilvl w:val="0"/>
+          <w:numId w:val="10"/>
+        </w:numPr>
+      </w:pPr>
+      <w:r>
+        <w:t>We have added an option to edit a project file without unloading it. Saving the changes will trigger reloading of the project (#1817)</w:t>
+      </w:r>
+    </w:p>
+    <w:p>
+      <w:pPr>
+        <w:numPr>
+          <w:ilvl w:val="0"/>
+          <w:numId w:val="10"/>
+        </w:numPr>
+      </w:pPr>
+      <w:r>
+        <w:t>Added Publish and Pack commands to the Build menu for SDK-style X# projects; a dialog allows configuring the target OS, self-contained deployment, and single-file output (#1939)</w:t>
+      </w:r>
+    </w:p>
+    <w:p>
+      <w:pPr>
+        <w:pStyle w:val="Heading3"/>
         <w:rPr>
           <w:bCs/>
         </w:rPr>
@@ -1061,502 +2631,401 @@
         <w:rPr>
           <w:bCs/>
         </w:rPr>
-        <w:t>New features the FoxPro dialect.</w:t>
-      </w:r>
-    </w:p>
-    <w:p>
-      <w:pPr>
-        <w:numPr>
-          <w:ilvl w:val="0"/>
-          <w:numId w:val="33"/>
-        </w:numPr>
-      </w:pPr>
-      <w:r>
-        <w:t>The XSharp.VFP assembly now contains function definitions for all functions from VFP, even the ones that exist in XSharp.Core and XSharp.RT. These functions will delegate the work to the implementation in the other assemblies.</w:t>
-      </w:r>
-    </w:p>
-    <w:p>
-      <w:pPr>
-        <w:numPr>
-          <w:ilvl w:val="0"/>
-          <w:numId w:val="33"/>
-        </w:numPr>
-      </w:pPr>
-      <w:r>
-        <w:t>Added an implementation of the AUsed() function (VFP)</w:t>
-      </w:r>
-    </w:p>
-    <w:p>
-      <w:pPr>
-        <w:numPr>
-          <w:ilvl w:val="0"/>
-          <w:numId w:val="33"/>
-        </w:numPr>
-      </w:pPr>
-      <w:r>
-        <w:t>The implementation of several UI related functions, such as MessageBox(), have been moved from XSharp.VFP to XSharp.VFP.UI.</w:t>
-      </w:r>
-      <w:r>
-        <w:br/>
-        <w:t>These functions will now output to the console window when XSharp.VFP.UI cannot be found.</w:t>
-      </w:r>
-    </w:p>
-    <w:p>
-      <w:pPr>
-        <w:numPr>
-          <w:ilvl w:val="0"/>
-          <w:numId w:val="33"/>
-        </w:numPr>
-      </w:pPr>
-      <w:r>
-        <w:t>Added [FoxArrayInputParameterAttribute] and an array result stack to support functions such as AMembers(), APrinters() and AUsed()</w:t>
-      </w:r>
-    </w:p>
-    <w:p>
-      <w:pPr>
-        <w:numPr>
-          <w:ilvl w:val="0"/>
-          <w:numId w:val="33"/>
-        </w:numPr>
-      </w:pPr>
-      <w:r>
-        <w:t>Adjusted AMembers() and APrinters() to use the new array result mechanism</w:t>
-      </w:r>
-    </w:p>
-    <w:p>
-      <w:pPr>
-        <w:numPr>
-          <w:ilvl w:val="0"/>
-          <w:numId w:val="33"/>
-        </w:numPr>
-      </w:pPr>
-      <w:r>
-        <w:t>Fixed Set.Compatible default return value: it was incorrectly returning string "OFF" instead of LOGIC FALSE</w:t>
-      </w:r>
-    </w:p>
-    <w:p>
-      <w:pPr>
-        <w:numPr>
-          <w:ilvl w:val="0"/>
-          <w:numId w:val="33"/>
-        </w:numPr>
-      </w:pPr>
-      <w:r>
-        <w:t>Added Set.Compatible handler in the Set() function, supporting both string values ("ON", "OFF", "DB4") and LOGIC values</w:t>
-      </w:r>
-    </w:p>
-    <w:p>
-      <w:pPr>
-        <w:numPr>
-          <w:ilvl w:val="0"/>
-          <w:numId w:val="33"/>
-        </w:numPr>
-      </w:pPr>
-      <w:r>
-        <w:t>The DBFVFP driver now allows index expressions that contain Trim(), Ltrim(), RTrim() etc. (#1837)</w:t>
-      </w:r>
-    </w:p>
-    <w:p>
-      <w:pPr>
-        <w:numPr>
-          <w:ilvl w:val="0"/>
-          <w:numId w:val="33"/>
-        </w:numPr>
-      </w:pPr>
-      <w:r>
-        <w:t>Fixed FDate() to accept a filename parameter and return the actual last-write date of the file (#1856)</w:t>
-      </w:r>
-    </w:p>
-    <w:p>
-      <w:pPr>
-        <w:numPr>
-          <w:ilvl w:val="0"/>
-          <w:numId w:val="33"/>
-        </w:numPr>
-      </w:pPr>
-      <w:r>
-        <w:t>Fixed FTime() to accept a filename parameter and return the actual last-write time of the file (#1856)</w:t>
-      </w:r>
-    </w:p>
-    <w:p>
-      <w:pPr>
-        <w:numPr>
-          <w:ilvl w:val="0"/>
-          <w:numId w:val="33"/>
-        </w:numPr>
-      </w:pPr>
-      <w:r>
-        <w:t>Fixed FSize() VFP compatibility: when SET COMPATIBLE is ON and no work area is specified, it returns the size of the named file; when the filename has no extension, a .DBF extension is assumed (#1856)</w:t>
-      </w:r>
-    </w:p>
-    <w:p>
-      <w:pPr>
-        <w:numPr>
-          <w:ilvl w:val="0"/>
-          <w:numId w:val="33"/>
-        </w:numPr>
-      </w:pPr>
-      <w:r>
-        <w:t>Added new file functions FName() (returns the filename from a path) and FAttrib() (returns file attributes) (#1856)</w:t>
-      </w:r>
-    </w:p>
-    <w:p>
-      <w:pPr>
-        <w:numPr>
-          <w:ilvl w:val="0"/>
-          <w:numId w:val="33"/>
-        </w:numPr>
-      </w:pPr>
-      <w:r>
-        <w:rPr>
-          <w:lang w:val="x-none"/>
-        </w:rPr>
-        <w:t>Fixed COPY TO ARRAY (#1857)</w:t>
-      </w:r>
-    </w:p>
-    <w:p>
-      <w:pPr>
-        <w:numPr>
-          <w:ilvl w:val="0"/>
-          <w:numId w:val="33"/>
-        </w:numPr>
-      </w:pPr>
-      <w:r>
-        <w:t>Added the [NeedsAccessToLocals] attribute to VFP Macro Wrapper functions to preserve correct macro evaluation behavior (#1858)</w:t>
-      </w:r>
-    </w:p>
-    <w:p>
-      <w:pPr>
-        <w:numPr>
-          <w:ilvl w:val="0"/>
-          <w:numId w:val="33"/>
-        </w:numPr>
-      </w:pPr>
-      <w:r>
-        <w:t>Added SET POINT and SET SEPARATOR support (#1867, #1883)</w:t>
-      </w:r>
-    </w:p>
-    <w:p>
-      <w:pPr>
-        <w:numPr>
-          <w:ilvl w:val="0"/>
-          <w:numId w:val="33"/>
-        </w:numPr>
-      </w:pPr>
-      <w:r>
-        <w:t>Fixed RELEASE ALL LIKE when a quoted pattern is used in the skeleton (#1870)</w:t>
-      </w:r>
-    </w:p>
-    <w:p>
-      <w:pPr>
-        <w:numPr>
-          <w:ilvl w:val="0"/>
-          <w:numId w:val="33"/>
-        </w:numPr>
-      </w:pPr>
-      <w:r>
-        <w:t>Added support for the SET BELL TO command (the command is accepted and ignored, matching VFP behavior) (#1874)</w:t>
-      </w:r>
-    </w:p>
-    <w:p>
-      <w:pPr>
-        <w:numPr>
-          <w:ilvl w:val="0"/>
-          <w:numId w:val="33"/>
-        </w:numPr>
-      </w:pPr>
-      <w:r>
-        <w:t>Implemented NORMALIZE() and DISPLAYPATH() functions (#1880)</w:t>
-      </w:r>
-    </w:p>
-    <w:p>
-      <w:pPr>
-        <w:numPr>
-          <w:ilvl w:val="0"/>
-          <w:numId w:val="33"/>
-        </w:numPr>
-      </w:pPr>
-      <w:r>
-        <w:t>Fixed VARTYPE() throwing exceptions for undeclared variables (#1882)</w:t>
-      </w:r>
-    </w:p>
-    <w:p>
-      <w:pPr>
-        <w:numPr>
-          <w:ilvl w:val="0"/>
-          <w:numId w:val="33"/>
-        </w:numPr>
-      </w:pPr>
-      <w:r>
-        <w:t>Fixed SET DEFAULT TO command paths and working directory handling (#1884)</w:t>
-      </w:r>
-    </w:p>
-    <w:p>
-      <w:pPr>
-        <w:numPr>
-          <w:ilvl w:val="0"/>
-          <w:numId w:val="33"/>
-        </w:numPr>
-      </w:pPr>
-      <w:r>
-        <w:t>Implemented Lock(), RLock(), FLock() and UnLock() for SQLRDD (#1885)</w:t>
-      </w:r>
-    </w:p>
-    <w:p>
-      <w:pPr>
-        <w:numPr>
-          <w:ilvl w:val="0"/>
-          <w:numId w:val="33"/>
-        </w:numPr>
-      </w:pPr>
-      <w:r>
-        <w:t>VFP GUI provider now loads dynamically via AssemblyHelper (#1888)</w:t>
-      </w:r>
-    </w:p>
-    <w:p>
-      <w:pPr>
-        <w:numPr>
-          <w:ilvl w:val="0"/>
-          <w:numId w:val="33"/>
-        </w:numPr>
-      </w:pPr>
-      <w:r>
-        <w:t>Fixed RELEASE ALL LIKE when quoted patterns are passed in the skeleton (#1889)</w:t>
-      </w:r>
-    </w:p>
-    <w:p>
-      <w:pPr>
-        <w:numPr>
-          <w:ilvl w:val="0"/>
-          <w:numId w:val="33"/>
-        </w:numPr>
-      </w:pPr>
-      <w:r>
-        <w:t>Added missing parameterless and IntPtr overloads for F* file functions (#1890)</w:t>
-      </w:r>
-    </w:p>
-    <w:p>
-      <w:pPr>
-        <w:numPr>
-          <w:ilvl w:val="0"/>
-          <w:numId w:val="33"/>
-        </w:numPr>
-      </w:pPr>
-      <w:r>
-        <w:t>Fixed SET MEMOWIDTH, SYSMETRIC and COPY TO ARRAY (#1891)</w:t>
-      </w:r>
-    </w:p>
-    <w:p>
-      <w:pPr>
-        <w:numPr>
-          <w:ilvl w:val="0"/>
-          <w:numId w:val="33"/>
-        </w:numPr>
-      </w:pPr>
-      <w:r>
-        <w:t>Refined SET('DEFAULT') and SET('DIRECTORY') (#1892)</w:t>
-      </w:r>
-    </w:p>
-    <w:p>
-      <w:pPr>
-        <w:numPr>
-          <w:ilvl w:val="0"/>
-          <w:numId w:val="33"/>
-        </w:numPr>
-      </w:pPr>
-      <w:r>
-        <w:t>Implemented FCHSIZE() and VFP-compatible BINTOC() / CTOBIN() (#1893)</w:t>
-      </w:r>
-    </w:p>
-    <w:p>
-      <w:pPr>
-        <w:numPr>
-          <w:ilvl w:val="0"/>
-          <w:numId w:val="33"/>
-        </w:numPr>
-      </w:pPr>
-      <w:r>
-        <w:t xml:space="preserve">Fixed SYSMETRIC() calls, SET MEMOWIDTH typo, and SET DEFAULT/DIRECTORY initialization </w:t>
-      </w:r>
+        <w:t xml:space="preserve">Bug </w:t>
+      </w:r>
+      <w:r>
+        <w:t>Fixes</w:t>
+      </w:r>
+    </w:p>
+    <w:p>
+      <w:pPr>
+        <w:numPr>
+          <w:ilvl w:val="0"/>
+          <w:numId w:val="11"/>
+        </w:numPr>
+      </w:pPr>
+      <w:r>
+        <w:t>The Output window in Visual Studio was not always showing progress. This has been fixed</w:t>
+      </w:r>
+    </w:p>
+    <w:p>
+      <w:pPr>
+        <w:numPr>
+          <w:ilvl w:val="0"/>
+          <w:numId w:val="11"/>
+        </w:numPr>
+      </w:pPr>
+      <w:r>
+        <w:t>The assemblies that are automatically added for SDK projects now show more properties inside the property windows.</w:t>
+      </w:r>
+    </w:p>
+    <w:p>
+      <w:pPr>
+        <w:numPr>
+          <w:ilvl w:val="0"/>
+          <w:numId w:val="11"/>
+        </w:numPr>
+      </w:pPr>
+      <w:r>
+        <w:t>Improved load speed for SDK projects..</w:t>
+      </w:r>
+    </w:p>
+    <w:p>
+      <w:pPr>
+        <w:numPr>
+          <w:ilvl w:val="0"/>
+          <w:numId w:val="11"/>
+        </w:numPr>
+      </w:pPr>
+      <w:r>
+        <w:t xml:space="preserve">Fixed an issue where the first Build inside VS with a solution that has X# projects would seem to freeze VS. After pressing Cancel a second Build (or </w:t>
+      </w:r>
+      <w:r>
+        <w:t>rebuild</w:t>
+      </w:r>
+      <w:r>
+        <w:t>) would work.</w:t>
+      </w:r>
+    </w:p>
+    <w:p>
+      <w:pPr>
+        <w:numPr>
+          <w:ilvl w:val="0"/>
+          <w:numId w:val="11"/>
+        </w:numPr>
+      </w:pPr>
+      <w:r>
+        <w:t>The “Toggle</w:t>
+      </w:r>
+      <w:r>
+        <w:t xml:space="preserve"> </w:t>
+      </w:r>
+      <w:r>
+        <w:t>Comment” command now takes the comment status of the first line of a block of lines to decide if the block needs to be commented or uncommented. When a line inside a block is already commented then it may end up being double commented after a comment operation. And when a block containing a double commented line is uncommented, than that line will become single commented afterwards.</w:t>
+      </w:r>
+    </w:p>
+    <w:p>
+      <w:pPr>
+        <w:numPr>
+          <w:ilvl w:val="0"/>
+          <w:numId w:val="11"/>
+        </w:numPr>
+      </w:pPr>
+      <w:r>
+        <w:t>When a project has multiple project references to the same external project, then problems could occur. This has been fixed. The second reference gets (silently) ignored.</w:t>
+      </w:r>
+    </w:p>
+    <w:p>
+      <w:pPr>
+        <w:numPr>
+          <w:ilvl w:val="0"/>
+          <w:numId w:val="11"/>
+        </w:numPr>
+      </w:pPr>
+      <w:r>
+        <w:t xml:space="preserve">The document formatter now excludes lines that are part of a TEXT ... ENDTEXT </w:t>
+      </w:r>
+    </w:p>
+    <w:p>
+      <w:pPr>
+        <w:numPr>
+          <w:ilvl w:val="0"/>
+          <w:numId w:val="11"/>
+        </w:numPr>
+      </w:pPr>
+      <w:r>
+        <w:t>Project</w:t>
+      </w:r>
+      <w:r>
+        <w:t xml:space="preserve"> </w:t>
+      </w:r>
+      <w:r>
+        <w:t>References in SDK projects no longer store the name, guid etc.</w:t>
+      </w:r>
+    </w:p>
+    <w:p>
+      <w:pPr>
+        <w:numPr>
+          <w:ilvl w:val="0"/>
+          <w:numId w:val="11"/>
+        </w:numPr>
+      </w:pPr>
+      <w:r>
+        <w:t>The Build/Cancel button was not visible when a X# project was selected and another project was being built. (#1799)</w:t>
+      </w:r>
+    </w:p>
+    <w:p>
+      <w:pPr>
+        <w:numPr>
+          <w:ilvl w:val="0"/>
+          <w:numId w:val="11"/>
+        </w:numPr>
+      </w:pPr>
       <w:r>
         <w:lastRenderedPageBreak/>
-        <w:t>issues at startup (#1894)</w:t>
-      </w:r>
-    </w:p>
-    <w:p>
-      <w:pPr>
-        <w:numPr>
-          <w:ilvl w:val="0"/>
-          <w:numId w:val="33"/>
-        </w:numPr>
-      </w:pPr>
-      <w:r>
-        <w:t>Fixed MemoHelpers.MAX_WIDTH to be a dynamic property (#1895)</w:t>
-      </w:r>
-    </w:p>
-    <w:p>
-      <w:pPr>
-        <w:numPr>
-          <w:ilvl w:val="0"/>
-          <w:numId w:val="33"/>
-        </w:numPr>
-      </w:pPr>
-      <w:r>
-        <w:t>Implemented GETDIR(), GETFILE() and GETPICT() dialog functions (#1896)</w:t>
-      </w:r>
-    </w:p>
-    <w:p>
-      <w:pPr>
-        <w:numPr>
-          <w:ilvl w:val="0"/>
-          <w:numId w:val="33"/>
-        </w:numPr>
-      </w:pPr>
-      <w:r>
-        <w:t>Fixed MESSAGEBOX() timeout issue and implemented dynamic parameter handling (#1897)</w:t>
-      </w:r>
-    </w:p>
-    <w:p>
-      <w:pPr>
-        <w:numPr>
-          <w:ilvl w:val="0"/>
-          <w:numId w:val="33"/>
-        </w:numPr>
-      </w:pPr>
-      <w:r>
-        <w:t>Implemented DIR/DIRECTORY command with output parity to VFP (#1900)</w:t>
-      </w:r>
-    </w:p>
-    <w:p>
-      <w:pPr>
-        <w:numPr>
-          <w:ilvl w:val="0"/>
-          <w:numId w:val="33"/>
-        </w:numPr>
-      </w:pPr>
-      <w:r>
-        <w:t>Implemented SET DEVICE TO FILE redirection (#1901)</w:t>
-      </w:r>
-    </w:p>
-    <w:p>
-      <w:pPr>
-        <w:numPr>
-          <w:ilvl w:val="0"/>
-          <w:numId w:val="33"/>
-        </w:numPr>
-      </w:pPr>
-      <w:r>
-        <w:t>Implemented ISPEN() (returns FALSE — no Tablet support) and IMESTATUS() (returns 0 — no IME support) (#1924)</w:t>
-      </w:r>
-    </w:p>
-    <w:p>
-      <w:pPr>
-        <w:numPr>
-          <w:ilvl w:val="0"/>
-          <w:numId w:val="33"/>
-        </w:numPr>
-      </w:pPr>
-      <w:r>
-        <w:t>Implemented PROW() and PCOL() printer position functions (#1925)</w:t>
-      </w:r>
-    </w:p>
-    <w:p>
-      <w:pPr>
-        <w:numPr>
-          <w:ilvl w:val="0"/>
-          <w:numId w:val="33"/>
-        </w:numPr>
-      </w:pPr>
-      <w:r>
-        <w:t>Implemented TXNLEVEL() which returns the current transaction nesting level (#1927)</w:t>
-      </w:r>
-    </w:p>
-    <w:p>
-      <w:pPr>
-        <w:numPr>
-          <w:ilvl w:val="0"/>
-          <w:numId w:val="33"/>
-        </w:numPr>
-      </w:pPr>
-      <w:r>
-        <w:t>Implemented ISMEMOFETCHED(); for local DBF data, memo fields are always considered fetched (#1931)</w:t>
-      </w:r>
-    </w:p>
-    <w:p>
-      <w:pPr>
-        <w:numPr>
-          <w:ilvl w:val="0"/>
-          <w:numId w:val="33"/>
-        </w:numPr>
-      </w:pPr>
-      <w:r>
-        <w:t>Fixed CREATE TABLE when the table name includes a path; the alias is now derived from the file name without the directory part (#1938)</w:t>
-      </w:r>
-    </w:p>
-    <w:p>
-      <w:pPr>
-        <w:numPr>
-          <w:ilvl w:val="0"/>
-          <w:numId w:val="33"/>
-        </w:numPr>
-      </w:pPr>
-      <w:r>
-        <w:t>Implementation of GETFLDSTATE and SETFLDSTATE (#1952)</w:t>
-      </w:r>
-    </w:p>
-    <w:p>
-      <w:pPr>
-        <w:numPr>
-          <w:ilvl w:val="0"/>
-          <w:numId w:val="33"/>
-        </w:numPr>
-      </w:pPr>
-      <w:r>
-        <w:t>Implements (partial) functions CURSORSETPROP() AND CURSORGETPROP() (#1954)</w:t>
-      </w:r>
-    </w:p>
-    <w:p>
-      <w:pPr>
-        <w:numPr>
-          <w:ilvl w:val="0"/>
-          <w:numId w:val="33"/>
-        </w:numPr>
-      </w:pPr>
-      <w:r>
-        <w:t>Allow TRIM()/ALLTRIM()/RTRIM() in Index expressions  (#1969)</w:t>
-      </w:r>
-    </w:p>
-    <w:p>
-      <w:pPr>
-        <w:numPr>
-          <w:ilvl w:val="0"/>
-          <w:numId w:val="33"/>
-        </w:numPr>
-      </w:pPr>
-      <w:r>
-        <w:t>Fixed an issue with FONTMETRIC() (#1976)</w:t>
-      </w:r>
-    </w:p>
-    <w:p>
-      <w:pPr>
-        <w:numPr>
-          <w:ilvl w:val="0"/>
-          <w:numId w:val="33"/>
-        </w:numPr>
-      </w:pPr>
-      <w:r>
-        <w:t>Fixed an issue with COPY TO CSV/SDF for date fields (#1977)</w:t>
-      </w:r>
-    </w:p>
-    <w:p>
-      <w:pPr>
-        <w:numPr>
-          <w:ilvl w:val="0"/>
-          <w:numId w:val="33"/>
-        </w:numPr>
-      </w:pPr>
-      <w:r>
-        <w:t>Fixed an issue with Strtran(), ExecScript() and Set()  (#1980)</w:t>
+        <w:t>Fixed an error “the type initializer for 'XSharp.Project.ErrorListManager' threw an exception” when loading projects in VS2026 (#1800)</w:t>
+      </w:r>
+    </w:p>
+    <w:p>
+      <w:pPr>
+        <w:numPr>
+          <w:ilvl w:val="0"/>
+          <w:numId w:val="11"/>
+        </w:numPr>
+      </w:pPr>
+      <w:r>
+        <w:t>Fixed issue where the project system was incorrectly responding to the Package</w:t>
+      </w:r>
+      <w:r>
+        <w:t xml:space="preserve"> </w:t>
+      </w:r>
+      <w:r>
+        <w:t xml:space="preserve">References project dependency. This caused the first Build in Visual Studio to </w:t>
+      </w:r>
+      <w:r>
+        <w:t>freeze. (</w:t>
+      </w:r>
+      <w:r>
+        <w:t>#1802)</w:t>
+      </w:r>
+    </w:p>
+    <w:p>
+      <w:pPr>
+        <w:numPr>
+          <w:ilvl w:val="0"/>
+          <w:numId w:val="11"/>
+        </w:numPr>
+      </w:pPr>
+      <w:r>
+        <w:t>The include-files node could sometimes show files, even after the /nostddef compiler option was selected on the project properties page. We recommend a touch of all the files in a project to completely refresh (clear) the include list. (#1805)</w:t>
+      </w:r>
+    </w:p>
+    <w:p>
+      <w:pPr>
+        <w:numPr>
+          <w:ilvl w:val="0"/>
+          <w:numId w:val="11"/>
+        </w:numPr>
+      </w:pPr>
+      <w:r>
+        <w:t>Sometimes VS would freeze when adding an assembly reference. This has been fixed (#1814)</w:t>
+      </w:r>
+    </w:p>
+    <w:p>
+      <w:pPr>
+        <w:numPr>
+          <w:ilvl w:val="0"/>
+          <w:numId w:val="11"/>
+        </w:numPr>
+      </w:pPr>
+      <w:r>
+        <w:t>Fixed an issue with duplicate reference names in the Solution Explorer window (#1816)</w:t>
+      </w:r>
+    </w:p>
+    <w:p>
+      <w:pPr>
+        <w:numPr>
+          <w:ilvl w:val="0"/>
+          <w:numId w:val="11"/>
+        </w:numPr>
+      </w:pPr>
+      <w:r>
+        <w:t>We no longer add Project</w:t>
+      </w:r>
+      <w:r>
+        <w:t xml:space="preserve"> </w:t>
+      </w:r>
+      <w:r>
+        <w:t xml:space="preserve">Guid properties to SDK projects. Guids are also removed from project references inside SDK </w:t>
+      </w:r>
+      <w:r>
+        <w:t>projects. (</w:t>
+      </w:r>
+      <w:r>
+        <w:t>#1819)</w:t>
+      </w:r>
+    </w:p>
+    <w:p>
+      <w:pPr>
+        <w:numPr>
+          <w:ilvl w:val="0"/>
+          <w:numId w:val="11"/>
+        </w:numPr>
+      </w:pPr>
+      <w:r>
+        <w:t xml:space="preserve">The IDE has been prepared for a menu option to convert a traditional project to the new SDK project file </w:t>
+      </w:r>
+      <w:r>
+        <w:t>format. (</w:t>
+      </w:r>
+      <w:r>
+        <w:t xml:space="preserve"> #1823). The menu option is not working yet.</w:t>
+      </w:r>
+    </w:p>
+    <w:p>
+      <w:pPr>
+        <w:numPr>
+          <w:ilvl w:val="0"/>
+          <w:numId w:val="11"/>
+        </w:numPr>
+      </w:pPr>
+      <w:r>
+        <w:t>Fixed a crash when Visual Studio was opened directly with a solution file (#1918)</w:t>
+      </w:r>
+    </w:p>
+    <w:p>
+      <w:pPr>
+        <w:numPr>
+          <w:ilvl w:val="0"/>
+          <w:numId w:val="11"/>
+        </w:numPr>
+      </w:pPr>
+      <w:r>
+        <w:t>Replaced bitmap-backed command icons and project hierarchy icons with Visual Studio Image</w:t>
+      </w:r>
+      <w:r>
+        <w:t xml:space="preserve"> </w:t>
+      </w:r>
+      <w:r>
+        <w:t>Monikers (#1921)</w:t>
+      </w:r>
+    </w:p>
+    <w:p>
+      <w:pPr>
+        <w:numPr>
+          <w:ilvl w:val="0"/>
+          <w:numId w:val="11"/>
+        </w:numPr>
+      </w:pPr>
+      <w:r>
+        <w:t>Fixed a deadlock when opening a solution from the command line (#1922)</w:t>
+      </w:r>
+    </w:p>
+    <w:p>
+      <w:pPr>
+        <w:numPr>
+          <w:ilvl w:val="0"/>
+          <w:numId w:val="11"/>
+        </w:numPr>
+      </w:pPr>
+      <w:r>
+        <w:t>Fixed incorrect conditional compilation block highlighting: the language service now uses the correct preprocessor defines from the active project configuration (#1923)</w:t>
+      </w:r>
+    </w:p>
+    <w:p>
+      <w:pPr>
+        <w:numPr>
+          <w:ilvl w:val="0"/>
+          <w:numId w:val="11"/>
+        </w:numPr>
+      </w:pPr>
+      <w:r>
+        <w:t>Fixed an issue with Project References for SDK projects where these references were not shown in the "Add Reference" dialog (#1928)</w:t>
+      </w:r>
+    </w:p>
+    <w:p>
+      <w:pPr>
+        <w:numPr>
+          <w:ilvl w:val="0"/>
+          <w:numId w:val="11"/>
+        </w:numPr>
+      </w:pPr>
+      <w:r>
+        <w:t>Fixed an issue with Project References for SDK projects where these references were not shown in the Project Dependencies page of the Solution Properties window ((#1929)</w:t>
+      </w:r>
+    </w:p>
+    <w:p>
+      <w:pPr>
+        <w:numPr>
+          <w:ilvl w:val="0"/>
+          <w:numId w:val="11"/>
+        </w:numPr>
+      </w:pPr>
+      <w:r>
+        <w:t>L</w:t>
+      </w:r>
+      <w:r>
+        <w:t xml:space="preserve">ocal functions </w:t>
+      </w:r>
+      <w:r>
+        <w:t xml:space="preserve">were </w:t>
+      </w:r>
+      <w:r>
+        <w:t xml:space="preserve">not </w:t>
+      </w:r>
+      <w:r>
+        <w:t xml:space="preserve">always </w:t>
+      </w:r>
+      <w:r>
+        <w:t>appearing correctly in the Navigation Bar and Document Outline window (#1932)</w:t>
+      </w:r>
+    </w:p>
+    <w:p>
+      <w:pPr>
+        <w:numPr>
+          <w:ilvl w:val="0"/>
+          <w:numId w:val="11"/>
+        </w:numPr>
+      </w:pPr>
+      <w:r>
+        <w:t>Fixed the navigation bar not displaying all entities in files with nested classes, and not following the cursor when it moves past the last declared entity (#1934)</w:t>
+      </w:r>
+    </w:p>
+    <w:p>
+      <w:pPr>
+        <w:numPr>
+          <w:ilvl w:val="0"/>
+          <w:numId w:val="11"/>
+        </w:numPr>
+      </w:pPr>
+      <w:r>
+        <w:t>Fixed an issue where Goto Definition would fail when a project folder contains another project and the option "Show All Files" was enabled, showing that other project as "Non</w:t>
+      </w:r>
+      <w:r>
+        <w:t>-</w:t>
+      </w:r>
+      <w:r>
+        <w:t>member Item".</w:t>
+      </w:r>
+    </w:p>
+    <w:p>
+      <w:pPr>
+        <w:numPr>
+          <w:ilvl w:val="0"/>
+          <w:numId w:val="11"/>
+        </w:numPr>
+      </w:pPr>
+      <w:r>
+        <w:t xml:space="preserve">Sometimes reading </w:t>
+      </w:r>
+      <w:r>
+        <w:t xml:space="preserve">of </w:t>
+      </w:r>
+      <w:r>
+        <w:t>type information from Assembly</w:t>
+      </w:r>
+      <w:r>
+        <w:t xml:space="preserve"> R</w:t>
+      </w:r>
+      <w:r>
+        <w:t xml:space="preserve">eferences </w:t>
+      </w:r>
+      <w:r>
+        <w:t>fails</w:t>
+      </w:r>
+      <w:r>
+        <w:t>. This has been fixed.  (#1956)</w:t>
+      </w:r>
+    </w:p>
+    <w:p>
+      <w:pPr>
+        <w:numPr>
+          <w:ilvl w:val="0"/>
+          <w:numId w:val="11"/>
+        </w:numPr>
+      </w:pPr>
+      <w:r>
+        <w:t>The intellisense database was not removing entries from assemblies that were no longer in use by any project.</w:t>
       </w:r>
     </w:p>
     <w:p>
@@ -1564,22 +3033,7 @@
         <w:pStyle w:val="Heading2"/>
       </w:pPr>
       <w:r>
-        <w:t>Visual Studio Integration</w:t>
-      </w:r>
-    </w:p>
-    <w:p>
-      <w:r>
-        <w:t>We are now fully supporting Visual Studio 2026</w:t>
-      </w:r>
-    </w:p>
-    <w:p>
-      <w:r>
-        <w:t>We are no longer supporting Visual Studio 2017.</w:t>
-      </w:r>
-    </w:p>
-    <w:p>
-      <w:r>
-        <w:t>We are still supporting Visual Studio 2019 but not all of the new features will be implemented for this version of VS.</w:t>
+        <w:t>Debugger</w:t>
       </w:r>
     </w:p>
     <w:p>
@@ -1594,508 +3048,58 @@
       <w:pPr>
         <w:numPr>
           <w:ilvl w:val="0"/>
-          <w:numId w:val="34"/>
-        </w:numPr>
-      </w:pPr>
-      <w:r>
-        <w:t>We are now supporting SDK style projects. To do so many changes were made all over the Visual Studio support code</w:t>
-      </w:r>
-    </w:p>
-    <w:p>
-      <w:pPr>
-        <w:numPr>
-          <w:ilvl w:val="0"/>
-          <w:numId w:val="34"/>
-        </w:numPr>
-      </w:pPr>
-      <w:r>
-        <w:t>The language service now respects the new commands, such as GLOBAL USING, NAMESPACE, RECORD etc.</w:t>
-      </w:r>
-    </w:p>
-    <w:p>
-      <w:pPr>
-        <w:numPr>
-          <w:ilvl w:val="0"/>
-          <w:numId w:val="34"/>
-        </w:numPr>
-      </w:pPr>
-      <w:r>
-        <w:t>Added support for the VS Document Outline Window</w:t>
-      </w:r>
-    </w:p>
-    <w:p>
-      <w:pPr>
-        <w:numPr>
-          <w:ilvl w:val="0"/>
-          <w:numId w:val="34"/>
-        </w:numPr>
-      </w:pPr>
-      <w:r>
-        <w:t>We have added new templates for SDK style projects</w:t>
-      </w:r>
-    </w:p>
-    <w:p>
-      <w:pPr>
-        <w:numPr>
-          <w:ilvl w:val="0"/>
-          <w:numId w:val="34"/>
-        </w:numPr>
-      </w:pPr>
-      <w:r>
-        <w:t>The Project Property windows for SDK projects are now in WPF and support several new properties and have several new pages.</w:t>
-      </w:r>
-    </w:p>
-    <w:p>
-      <w:pPr>
-        <w:numPr>
-          <w:ilvl w:val="0"/>
-          <w:numId w:val="34"/>
-        </w:numPr>
-      </w:pPr>
-      <w:r>
-        <w:t>Moved logging and most VS event handlers to a new Support DLL. Fixed an issue in the IDE Build</w:t>
-      </w:r>
-      <w:r>
-        <w:t xml:space="preserve"> </w:t>
-      </w:r>
-      <w:r>
-        <w:t>Logger (#1802)</w:t>
-      </w:r>
-      <w:r>
-        <w:t>.</w:t>
-      </w:r>
-    </w:p>
-    <w:p>
-      <w:pPr>
-        <w:numPr>
-          <w:ilvl w:val="0"/>
-          <w:numId w:val="34"/>
-        </w:numPr>
-      </w:pPr>
-      <w:r>
-        <w:t>We have added an option to edit a project file without unloading it. Saving the changes will trigger reloading of the project (#1817)</w:t>
-      </w:r>
-    </w:p>
-    <w:p>
-      <w:pPr>
-        <w:numPr>
-          <w:ilvl w:val="0"/>
-          <w:numId w:val="34"/>
-        </w:numPr>
-      </w:pPr>
-      <w:r>
-        <w:t>Added Publish and Pack commands to the Build menu for SDK-style X# projects; a dialog allows configuring the target OS, self-contained deployment, and single-file output (#1939)</w:t>
+          <w:numId w:val="12"/>
+        </w:numPr>
+      </w:pPr>
+      <w:r>
+        <w:t xml:space="preserve">The </w:t>
+      </w:r>
+      <w:r>
+        <w:t>work area</w:t>
+      </w:r>
+      <w:r>
+        <w:t xml:space="preserve"> window now also shows index information and the table structure</w:t>
       </w:r>
     </w:p>
     <w:p>
       <w:pPr>
         <w:pStyle w:val="Heading3"/>
-        <w:rPr>
-          <w:bCs/>
-        </w:rPr>
-      </w:pPr>
-      <w:r>
-        <w:rPr>
-          <w:bCs/>
-        </w:rPr>
-        <w:t xml:space="preserve">Bug </w:t>
-      </w:r>
-      <w:r>
-        <w:t>Fixes</w:t>
-      </w:r>
-    </w:p>
-    <w:p>
-      <w:pPr>
-        <w:numPr>
-          <w:ilvl w:val="0"/>
-          <w:numId w:val="35"/>
-        </w:numPr>
-      </w:pPr>
-      <w:r>
-        <w:t>The Output window in Visual Studio was not always showing progress. This has been fixed</w:t>
-      </w:r>
-    </w:p>
-    <w:p>
-      <w:pPr>
-        <w:numPr>
-          <w:ilvl w:val="0"/>
-          <w:numId w:val="35"/>
-        </w:numPr>
-      </w:pPr>
-      <w:r>
-        <w:t>The assemblies that are automatically added for SDK projects now show more properties inside the property windows.</w:t>
-      </w:r>
-    </w:p>
-    <w:p>
-      <w:pPr>
-        <w:numPr>
-          <w:ilvl w:val="0"/>
-          <w:numId w:val="35"/>
-        </w:numPr>
-      </w:pPr>
-      <w:r>
-        <w:t>Improved load speed for SDK projects..</w:t>
-      </w:r>
-    </w:p>
-    <w:p>
-      <w:pPr>
-        <w:numPr>
-          <w:ilvl w:val="0"/>
-          <w:numId w:val="35"/>
-        </w:numPr>
-      </w:pPr>
-      <w:r>
-        <w:t xml:space="preserve">Fixed an issue where the first Build inside VS with a solution that has X# projects would seem to </w:t>
-      </w:r>
-      <w:r>
-        <w:lastRenderedPageBreak/>
-        <w:t xml:space="preserve">freeze VS. After pressing Cancel a second Build (or </w:t>
-      </w:r>
-      <w:r>
-        <w:t>rebuild</w:t>
-      </w:r>
-      <w:r>
-        <w:t>) would work.</w:t>
-      </w:r>
-    </w:p>
-    <w:p>
-      <w:pPr>
-        <w:numPr>
-          <w:ilvl w:val="0"/>
-          <w:numId w:val="35"/>
-        </w:numPr>
-      </w:pPr>
-      <w:r>
-        <w:t>The “Toggle</w:t>
-      </w:r>
-      <w:r>
-        <w:t xml:space="preserve"> </w:t>
-      </w:r>
-      <w:r>
-        <w:t>Comment” command now takes the comment status of the first line of a block of lines to decide if the block needs to be commented or uncommented. When a line inside a block is already commented then it may end up being double commented after a comment operation. And when a block containing a double commented line is uncommented, than that line will become single commented afterwards.</w:t>
-      </w:r>
-    </w:p>
-    <w:p>
-      <w:pPr>
-        <w:numPr>
-          <w:ilvl w:val="0"/>
-          <w:numId w:val="35"/>
-        </w:numPr>
-      </w:pPr>
-      <w:r>
-        <w:t>When a project has multiple project references to the same external project, then problems could occur. This has been fixed. The second reference gets (silently) ignored.</w:t>
-      </w:r>
-    </w:p>
-    <w:p>
-      <w:pPr>
-        <w:numPr>
-          <w:ilvl w:val="0"/>
-          <w:numId w:val="35"/>
-        </w:numPr>
-      </w:pPr>
-      <w:r>
-        <w:t xml:space="preserve">The document formatter now excludes lines that are part of a TEXT ... ENDTEXT </w:t>
-      </w:r>
-    </w:p>
-    <w:p>
-      <w:pPr>
-        <w:numPr>
-          <w:ilvl w:val="0"/>
-          <w:numId w:val="35"/>
-        </w:numPr>
-      </w:pPr>
-      <w:r>
-        <w:t>Project</w:t>
-      </w:r>
-      <w:r>
-        <w:t xml:space="preserve"> </w:t>
-      </w:r>
-      <w:r>
-        <w:t>References in SDK projects no longer store the name, guid etc.</w:t>
-      </w:r>
-    </w:p>
-    <w:p>
-      <w:pPr>
-        <w:numPr>
-          <w:ilvl w:val="0"/>
-          <w:numId w:val="35"/>
-        </w:numPr>
-      </w:pPr>
-      <w:r>
-        <w:t>The Build/Cancel button was not visible when a X# project was selected and another project was being built. (#1799)</w:t>
-      </w:r>
-    </w:p>
-    <w:p>
-      <w:pPr>
-        <w:numPr>
-          <w:ilvl w:val="0"/>
-          <w:numId w:val="35"/>
-        </w:numPr>
-      </w:pPr>
-      <w:r>
-        <w:t>Fixed an error “the type initializer for 'XSharp.Project.ErrorListManager' threw an exception” when loading projects in VS2026 (#1800)</w:t>
-      </w:r>
-    </w:p>
-    <w:p>
-      <w:pPr>
-        <w:numPr>
-          <w:ilvl w:val="0"/>
-          <w:numId w:val="35"/>
-        </w:numPr>
-      </w:pPr>
-      <w:r>
-        <w:t>Fixed issue where the project system was incorrectly responding to the Package</w:t>
-      </w:r>
-      <w:r>
-        <w:t xml:space="preserve"> </w:t>
-      </w:r>
-      <w:r>
-        <w:t xml:space="preserve">References project dependency. This caused the first Build in Visual Studio to </w:t>
-      </w:r>
-      <w:r>
-        <w:t>freeze. (</w:t>
-      </w:r>
-      <w:r>
-        <w:t>#1802)</w:t>
-      </w:r>
-    </w:p>
-    <w:p>
-      <w:pPr>
-        <w:numPr>
-          <w:ilvl w:val="0"/>
-          <w:numId w:val="35"/>
-        </w:numPr>
-      </w:pPr>
-      <w:r>
-        <w:t>The include-files node could sometimes show files, even after the /nostddef compiler option was selected on the project properties page. We recommend a touch of all the files in a project to completely refresh (clear) the include list. (#1805)</w:t>
-      </w:r>
-    </w:p>
-    <w:p>
-      <w:pPr>
-        <w:numPr>
-          <w:ilvl w:val="0"/>
-          <w:numId w:val="35"/>
-        </w:numPr>
-      </w:pPr>
-      <w:r>
-        <w:t>Sometimes VS would freeze when adding an assembly reference. This has been fixed (#1814)</w:t>
-      </w:r>
-    </w:p>
-    <w:p>
-      <w:pPr>
-        <w:numPr>
-          <w:ilvl w:val="0"/>
-          <w:numId w:val="35"/>
-        </w:numPr>
-      </w:pPr>
-      <w:r>
-        <w:t>Fixed an issue with duplicate reference names in the Solution Explorer window (#1816)</w:t>
-      </w:r>
-    </w:p>
-    <w:p>
-      <w:pPr>
-        <w:numPr>
-          <w:ilvl w:val="0"/>
-          <w:numId w:val="35"/>
-        </w:numPr>
-      </w:pPr>
-      <w:r>
-        <w:t>We no longer add Project</w:t>
-      </w:r>
-      <w:r>
-        <w:t xml:space="preserve"> </w:t>
-      </w:r>
-      <w:r>
-        <w:t xml:space="preserve">Guid properties to SDK projects. Guids are also removed from project references inside SDK </w:t>
-      </w:r>
-      <w:r>
-        <w:t>projects. (</w:t>
-      </w:r>
-      <w:r>
-        <w:t>#1819)</w:t>
-      </w:r>
-    </w:p>
-    <w:p>
-      <w:pPr>
-        <w:numPr>
-          <w:ilvl w:val="0"/>
-          <w:numId w:val="35"/>
-        </w:numPr>
-      </w:pPr>
-      <w:r>
-        <w:t xml:space="preserve">The IDE has been prepared for a menu option to convert a traditional project to the new SDK project file </w:t>
-      </w:r>
-      <w:r>
-        <w:t>format. (</w:t>
-      </w:r>
-      <w:r>
-        <w:t xml:space="preserve"> #1823). The menu option is not working yet.</w:t>
-      </w:r>
-    </w:p>
-    <w:p>
-      <w:pPr>
-        <w:numPr>
-          <w:ilvl w:val="0"/>
-          <w:numId w:val="35"/>
-        </w:numPr>
-      </w:pPr>
-      <w:r>
-        <w:t>Fixed a crash when Visual Studio was opened directly with a solution file (#1918)</w:t>
-      </w:r>
-    </w:p>
-    <w:p>
-      <w:pPr>
-        <w:numPr>
-          <w:ilvl w:val="0"/>
-          <w:numId w:val="35"/>
-        </w:numPr>
-      </w:pPr>
-      <w:r>
-        <w:t>Replaced bitmap-backed command icons and project hierarchy icons with Visual Studio Image</w:t>
-      </w:r>
-      <w:r>
-        <w:t xml:space="preserve"> </w:t>
-      </w:r>
-      <w:r>
-        <w:t>Monikers (#1921)</w:t>
-      </w:r>
-    </w:p>
-    <w:p>
-      <w:pPr>
-        <w:numPr>
-          <w:ilvl w:val="0"/>
-          <w:numId w:val="35"/>
-        </w:numPr>
-      </w:pPr>
-      <w:r>
-        <w:t>Fixed a deadlock when opening a solution from the command line (#1922)</w:t>
-      </w:r>
-    </w:p>
-    <w:p>
-      <w:pPr>
-        <w:numPr>
-          <w:ilvl w:val="0"/>
-          <w:numId w:val="35"/>
-        </w:numPr>
-      </w:pPr>
-      <w:r>
-        <w:t>Fixed incorrect conditional compilation block highlighting: the language service now uses the correct preprocessor defines from the active project configuration (#1923)</w:t>
-      </w:r>
-    </w:p>
-    <w:p>
-      <w:pPr>
-        <w:numPr>
-          <w:ilvl w:val="0"/>
-          <w:numId w:val="35"/>
-        </w:numPr>
-      </w:pPr>
-      <w:r>
-        <w:t>Fixed an issue with Project References for SDK projects where these references were not shown in the "Add Reference" dialog (#1928)</w:t>
-      </w:r>
-    </w:p>
-    <w:p>
-      <w:pPr>
-        <w:numPr>
-          <w:ilvl w:val="0"/>
-          <w:numId w:val="35"/>
-        </w:numPr>
-      </w:pPr>
-      <w:r>
-        <w:t>Fixed an issue with Project References for SDK projects where these references were not shown in the Project Dependencies page of the Solution Properties window ((#1929)</w:t>
-      </w:r>
-    </w:p>
-    <w:p>
-      <w:pPr>
-        <w:numPr>
-          <w:ilvl w:val="0"/>
-          <w:numId w:val="35"/>
-        </w:numPr>
-      </w:pPr>
-      <w:r>
-        <w:t>L</w:t>
-      </w:r>
-      <w:r>
-        <w:t xml:space="preserve">ocal functions </w:t>
-      </w:r>
-      <w:r>
-        <w:t xml:space="preserve">were </w:t>
-      </w:r>
-      <w:r>
-        <w:t xml:space="preserve">not </w:t>
-      </w:r>
-      <w:r>
-        <w:t xml:space="preserve">always </w:t>
-      </w:r>
-      <w:r>
-        <w:t>appearing correctly in the Navigation Bar and Document Outline window (#1932)</w:t>
-      </w:r>
-    </w:p>
-    <w:p>
-      <w:pPr>
-        <w:numPr>
-          <w:ilvl w:val="0"/>
-          <w:numId w:val="35"/>
-        </w:numPr>
-      </w:pPr>
-      <w:r>
-        <w:t>Fixed the navigation bar not displaying all entities in files with nested classes, and not following the cursor when it moves past the last declared entity (#1934)</w:t>
-      </w:r>
-    </w:p>
-    <w:p>
-      <w:pPr>
-        <w:numPr>
-          <w:ilvl w:val="0"/>
-          <w:numId w:val="35"/>
-        </w:numPr>
-      </w:pPr>
-      <w:r>
-        <w:t>Fixed an issue where Goto Definition would fail when a project folder contains another project and the option "Show All Files" was enabled, showing that other project as "Non</w:t>
-      </w:r>
-      <w:r>
-        <w:t>-</w:t>
-      </w:r>
-      <w:r>
-        <w:t>member Item".</w:t>
-      </w:r>
-    </w:p>
-    <w:p>
-      <w:pPr>
-        <w:numPr>
-          <w:ilvl w:val="0"/>
-          <w:numId w:val="35"/>
-        </w:numPr>
-      </w:pPr>
-      <w:r>
-        <w:t xml:space="preserve">Sometimes reading </w:t>
-      </w:r>
-      <w:r>
-        <w:t xml:space="preserve">of </w:t>
-      </w:r>
-      <w:r>
-        <w:t>type information from Assembly</w:t>
-      </w:r>
-      <w:r>
-        <w:t xml:space="preserve"> R</w:t>
-      </w:r>
-      <w:r>
-        <w:t xml:space="preserve">eferences </w:t>
-      </w:r>
-      <w:r>
-        <w:t>fails</w:t>
-      </w:r>
-      <w:r>
-        <w:t>. This has been fixed.  (#1956)</w:t>
-      </w:r>
-    </w:p>
-    <w:p>
-      <w:pPr>
-        <w:numPr>
-          <w:ilvl w:val="0"/>
-          <w:numId w:val="35"/>
-        </w:numPr>
-      </w:pPr>
-      <w:r>
-        <w:t>The intellisense database was not removing entries from assemblies that were no longer in use by any project.</w:t>
+      </w:pPr>
+      <w:r>
+        <w:t>Bug Fixes</w:t>
+      </w:r>
+    </w:p>
+    <w:p>
+      <w:pPr>
+        <w:numPr>
+          <w:ilvl w:val="0"/>
+          <w:numId w:val="12"/>
+        </w:numPr>
+      </w:pPr>
+      <w:r>
+        <w:t>Fixed an issue where the debugger was not correctly displaying Symbol values inside Usuals (#1804)</w:t>
+      </w:r>
+    </w:p>
+    <w:p>
+      <w:pPr>
+        <w:numPr>
+          <w:ilvl w:val="0"/>
+          <w:numId w:val="12"/>
+        </w:numPr>
+      </w:pPr>
+      <w:r>
+        <w:t>Fixed an issue in the debugger where USUAL values were not shown properly formatted (#1809)</w:t>
+      </w:r>
+    </w:p>
+    <w:p>
+      <w:pPr>
+        <w:numPr>
+          <w:ilvl w:val="0"/>
+          <w:numId w:val="12"/>
+        </w:numPr>
+      </w:pPr>
+      <w:r>
+        <w:t>Fixed an issue in the debugger where breakpoint conditions and watch expressions were not working (#1810)</w:t>
       </w:r>
     </w:p>
     <w:p>
@@ -2103,7 +3107,7 @@
         <w:pStyle w:val="Heading2"/>
       </w:pPr>
       <w:r>
-        <w:t>Debugger</w:t>
+        <w:t>VOSDK</w:t>
       </w:r>
     </w:p>
     <w:p>
@@ -2119,17 +3123,19 @@
       <w:pPr>
         <w:numPr>
           <w:ilvl w:val="0"/>
-          <w:numId w:val="36"/>
-        </w:numPr>
-      </w:pPr>
-      <w:r>
-        <w:t xml:space="preserve">The </w:t>
-      </w:r>
-      <w:r>
-        <w:t>work area</w:t>
-      </w:r>
-      <w:r>
-        <w:t xml:space="preserve"> window now also shows index information and the table structure</w:t>
+          <w:numId w:val="13"/>
+        </w:numPr>
+      </w:pPr>
+      <w:r>
+        <w:t>Methods named FIELDGET and FIELDPUT (in uppercase) are now named FieldGet and FieldPut to be compatible with the case of other methods.</w:t>
+      </w:r>
+    </w:p>
+    <w:p>
+      <w:pPr>
+        <w:pStyle w:val="Heading2"/>
+      </w:pPr>
+      <w:r>
+        <w:t>Typed VOSDK</w:t>
       </w:r>
     </w:p>
     <w:p>
@@ -2137,55 +3143,6 @@
         <w:pStyle w:val="Heading3"/>
       </w:pPr>
       <w:r>
-        <w:t>Bug Fixes</w:t>
-      </w:r>
-    </w:p>
-    <w:p>
-      <w:pPr>
-        <w:numPr>
-          <w:ilvl w:val="0"/>
-          <w:numId w:val="36"/>
-        </w:numPr>
-      </w:pPr>
-      <w:r>
-        <w:t>Fixed an issue where the debugger was not correctly displaying Symbol values inside Usuals (#1804)</w:t>
-      </w:r>
-    </w:p>
-    <w:p>
-      <w:pPr>
-        <w:numPr>
-          <w:ilvl w:val="0"/>
-          <w:numId w:val="36"/>
-        </w:numPr>
-      </w:pPr>
-      <w:r>
-        <w:t>Fixed an issue in the debugger where USUAL values were not shown properly formatted (#1809)</w:t>
-      </w:r>
-    </w:p>
-    <w:p>
-      <w:pPr>
-        <w:numPr>
-          <w:ilvl w:val="0"/>
-          <w:numId w:val="36"/>
-        </w:numPr>
-      </w:pPr>
-      <w:r>
-        <w:t>Fixed an issue in the debugger where breakpoint conditions and watch expressions were not working (#1810)</w:t>
-      </w:r>
-    </w:p>
-    <w:p>
-      <w:pPr>
-        <w:pStyle w:val="Heading2"/>
-      </w:pPr>
-      <w:r>
-        <w:t>VOSDK</w:t>
-      </w:r>
-    </w:p>
-    <w:p>
-      <w:pPr>
-        <w:pStyle w:val="Heading3"/>
-      </w:pPr>
-      <w:r>
         <w:t>New Features</w:t>
       </w:r>
     </w:p>
@@ -2193,34 +3150,7 @@
       <w:pPr>
         <w:numPr>
           <w:ilvl w:val="0"/>
-          <w:numId w:val="37"/>
-        </w:numPr>
-      </w:pPr>
-      <w:r>
-        <w:t>Methods named FIELDGET and FIELDPUT (in uppercase) are now named FieldGet and FieldPut to be compatible with the case of other methods.</w:t>
-      </w:r>
-    </w:p>
-    <w:p>
-      <w:pPr>
-        <w:pStyle w:val="Heading2"/>
-      </w:pPr>
-      <w:r>
-        <w:t>Typed VOSDK</w:t>
-      </w:r>
-    </w:p>
-    <w:p>
-      <w:pPr>
-        <w:pStyle w:val="Heading3"/>
-      </w:pPr>
-      <w:r>
-        <w:t>New Features</w:t>
-      </w:r>
-    </w:p>
-    <w:p>
-      <w:pPr>
-        <w:numPr>
-          <w:ilvl w:val="0"/>
-          <w:numId w:val="38"/>
+          <w:numId w:val="14"/>
         </w:numPr>
       </w:pPr>
       <w:r>
@@ -2270,7 +3200,7 @@
     </w:lvl>
   </w:abstractNum>
   <w:abstractNum w:abstractNumId="1" w15:restartNumberingAfterBreak="0">
-    <w:nsid w:val="0BF643AD"/>
+    <w:nsid w:val="0B1A2726"/>
     <w:multiLevelType w:val="singleLevel"/>
     <w:tmpl w:val="FFFFFFFF"/>
     <w:lvl w:ilvl="0">
@@ -2279,9 +3209,9 @@
       <w:lvlJc w:val="left"/>
       <w:pPr>
         <w:tabs>
-          <w:tab w:val="num" w:pos="360"/>
+          <w:tab w:val="num" w:pos="720"/>
         </w:tabs>
-        <w:ind w:left="360" w:hanging="360"/>
+        <w:ind w:left="720" w:hanging="720"/>
       </w:pPr>
       <w:rPr>
         <w:rFonts w:ascii="Symbol" w:hAnsi="Symbol" w:cs="Symbol"/>
@@ -2292,7 +3222,7 @@
     </w:lvl>
   </w:abstractNum>
   <w:abstractNum w:abstractNumId="2" w15:restartNumberingAfterBreak="0">
-    <w:nsid w:val="0F1A2A14"/>
+    <w:nsid w:val="11C65187"/>
     <w:multiLevelType w:val="singleLevel"/>
     <w:tmpl w:val="FFFFFFFF"/>
     <w:lvl w:ilvl="0">
@@ -2301,9 +3231,9 @@
       <w:lvlJc w:val="left"/>
       <w:pPr>
         <w:tabs>
-          <w:tab w:val="num" w:pos="360"/>
+          <w:tab w:val="num" w:pos="720"/>
         </w:tabs>
-        <w:ind w:left="360" w:hanging="360"/>
+        <w:ind w:left="720" w:hanging="720"/>
       </w:pPr>
       <w:rPr>
         <w:rFonts w:ascii="Symbol" w:hAnsi="Symbol" w:cs="Symbol"/>
@@ -2314,7 +3244,7 @@
     </w:lvl>
   </w:abstractNum>
   <w:abstractNum w:abstractNumId="3" w15:restartNumberingAfterBreak="0">
-    <w:nsid w:val="11C65187"/>
+    <w:nsid w:val="1520B0E4"/>
     <w:multiLevelType w:val="singleLevel"/>
     <w:tmpl w:val="FFFFFFFF"/>
     <w:lvl w:ilvl="0">
@@ -2336,7 +3266,7 @@
     </w:lvl>
   </w:abstractNum>
   <w:abstractNum w:abstractNumId="4" w15:restartNumberingAfterBreak="0">
-    <w:nsid w:val="126EA60F"/>
+    <w:nsid w:val="1C3927E6"/>
     <w:multiLevelType w:val="singleLevel"/>
     <w:tmpl w:val="FFFFFFFF"/>
     <w:lvl w:ilvl="0">
@@ -2345,20 +3275,20 @@
       <w:lvlJc w:val="left"/>
       <w:pPr>
         <w:tabs>
-          <w:tab w:val="num" w:pos="360"/>
+          <w:tab w:val="num" w:pos="720"/>
         </w:tabs>
-        <w:ind w:left="360" w:hanging="360"/>
+        <w:ind w:left="720" w:hanging="720"/>
       </w:pPr>
       <w:rPr>
         <w:rFonts w:ascii="Symbol" w:hAnsi="Symbol" w:cs="Symbol"/>
         <w:color w:val="000000"/>
-        <w:sz w:val="20"/>
-        <w:szCs w:val="20"/>
+        <w:sz w:val="22"/>
+        <w:szCs w:val="22"/>
       </w:rPr>
     </w:lvl>
   </w:abstractNum>
   <w:abstractNum w:abstractNumId="5" w15:restartNumberingAfterBreak="0">
-    <w:nsid w:val="12CCFE3E"/>
+    <w:nsid w:val="1D94E43E"/>
     <w:multiLevelType w:val="singleLevel"/>
     <w:tmpl w:val="FFFFFFFF"/>
     <w:lvl w:ilvl="0">
@@ -2380,7 +3310,7 @@
     </w:lvl>
   </w:abstractNum>
   <w:abstractNum w:abstractNumId="6" w15:restartNumberingAfterBreak="0">
-    <w:nsid w:val="13004FAF"/>
+    <w:nsid w:val="20B32638"/>
     <w:multiLevelType w:val="singleLevel"/>
     <w:tmpl w:val="FFFFFFFF"/>
     <w:lvl w:ilvl="0">
@@ -2389,9 +3319,9 @@
       <w:lvlJc w:val="left"/>
       <w:pPr>
         <w:tabs>
-          <w:tab w:val="num" w:pos="360"/>
+          <w:tab w:val="num" w:pos="720"/>
         </w:tabs>
-        <w:ind w:left="360" w:hanging="360"/>
+        <w:ind w:left="720" w:hanging="720"/>
       </w:pPr>
       <w:rPr>
         <w:rFonts w:ascii="Symbol" w:hAnsi="Symbol" w:cs="Symbol"/>
@@ -2402,7 +3332,7 @@
     </w:lvl>
   </w:abstractNum>
   <w:abstractNum w:abstractNumId="7" w15:restartNumberingAfterBreak="0">
-    <w:nsid w:val="1520B0E4"/>
+    <w:nsid w:val="217470D2"/>
     <w:multiLevelType w:val="singleLevel"/>
     <w:tmpl w:val="FFFFFFFF"/>
     <w:lvl w:ilvl="0">
@@ -2424,7 +3354,7 @@
     </w:lvl>
   </w:abstractNum>
   <w:abstractNum w:abstractNumId="8" w15:restartNumberingAfterBreak="0">
-    <w:nsid w:val="167DEC30"/>
+    <w:nsid w:val="33FFBC53"/>
     <w:multiLevelType w:val="singleLevel"/>
     <w:tmpl w:val="FFFFFFFF"/>
     <w:lvl w:ilvl="0">
@@ -2433,31 +3363,9 @@
       <w:lvlJc w:val="left"/>
       <w:pPr>
         <w:tabs>
-          <w:tab w:val="num" w:pos="360"/>
+          <w:tab w:val="num" w:pos="720"/>
         </w:tabs>
-        <w:ind w:left="360" w:hanging="360"/>
-      </w:pPr>
-      <w:rPr>
-        <w:rFonts w:ascii="Symbol" w:hAnsi="Symbol" w:cs="Symbol"/>
-        <w:color w:val="000000"/>
-        <w:sz w:val="20"/>
-        <w:szCs w:val="20"/>
-      </w:rPr>
-    </w:lvl>
-  </w:abstractNum>
-  <w:abstractNum w:abstractNumId="9" w15:restartNumberingAfterBreak="0">
-    <w:nsid w:val="178376CD"/>
-    <w:multiLevelType w:val="singleLevel"/>
-    <w:tmpl w:val="FFFFFFFF"/>
-    <w:lvl w:ilvl="0">
-      <w:numFmt w:val="bullet"/>
-      <w:lvlText w:val="·"/>
-      <w:lvlJc w:val="left"/>
-      <w:pPr>
-        <w:tabs>
-          <w:tab w:val="num" w:pos="195"/>
-        </w:tabs>
-        <w:ind w:left="195" w:hanging="195"/>
+        <w:ind w:left="720" w:hanging="720"/>
       </w:pPr>
       <w:rPr>
         <w:rFonts w:ascii="Symbol" w:hAnsi="Symbol" w:cs="Symbol"/>
@@ -2467,8 +3375,122 @@
       </w:rPr>
     </w:lvl>
   </w:abstractNum>
+  <w:abstractNum w:abstractNumId="9" w15:restartNumberingAfterBreak="0">
+    <w:nsid w:val="3BD40486"/>
+    <w:multiLevelType w:val="hybridMultilevel"/>
+    <w:tmpl w:val="6834198E"/>
+    <w:lvl w:ilvl="0" w:tplc="AE36E8BA">
+      <w:start w:val="1"/>
+      <w:numFmt w:val="bullet"/>
+      <w:pStyle w:val="BulletList"/>
+      <w:lvlText w:val=""/>
+      <w:lvlJc w:val="left"/>
+      <w:pPr>
+        <w:ind w:left="360" w:hanging="360"/>
+      </w:pPr>
+      <w:rPr>
+        <w:rFonts w:ascii="Symbol" w:hAnsi="Symbol" w:hint="default"/>
+      </w:rPr>
+    </w:lvl>
+    <w:lvl w:ilvl="1" w:tplc="04130003">
+      <w:start w:val="1"/>
+      <w:numFmt w:val="bullet"/>
+      <w:lvlText w:val="o"/>
+      <w:lvlJc w:val="left"/>
+      <w:pPr>
+        <w:ind w:left="1080" w:hanging="360"/>
+      </w:pPr>
+      <w:rPr>
+        <w:rFonts w:ascii="Courier New" w:hAnsi="Courier New" w:hint="default"/>
+      </w:rPr>
+    </w:lvl>
+    <w:lvl w:ilvl="2" w:tplc="04130005">
+      <w:start w:val="1"/>
+      <w:numFmt w:val="bullet"/>
+      <w:lvlText w:val=""/>
+      <w:lvlJc w:val="left"/>
+      <w:pPr>
+        <w:ind w:left="1800" w:hanging="360"/>
+      </w:pPr>
+      <w:rPr>
+        <w:rFonts w:ascii="Wingdings" w:hAnsi="Wingdings" w:hint="default"/>
+      </w:rPr>
+    </w:lvl>
+    <w:lvl w:ilvl="3" w:tplc="04130001" w:tentative="1">
+      <w:start w:val="1"/>
+      <w:numFmt w:val="bullet"/>
+      <w:lvlText w:val=""/>
+      <w:lvlJc w:val="left"/>
+      <w:pPr>
+        <w:ind w:left="2520" w:hanging="360"/>
+      </w:pPr>
+      <w:rPr>
+        <w:rFonts w:ascii="Symbol" w:hAnsi="Symbol" w:hint="default"/>
+      </w:rPr>
+    </w:lvl>
+    <w:lvl w:ilvl="4" w:tplc="04130003" w:tentative="1">
+      <w:start w:val="1"/>
+      <w:numFmt w:val="bullet"/>
+      <w:lvlText w:val="o"/>
+      <w:lvlJc w:val="left"/>
+      <w:pPr>
+        <w:ind w:left="3240" w:hanging="360"/>
+      </w:pPr>
+      <w:rPr>
+        <w:rFonts w:ascii="Courier New" w:hAnsi="Courier New" w:hint="default"/>
+      </w:rPr>
+    </w:lvl>
+    <w:lvl w:ilvl="5" w:tplc="04130005" w:tentative="1">
+      <w:start w:val="1"/>
+      <w:numFmt w:val="bullet"/>
+      <w:lvlText w:val=""/>
+      <w:lvlJc w:val="left"/>
+      <w:pPr>
+        <w:ind w:left="3960" w:hanging="360"/>
+      </w:pPr>
+      <w:rPr>
+        <w:rFonts w:ascii="Wingdings" w:hAnsi="Wingdings" w:hint="default"/>
+      </w:rPr>
+    </w:lvl>
+    <w:lvl w:ilvl="6" w:tplc="04130001" w:tentative="1">
+      <w:start w:val="1"/>
+      <w:numFmt w:val="bullet"/>
+      <w:lvlText w:val=""/>
+      <w:lvlJc w:val="left"/>
+      <w:pPr>
+        <w:ind w:left="4680" w:hanging="360"/>
+      </w:pPr>
+      <w:rPr>
+        <w:rFonts w:ascii="Symbol" w:hAnsi="Symbol" w:hint="default"/>
+      </w:rPr>
+    </w:lvl>
+    <w:lvl w:ilvl="7" w:tplc="04130003" w:tentative="1">
+      <w:start w:val="1"/>
+      <w:numFmt w:val="bullet"/>
+      <w:lvlText w:val="o"/>
+      <w:lvlJc w:val="left"/>
+      <w:pPr>
+        <w:ind w:left="5400" w:hanging="360"/>
+      </w:pPr>
+      <w:rPr>
+        <w:rFonts w:ascii="Courier New" w:hAnsi="Courier New" w:hint="default"/>
+      </w:rPr>
+    </w:lvl>
+    <w:lvl w:ilvl="8" w:tplc="04130005" w:tentative="1">
+      <w:start w:val="1"/>
+      <w:numFmt w:val="bullet"/>
+      <w:lvlText w:val=""/>
+      <w:lvlJc w:val="left"/>
+      <w:pPr>
+        <w:ind w:left="6120" w:hanging="360"/>
+      </w:pPr>
+      <w:rPr>
+        <w:rFonts w:ascii="Wingdings" w:hAnsi="Wingdings" w:hint="default"/>
+      </w:rPr>
+    </w:lvl>
+  </w:abstractNum>
   <w:abstractNum w:abstractNumId="10" w15:restartNumberingAfterBreak="0">
-    <w:nsid w:val="188A54F3"/>
+    <w:nsid w:val="4967E53A"/>
     <w:multiLevelType w:val="singleLevel"/>
     <w:tmpl w:val="FFFFFFFF"/>
     <w:lvl w:ilvl="0">
@@ -2477,9 +3499,9 @@
       <w:lvlJc w:val="left"/>
       <w:pPr>
         <w:tabs>
-          <w:tab w:val="num" w:pos="360"/>
+          <w:tab w:val="num" w:pos="720"/>
         </w:tabs>
-        <w:ind w:left="360" w:hanging="360"/>
+        <w:ind w:left="720" w:hanging="720"/>
       </w:pPr>
       <w:rPr>
         <w:rFonts w:ascii="Symbol" w:hAnsi="Symbol" w:cs="Symbol"/>
@@ -2490,7 +3512,7 @@
     </w:lvl>
   </w:abstractNum>
   <w:abstractNum w:abstractNumId="11" w15:restartNumberingAfterBreak="0">
-    <w:nsid w:val="1C3927E6"/>
+    <w:nsid w:val="4ECA5E0B"/>
     <w:multiLevelType w:val="singleLevel"/>
     <w:tmpl w:val="FFFFFFFF"/>
     <w:lvl w:ilvl="0">
@@ -2512,7 +3534,7 @@
     </w:lvl>
   </w:abstractNum>
   <w:abstractNum w:abstractNumId="12" w15:restartNumberingAfterBreak="0">
-    <w:nsid w:val="1D94E43E"/>
+    <w:nsid w:val="4F10AA90"/>
     <w:multiLevelType w:val="singleLevel"/>
     <w:tmpl w:val="FFFFFFFF"/>
     <w:lvl w:ilvl="0">
@@ -2534,27 +3556,7 @@
     </w:lvl>
   </w:abstractNum>
   <w:abstractNum w:abstractNumId="13" w15:restartNumberingAfterBreak="0">
-    <w:nsid w:val="1E74F131"/>
-    <w:multiLevelType w:val="singleLevel"/>
-    <w:tmpl w:val="FFFFFFFF"/>
-    <w:lvl w:ilvl="0">
-      <w:numFmt w:val="bullet"/>
-      <w:lvlText w:val="·"/>
-      <w:lvlJc w:val="left"/>
-      <w:pPr>
-        <w:tabs>
-          <w:tab w:val="num" w:pos="10"/>
-        </w:tabs>
-      </w:pPr>
-      <w:rPr>
-        <w:rFonts w:ascii="Symbol" w:hAnsi="Symbol" w:cs="Symbol"/>
-        <w:sz w:val="16"/>
-        <w:szCs w:val="16"/>
-      </w:rPr>
-    </w:lvl>
-  </w:abstractNum>
-  <w:abstractNum w:abstractNumId="14" w15:restartNumberingAfterBreak="0">
-    <w:nsid w:val="20B32638"/>
+    <w:nsid w:val="53C5AB84"/>
     <w:multiLevelType w:val="singleLevel"/>
     <w:tmpl w:val="FFFFFFFF"/>
     <w:lvl w:ilvl="0">
@@ -2575,781 +3577,8 @@
       </w:rPr>
     </w:lvl>
   </w:abstractNum>
-  <w:abstractNum w:abstractNumId="15" w15:restartNumberingAfterBreak="0">
-    <w:nsid w:val="217470D2"/>
-    <w:multiLevelType w:val="singleLevel"/>
-    <w:tmpl w:val="FFFFFFFF"/>
-    <w:lvl w:ilvl="0">
-      <w:numFmt w:val="bullet"/>
-      <w:lvlText w:val="·"/>
-      <w:lvlJc w:val="left"/>
-      <w:pPr>
-        <w:tabs>
-          <w:tab w:val="num" w:pos="720"/>
-        </w:tabs>
-        <w:ind w:left="720" w:hanging="720"/>
-      </w:pPr>
-      <w:rPr>
-        <w:rFonts w:ascii="Symbol" w:hAnsi="Symbol" w:cs="Symbol"/>
-        <w:color w:val="000000"/>
-        <w:sz w:val="22"/>
-        <w:szCs w:val="22"/>
-      </w:rPr>
-    </w:lvl>
-  </w:abstractNum>
-  <w:abstractNum w:abstractNumId="16" w15:restartNumberingAfterBreak="0">
-    <w:nsid w:val="268CFACB"/>
-    <w:multiLevelType w:val="singleLevel"/>
-    <w:tmpl w:val="FFFFFFFF"/>
-    <w:lvl w:ilvl="0">
-      <w:numFmt w:val="bullet"/>
-      <w:lvlText w:val="·"/>
-      <w:lvlJc w:val="left"/>
-      <w:pPr>
-        <w:tabs>
-          <w:tab w:val="num" w:pos="360"/>
-        </w:tabs>
-        <w:ind w:left="360" w:hanging="360"/>
-      </w:pPr>
-      <w:rPr>
-        <w:rFonts w:ascii="Symbol" w:hAnsi="Symbol" w:cs="Symbol"/>
-        <w:color w:val="000000"/>
-        <w:sz w:val="20"/>
-        <w:szCs w:val="20"/>
-      </w:rPr>
-    </w:lvl>
-  </w:abstractNum>
-  <w:abstractNum w:abstractNumId="17" w15:restartNumberingAfterBreak="0">
-    <w:nsid w:val="2992FCDA"/>
-    <w:multiLevelType w:val="singleLevel"/>
-    <w:tmpl w:val="FFFFFFFF"/>
-    <w:lvl w:ilvl="0">
-      <w:numFmt w:val="bullet"/>
-      <w:lvlText w:val="·"/>
-      <w:lvlJc w:val="left"/>
-      <w:pPr>
-        <w:tabs>
-          <w:tab w:val="num" w:pos="720"/>
-        </w:tabs>
-        <w:ind w:left="720" w:hanging="720"/>
-      </w:pPr>
-      <w:rPr>
-        <w:rFonts w:ascii="Symbol" w:hAnsi="Symbol" w:cs="Symbol"/>
-        <w:color w:val="000000"/>
-        <w:sz w:val="22"/>
-        <w:szCs w:val="22"/>
-      </w:rPr>
-    </w:lvl>
-  </w:abstractNum>
-  <w:abstractNum w:abstractNumId="18" w15:restartNumberingAfterBreak="0">
-    <w:nsid w:val="29E6A5F3"/>
-    <w:multiLevelType w:val="singleLevel"/>
-    <w:tmpl w:val="FFFFFFFF"/>
-    <w:lvl w:ilvl="0">
-      <w:numFmt w:val="bullet"/>
-      <w:lvlText w:val="·"/>
-      <w:lvlJc w:val="left"/>
-      <w:pPr>
-        <w:tabs>
-          <w:tab w:val="num" w:pos="720"/>
-        </w:tabs>
-        <w:ind w:left="720" w:hanging="720"/>
-      </w:pPr>
-      <w:rPr>
-        <w:rFonts w:ascii="Symbol" w:hAnsi="Symbol" w:cs="Symbol"/>
-        <w:color w:val="000000"/>
-        <w:sz w:val="22"/>
-        <w:szCs w:val="22"/>
-      </w:rPr>
-    </w:lvl>
-  </w:abstractNum>
-  <w:abstractNum w:abstractNumId="19" w15:restartNumberingAfterBreak="0">
-    <w:nsid w:val="2C12754F"/>
-    <w:multiLevelType w:val="hybridMultilevel"/>
-    <w:tmpl w:val="688A11EA"/>
-    <w:lvl w:ilvl="0" w:tplc="04130001">
-      <w:start w:val="1"/>
-      <w:numFmt w:val="bullet"/>
-      <w:lvlText w:val=""/>
-      <w:lvlJc w:val="left"/>
-      <w:pPr>
-        <w:ind w:left="360" w:hanging="360"/>
-      </w:pPr>
-      <w:rPr>
-        <w:rFonts w:ascii="Symbol" w:hAnsi="Symbol" w:hint="default"/>
-      </w:rPr>
-    </w:lvl>
-    <w:lvl w:ilvl="1" w:tplc="04130003" w:tentative="1">
-      <w:start w:val="1"/>
-      <w:numFmt w:val="bullet"/>
-      <w:lvlText w:val="o"/>
-      <w:lvlJc w:val="left"/>
-      <w:pPr>
-        <w:ind w:left="1080" w:hanging="360"/>
-      </w:pPr>
-      <w:rPr>
-        <w:rFonts w:ascii="Courier New" w:hAnsi="Courier New" w:cs="Courier New" w:hint="default"/>
-      </w:rPr>
-    </w:lvl>
-    <w:lvl w:ilvl="2" w:tplc="04130005" w:tentative="1">
-      <w:start w:val="1"/>
-      <w:numFmt w:val="bullet"/>
-      <w:lvlText w:val=""/>
-      <w:lvlJc w:val="left"/>
-      <w:pPr>
-        <w:ind w:left="1800" w:hanging="360"/>
-      </w:pPr>
-      <w:rPr>
-        <w:rFonts w:ascii="Wingdings" w:hAnsi="Wingdings" w:hint="default"/>
-      </w:rPr>
-    </w:lvl>
-    <w:lvl w:ilvl="3" w:tplc="04130001" w:tentative="1">
-      <w:start w:val="1"/>
-      <w:numFmt w:val="bullet"/>
-      <w:lvlText w:val=""/>
-      <w:lvlJc w:val="left"/>
-      <w:pPr>
-        <w:ind w:left="2520" w:hanging="360"/>
-      </w:pPr>
-      <w:rPr>
-        <w:rFonts w:ascii="Symbol" w:hAnsi="Symbol" w:hint="default"/>
-      </w:rPr>
-    </w:lvl>
-    <w:lvl w:ilvl="4" w:tplc="04130003" w:tentative="1">
-      <w:start w:val="1"/>
-      <w:numFmt w:val="bullet"/>
-      <w:lvlText w:val="o"/>
-      <w:lvlJc w:val="left"/>
-      <w:pPr>
-        <w:ind w:left="3240" w:hanging="360"/>
-      </w:pPr>
-      <w:rPr>
-        <w:rFonts w:ascii="Courier New" w:hAnsi="Courier New" w:cs="Courier New" w:hint="default"/>
-      </w:rPr>
-    </w:lvl>
-    <w:lvl w:ilvl="5" w:tplc="04130005" w:tentative="1">
-      <w:start w:val="1"/>
-      <w:numFmt w:val="bullet"/>
-      <w:lvlText w:val=""/>
-      <w:lvlJc w:val="left"/>
-      <w:pPr>
-        <w:ind w:left="3960" w:hanging="360"/>
-      </w:pPr>
-      <w:rPr>
-        <w:rFonts w:ascii="Wingdings" w:hAnsi="Wingdings" w:hint="default"/>
-      </w:rPr>
-    </w:lvl>
-    <w:lvl w:ilvl="6" w:tplc="04130001" w:tentative="1">
-      <w:start w:val="1"/>
-      <w:numFmt w:val="bullet"/>
-      <w:lvlText w:val=""/>
-      <w:lvlJc w:val="left"/>
-      <w:pPr>
-        <w:ind w:left="4680" w:hanging="360"/>
-      </w:pPr>
-      <w:rPr>
-        <w:rFonts w:ascii="Symbol" w:hAnsi="Symbol" w:hint="default"/>
-      </w:rPr>
-    </w:lvl>
-    <w:lvl w:ilvl="7" w:tplc="04130003" w:tentative="1">
-      <w:start w:val="1"/>
-      <w:numFmt w:val="bullet"/>
-      <w:lvlText w:val="o"/>
-      <w:lvlJc w:val="left"/>
-      <w:pPr>
-        <w:ind w:left="5400" w:hanging="360"/>
-      </w:pPr>
-      <w:rPr>
-        <w:rFonts w:ascii="Courier New" w:hAnsi="Courier New" w:cs="Courier New" w:hint="default"/>
-      </w:rPr>
-    </w:lvl>
-    <w:lvl w:ilvl="8" w:tplc="04130005" w:tentative="1">
-      <w:start w:val="1"/>
-      <w:numFmt w:val="bullet"/>
-      <w:lvlText w:val=""/>
-      <w:lvlJc w:val="left"/>
-      <w:pPr>
-        <w:ind w:left="6120" w:hanging="360"/>
-      </w:pPr>
-      <w:rPr>
-        <w:rFonts w:ascii="Wingdings" w:hAnsi="Wingdings" w:hint="default"/>
-      </w:rPr>
-    </w:lvl>
-  </w:abstractNum>
-  <w:abstractNum w:abstractNumId="20" w15:restartNumberingAfterBreak="0">
-    <w:nsid w:val="2CA8FAA0"/>
-    <w:multiLevelType w:val="singleLevel"/>
-    <w:tmpl w:val="FFFFFFFF"/>
-    <w:lvl w:ilvl="0">
-      <w:numFmt w:val="bullet"/>
-      <w:lvlText w:val="·"/>
-      <w:lvlJc w:val="left"/>
-      <w:pPr>
-        <w:tabs>
-          <w:tab w:val="num" w:pos="360"/>
-        </w:tabs>
-        <w:ind w:left="360" w:hanging="360"/>
-      </w:pPr>
-      <w:rPr>
-        <w:rFonts w:ascii="Symbol" w:hAnsi="Symbol" w:cs="Symbol"/>
-        <w:color w:val="000000"/>
-        <w:sz w:val="20"/>
-        <w:szCs w:val="20"/>
-      </w:rPr>
-    </w:lvl>
-  </w:abstractNum>
-  <w:abstractNum w:abstractNumId="21" w15:restartNumberingAfterBreak="0">
-    <w:nsid w:val="2FAC9207"/>
-    <w:multiLevelType w:val="singleLevel"/>
-    <w:tmpl w:val="FFFFFFFF"/>
-    <w:lvl w:ilvl="0">
-      <w:numFmt w:val="bullet"/>
-      <w:lvlText w:val="·"/>
-      <w:lvlJc w:val="left"/>
-      <w:pPr>
-        <w:tabs>
-          <w:tab w:val="num" w:pos="360"/>
-        </w:tabs>
-        <w:ind w:left="360" w:hanging="360"/>
-      </w:pPr>
-      <w:rPr>
-        <w:rFonts w:ascii="Symbol" w:hAnsi="Symbol" w:cs="Symbol"/>
-        <w:color w:val="000000"/>
-        <w:sz w:val="22"/>
-        <w:szCs w:val="22"/>
-      </w:rPr>
-    </w:lvl>
-  </w:abstractNum>
-  <w:abstractNum w:abstractNumId="22" w15:restartNumberingAfterBreak="0">
-    <w:nsid w:val="31749FEE"/>
-    <w:multiLevelType w:val="singleLevel"/>
-    <w:tmpl w:val="FFFFFFFF"/>
-    <w:lvl w:ilvl="0">
-      <w:numFmt w:val="bullet"/>
-      <w:lvlText w:val="·"/>
-      <w:lvlJc w:val="left"/>
-      <w:pPr>
-        <w:tabs>
-          <w:tab w:val="num" w:pos="360"/>
-        </w:tabs>
-        <w:ind w:left="360" w:hanging="360"/>
-      </w:pPr>
-      <w:rPr>
-        <w:rFonts w:ascii="Symbol" w:hAnsi="Symbol" w:cs="Symbol"/>
-        <w:color w:val="000000"/>
-        <w:sz w:val="20"/>
-        <w:szCs w:val="20"/>
-      </w:rPr>
-    </w:lvl>
-  </w:abstractNum>
-  <w:abstractNum w:abstractNumId="23" w15:restartNumberingAfterBreak="0">
-    <w:nsid w:val="31BCF626"/>
-    <w:multiLevelType w:val="singleLevel"/>
-    <w:tmpl w:val="FFFFFFFF"/>
-    <w:lvl w:ilvl="0">
-      <w:numFmt w:val="bullet"/>
-      <w:lvlText w:val="·"/>
-      <w:lvlJc w:val="left"/>
-      <w:pPr>
-        <w:tabs>
-          <w:tab w:val="num" w:pos="360"/>
-        </w:tabs>
-        <w:ind w:left="360" w:hanging="360"/>
-      </w:pPr>
-      <w:rPr>
-        <w:rFonts w:ascii="Symbol" w:hAnsi="Symbol" w:cs="Symbol"/>
-        <w:color w:val="000000"/>
-        <w:sz w:val="20"/>
-        <w:szCs w:val="20"/>
-      </w:rPr>
-    </w:lvl>
-  </w:abstractNum>
-  <w:abstractNum w:abstractNumId="24" w15:restartNumberingAfterBreak="0">
-    <w:nsid w:val="33FFBC53"/>
-    <w:multiLevelType w:val="singleLevel"/>
-    <w:tmpl w:val="FFFFFFFF"/>
-    <w:lvl w:ilvl="0">
-      <w:numFmt w:val="bullet"/>
-      <w:lvlText w:val="·"/>
-      <w:lvlJc w:val="left"/>
-      <w:pPr>
-        <w:tabs>
-          <w:tab w:val="num" w:pos="720"/>
-        </w:tabs>
-        <w:ind w:left="720" w:hanging="720"/>
-      </w:pPr>
-      <w:rPr>
-        <w:rFonts w:ascii="Symbol" w:hAnsi="Symbol" w:cs="Symbol"/>
-        <w:color w:val="000000"/>
-        <w:sz w:val="22"/>
-        <w:szCs w:val="22"/>
-      </w:rPr>
-    </w:lvl>
-  </w:abstractNum>
-  <w:abstractNum w:abstractNumId="25" w15:restartNumberingAfterBreak="0">
-    <w:nsid w:val="3BD40486"/>
-    <w:multiLevelType w:val="hybridMultilevel"/>
-    <w:tmpl w:val="6834198E"/>
-    <w:lvl w:ilvl="0" w:tplc="AE36E8BA">
-      <w:start w:val="1"/>
-      <w:numFmt w:val="bullet"/>
-      <w:pStyle w:val="BulletList"/>
-      <w:lvlText w:val=""/>
-      <w:lvlJc w:val="left"/>
-      <w:pPr>
-        <w:ind w:left="360" w:hanging="360"/>
-      </w:pPr>
-      <w:rPr>
-        <w:rFonts w:ascii="Symbol" w:hAnsi="Symbol" w:hint="default"/>
-      </w:rPr>
-    </w:lvl>
-    <w:lvl w:ilvl="1" w:tplc="04130003">
-      <w:start w:val="1"/>
-      <w:numFmt w:val="bullet"/>
-      <w:lvlText w:val="o"/>
-      <w:lvlJc w:val="left"/>
-      <w:pPr>
-        <w:ind w:left="1080" w:hanging="360"/>
-      </w:pPr>
-      <w:rPr>
-        <w:rFonts w:ascii="Courier New" w:hAnsi="Courier New" w:hint="default"/>
-      </w:rPr>
-    </w:lvl>
-    <w:lvl w:ilvl="2" w:tplc="04130005">
-      <w:start w:val="1"/>
-      <w:numFmt w:val="bullet"/>
-      <w:lvlText w:val=""/>
-      <w:lvlJc w:val="left"/>
-      <w:pPr>
-        <w:ind w:left="1800" w:hanging="360"/>
-      </w:pPr>
-      <w:rPr>
-        <w:rFonts w:ascii="Wingdings" w:hAnsi="Wingdings" w:hint="default"/>
-      </w:rPr>
-    </w:lvl>
-    <w:lvl w:ilvl="3" w:tplc="04130001" w:tentative="1">
-      <w:start w:val="1"/>
-      <w:numFmt w:val="bullet"/>
-      <w:lvlText w:val=""/>
-      <w:lvlJc w:val="left"/>
-      <w:pPr>
-        <w:ind w:left="2520" w:hanging="360"/>
-      </w:pPr>
-      <w:rPr>
-        <w:rFonts w:ascii="Symbol" w:hAnsi="Symbol" w:hint="default"/>
-      </w:rPr>
-    </w:lvl>
-    <w:lvl w:ilvl="4" w:tplc="04130003" w:tentative="1">
-      <w:start w:val="1"/>
-      <w:numFmt w:val="bullet"/>
-      <w:lvlText w:val="o"/>
-      <w:lvlJc w:val="left"/>
-      <w:pPr>
-        <w:ind w:left="3240" w:hanging="360"/>
-      </w:pPr>
-      <w:rPr>
-        <w:rFonts w:ascii="Courier New" w:hAnsi="Courier New" w:hint="default"/>
-      </w:rPr>
-    </w:lvl>
-    <w:lvl w:ilvl="5" w:tplc="04130005" w:tentative="1">
-      <w:start w:val="1"/>
-      <w:numFmt w:val="bullet"/>
-      <w:lvlText w:val=""/>
-      <w:lvlJc w:val="left"/>
-      <w:pPr>
-        <w:ind w:left="3960" w:hanging="360"/>
-      </w:pPr>
-      <w:rPr>
-        <w:rFonts w:ascii="Wingdings" w:hAnsi="Wingdings" w:hint="default"/>
-      </w:rPr>
-    </w:lvl>
-    <w:lvl w:ilvl="6" w:tplc="04130001" w:tentative="1">
-      <w:start w:val="1"/>
-      <w:numFmt w:val="bullet"/>
-      <w:lvlText w:val=""/>
-      <w:lvlJc w:val="left"/>
-      <w:pPr>
-        <w:ind w:left="4680" w:hanging="360"/>
-      </w:pPr>
-      <w:rPr>
-        <w:rFonts w:ascii="Symbol" w:hAnsi="Symbol" w:hint="default"/>
-      </w:rPr>
-    </w:lvl>
-    <w:lvl w:ilvl="7" w:tplc="04130003" w:tentative="1">
-      <w:start w:val="1"/>
-      <w:numFmt w:val="bullet"/>
-      <w:lvlText w:val="o"/>
-      <w:lvlJc w:val="left"/>
-      <w:pPr>
-        <w:ind w:left="5400" w:hanging="360"/>
-      </w:pPr>
-      <w:rPr>
-        <w:rFonts w:ascii="Courier New" w:hAnsi="Courier New" w:hint="default"/>
-      </w:rPr>
-    </w:lvl>
-    <w:lvl w:ilvl="8" w:tplc="04130005" w:tentative="1">
-      <w:start w:val="1"/>
-      <w:numFmt w:val="bullet"/>
-      <w:lvlText w:val=""/>
-      <w:lvlJc w:val="left"/>
-      <w:pPr>
-        <w:ind w:left="6120" w:hanging="360"/>
-      </w:pPr>
-      <w:rPr>
-        <w:rFonts w:ascii="Wingdings" w:hAnsi="Wingdings" w:hint="default"/>
-      </w:rPr>
-    </w:lvl>
-  </w:abstractNum>
-  <w:abstractNum w:abstractNumId="26" w15:restartNumberingAfterBreak="0">
-    <w:nsid w:val="3C37B003"/>
-    <w:multiLevelType w:val="singleLevel"/>
-    <w:tmpl w:val="FFFFFFFF"/>
-    <w:lvl w:ilvl="0">
-      <w:numFmt w:val="bullet"/>
-      <w:lvlText w:val="·"/>
-      <w:lvlJc w:val="left"/>
-      <w:pPr>
-        <w:tabs>
-          <w:tab w:val="num" w:pos="195"/>
-        </w:tabs>
-        <w:ind w:left="195" w:hanging="195"/>
-      </w:pPr>
-      <w:rPr>
-        <w:rFonts w:ascii="Symbol" w:hAnsi="Symbol" w:cs="Symbol"/>
-        <w:color w:val="000000"/>
-        <w:sz w:val="22"/>
-        <w:szCs w:val="22"/>
-      </w:rPr>
-    </w:lvl>
-  </w:abstractNum>
-  <w:abstractNum w:abstractNumId="27" w15:restartNumberingAfterBreak="0">
-    <w:nsid w:val="3EDF4405"/>
-    <w:multiLevelType w:val="singleLevel"/>
-    <w:tmpl w:val="FFFFFFFF"/>
-    <w:lvl w:ilvl="0">
-      <w:numFmt w:val="bullet"/>
-      <w:lvlText w:val="·"/>
-      <w:lvlJc w:val="left"/>
-      <w:pPr>
-        <w:tabs>
-          <w:tab w:val="num" w:pos="10"/>
-        </w:tabs>
-      </w:pPr>
-      <w:rPr>
-        <w:rFonts w:ascii="Symbol" w:hAnsi="Symbol" w:cs="Symbol"/>
-        <w:sz w:val="16"/>
-        <w:szCs w:val="16"/>
-      </w:rPr>
-    </w:lvl>
-  </w:abstractNum>
-  <w:abstractNum w:abstractNumId="28" w15:restartNumberingAfterBreak="0">
-    <w:nsid w:val="43825B36"/>
-    <w:multiLevelType w:val="singleLevel"/>
-    <w:tmpl w:val="FFFFFFFF"/>
-    <w:lvl w:ilvl="0">
-      <w:numFmt w:val="bullet"/>
-      <w:lvlText w:val="·"/>
-      <w:lvlJc w:val="left"/>
-      <w:pPr>
-        <w:tabs>
-          <w:tab w:val="num" w:pos="195"/>
-        </w:tabs>
-        <w:ind w:left="195" w:hanging="195"/>
-      </w:pPr>
-      <w:rPr>
-        <w:rFonts w:ascii="Symbol" w:hAnsi="Symbol" w:cs="Symbol"/>
-        <w:color w:val="000000"/>
-        <w:sz w:val="22"/>
-        <w:szCs w:val="22"/>
-      </w:rPr>
-    </w:lvl>
-  </w:abstractNum>
-  <w:abstractNum w:abstractNumId="29" w15:restartNumberingAfterBreak="0">
-    <w:nsid w:val="470E995D"/>
-    <w:multiLevelType w:val="singleLevel"/>
-    <w:tmpl w:val="FFFFFFFF"/>
-    <w:lvl w:ilvl="0">
-      <w:numFmt w:val="bullet"/>
-      <w:lvlText w:val="·"/>
-      <w:lvlJc w:val="left"/>
-      <w:pPr>
-        <w:tabs>
-          <w:tab w:val="num" w:pos="360"/>
-        </w:tabs>
-        <w:ind w:left="360" w:hanging="360"/>
-      </w:pPr>
-      <w:rPr>
-        <w:rFonts w:ascii="Symbol" w:hAnsi="Symbol" w:cs="Symbol"/>
-        <w:color w:val="000000"/>
-        <w:sz w:val="20"/>
-        <w:szCs w:val="20"/>
-      </w:rPr>
-    </w:lvl>
-  </w:abstractNum>
-  <w:abstractNum w:abstractNumId="30" w15:restartNumberingAfterBreak="0">
-    <w:nsid w:val="4967E53A"/>
-    <w:multiLevelType w:val="singleLevel"/>
-    <w:tmpl w:val="FFFFFFFF"/>
-    <w:lvl w:ilvl="0">
-      <w:numFmt w:val="bullet"/>
-      <w:lvlText w:val="·"/>
-      <w:lvlJc w:val="left"/>
-      <w:pPr>
-        <w:tabs>
-          <w:tab w:val="num" w:pos="720"/>
-        </w:tabs>
-        <w:ind w:left="720" w:hanging="720"/>
-      </w:pPr>
-      <w:rPr>
-        <w:rFonts w:ascii="Symbol" w:hAnsi="Symbol" w:cs="Symbol"/>
-        <w:color w:val="000000"/>
-        <w:sz w:val="22"/>
-        <w:szCs w:val="22"/>
-      </w:rPr>
-    </w:lvl>
-  </w:abstractNum>
-  <w:abstractNum w:abstractNumId="31" w15:restartNumberingAfterBreak="0">
-    <w:nsid w:val="4ECA5E0B"/>
-    <w:multiLevelType w:val="singleLevel"/>
-    <w:tmpl w:val="FFFFFFFF"/>
-    <w:lvl w:ilvl="0">
-      <w:numFmt w:val="bullet"/>
-      <w:lvlText w:val="·"/>
-      <w:lvlJc w:val="left"/>
-      <w:pPr>
-        <w:tabs>
-          <w:tab w:val="num" w:pos="720"/>
-        </w:tabs>
-        <w:ind w:left="720" w:hanging="720"/>
-      </w:pPr>
-      <w:rPr>
-        <w:rFonts w:ascii="Symbol" w:hAnsi="Symbol" w:cs="Symbol"/>
-        <w:color w:val="000000"/>
-        <w:sz w:val="22"/>
-        <w:szCs w:val="22"/>
-      </w:rPr>
-    </w:lvl>
-  </w:abstractNum>
-  <w:abstractNum w:abstractNumId="32" w15:restartNumberingAfterBreak="0">
-    <w:nsid w:val="4F10AA90"/>
-    <w:multiLevelType w:val="singleLevel"/>
-    <w:tmpl w:val="FFFFFFFF"/>
-    <w:lvl w:ilvl="0">
-      <w:numFmt w:val="bullet"/>
-      <w:lvlText w:val="·"/>
-      <w:lvlJc w:val="left"/>
-      <w:pPr>
-        <w:tabs>
-          <w:tab w:val="num" w:pos="720"/>
-        </w:tabs>
-        <w:ind w:left="720" w:hanging="720"/>
-      </w:pPr>
-      <w:rPr>
-        <w:rFonts w:ascii="Symbol" w:hAnsi="Symbol" w:cs="Symbol"/>
-        <w:color w:val="000000"/>
-        <w:sz w:val="22"/>
-        <w:szCs w:val="22"/>
-      </w:rPr>
-    </w:lvl>
-  </w:abstractNum>
-  <w:abstractNum w:abstractNumId="33" w15:restartNumberingAfterBreak="0">
-    <w:nsid w:val="53C5AB84"/>
-    <w:multiLevelType w:val="singleLevel"/>
-    <w:tmpl w:val="FFFFFFFF"/>
-    <w:lvl w:ilvl="0">
-      <w:numFmt w:val="bullet"/>
-      <w:lvlText w:val="·"/>
-      <w:lvlJc w:val="left"/>
-      <w:pPr>
-        <w:tabs>
-          <w:tab w:val="num" w:pos="720"/>
-        </w:tabs>
-        <w:ind w:left="720" w:hanging="720"/>
-      </w:pPr>
-      <w:rPr>
-        <w:rFonts w:ascii="Symbol" w:hAnsi="Symbol" w:cs="Symbol"/>
-        <w:color w:val="000000"/>
-        <w:sz w:val="22"/>
-        <w:szCs w:val="22"/>
-      </w:rPr>
-    </w:lvl>
-  </w:abstractNum>
-  <w:abstractNum w:abstractNumId="34" w15:restartNumberingAfterBreak="0">
-    <w:nsid w:val="5F14F992"/>
-    <w:multiLevelType w:val="singleLevel"/>
-    <w:tmpl w:val="FFFFFFFF"/>
-    <w:lvl w:ilvl="0">
-      <w:numFmt w:val="bullet"/>
-      <w:lvlText w:val="·"/>
-      <w:lvlJc w:val="left"/>
-      <w:pPr>
-        <w:tabs>
-          <w:tab w:val="num" w:pos="360"/>
-        </w:tabs>
-        <w:ind w:left="360" w:hanging="360"/>
-      </w:pPr>
-      <w:rPr>
-        <w:rFonts w:ascii="Symbol" w:hAnsi="Symbol" w:cs="Symbol"/>
-        <w:color w:val="000000"/>
-        <w:sz w:val="20"/>
-        <w:szCs w:val="20"/>
-      </w:rPr>
-    </w:lvl>
-  </w:abstractNum>
-  <w:abstractNum w:abstractNumId="35" w15:restartNumberingAfterBreak="0">
-    <w:nsid w:val="651ECFC4"/>
-    <w:multiLevelType w:val="singleLevel"/>
-    <w:tmpl w:val="FFFFFFFF"/>
-    <w:lvl w:ilvl="0">
-      <w:numFmt w:val="bullet"/>
-      <w:lvlText w:val="·"/>
-      <w:lvlJc w:val="left"/>
-      <w:pPr>
-        <w:tabs>
-          <w:tab w:val="num" w:pos="360"/>
-        </w:tabs>
-        <w:ind w:left="360" w:hanging="360"/>
-      </w:pPr>
-      <w:rPr>
-        <w:rFonts w:ascii="Symbol" w:hAnsi="Symbol" w:cs="Symbol"/>
-        <w:color w:val="000000"/>
-        <w:sz w:val="20"/>
-        <w:szCs w:val="20"/>
-      </w:rPr>
-    </w:lvl>
-  </w:abstractNum>
-  <w:abstractNum w:abstractNumId="36" w15:restartNumberingAfterBreak="0">
-    <w:nsid w:val="677E7813"/>
-    <w:multiLevelType w:val="singleLevel"/>
-    <w:tmpl w:val="FFFFFFFF"/>
-    <w:lvl w:ilvl="0">
-      <w:numFmt w:val="bullet"/>
-      <w:lvlText w:val="·"/>
-      <w:lvlJc w:val="left"/>
-      <w:pPr>
-        <w:tabs>
-          <w:tab w:val="num" w:pos="195"/>
-        </w:tabs>
-        <w:ind w:left="195" w:hanging="195"/>
-      </w:pPr>
-      <w:rPr>
-        <w:rFonts w:ascii="Symbol" w:hAnsi="Symbol" w:cs="Symbol"/>
-        <w:color w:val="000000"/>
-        <w:sz w:val="22"/>
-        <w:szCs w:val="22"/>
-      </w:rPr>
-    </w:lvl>
-  </w:abstractNum>
-  <w:abstractNum w:abstractNumId="37" w15:restartNumberingAfterBreak="0">
-    <w:nsid w:val="6CE5566D"/>
-    <w:multiLevelType w:val="singleLevel"/>
-    <w:tmpl w:val="FFFFFFFF"/>
-    <w:lvl w:ilvl="0">
-      <w:numFmt w:val="bullet"/>
-      <w:lvlText w:val="·"/>
-      <w:lvlJc w:val="left"/>
-      <w:pPr>
-        <w:tabs>
-          <w:tab w:val="num" w:pos="195"/>
-        </w:tabs>
-        <w:ind w:left="195" w:hanging="195"/>
-      </w:pPr>
-      <w:rPr>
-        <w:rFonts w:ascii="Symbol" w:hAnsi="Symbol" w:cs="Symbol"/>
-        <w:color w:val="000000"/>
-        <w:sz w:val="22"/>
-        <w:szCs w:val="22"/>
-      </w:rPr>
-    </w:lvl>
-  </w:abstractNum>
-  <w:abstractNum w:abstractNumId="38" w15:restartNumberingAfterBreak="0">
-    <w:nsid w:val="6D1AABCA"/>
-    <w:multiLevelType w:val="singleLevel"/>
-    <w:tmpl w:val="FFFFFFFF"/>
-    <w:lvl w:ilvl="0">
-      <w:numFmt w:val="bullet"/>
-      <w:lvlText w:val="·"/>
-      <w:lvlJc w:val="left"/>
-      <w:pPr>
-        <w:tabs>
-          <w:tab w:val="num" w:pos="10"/>
-        </w:tabs>
-      </w:pPr>
-      <w:rPr>
-        <w:rFonts w:ascii="Symbol" w:hAnsi="Symbol" w:cs="Symbol"/>
-        <w:sz w:val="16"/>
-        <w:szCs w:val="16"/>
-      </w:rPr>
-    </w:lvl>
-  </w:abstractNum>
-  <w:abstractNum w:abstractNumId="39" w15:restartNumberingAfterBreak="0">
-    <w:nsid w:val="70567E59"/>
-    <w:multiLevelType w:val="singleLevel"/>
-    <w:tmpl w:val="FFFFFFFF"/>
-    <w:lvl w:ilvl="0">
-      <w:numFmt w:val="bullet"/>
-      <w:lvlText w:val="·"/>
-      <w:lvlJc w:val="left"/>
-      <w:pPr>
-        <w:tabs>
-          <w:tab w:val="num" w:pos="195"/>
-        </w:tabs>
-        <w:ind w:left="195" w:hanging="195"/>
-      </w:pPr>
-      <w:rPr>
-        <w:rFonts w:ascii="Symbol" w:hAnsi="Symbol" w:cs="Symbol"/>
-        <w:color w:val="000000"/>
-        <w:sz w:val="22"/>
-        <w:szCs w:val="22"/>
-      </w:rPr>
-    </w:lvl>
-  </w:abstractNum>
-  <w:abstractNum w:abstractNumId="40" w15:restartNumberingAfterBreak="0">
+  <w:abstractNum w:abstractNumId="14" w15:restartNumberingAfterBreak="0">
     <w:nsid w:val="79E0D01C"/>
-    <w:multiLevelType w:val="singleLevel"/>
-    <w:tmpl w:val="FFFFFFFF"/>
-    <w:lvl w:ilvl="0">
-      <w:numFmt w:val="bullet"/>
-      <w:lvlText w:val="·"/>
-      <w:lvlJc w:val="left"/>
-      <w:pPr>
-        <w:tabs>
-          <w:tab w:val="num" w:pos="720"/>
-        </w:tabs>
-        <w:ind w:left="720" w:hanging="720"/>
-      </w:pPr>
-      <w:rPr>
-        <w:rFonts w:ascii="Symbol" w:hAnsi="Symbol" w:cs="Symbol"/>
-        <w:color w:val="000000"/>
-        <w:sz w:val="22"/>
-        <w:szCs w:val="22"/>
-      </w:rPr>
-    </w:lvl>
-  </w:abstractNum>
-  <w:abstractNum w:abstractNumId="41" w15:restartNumberingAfterBreak="0">
-    <w:nsid w:val="79EA9EA7"/>
-    <w:multiLevelType w:val="singleLevel"/>
-    <w:tmpl w:val="FFFFFFFF"/>
-    <w:lvl w:ilvl="0">
-      <w:numFmt w:val="bullet"/>
-      <w:lvlText w:val="·"/>
-      <w:lvlJc w:val="left"/>
-      <w:pPr>
-        <w:tabs>
-          <w:tab w:val="num" w:pos="720"/>
-        </w:tabs>
-        <w:ind w:left="720" w:hanging="720"/>
-      </w:pPr>
-      <w:rPr>
-        <w:rFonts w:ascii="Symbol" w:hAnsi="Symbol" w:cs="Symbol"/>
-        <w:color w:val="000000"/>
-        <w:sz w:val="22"/>
-        <w:szCs w:val="22"/>
-      </w:rPr>
-    </w:lvl>
-  </w:abstractNum>
-  <w:abstractNum w:abstractNumId="42" w15:restartNumberingAfterBreak="0">
-    <w:nsid w:val="7B49D1BD"/>
     <w:multiLevelType w:val="singleLevel"/>
     <w:tmpl w:val="FFFFFFFF"/>
     <w:lvl w:ilvl="0">
@@ -3371,135 +3600,51 @@
     </w:lvl>
   </w:abstractNum>
   <w:num w:numId="1" w16cid:durableId="491023628">
-    <w:abstractNumId w:val="25"/>
-  </w:num>
-  <w:num w:numId="2" w16cid:durableId="293291041">
-    <w:abstractNumId w:val="28"/>
-  </w:num>
-  <w:num w:numId="3" w16cid:durableId="1695232637">
-    <w:abstractNumId w:val="37"/>
-  </w:num>
-  <w:num w:numId="4" w16cid:durableId="306788779">
     <w:abstractNumId w:val="9"/>
   </w:num>
-  <w:num w:numId="5" w16cid:durableId="553085372">
-    <w:abstractNumId w:val="36"/>
+  <w:num w:numId="2" w16cid:durableId="572397267">
+    <w:abstractNumId w:val="4"/>
   </w:num>
-  <w:num w:numId="6" w16cid:durableId="328555779">
-    <w:abstractNumId w:val="26"/>
-  </w:num>
-  <w:num w:numId="7" w16cid:durableId="2046560631">
-    <w:abstractNumId w:val="39"/>
-  </w:num>
-  <w:num w:numId="8" w16cid:durableId="161745203">
-    <w:abstractNumId w:val="19"/>
-  </w:num>
-  <w:num w:numId="9" w16cid:durableId="1797793226">
-    <w:abstractNumId w:val="27"/>
-  </w:num>
-  <w:num w:numId="10" w16cid:durableId="1502624181">
-    <w:abstractNumId w:val="21"/>
-  </w:num>
-  <w:num w:numId="11" w16cid:durableId="1878423902">
+  <w:num w:numId="3" w16cid:durableId="1347174732">
     <w:abstractNumId w:val="13"/>
   </w:num>
-  <w:num w:numId="12" w16cid:durableId="873882141">
+  <w:num w:numId="4" w16cid:durableId="845749868">
+    <w:abstractNumId w:val="11"/>
+  </w:num>
+  <w:num w:numId="5" w16cid:durableId="1438253870">
     <w:abstractNumId w:val="10"/>
   </w:num>
-  <w:num w:numId="13" w16cid:durableId="508642593">
-    <w:abstractNumId w:val="38"/>
+  <w:num w:numId="6" w16cid:durableId="892156573">
+    <w:abstractNumId w:val="7"/>
   </w:num>
-  <w:num w:numId="14" w16cid:durableId="1340036835">
+  <w:num w:numId="7" w16cid:durableId="1478034423">
+    <w:abstractNumId w:val="12"/>
+  </w:num>
+  <w:num w:numId="8" w16cid:durableId="1011686909">
+    <w:abstractNumId w:val="6"/>
+  </w:num>
+  <w:num w:numId="9" w16cid:durableId="493960614">
+    <w:abstractNumId w:val="2"/>
+  </w:num>
+  <w:num w:numId="10" w16cid:durableId="1143474108">
+    <w:abstractNumId w:val="5"/>
+  </w:num>
+  <w:num w:numId="11" w16cid:durableId="1811822601">
+    <w:abstractNumId w:val="14"/>
+  </w:num>
+  <w:num w:numId="12" w16cid:durableId="2018534975">
+    <w:abstractNumId w:val="3"/>
+  </w:num>
+  <w:num w:numId="13" w16cid:durableId="1412045629">
+    <w:abstractNumId w:val="8"/>
+  </w:num>
+  <w:num w:numId="14" w16cid:durableId="705107567">
+    <w:abstractNumId w:val="0"/>
+  </w:num>
+  <w:num w:numId="15" w16cid:durableId="1680618440">
     <w:abstractNumId w:val="1"/>
   </w:num>
-  <w:num w:numId="15" w16cid:durableId="402147294">
-    <w:abstractNumId w:val="2"/>
-  </w:num>
-  <w:num w:numId="16" w16cid:durableId="1196046485">
-    <w:abstractNumId w:val="4"/>
-  </w:num>
-  <w:num w:numId="17" w16cid:durableId="2075397460">
-    <w:abstractNumId w:val="34"/>
-  </w:num>
-  <w:num w:numId="18" w16cid:durableId="1984502238">
-    <w:abstractNumId w:val="29"/>
-  </w:num>
-  <w:num w:numId="19" w16cid:durableId="424306923">
-    <w:abstractNumId w:val="8"/>
-  </w:num>
-  <w:num w:numId="20" w16cid:durableId="1528059437">
-    <w:abstractNumId w:val="16"/>
-  </w:num>
-  <w:num w:numId="21" w16cid:durableId="1467309133">
-    <w:abstractNumId w:val="22"/>
-  </w:num>
-  <w:num w:numId="22" w16cid:durableId="1456872544">
-    <w:abstractNumId w:val="20"/>
-  </w:num>
-  <w:num w:numId="23" w16cid:durableId="970206119">
-    <w:abstractNumId w:val="6"/>
-  </w:num>
-  <w:num w:numId="24" w16cid:durableId="1372025576">
-    <w:abstractNumId w:val="23"/>
-  </w:num>
-  <w:num w:numId="25" w16cid:durableId="2009675475">
-    <w:abstractNumId w:val="35"/>
-  </w:num>
-  <w:num w:numId="26" w16cid:durableId="572397267">
-    <w:abstractNumId w:val="11"/>
-  </w:num>
-  <w:num w:numId="27" w16cid:durableId="1347174732">
-    <w:abstractNumId w:val="33"/>
-  </w:num>
-  <w:num w:numId="28" w16cid:durableId="845749868">
-    <w:abstractNumId w:val="31"/>
-  </w:num>
-  <w:num w:numId="29" w16cid:durableId="1438253870">
-    <w:abstractNumId w:val="30"/>
-  </w:num>
-  <w:num w:numId="30" w16cid:durableId="892156573">
-    <w:abstractNumId w:val="15"/>
-  </w:num>
-  <w:num w:numId="31" w16cid:durableId="1478034423">
-    <w:abstractNumId w:val="32"/>
-  </w:num>
-  <w:num w:numId="32" w16cid:durableId="1011686909">
-    <w:abstractNumId w:val="14"/>
-  </w:num>
-  <w:num w:numId="33" w16cid:durableId="493960614">
-    <w:abstractNumId w:val="3"/>
-  </w:num>
-  <w:num w:numId="34" w16cid:durableId="1143474108">
-    <w:abstractNumId w:val="12"/>
-  </w:num>
-  <w:num w:numId="35" w16cid:durableId="1811822601">
-    <w:abstractNumId w:val="40"/>
-  </w:num>
-  <w:num w:numId="36" w16cid:durableId="2018534975">
-    <w:abstractNumId w:val="7"/>
-  </w:num>
-  <w:num w:numId="37" w16cid:durableId="1412045629">
-    <w:abstractNumId w:val="24"/>
-  </w:num>
-  <w:num w:numId="38" w16cid:durableId="705107567">
-    <w:abstractNumId w:val="0"/>
-  </w:num>
-  <w:num w:numId="39" w16cid:durableId="1302030948">
-    <w:abstractNumId w:val="17"/>
-  </w:num>
-  <w:num w:numId="40" w16cid:durableId="1463423796">
-    <w:abstractNumId w:val="18"/>
-  </w:num>
-  <w:num w:numId="41" w16cid:durableId="1151337069">
-    <w:abstractNumId w:val="5"/>
-  </w:num>
-  <w:num w:numId="42" w16cid:durableId="309675592">
-    <w:abstractNumId w:val="41"/>
-  </w:num>
-  <w:num w:numId="43" w16cid:durableId="897395853">
-    <w:abstractNumId w:val="42"/>
-  </w:num>
-  <w:numIdMacAtCleanup w:val="8"/>
+  <w:numIdMacAtCleanup w:val="15"/>
 </w:numbering>
 </file>
 
@@ -4001,7 +4146,6 @@
   <w:style w:type="character" w:default="1" w:styleId="DefaultParagraphFont">
     <w:name w:val="Default Paragraph Font"/>
     <w:uiPriority w:val="1"/>
-    <w:semiHidden/>
     <w:unhideWhenUsed/>
   </w:style>
   <w:style w:type="table" w:default="1" w:styleId="TableNormal">

--- a/docs/whatsnew.docx
+++ b/docs/whatsnew.docx
@@ -65,6 +65,7 @@
         </w:rPr>
         <w:t xml:space="preserve"> where </w:t>
       </w:r>
+      <w:proofErr w:type="spellStart"/>
       <w:r>
         <w:rPr>
           <w:rStyle w:val="HMNotesBox"/>
@@ -72,6 +73,7 @@
         </w:rPr>
         <w:t>nnn</w:t>
       </w:r>
+      <w:proofErr w:type="spellEnd"/>
       <w:r>
         <w:rPr>
           <w:rStyle w:val="HMNotesBox"/>
@@ -132,7 +134,23 @@
                       <w:b/>
                       <w:bCs/>
                     </w:rPr>
-                    <w:t>This document lists the changes to X# since build 2.</w:t>
+                    <w:t xml:space="preserve">This document lists the changes to X# since </w:t>
+                  </w:r>
+                  <w:proofErr w:type="gramStart"/>
+                  <w:r>
+                    <w:rPr>
+                      <w:b/>
+                      <w:bCs/>
+                    </w:rPr>
+                    <w:t>build</w:t>
+                  </w:r>
+                  <w:proofErr w:type="gramEnd"/>
+                  <w:r>
+                    <w:rPr>
+                      <w:b/>
+                      <w:bCs/>
+                    </w:rPr>
+                    <w:t xml:space="preserve"> 2.</w:t>
                   </w:r>
                   <w:r>
                     <w:rPr>
@@ -197,13 +215,16 @@
         <w:pStyle w:val="Heading1"/>
       </w:pPr>
       <w:r>
-        <w:t>Changes in XSharp 3.0</w:t>
+        <w:t>Changes in XSharp 3.</w:t>
+      </w:r>
+      <w:r>
+        <w:t>1</w:t>
       </w:r>
       <w:r>
         <w:t>.</w:t>
       </w:r>
       <w:r>
-        <w:t>2</w:t>
+        <w:t>0</w:t>
       </w:r>
     </w:p>
     <w:p>
@@ -224,97 +245,85 @@
     </w:p>
     <w:p>
       <w:pPr>
-        <w:pStyle w:val="Heading1"/>
-        <w:numPr>
-          <w:ilvl w:val="0"/>
-          <w:numId w:val="15"/>
-        </w:numPr>
-        <w:rPr>
-          <w:rFonts w:ascii="Calibri Light" w:hAnsi="Calibri Light"/>
-          <w:b w:val="0"/>
-          <w:color w:val="auto"/>
-          <w:sz w:val="22"/>
-        </w:rPr>
-      </w:pPr>
-      <w:r>
-        <w:rPr>
-          <w:rFonts w:ascii="Calibri Light" w:hAnsi="Calibri Light"/>
-          <w:b w:val="0"/>
-          <w:color w:val="auto"/>
-          <w:sz w:val="22"/>
-        </w:rPr>
-        <w:t>Added the XBaseNet dialect and the /fox3 compiler option for FoxPro-compatible dot syntax; /fox3 is also available as a pragma option and defines the __FOX3__ preprocessor symbol</w:t>
-      </w:r>
-    </w:p>
-    <w:p>
-      <w:pPr>
-        <w:pStyle w:val="Heading1"/>
-        <w:numPr>
-          <w:ilvl w:val="0"/>
-          <w:numId w:val="15"/>
-        </w:numPr>
-        <w:rPr>
-          <w:rFonts w:ascii="Calibri Light" w:hAnsi="Calibri Light"/>
-          <w:b w:val="0"/>
-          <w:color w:val="auto"/>
-          <w:sz w:val="22"/>
-        </w:rPr>
-      </w:pPr>
-      <w:r>
-        <w:rPr>
-          <w:rFonts w:ascii="Calibri Light" w:hAnsi="Calibri Light"/>
-          <w:b w:val="0"/>
-          <w:color w:val="auto"/>
-          <w:sz w:val="22"/>
-        </w:rPr>
-        <w:t>Added support for FoxPro-style Cursor.Field expressions inside codeblocks when /fox3 is enabled, including better tracking of codeblock parameters during late binding</w:t>
-      </w:r>
-    </w:p>
-    <w:p>
-      <w:pPr>
-        <w:pStyle w:val="Heading1"/>
-        <w:numPr>
-          <w:ilvl w:val="0"/>
-          <w:numId w:val="15"/>
-        </w:numPr>
-        <w:rPr>
-          <w:rFonts w:ascii="Calibri Light" w:hAnsi="Calibri Light"/>
-          <w:b w:val="0"/>
-          <w:color w:val="auto"/>
-          <w:sz w:val="22"/>
-        </w:rPr>
-      </w:pPr>
-      <w:r>
-        <w:rPr>
-          <w:rFonts w:ascii="Calibri Light" w:hAnsi="Calibri Light"/>
-          <w:b w:val="0"/>
-          <w:color w:val="auto"/>
-          <w:sz w:val="22"/>
-        </w:rPr>
-        <w:t>Improved compiler handling of file-wide memvars and fields, which makes FoxPro-style name resolution more reliable in larger source files</w:t>
-      </w:r>
-    </w:p>
-    <w:p>
-      <w:pPr>
-        <w:pStyle w:val="Heading1"/>
-        <w:numPr>
-          <w:ilvl w:val="0"/>
-          <w:numId w:val="15"/>
-        </w:numPr>
-        <w:rPr>
-          <w:rFonts w:ascii="Calibri Light" w:hAnsi="Calibri Light"/>
-          <w:b w:val="0"/>
-          <w:color w:val="auto"/>
-          <w:sz w:val="22"/>
-        </w:rPr>
-      </w:pPr>
-      <w:r>
-        <w:rPr>
-          <w:rFonts w:ascii="Calibri Light" w:hAnsi="Calibri Light"/>
-          <w:b w:val="0"/>
-          <w:color w:val="auto"/>
-          <w:sz w:val="22"/>
-        </w:rPr>
+        <w:numPr>
+          <w:ilvl w:val="0"/>
+          <w:numId w:val="2"/>
+        </w:numPr>
+      </w:pPr>
+      <w:r>
+        <w:t xml:space="preserve">Added the </w:t>
+      </w:r>
+      <w:proofErr w:type="spellStart"/>
+      <w:r>
+        <w:t>XBaseNet</w:t>
+      </w:r>
+      <w:proofErr w:type="spellEnd"/>
+      <w:r>
+        <w:t xml:space="preserve"> dialect and the /fox3 compiler option for FoxPro-compatible dot syntax; /fox3 is also available as a pragma option and defines the __FOX3__ preprocessor symbol</w:t>
+      </w:r>
+    </w:p>
+    <w:p>
+      <w:pPr>
+        <w:numPr>
+          <w:ilvl w:val="0"/>
+          <w:numId w:val="2"/>
+        </w:numPr>
+      </w:pPr>
+      <w:r>
+        <w:t xml:space="preserve">Added support for FoxPro-style </w:t>
+      </w:r>
+      <w:proofErr w:type="spellStart"/>
+      <w:r>
+        <w:t>Cursor.Field</w:t>
+      </w:r>
+      <w:proofErr w:type="spellEnd"/>
+      <w:r>
+        <w:t xml:space="preserve"> expressions inside </w:t>
+      </w:r>
+      <w:proofErr w:type="spellStart"/>
+      <w:r>
+        <w:t>codeblocks</w:t>
+      </w:r>
+      <w:proofErr w:type="spellEnd"/>
+      <w:r>
+        <w:t xml:space="preserve"> when /fox3 is enabled, including better tracking of </w:t>
+      </w:r>
+      <w:proofErr w:type="spellStart"/>
+      <w:r>
+        <w:t>codeblock</w:t>
+      </w:r>
+      <w:proofErr w:type="spellEnd"/>
+      <w:r>
+        <w:t xml:space="preserve"> parameters during late binding</w:t>
+      </w:r>
+    </w:p>
+    <w:p>
+      <w:pPr>
+        <w:numPr>
+          <w:ilvl w:val="0"/>
+          <w:numId w:val="2"/>
+        </w:numPr>
+      </w:pPr>
+      <w:r>
+        <w:t xml:space="preserve">Improved compiler handling of file-wide </w:t>
+      </w:r>
+      <w:proofErr w:type="spellStart"/>
+      <w:r>
+        <w:t>memvars</w:t>
+      </w:r>
+      <w:proofErr w:type="spellEnd"/>
+      <w:r>
+        <w:t xml:space="preserve"> and fields, which makes FoxPro-style name resolution more reliable in larger source files</w:t>
+      </w:r>
+    </w:p>
+    <w:p>
+      <w:pPr>
+        <w:numPr>
+          <w:ilvl w:val="0"/>
+          <w:numId w:val="2"/>
+        </w:numPr>
+      </w:pPr>
+      <w:r>
         <w:t>Added support for primary constructors and static interface constructors</w:t>
       </w:r>
     </w:p>
@@ -328,146 +337,220 @@
     </w:p>
     <w:p>
       <w:pPr>
-        <w:pStyle w:val="Heading1"/>
-        <w:numPr>
-          <w:ilvl w:val="0"/>
-          <w:numId w:val="15"/>
-        </w:numPr>
-        <w:rPr>
-          <w:rFonts w:ascii="Calibri Light" w:hAnsi="Calibri Light"/>
-          <w:b w:val="0"/>
-          <w:color w:val="auto"/>
-          <w:sz w:val="22"/>
-        </w:rPr>
-      </w:pPr>
-      <w:r>
-        <w:rPr>
-          <w:rFonts w:ascii="Calibri Light" w:hAnsi="Calibri Light"/>
-          <w:b w:val="0"/>
-          <w:color w:val="auto"/>
-          <w:sz w:val="22"/>
-        </w:rPr>
-        <w:t>Fixed several /fox3 compatibility problems involving dot access to static and instance members, codeblocks, PUBLIC variables, and the special THISFORM/FindForm rewriting rules (#2025, #2054, #2055, #2056, #2059, #2060)</w:t>
-      </w:r>
-    </w:p>
-    <w:p>
-      <w:pPr>
-        <w:pStyle w:val="Heading1"/>
-        <w:numPr>
-          <w:ilvl w:val="0"/>
-          <w:numId w:val="15"/>
-        </w:numPr>
-        <w:rPr>
-          <w:rFonts w:ascii="Calibri Light" w:hAnsi="Calibri Light"/>
-          <w:b w:val="0"/>
-          <w:color w:val="auto"/>
-          <w:sz w:val="22"/>
-        </w:rPr>
-      </w:pPr>
-      <w:r>
-        <w:rPr>
-          <w:rFonts w:ascii="Calibri Light" w:hAnsi="Calibri Light"/>
-          <w:b w:val="0"/>
-          <w:color w:val="auto"/>
-          <w:sz w:val="22"/>
-        </w:rPr>
+        <w:numPr>
+          <w:ilvl w:val="0"/>
+          <w:numId w:val="2"/>
+        </w:numPr>
+      </w:pPr>
+      <w:r>
+        <w:t xml:space="preserve">Fixed several /fox3 compatibility problems involving dot access to static and instance members, </w:t>
+      </w:r>
+      <w:proofErr w:type="spellStart"/>
+      <w:r>
+        <w:t>codeblocks</w:t>
+      </w:r>
+      <w:proofErr w:type="spellEnd"/>
+      <w:r>
+        <w:t>, PUBLIC variables, and the special THISFORM/</w:t>
+      </w:r>
+      <w:proofErr w:type="spellStart"/>
+      <w:r>
+        <w:t>FindForm</w:t>
+      </w:r>
+      <w:proofErr w:type="spellEnd"/>
+      <w:r>
+        <w:t xml:space="preserve"> rewriting rules (#2025, #2054, #2055, #2056, #2059, #2060)</w:t>
+      </w:r>
+    </w:p>
+    <w:p>
+      <w:pPr>
+        <w:numPr>
+          <w:ilvl w:val="0"/>
+          <w:numId w:val="2"/>
+        </w:numPr>
+      </w:pPr>
+      <w:r>
         <w:t>Fixed a "Failed to emit module" error that could occur after an undefined symbol was followed by a CLIPPER-style call inside a method with a local procedure (#2031)</w:t>
       </w:r>
     </w:p>
     <w:p>
       <w:pPr>
-        <w:pStyle w:val="Heading1"/>
-        <w:numPr>
-          <w:ilvl w:val="0"/>
-          <w:numId w:val="15"/>
-        </w:numPr>
-        <w:rPr>
-          <w:rFonts w:ascii="Calibri Light" w:hAnsi="Calibri Light"/>
-          <w:b w:val="0"/>
-          <w:color w:val="auto"/>
-          <w:sz w:val="22"/>
-        </w:rPr>
-      </w:pPr>
-      <w:r>
-        <w:rPr>
-          <w:rFonts w:ascii="Calibri Light" w:hAnsi="Calibri Light"/>
-          <w:b w:val="0"/>
-          <w:color w:val="auto"/>
-          <w:sz w:val="22"/>
-        </w:rPr>
+        <w:numPr>
+          <w:ilvl w:val="0"/>
+          <w:numId w:val="2"/>
+        </w:numPr>
+      </w:pPr>
+      <w:r>
         <w:t>Fixed PTR and NULL_PTR code generation so pointer comparisons and assignments work correctly on newer .NET versions (#2069)</w:t>
       </w:r>
     </w:p>
     <w:p>
       <w:pPr>
-        <w:pStyle w:val="Heading1"/>
-        <w:numPr>
-          <w:ilvl w:val="0"/>
-          <w:numId w:val="15"/>
-        </w:numPr>
-        <w:rPr>
-          <w:rFonts w:ascii="Calibri Light" w:hAnsi="Calibri Light"/>
-          <w:b w:val="0"/>
-          <w:color w:val="auto"/>
-          <w:sz w:val="22"/>
-        </w:rPr>
-      </w:pPr>
-      <w:r>
-        <w:rPr>
-          <w:rFonts w:ascii="Calibri Light" w:hAnsi="Calibri Light"/>
-          <w:b w:val="0"/>
-          <w:color w:val="auto"/>
-          <w:sz w:val="22"/>
-        </w:rPr>
+        <w:numPr>
+          <w:ilvl w:val="0"/>
+          <w:numId w:val="2"/>
+        </w:numPr>
+      </w:pPr>
+      <w:r>
         <w:t>Fixed parser state corruption in shared compiler-server builds (/shared), which could cause random dialect and reference errors during parallel builds (#2076)</w:t>
       </w:r>
     </w:p>
     <w:p>
       <w:pPr>
-        <w:pStyle w:val="Heading1"/>
-        <w:numPr>
-          <w:ilvl w:val="0"/>
-          <w:numId w:val="15"/>
-        </w:numPr>
-        <w:rPr>
-          <w:rFonts w:ascii="Calibri Light" w:hAnsi="Calibri Light"/>
-          <w:b w:val="0"/>
-          <w:color w:val="auto"/>
-          <w:sz w:val="22"/>
-        </w:rPr>
-      </w:pPr>
-      <w:r>
-        <w:rPr>
-          <w:rFonts w:ascii="Calibri Light" w:hAnsi="Calibri Light"/>
-          <w:b w:val="0"/>
-          <w:color w:val="auto"/>
-          <w:sz w:val="22"/>
-        </w:rPr>
+        <w:numPr>
+          <w:ilvl w:val="0"/>
+          <w:numId w:val="2"/>
+        </w:numPr>
+      </w:pPr>
+      <w:r>
         <w:t>Fixed primary-constructor edge cases, including empty primary constructors and preserving the primary constructor when a CLIPPER constructor is added</w:t>
       </w:r>
     </w:p>
     <w:p>
       <w:pPr>
-        <w:pStyle w:val="Heading1"/>
-        <w:numPr>
-          <w:ilvl w:val="0"/>
-          <w:numId w:val="15"/>
-        </w:numPr>
-        <w:rPr>
-          <w:rFonts w:ascii="Calibri Light" w:hAnsi="Calibri Light"/>
-          <w:b w:val="0"/>
-          <w:color w:val="auto"/>
-          <w:sz w:val="22"/>
-        </w:rPr>
-      </w:pPr>
-      <w:r>
-        <w:rPr>
-          <w:rFonts w:ascii="Calibri Light" w:hAnsi="Calibri Light"/>
-          <w:b w:val="0"/>
-          <w:color w:val="auto"/>
-          <w:sz w:val="22"/>
-        </w:rPr>
-        <w:t>Fixed duplicate import warnings for namespaces supplied through ImplicitNameSpace/ClassLibrary attributes, and corrected problems with LOCAL ARRAY, PUBLIC ARRAY and DIMENSION declarations</w:t>
+        <w:numPr>
+          <w:ilvl w:val="0"/>
+          <w:numId w:val="2"/>
+        </w:numPr>
+      </w:pPr>
+      <w:r>
+        <w:t xml:space="preserve">Fixed duplicate import warnings for namespaces supplied through </w:t>
+      </w:r>
+      <w:proofErr w:type="spellStart"/>
+      <w:r>
+        <w:t>ImplicitNameSpace</w:t>
+      </w:r>
+      <w:proofErr w:type="spellEnd"/>
+      <w:r>
+        <w:t>/</w:t>
+      </w:r>
+      <w:proofErr w:type="spellStart"/>
+      <w:r>
+        <w:t>ClassLibrary</w:t>
+      </w:r>
+      <w:proofErr w:type="spellEnd"/>
+      <w:r>
+        <w:t xml:space="preserve"> attributes, and corrected problems with LOCAL ARRAY, PUBLIC ARRAY and DIMENSION declarations</w:t>
+      </w:r>
+    </w:p>
+    <w:p>
+      <w:pPr>
+        <w:numPr>
+          <w:ilvl w:val="0"/>
+          <w:numId w:val="2"/>
+        </w:numPr>
+      </w:pPr>
+      <w:proofErr w:type="spellStart"/>
+      <w:r>
+        <w:t>Fixed</w:t>
+      </w:r>
+      <w:proofErr w:type="spellEnd"/>
+      <w:r>
+        <w:t xml:space="preserve"> a </w:t>
+      </w:r>
+      <w:proofErr w:type="spellStart"/>
+      <w:r>
+        <w:t>NullReferenceException</w:t>
+      </w:r>
+      <w:proofErr w:type="spellEnd"/>
+      <w:r>
+        <w:t xml:space="preserve"> in </w:t>
+      </w:r>
+      <w:proofErr w:type="spellStart"/>
+      <w:r>
+        <w:t>SemanticModel</w:t>
+      </w:r>
+      <w:proofErr w:type="spellEnd"/>
+      <w:r>
+        <w:t xml:space="preserve"> </w:t>
+      </w:r>
+      <w:proofErr w:type="spellStart"/>
+      <w:r>
+        <w:t>queries</w:t>
+      </w:r>
+      <w:proofErr w:type="spellEnd"/>
+      <w:r>
+        <w:t xml:space="preserve"> on compound </w:t>
+      </w:r>
+      <w:proofErr w:type="spellStart"/>
+      <w:r>
+        <w:t>assignments</w:t>
+      </w:r>
+      <w:proofErr w:type="spellEnd"/>
+      <w:r>
+        <w:t xml:space="preserve"> (#2096)</w:t>
+      </w:r>
+    </w:p>
+    <w:p>
+      <w:pPr>
+        <w:numPr>
+          <w:ilvl w:val="0"/>
+          <w:numId w:val="2"/>
+        </w:numPr>
+      </w:pPr>
+      <w:proofErr w:type="spellStart"/>
+      <w:r>
+        <w:t>Fixed</w:t>
+      </w:r>
+      <w:proofErr w:type="spellEnd"/>
+      <w:r>
+        <w:t xml:space="preserve"> </w:t>
+      </w:r>
+      <w:proofErr w:type="spellStart"/>
+      <w:r>
+        <w:t>an</w:t>
+      </w:r>
+      <w:proofErr w:type="spellEnd"/>
+      <w:r>
+        <w:t xml:space="preserve"> </w:t>
+      </w:r>
+      <w:proofErr w:type="spellStart"/>
+      <w:r>
+        <w:t>IndexOutOfRangeException</w:t>
+      </w:r>
+      <w:proofErr w:type="spellEnd"/>
+      <w:r>
+        <w:t xml:space="preserve"> in </w:t>
+      </w:r>
+      <w:proofErr w:type="spellStart"/>
+      <w:r>
+        <w:t>the</w:t>
+      </w:r>
+      <w:proofErr w:type="spellEnd"/>
+      <w:r>
+        <w:t xml:space="preserve"> compiler </w:t>
+      </w:r>
+      <w:proofErr w:type="spellStart"/>
+      <w:r>
+        <w:t>when</w:t>
+      </w:r>
+      <w:proofErr w:type="spellEnd"/>
+      <w:r>
+        <w:t xml:space="preserve"> analyzers </w:t>
+      </w:r>
+      <w:proofErr w:type="spellStart"/>
+      <w:r>
+        <w:t>and</w:t>
+      </w:r>
+      <w:proofErr w:type="spellEnd"/>
+      <w:r>
+        <w:t xml:space="preserve"> .</w:t>
+      </w:r>
+      <w:proofErr w:type="spellStart"/>
+      <w:r>
+        <w:t>editorconfig</w:t>
+      </w:r>
+      <w:proofErr w:type="spellEnd"/>
+      <w:r>
+        <w:t xml:space="preserve"> files are </w:t>
+      </w:r>
+      <w:proofErr w:type="spellStart"/>
+      <w:r>
+        <w:t>used</w:t>
+      </w:r>
+      <w:proofErr w:type="spellEnd"/>
+      <w:r>
+        <w:t xml:space="preserve"> (#2098)</w:t>
       </w:r>
     </w:p>
     <w:p>
@@ -505,82 +588,291 @@
     </w:p>
     <w:p>
       <w:pPr>
-        <w:pStyle w:val="Heading1"/>
-        <w:numPr>
-          <w:ilvl w:val="0"/>
-          <w:numId w:val="15"/>
-        </w:numPr>
+        <w:numPr>
+          <w:ilvl w:val="0"/>
+          <w:numId w:val="2"/>
+        </w:numPr>
+      </w:pPr>
+      <w:r>
+        <w:t xml:space="preserve">Values set in </w:t>
+      </w:r>
+      <w:proofErr w:type="spellStart"/>
+      <w:proofErr w:type="gramStart"/>
+      <w:r>
+        <w:t>Directory.Build.Props</w:t>
+      </w:r>
+      <w:proofErr w:type="spellEnd"/>
+      <w:proofErr w:type="gramEnd"/>
+      <w:r>
+        <w:t xml:space="preserve"> for </w:t>
+      </w:r>
+      <w:proofErr w:type="spellStart"/>
+      <w:r>
+        <w:t>DefaultItemExcludes</w:t>
+      </w:r>
+      <w:proofErr w:type="spellEnd"/>
+      <w:r>
+        <w:t xml:space="preserve"> are now preserved</w:t>
+      </w:r>
+    </w:p>
+    <w:p>
+      <w:pPr>
+        <w:numPr>
+          <w:ilvl w:val="0"/>
+          <w:numId w:val="2"/>
+        </w:numPr>
+      </w:pPr>
+      <w:r>
+        <w:t>Output folders are now excluded from the default globs</w:t>
+      </w:r>
+    </w:p>
+    <w:p>
+      <w:pPr>
+        <w:numPr>
+          <w:ilvl w:val="0"/>
+          <w:numId w:val="2"/>
+        </w:numPr>
+      </w:pPr>
+      <w:r>
+        <w:t>Prevent automatic setting from Windows platform for SDK projects</w:t>
+      </w:r>
+    </w:p>
+    <w:p>
+      <w:pPr>
+        <w:numPr>
+          <w:ilvl w:val="0"/>
+          <w:numId w:val="2"/>
+        </w:numPr>
+      </w:pPr>
+      <w:r>
+        <w:t>The Rules folder with XAML files is now included to support the new Rules based property dialog for SDK style projects</w:t>
+      </w:r>
+    </w:p>
+    <w:p>
+      <w:pPr>
+        <w:pStyle w:val="Heading2"/>
+      </w:pPr>
+      <w:r>
+        <w:t>Runtime</w:t>
+      </w:r>
+    </w:p>
+    <w:p>
+      <w:pPr>
+        <w:pStyle w:val="Heading3"/>
+      </w:pPr>
+      <w:r>
+        <w:t>New Features</w:t>
+      </w:r>
+    </w:p>
+    <w:p>
+      <w:pPr>
+        <w:numPr>
+          <w:ilvl w:val="0"/>
+          <w:numId w:val="2"/>
+        </w:numPr>
+      </w:pPr>
+      <w:r>
+        <w:t xml:space="preserve">The target </w:t>
+      </w:r>
+      <w:proofErr w:type="spellStart"/>
+      <w:r>
+        <w:t>framework</w:t>
+      </w:r>
+      <w:proofErr w:type="spellEnd"/>
+      <w:r>
+        <w:t xml:space="preserve"> of </w:t>
+      </w:r>
+      <w:proofErr w:type="spellStart"/>
+      <w:r>
+        <w:t>the</w:t>
+      </w:r>
+      <w:proofErr w:type="spellEnd"/>
+      <w:r>
+        <w:t xml:space="preserve"> X# </w:t>
+      </w:r>
+      <w:proofErr w:type="spellStart"/>
+      <w:r>
+        <w:t>runtime</w:t>
+      </w:r>
+      <w:proofErr w:type="spellEnd"/>
+      <w:r>
+        <w:t xml:space="preserve"> is </w:t>
+      </w:r>
+      <w:proofErr w:type="spellStart"/>
+      <w:r>
+        <w:t>now</w:t>
+      </w:r>
+      <w:proofErr w:type="spellEnd"/>
+      <w:r>
+        <w:t xml:space="preserve"> </w:t>
+      </w:r>
+      <w:r>
         <w:rPr>
-          <w:rFonts w:ascii="Calibri Light" w:hAnsi="Calibri Light"/>
-          <w:b w:val="0"/>
-          <w:color w:val="auto"/>
-          <w:sz w:val="22"/>
+          <w:b/>
         </w:rPr>
-      </w:pPr>
-      <w:r>
-        <w:rPr>
-          <w:rFonts w:ascii="Calibri Light" w:hAnsi="Calibri Light"/>
-          <w:b w:val="0"/>
-          <w:color w:val="auto"/>
-          <w:sz w:val="22"/>
-        </w:rPr>
-        <w:t>Values set in Directory.Build.Props for DefaultItemExcludes are now preserved</w:t>
-      </w:r>
-    </w:p>
-    <w:p>
-      <w:pPr>
-        <w:pStyle w:val="Heading1"/>
-        <w:numPr>
-          <w:ilvl w:val="0"/>
-          <w:numId w:val="15"/>
-        </w:numPr>
-        <w:rPr>
-          <w:rFonts w:ascii="Calibri Light" w:hAnsi="Calibri Light"/>
-          <w:b w:val="0"/>
-          <w:color w:val="auto"/>
-          <w:sz w:val="22"/>
-        </w:rPr>
-      </w:pPr>
-      <w:r>
-        <w:rPr>
-          <w:rFonts w:ascii="Calibri Light" w:hAnsi="Calibri Light"/>
-          <w:b w:val="0"/>
-          <w:color w:val="auto"/>
-          <w:sz w:val="22"/>
-        </w:rPr>
-        <w:t>Output folders are now excluded from the default globs</w:t>
-      </w:r>
-    </w:p>
-    <w:p>
-      <w:pPr>
-        <w:pStyle w:val="Heading1"/>
-        <w:numPr>
-          <w:ilvl w:val="0"/>
-          <w:numId w:val="15"/>
-        </w:numPr>
-        <w:rPr>
-          <w:rFonts w:ascii="Calibri Light" w:hAnsi="Calibri Light"/>
-          <w:b w:val="0"/>
-          <w:color w:val="auto"/>
-          <w:sz w:val="22"/>
-        </w:rPr>
-      </w:pPr>
-      <w:r>
-        <w:rPr>
-          <w:rFonts w:ascii="Calibri Light" w:hAnsi="Calibri Light"/>
-          <w:b w:val="0"/>
-          <w:color w:val="auto"/>
-          <w:sz w:val="22"/>
-        </w:rPr>
-        <w:t>Prevent automatic setting from Windows platform for SDK projects</w:t>
-      </w:r>
-    </w:p>
-    <w:p>
-      <w:pPr>
-        <w:pStyle w:val="Heading2"/>
-      </w:pPr>
-      <w:r>
-        <w:t>Runtime</w:t>
+        <w:t>.NET Framework 4.7</w:t>
+      </w:r>
+    </w:p>
+    <w:p>
+      <w:pPr>
+        <w:numPr>
+          <w:ilvl w:val="0"/>
+          <w:numId w:val="2"/>
+        </w:numPr>
+      </w:pPr>
+      <w:r>
+        <w:t xml:space="preserve">Added </w:t>
+      </w:r>
+      <w:proofErr w:type="gramStart"/>
+      <w:r>
+        <w:t>GETPRINTER(</w:t>
+      </w:r>
+      <w:proofErr w:type="gramEnd"/>
+      <w:r>
+        <w:t xml:space="preserve">), </w:t>
+      </w:r>
+      <w:proofErr w:type="gramStart"/>
+      <w:r>
+        <w:t>PUTFILE(</w:t>
+      </w:r>
+      <w:proofErr w:type="gramEnd"/>
+      <w:r>
+        <w:t xml:space="preserve">), </w:t>
+      </w:r>
+      <w:proofErr w:type="gramStart"/>
+      <w:r>
+        <w:t>LOCFILE(</w:t>
+      </w:r>
+      <w:proofErr w:type="gramEnd"/>
+      <w:r>
+        <w:t xml:space="preserve">) and </w:t>
+      </w:r>
+      <w:proofErr w:type="gramStart"/>
+      <w:r>
+        <w:t>INPUTBOX(</w:t>
+      </w:r>
+      <w:proofErr w:type="gramEnd"/>
+      <w:r>
+        <w:t>), and completed WAIT WINDOW support (#1997, #1996)</w:t>
+      </w:r>
+    </w:p>
+    <w:p>
+      <w:pPr>
+        <w:numPr>
+          <w:ilvl w:val="0"/>
+          <w:numId w:val="2"/>
+        </w:numPr>
+      </w:pPr>
+      <w:r>
+        <w:t>Added VFP introspection functions and improved command coverage by absorbing CLEAR and RELEASE support (#1999, #2001)</w:t>
+      </w:r>
+    </w:p>
+    <w:p>
+      <w:pPr>
+        <w:numPr>
+          <w:ilvl w:val="0"/>
+          <w:numId w:val="2"/>
+        </w:numPr>
+      </w:pPr>
+      <w:r>
+        <w:t xml:space="preserve">Implemented </w:t>
+      </w:r>
+      <w:proofErr w:type="gramStart"/>
+      <w:r>
+        <w:t>ATAGINFO(</w:t>
+      </w:r>
+      <w:proofErr w:type="gramEnd"/>
+      <w:r>
+        <w:t xml:space="preserve">), </w:t>
+      </w:r>
+      <w:proofErr w:type="gramStart"/>
+      <w:r>
+        <w:t>XMLTOCURSOR(</w:t>
+      </w:r>
+      <w:proofErr w:type="gramEnd"/>
+      <w:r>
+        <w:t xml:space="preserve">), </w:t>
+      </w:r>
+      <w:proofErr w:type="gramStart"/>
+      <w:r>
+        <w:t>CURSORTOXML(</w:t>
+      </w:r>
+      <w:proofErr w:type="gramEnd"/>
+      <w:r>
+        <w:t xml:space="preserve">), </w:t>
+      </w:r>
+      <w:proofErr w:type="gramStart"/>
+      <w:r>
+        <w:t>KEYMATCH(</w:t>
+      </w:r>
+      <w:proofErr w:type="gramEnd"/>
+      <w:r>
+        <w:t xml:space="preserve">), </w:t>
+      </w:r>
+      <w:proofErr w:type="gramStart"/>
+      <w:r>
+        <w:t>LOOKUP(</w:t>
+      </w:r>
+      <w:proofErr w:type="gramEnd"/>
+      <w:r>
+        <w:t xml:space="preserve">) and basic </w:t>
+      </w:r>
+      <w:proofErr w:type="gramStart"/>
+      <w:r>
+        <w:t>NEWOBJECT(</w:t>
+      </w:r>
+      <w:proofErr w:type="gramEnd"/>
+      <w:r>
+        <w:t>) support in the VFP runtime (#2087, #2070, #2016, #2004, #2003)</w:t>
+      </w:r>
+    </w:p>
+    <w:p>
+      <w:pPr>
+        <w:numPr>
+          <w:ilvl w:val="0"/>
+          <w:numId w:val="2"/>
+        </w:numPr>
+      </w:pPr>
+      <w:r>
+        <w:t>Added _TALLY support for COUNT, REPLACE, DELETE, RECALL, SUM and AVERAGE (#2062, #2074)</w:t>
+      </w:r>
+    </w:p>
+    <w:p>
+      <w:pPr>
+        <w:numPr>
+          <w:ilvl w:val="0"/>
+          <w:numId w:val="2"/>
+        </w:numPr>
+      </w:pPr>
+      <w:r>
+        <w:t>Expanded VFP database support with CLOSE DATABASES/CLOSE TABLES and DBC commands such as ADD TABLE, REMOVE TABLE and RENAME TABLE, plus support for long DBC field names</w:t>
+      </w:r>
+    </w:p>
+    <w:p>
+      <w:pPr>
+        <w:numPr>
+          <w:ilvl w:val="0"/>
+          <w:numId w:val="2"/>
+        </w:numPr>
+      </w:pPr>
+      <w:r>
+        <w:t xml:space="preserve">Expanded </w:t>
+      </w:r>
+      <w:proofErr w:type="spellStart"/>
+      <w:r>
+        <w:t>XSharp.VFP.UI</w:t>
+      </w:r>
+      <w:proofErr w:type="spellEnd"/>
+      <w:r>
+        <w:t xml:space="preserve"> with ON KEY LABEL support, </w:t>
+      </w:r>
+      <w:proofErr w:type="spellStart"/>
+      <w:r>
+        <w:t>FormSet</w:t>
+      </w:r>
+      <w:proofErr w:type="spellEnd"/>
+      <w:r>
+        <w:t xml:space="preserve"> constructors, additional control properties, dynamic colors, and broader Grid and Menu support</w:t>
       </w:r>
     </w:p>
     <w:p>
@@ -588,158 +880,6 @@
         <w:pStyle w:val="Heading3"/>
       </w:pPr>
       <w:r>
-        <w:t>New Features</w:t>
-      </w:r>
-    </w:p>
-    <w:p>
-      <w:pPr>
-        <w:pStyle w:val="Heading1"/>
-        <w:numPr>
-          <w:ilvl w:val="0"/>
-          <w:numId w:val="15"/>
-        </w:numPr>
-        <w:rPr>
-          <w:rFonts w:ascii="Calibri Light" w:hAnsi="Calibri Light"/>
-          <w:b w:val="0"/>
-          <w:color w:val="auto"/>
-          <w:sz w:val="22"/>
-        </w:rPr>
-      </w:pPr>
-      <w:r>
-        <w:rPr>
-          <w:rFonts w:ascii="Calibri Light" w:hAnsi="Calibri Light"/>
-          <w:b w:val="0"/>
-          <w:color w:val="auto"/>
-          <w:sz w:val="22"/>
-        </w:rPr>
-        <w:t>Added GETPRINTER(), PUTFILE(), LOCFILE() and INPUTBOX(), and completed WAIT WINDOW support (#1997, #1996)</w:t>
-      </w:r>
-    </w:p>
-    <w:p>
-      <w:pPr>
-        <w:pStyle w:val="Heading1"/>
-        <w:numPr>
-          <w:ilvl w:val="0"/>
-          <w:numId w:val="15"/>
-        </w:numPr>
-        <w:rPr>
-          <w:rFonts w:ascii="Calibri Light" w:hAnsi="Calibri Light"/>
-          <w:b w:val="0"/>
-          <w:color w:val="auto"/>
-          <w:sz w:val="22"/>
-        </w:rPr>
-      </w:pPr>
-      <w:r>
-        <w:rPr>
-          <w:rFonts w:ascii="Calibri Light" w:hAnsi="Calibri Light"/>
-          <w:b w:val="0"/>
-          <w:color w:val="auto"/>
-          <w:sz w:val="22"/>
-        </w:rPr>
-        <w:t>Added VFP introspection functions and improved command coverage by absorbing CLEAR and RELEASE support (#1999, #2001)</w:t>
-      </w:r>
-    </w:p>
-    <w:p>
-      <w:pPr>
-        <w:pStyle w:val="Heading1"/>
-        <w:numPr>
-          <w:ilvl w:val="0"/>
-          <w:numId w:val="15"/>
-        </w:numPr>
-        <w:rPr>
-          <w:rFonts w:ascii="Calibri Light" w:hAnsi="Calibri Light"/>
-          <w:b w:val="0"/>
-          <w:color w:val="auto"/>
-          <w:sz w:val="22"/>
-        </w:rPr>
-      </w:pPr>
-      <w:r>
-        <w:rPr>
-          <w:rFonts w:ascii="Calibri Light" w:hAnsi="Calibri Light"/>
-          <w:b w:val="0"/>
-          <w:color w:val="auto"/>
-          <w:sz w:val="22"/>
-        </w:rPr>
-        <w:t>Implemented ATAGINFO(), XMLTOCURSOR(), CURSORTOXML(), KEYMATCH(), LOOKUP() and basic NEWOBJECT() support in the VFP runtime (#2087, #2070, #2016, #2004, #2003)</w:t>
-      </w:r>
-    </w:p>
-    <w:p>
-      <w:pPr>
-        <w:pStyle w:val="Heading1"/>
-        <w:numPr>
-          <w:ilvl w:val="0"/>
-          <w:numId w:val="15"/>
-        </w:numPr>
-        <w:rPr>
-          <w:rFonts w:ascii="Calibri Light" w:hAnsi="Calibri Light"/>
-          <w:b w:val="0"/>
-          <w:color w:val="auto"/>
-          <w:sz w:val="22"/>
-        </w:rPr>
-      </w:pPr>
-      <w:r>
-        <w:rPr>
-          <w:rFonts w:ascii="Calibri Light" w:hAnsi="Calibri Light"/>
-          <w:b w:val="0"/>
-          <w:color w:val="auto"/>
-          <w:sz w:val="22"/>
-        </w:rPr>
-        <w:t>Added _TALLY support for COUNT, REPLACE, DELETE, RECALL, SUM and AVERAGE (#2062, #2074)</w:t>
-      </w:r>
-    </w:p>
-    <w:p>
-      <w:pPr>
-        <w:pStyle w:val="Heading1"/>
-        <w:numPr>
-          <w:ilvl w:val="0"/>
-          <w:numId w:val="15"/>
-        </w:numPr>
-        <w:rPr>
-          <w:rFonts w:ascii="Calibri Light" w:hAnsi="Calibri Light"/>
-          <w:b w:val="0"/>
-          <w:color w:val="auto"/>
-          <w:sz w:val="22"/>
-        </w:rPr>
-      </w:pPr>
-      <w:r>
-        <w:rPr>
-          <w:rFonts w:ascii="Calibri Light" w:hAnsi="Calibri Light"/>
-          <w:b w:val="0"/>
-          <w:color w:val="auto"/>
-          <w:sz w:val="22"/>
-        </w:rPr>
-        <w:t>Expanded VFP database support with CLOSE DATABASES/CLOSE TABLES and DBC commands such as ADD TABLE, REMOVE TABLE and RENAME TABLE, plus support for long DBC field names</w:t>
-      </w:r>
-    </w:p>
-    <w:p>
-      <w:pPr>
-        <w:pStyle w:val="Heading1"/>
-        <w:numPr>
-          <w:ilvl w:val="0"/>
-          <w:numId w:val="15"/>
-        </w:numPr>
-        <w:rPr>
-          <w:rFonts w:ascii="Calibri Light" w:hAnsi="Calibri Light"/>
-          <w:b w:val="0"/>
-          <w:color w:val="auto"/>
-          <w:sz w:val="22"/>
-        </w:rPr>
-      </w:pPr>
-      <w:r>
-        <w:rPr>
-          <w:rFonts w:ascii="Calibri Light" w:hAnsi="Calibri Light"/>
-          <w:b w:val="0"/>
-          <w:color w:val="auto"/>
-          <w:sz w:val="22"/>
-        </w:rPr>
-        <w:t>Expanded XSharp.VFP.UI with ON KEY LABEL support, FormSet constructors, additional control properties, dynamic colors, and broader Grid and Menu support</w:t>
-      </w:r>
-    </w:p>
-    <w:p>
-      <w:pPr>
-        <w:pStyle w:val="Heading3"/>
-      </w:pPr>
-      <w:r>
         <w:t>Bug Fixes</w:t>
       </w:r>
     </w:p>
@@ -751,7 +891,15 @@
         </w:numPr>
       </w:pPr>
       <w:r>
-        <w:t>Fixed VFP command compatibility issues in CAST(),</w:t>
+        <w:t xml:space="preserve">Fixed VFP command compatibility issues in </w:t>
+      </w:r>
+      <w:proofErr w:type="gramStart"/>
+      <w:r>
+        <w:t>CAST(</w:t>
+      </w:r>
+      <w:proofErr w:type="gramEnd"/>
+      <w:r>
+        <w:t>),</w:t>
       </w:r>
       <w:r>
         <w:rPr>
@@ -763,7 +911,15 @@
         <w:t xml:space="preserve"> </w:t>
       </w:r>
       <w:r>
-        <w:t>REPLACE default scope, SET DATE, SET SECONDS, COPY MEMO, IN-clause parsing, WAIT WINDOW message ordering, and SYSMETRIC() (#2013, #2008, #2038, #2030, #2017, #2029, #2053, #2065)</w:t>
+        <w:t xml:space="preserve">REPLACE default scope, SET DATE, SET SECONDS, COPY MEMO, IN-clause parsing, WAIT WINDOW message ordering, and </w:t>
+      </w:r>
+      <w:proofErr w:type="gramStart"/>
+      <w:r>
+        <w:t>SYSMETRIC(</w:t>
+      </w:r>
+      <w:proofErr w:type="gramEnd"/>
+      <w:r>
+        <w:t>) (#2013, #2008, #2038, #2030, #2017, #2029, #2053, #2065)</w:t>
       </w:r>
     </w:p>
     <w:p>
@@ -774,7 +930,15 @@
         </w:numPr>
       </w:pPr>
       <w:r>
-        <w:t>Fixed SQLRDD crashes and data-integrity issues around reconnects, paging and EOF handling, delete and flush behavior, NULL and nullable ADS compatibility, tag lookup, index creation, Date and DateTime detection, and null-DataTable handling (#2035, #2044, #2050, #2058, #1984)</w:t>
+        <w:t xml:space="preserve">Fixed SQLRDD crashes and data-integrity issues around reconnects, paging and EOF handling, delete and flush behavior, NULL and nullable ADS compatibility, tag lookup, index creation, Date and </w:t>
+      </w:r>
+      <w:proofErr w:type="spellStart"/>
+      <w:r>
+        <w:t>DateTime</w:t>
+      </w:r>
+      <w:proofErr w:type="spellEnd"/>
+      <w:r>
+        <w:t xml:space="preserve"> detection, and null-DataTable handling (#2035, #2044, #2050, #2058, #1984)</w:t>
       </w:r>
     </w:p>
     <w:p>
@@ -785,7 +949,15 @@
         </w:numPr>
       </w:pPr>
       <w:r>
-        <w:t>Fixed FoxPro member-access and macro-compiler problems involving protected, private and static members, qualified static references, and NEWOBJECT() initialization parameters (#2056, #2057, #2039)</w:t>
+        <w:t xml:space="preserve">Fixed FoxPro member-access and macro-compiler problems involving protected, private and static members, qualified static references, and </w:t>
+      </w:r>
+      <w:proofErr w:type="gramStart"/>
+      <w:r>
+        <w:t>NEWOBJECT(</w:t>
+      </w:r>
+      <w:proofErr w:type="gramEnd"/>
+      <w:r>
+        <w:t>) initialization parameters (#2056, #2057, #2039)</w:t>
       </w:r>
     </w:p>
     <w:p>
@@ -796,7 +968,15 @@
         </w:numPr>
       </w:pPr>
       <w:r>
-        <w:t>Fixed Dbc.FindTable() to accept either an alias or a file name, and corrected long field-name collisions in DBFs</w:t>
+        <w:t xml:space="preserve">Fixed </w:t>
+      </w:r>
+      <w:proofErr w:type="spellStart"/>
+      <w:r>
+        <w:t>Dbc.FindTable</w:t>
+      </w:r>
+      <w:proofErr w:type="spellEnd"/>
+      <w:r>
+        <w:t>() to accept either an alias or a file name, and corrected long field-name collisions in DBFs</w:t>
       </w:r>
     </w:p>
     <w:p>
@@ -807,7 +987,23 @@
         </w:numPr>
       </w:pPr>
       <w:r>
-        <w:t>Fixed several XSharp.VFP.UI problems in grids, record-pointer preservation, transparent controls, shapes, shortcut popups, property casing, InputMask and Format handling, and icon and form behavior</w:t>
+        <w:t xml:space="preserve">Fixed several </w:t>
+      </w:r>
+      <w:proofErr w:type="spellStart"/>
+      <w:r>
+        <w:t>XSharp.VFP.UI</w:t>
+      </w:r>
+      <w:proofErr w:type="spellEnd"/>
+      <w:r>
+        <w:t xml:space="preserve"> problems in grids, record-pointer preservation, transparent controls, shapes, shortcut popups, property casing, </w:t>
+      </w:r>
+      <w:proofErr w:type="spellStart"/>
+      <w:r>
+        <w:t>InputMask</w:t>
+      </w:r>
+      <w:proofErr w:type="spellEnd"/>
+      <w:r>
+        <w:t xml:space="preserve"> and Format handling, and icon and form behavior</w:t>
       </w:r>
     </w:p>
     <w:p>
@@ -823,6 +1019,326 @@
     </w:p>
     <w:p>
       <w:pPr>
+        <w:numPr>
+          <w:ilvl w:val="0"/>
+          <w:numId w:val="2"/>
+        </w:numPr>
+      </w:pPr>
+      <w:proofErr w:type="spellStart"/>
+      <w:r>
+        <w:t>Fixed</w:t>
+      </w:r>
+      <w:proofErr w:type="spellEnd"/>
+      <w:r>
+        <w:t xml:space="preserve"> field </w:t>
+      </w:r>
+      <w:proofErr w:type="spellStart"/>
+      <w:r>
+        <w:t>and</w:t>
+      </w:r>
+      <w:proofErr w:type="spellEnd"/>
+      <w:r>
+        <w:t xml:space="preserve"> member </w:t>
+      </w:r>
+      <w:proofErr w:type="spellStart"/>
+      <w:r>
+        <w:t>lookup</w:t>
+      </w:r>
+      <w:proofErr w:type="spellEnd"/>
+      <w:r>
+        <w:t xml:space="preserve"> in __FieldGetWa2 </w:t>
+      </w:r>
+      <w:proofErr w:type="spellStart"/>
+      <w:r>
+        <w:t>for</w:t>
+      </w:r>
+      <w:proofErr w:type="spellEnd"/>
+      <w:r>
+        <w:t xml:space="preserve"> </w:t>
+      </w:r>
+      <w:proofErr w:type="spellStart"/>
+      <w:r>
+        <w:t>objects</w:t>
+      </w:r>
+      <w:proofErr w:type="spellEnd"/>
+      <w:r>
+        <w:t xml:space="preserve"> </w:t>
+      </w:r>
+      <w:proofErr w:type="spellStart"/>
+      <w:r>
+        <w:t>that</w:t>
+      </w:r>
+      <w:proofErr w:type="spellEnd"/>
+      <w:r>
+        <w:t xml:space="preserve"> support </w:t>
+      </w:r>
+      <w:proofErr w:type="spellStart"/>
+      <w:r>
+        <w:t>dynamic</w:t>
+      </w:r>
+      <w:proofErr w:type="spellEnd"/>
+      <w:r>
+        <w:t xml:space="preserve"> </w:t>
+      </w:r>
+      <w:proofErr w:type="spellStart"/>
+      <w:r>
+        <w:t>properties</w:t>
+      </w:r>
+      <w:proofErr w:type="spellEnd"/>
+      <w:r>
+        <w:t xml:space="preserve">, </w:t>
+      </w:r>
+      <w:proofErr w:type="spellStart"/>
+      <w:r>
+        <w:t>and</w:t>
+      </w:r>
+      <w:proofErr w:type="spellEnd"/>
+      <w:r>
+        <w:t xml:space="preserve"> </w:t>
+      </w:r>
+      <w:proofErr w:type="spellStart"/>
+      <w:r>
+        <w:t>improved</w:t>
+      </w:r>
+      <w:proofErr w:type="spellEnd"/>
+      <w:r>
+        <w:t xml:space="preserve"> </w:t>
+      </w:r>
+      <w:proofErr w:type="spellStart"/>
+      <w:r>
+        <w:t>the</w:t>
+      </w:r>
+      <w:proofErr w:type="spellEnd"/>
+      <w:r>
+        <w:t xml:space="preserve"> error </w:t>
+      </w:r>
+      <w:proofErr w:type="spellStart"/>
+      <w:r>
+        <w:t>that</w:t>
+      </w:r>
+      <w:proofErr w:type="spellEnd"/>
+      <w:r>
+        <w:t xml:space="preserve"> is </w:t>
+      </w:r>
+      <w:proofErr w:type="spellStart"/>
+      <w:r>
+        <w:t>thrown</w:t>
+      </w:r>
+      <w:proofErr w:type="spellEnd"/>
+      <w:r>
+        <w:t xml:space="preserve"> </w:t>
+      </w:r>
+      <w:proofErr w:type="spellStart"/>
+      <w:r>
+        <w:t>when</w:t>
+      </w:r>
+      <w:proofErr w:type="spellEnd"/>
+      <w:r>
+        <w:t xml:space="preserve"> a </w:t>
+      </w:r>
+      <w:proofErr w:type="spellStart"/>
+      <w:r>
+        <w:t>variable</w:t>
+      </w:r>
+      <w:proofErr w:type="spellEnd"/>
+      <w:r>
+        <w:t xml:space="preserve"> </w:t>
+      </w:r>
+      <w:proofErr w:type="spellStart"/>
+      <w:r>
+        <w:t>cannot</w:t>
+      </w:r>
+      <w:proofErr w:type="spellEnd"/>
+      <w:r>
+        <w:t xml:space="preserve"> </w:t>
+      </w:r>
+      <w:proofErr w:type="spellStart"/>
+      <w:r>
+        <w:t>be</w:t>
+      </w:r>
+      <w:proofErr w:type="spellEnd"/>
+      <w:r>
+        <w:t xml:space="preserve"> found (#2092)</w:t>
+      </w:r>
+    </w:p>
+    <w:p>
+      <w:pPr>
+        <w:numPr>
+          <w:ilvl w:val="0"/>
+          <w:numId w:val="2"/>
+        </w:numPr>
+      </w:pPr>
+      <w:proofErr w:type="spellStart"/>
+      <w:r>
+        <w:t>Fixed</w:t>
+      </w:r>
+      <w:proofErr w:type="spellEnd"/>
+      <w:r>
+        <w:t xml:space="preserve"> </w:t>
+      </w:r>
+      <w:proofErr w:type="spellStart"/>
+      <w:r>
+        <w:t>the</w:t>
+      </w:r>
+      <w:proofErr w:type="spellEnd"/>
+      <w:r>
+        <w:t xml:space="preserve"> </w:t>
+      </w:r>
+      <w:proofErr w:type="spellStart"/>
+      <w:r>
+        <w:t>usCulture</w:t>
+      </w:r>
+      <w:proofErr w:type="spellEnd"/>
+      <w:r>
+        <w:t xml:space="preserve"> </w:t>
+      </w:r>
+      <w:proofErr w:type="spellStart"/>
+      <w:r>
+        <w:t>used</w:t>
+      </w:r>
+      <w:proofErr w:type="spellEnd"/>
+      <w:r>
+        <w:t xml:space="preserve"> </w:t>
+      </w:r>
+      <w:proofErr w:type="spellStart"/>
+      <w:r>
+        <w:t>for</w:t>
+      </w:r>
+      <w:proofErr w:type="spellEnd"/>
+      <w:r>
+        <w:t xml:space="preserve"> </w:t>
+      </w:r>
+      <w:proofErr w:type="spellStart"/>
+      <w:r>
+        <w:t>conversions</w:t>
+      </w:r>
+      <w:proofErr w:type="spellEnd"/>
+      <w:r>
+        <w:t xml:space="preserve"> </w:t>
+      </w:r>
+      <w:proofErr w:type="spellStart"/>
+      <w:r>
+        <w:t>so</w:t>
+      </w:r>
+      <w:proofErr w:type="spellEnd"/>
+      <w:r>
+        <w:t xml:space="preserve"> </w:t>
+      </w:r>
+      <w:proofErr w:type="spellStart"/>
+      <w:r>
+        <w:t>it</w:t>
+      </w:r>
+      <w:proofErr w:type="spellEnd"/>
+      <w:r>
+        <w:t xml:space="preserve"> </w:t>
+      </w:r>
+      <w:proofErr w:type="spellStart"/>
+      <w:r>
+        <w:t>ignores</w:t>
+      </w:r>
+      <w:proofErr w:type="spellEnd"/>
+      <w:r>
+        <w:t xml:space="preserve"> Windows user </w:t>
+      </w:r>
+      <w:proofErr w:type="spellStart"/>
+      <w:r>
+        <w:t>overrides</w:t>
+      </w:r>
+      <w:proofErr w:type="spellEnd"/>
+      <w:r>
+        <w:t xml:space="preserve">; </w:t>
+      </w:r>
+      <w:proofErr w:type="spellStart"/>
+      <w:r>
+        <w:t>this</w:t>
+      </w:r>
+      <w:proofErr w:type="spellEnd"/>
+      <w:r>
+        <w:t xml:space="preserve"> </w:t>
+      </w:r>
+      <w:proofErr w:type="spellStart"/>
+      <w:r>
+        <w:t>fixes</w:t>
+      </w:r>
+      <w:proofErr w:type="spellEnd"/>
+      <w:r>
+        <w:t xml:space="preserve"> Val(), </w:t>
+      </w:r>
+      <w:proofErr w:type="spellStart"/>
+      <w:r>
+        <w:t>Str</w:t>
+      </w:r>
+      <w:proofErr w:type="spellEnd"/>
+      <w:r>
+        <w:t xml:space="preserve">() </w:t>
+      </w:r>
+      <w:proofErr w:type="spellStart"/>
+      <w:r>
+        <w:t>and</w:t>
+      </w:r>
+      <w:proofErr w:type="spellEnd"/>
+      <w:r>
+        <w:t xml:space="preserve"> </w:t>
+      </w:r>
+      <w:proofErr w:type="spellStart"/>
+      <w:r>
+        <w:t>Transform</w:t>
+      </w:r>
+      <w:proofErr w:type="spellEnd"/>
+      <w:r>
+        <w:t xml:space="preserve">() </w:t>
+      </w:r>
+      <w:proofErr w:type="spellStart"/>
+      <w:r>
+        <w:t>when</w:t>
+      </w:r>
+      <w:proofErr w:type="spellEnd"/>
+      <w:r>
+        <w:t xml:space="preserve"> </w:t>
+      </w:r>
+      <w:proofErr w:type="spellStart"/>
+      <w:r>
+        <w:t>the</w:t>
+      </w:r>
+      <w:proofErr w:type="spellEnd"/>
+      <w:r>
+        <w:t xml:space="preserve"> user has a </w:t>
+      </w:r>
+      <w:proofErr w:type="spellStart"/>
+      <w:r>
+        <w:t>custom</w:t>
+      </w:r>
+      <w:proofErr w:type="spellEnd"/>
+      <w:r>
+        <w:t xml:space="preserve"> </w:t>
+      </w:r>
+      <w:proofErr w:type="spellStart"/>
+      <w:r>
+        <w:t>decimal</w:t>
+      </w:r>
+      <w:proofErr w:type="spellEnd"/>
+      <w:r>
+        <w:t xml:space="preserve"> </w:t>
+      </w:r>
+      <w:proofErr w:type="spellStart"/>
+      <w:r>
+        <w:t>symbol</w:t>
+      </w:r>
+      <w:proofErr w:type="spellEnd"/>
+      <w:r>
+        <w:t xml:space="preserve"> or digit </w:t>
+      </w:r>
+      <w:proofErr w:type="spellStart"/>
+      <w:r>
+        <w:t>grouping</w:t>
+      </w:r>
+      <w:proofErr w:type="spellEnd"/>
+      <w:r>
+        <w:t xml:space="preserve"> (#2100)</w:t>
+      </w:r>
+    </w:p>
+    <w:p>
+      <w:pPr>
         <w:pStyle w:val="Heading2"/>
       </w:pPr>
       <w:r>
@@ -834,6 +1350,7 @@
         <w:pStyle w:val="Heading3"/>
       </w:pPr>
       <w:r>
+        <w:lastRenderedPageBreak/>
         <w:t>New Features</w:t>
       </w:r>
     </w:p>
@@ -845,11 +1362,15 @@
         </w:numPr>
       </w:pPr>
       <w:r>
-        <w:t xml:space="preserve">(Experimental) Added a WinForms Designer shadow-project bridge for SDK-style projects, including automatic synchronization on save and cleanup when projects close. This will be used for projects targeting .Net 8 and later. For .Net 4 the internal designer is used. The IDE will create a C# project with the same references and will cross compile the X# code to C# so it can be </w:t>
-      </w:r>
-      <w:r>
-        <w:lastRenderedPageBreak/>
-        <w:t>designed. Changes in the form will be cross compiled back to X# and double clicking event handlers will open the X# source files.</w:t>
+        <w:t xml:space="preserve">(Experimental) Added a WinForms Designer shadow-project bridge for SDK-style projects, including automatic synchronization on save and cleanup when projects close. This will be used for projects targeting .Net 8 and later. For .Net 4 the internal designer is used. The IDE will create a C# project with the same references and will cross compile the X# code to C# so it can be designed. Changes in the form will be cross compiled back to X# and </w:t>
+      </w:r>
+      <w:proofErr w:type="gramStart"/>
+      <w:r>
+        <w:t>double clicking</w:t>
+      </w:r>
+      <w:proofErr w:type="gramEnd"/>
+      <w:r>
+        <w:t xml:space="preserve"> event handlers will open the X# source files.</w:t>
       </w:r>
     </w:p>
     <w:p>
@@ -882,7 +1403,15 @@
         </w:numPr>
       </w:pPr>
       <w:r>
-        <w:t>Updated Visual Studio integration for the new FoxPro and XBaseNet compiler options, including /fox3-aware settings and parser support for newer language constructs</w:t>
+        <w:t xml:space="preserve">Updated Visual Studio integration for the new FoxPro and </w:t>
+      </w:r>
+      <w:proofErr w:type="spellStart"/>
+      <w:r>
+        <w:t>XBaseNet</w:t>
+      </w:r>
+      <w:proofErr w:type="spellEnd"/>
+      <w:r>
+        <w:t xml:space="preserve"> compiler options, including /fox3-aware settings and parser support for newer language constructs</w:t>
       </w:r>
     </w:p>
     <w:p>
@@ -898,6 +1427,145 @@
     </w:p>
     <w:p>
       <w:pPr>
+        <w:numPr>
+          <w:ilvl w:val="0"/>
+          <w:numId w:val="2"/>
+        </w:numPr>
+      </w:pPr>
+      <w:proofErr w:type="spellStart"/>
+      <w:r>
+        <w:t>Implemented</w:t>
+      </w:r>
+      <w:proofErr w:type="spellEnd"/>
+      <w:r>
+        <w:t xml:space="preserve"> </w:t>
+      </w:r>
+      <w:proofErr w:type="spellStart"/>
+      <w:r>
+        <w:t>the</w:t>
+      </w:r>
+      <w:proofErr w:type="spellEnd"/>
+      <w:r>
+        <w:t xml:space="preserve"> Project context menu option "</w:t>
+      </w:r>
+      <w:proofErr w:type="spellStart"/>
+      <w:r>
+        <w:t>Convert</w:t>
+      </w:r>
+      <w:proofErr w:type="spellEnd"/>
+      <w:r>
+        <w:t xml:space="preserve"> </w:t>
+      </w:r>
+      <w:proofErr w:type="spellStart"/>
+      <w:r>
+        <w:t>to</w:t>
+      </w:r>
+      <w:proofErr w:type="spellEnd"/>
+      <w:r>
+        <w:t xml:space="preserve"> SDK format" </w:t>
+      </w:r>
+      <w:proofErr w:type="spellStart"/>
+      <w:r>
+        <w:t>for</w:t>
+      </w:r>
+      <w:proofErr w:type="spellEnd"/>
+      <w:r>
+        <w:t xml:space="preserve"> </w:t>
+      </w:r>
+      <w:proofErr w:type="spellStart"/>
+      <w:r>
+        <w:t>projects</w:t>
+      </w:r>
+      <w:proofErr w:type="spellEnd"/>
+      <w:r>
+        <w:t xml:space="preserve"> in </w:t>
+      </w:r>
+      <w:proofErr w:type="spellStart"/>
+      <w:r>
+        <w:t>the</w:t>
+      </w:r>
+      <w:proofErr w:type="spellEnd"/>
+      <w:r>
+        <w:t xml:space="preserve"> </w:t>
+      </w:r>
+      <w:proofErr w:type="spellStart"/>
+      <w:r>
+        <w:t>legacy</w:t>
+      </w:r>
+      <w:proofErr w:type="spellEnd"/>
+      <w:r>
+        <w:t xml:space="preserve"> format. The </w:t>
+      </w:r>
+      <w:proofErr w:type="spellStart"/>
+      <w:r>
+        <w:t>old</w:t>
+      </w:r>
+      <w:proofErr w:type="spellEnd"/>
+      <w:r>
+        <w:t xml:space="preserve"> project file is </w:t>
+      </w:r>
+      <w:proofErr w:type="spellStart"/>
+      <w:r>
+        <w:t>saved</w:t>
+      </w:r>
+      <w:proofErr w:type="spellEnd"/>
+      <w:r>
+        <w:t xml:space="preserve"> with a .BAK extension.</w:t>
+      </w:r>
+    </w:p>
+    <w:p>
+      <w:pPr>
+        <w:numPr>
+          <w:ilvl w:val="0"/>
+          <w:numId w:val="2"/>
+        </w:numPr>
+      </w:pPr>
+      <w:r>
+        <w:t xml:space="preserve">The project Property pages are </w:t>
+      </w:r>
+      <w:proofErr w:type="spellStart"/>
+      <w:r>
+        <w:t>now</w:t>
+      </w:r>
+      <w:proofErr w:type="spellEnd"/>
+      <w:r>
+        <w:t xml:space="preserve"> </w:t>
+      </w:r>
+      <w:proofErr w:type="spellStart"/>
+      <w:r>
+        <w:t>based</w:t>
+      </w:r>
+      <w:proofErr w:type="spellEnd"/>
+      <w:r>
+        <w:t xml:space="preserve"> on </w:t>
+      </w:r>
+      <w:proofErr w:type="spellStart"/>
+      <w:r>
+        <w:t>the</w:t>
+      </w:r>
+      <w:proofErr w:type="spellEnd"/>
+      <w:r>
+        <w:t xml:space="preserve"> XAML files in </w:t>
+      </w:r>
+      <w:proofErr w:type="spellStart"/>
+      <w:r>
+        <w:t>the</w:t>
+      </w:r>
+      <w:proofErr w:type="spellEnd"/>
+      <w:r>
+        <w:t xml:space="preserve"> </w:t>
+      </w:r>
+      <w:proofErr w:type="spellStart"/>
+      <w:r>
+        <w:t>MsBuild</w:t>
+      </w:r>
+      <w:proofErr w:type="spellEnd"/>
+      <w:r>
+        <w:t xml:space="preserve"> Rules folder</w:t>
+      </w:r>
+    </w:p>
+    <w:p>
+      <w:pPr>
         <w:pStyle w:val="Heading3"/>
       </w:pPr>
       <w:r>
@@ -934,7 +1602,7 @@
         </w:numPr>
       </w:pPr>
       <w:r>
-        <w:t>Fixed SDK-style NuGet restore and property-page handling for target frameworks with embedded platform identifiers such as net8-windows (#2085)</w:t>
+        <w:t>Improved handling of missing project files and prevented several exceptions and hierarchy hangs in the project system and designer support</w:t>
       </w:r>
     </w:p>
     <w:p>
@@ -945,7 +1613,25 @@
         </w:numPr>
       </w:pPr>
       <w:r>
-        <w:t>Improved handling of missing project files and prevented several exceptions and hierarchy hangs in the project system and designer support</w:t>
+        <w:t>Fixed the completion "Max Entries" option resetting to 25 (#2088)</w:t>
+      </w:r>
+    </w:p>
+    <w:p>
+      <w:pPr>
+        <w:pStyle w:val="Heading2"/>
+      </w:pPr>
+      <w:proofErr w:type="spellStart"/>
+      <w:r>
+        <w:t>VFPExporter</w:t>
+      </w:r>
+      <w:proofErr w:type="spellEnd"/>
+    </w:p>
+    <w:p>
+      <w:pPr>
+        <w:pStyle w:val="Heading3"/>
+      </w:pPr>
+      <w:r>
+        <w:t>New Features</w:t>
       </w:r>
     </w:p>
     <w:p>
@@ -956,7 +1642,15 @@
         </w:numPr>
       </w:pPr>
       <w:r>
-        <w:t>Fixed the completion "Max Entries" option resetting to 25 (#2088)</w:t>
+        <w:t xml:space="preserve">Added a </w:t>
+      </w:r>
+      <w:proofErr w:type="spellStart"/>
+      <w:r>
+        <w:t>KeepFolderStructure</w:t>
+      </w:r>
+      <w:proofErr w:type="spellEnd"/>
+      <w:r>
+        <w:t xml:space="preserve"> option so exported projects can preserve the original VFP folder tree</w:t>
       </w:r>
     </w:p>
     <w:p>
@@ -967,23 +1661,7 @@
         </w:numPr>
       </w:pPr>
       <w:r>
-        <w:t>Building for the Windows platform inside VS would create a project.assets.json file with target that did not have the platform (for example "net8.0" instead of "net8.0-windows". Building the same project from the DotNet CLI was working correctly. This is an issue in the NuGet support inside VS. We are now calling the DotNet CLI to restore the project.</w:t>
-      </w:r>
-    </w:p>
-    <w:p>
-      <w:pPr>
-        <w:pStyle w:val="Heading2"/>
-      </w:pPr>
-      <w:r>
-        <w:t>VFPExporter</w:t>
-      </w:r>
-    </w:p>
-    <w:p>
-      <w:pPr>
-        <w:pStyle w:val="Heading3"/>
-      </w:pPr>
-      <w:r>
-        <w:t>New Features</w:t>
+        <w:t>Added support for saving exported projects in XIDE format</w:t>
       </w:r>
     </w:p>
     <w:p>
@@ -994,7 +1672,7 @@
         </w:numPr>
       </w:pPr>
       <w:r>
-        <w:t>Added a KeepFolderStructure option so exported projects can preserve the original VFP folder tree</w:t>
+        <w:t>Added options to export each VFP library as its own project, with dependency-aware ordering, and added basic Function, Form and Menu start-point generation</w:t>
       </w:r>
     </w:p>
     <w:p>
@@ -1005,7 +1683,28 @@
         </w:numPr>
       </w:pPr>
       <w:r>
-        <w:t>Added support for saving exported projects in XIDE format</w:t>
+        <w:t xml:space="preserve">Added WITH/ENDWITH expansion during export, plus better </w:t>
+      </w:r>
+      <w:proofErr w:type="spellStart"/>
+      <w:r>
+        <w:t>ClassName</w:t>
+      </w:r>
+      <w:proofErr w:type="spellEnd"/>
+      <w:r>
+        <w:t xml:space="preserve">-prefix handling and prefix-aware </w:t>
+      </w:r>
+      <w:proofErr w:type="spellStart"/>
+      <w:proofErr w:type="gramStart"/>
+      <w:r>
+        <w:t>CreateObject</w:t>
+      </w:r>
+      <w:proofErr w:type="spellEnd"/>
+      <w:r>
+        <w:t>(</w:t>
+      </w:r>
+      <w:proofErr w:type="gramEnd"/>
+      <w:r>
+        <w:t>) generation</w:t>
       </w:r>
     </w:p>
     <w:p>
@@ -1016,7 +1715,23 @@
         </w:numPr>
       </w:pPr>
       <w:r>
-        <w:t>Added options to export each VFP library as its own project, with dependency-aware ordering, and added basic Function, Form and Menu start-point generation</w:t>
+        <w:t xml:space="preserve">Added </w:t>
+      </w:r>
+      <w:proofErr w:type="spellStart"/>
+      <w:r>
+        <w:t>PageFrame</w:t>
+      </w:r>
+      <w:proofErr w:type="spellEnd"/>
+      <w:r>
+        <w:t xml:space="preserve"> and Page typed-class export, plus </w:t>
+      </w:r>
+      <w:proofErr w:type="spellStart"/>
+      <w:r>
+        <w:t>ReportListener</w:t>
+      </w:r>
+      <w:proofErr w:type="spellEnd"/>
+      <w:r>
+        <w:t xml:space="preserve"> support</w:t>
       </w:r>
     </w:p>
     <w:p>
@@ -1027,29 +1742,15 @@
         </w:numPr>
       </w:pPr>
       <w:r>
-        <w:t>Added WITH/ENDWITH expansion during export, plus better ClassName-prefix handling and prefix-aware CreateObject() generation</w:t>
-      </w:r>
-    </w:p>
-    <w:p>
-      <w:pPr>
-        <w:numPr>
-          <w:ilvl w:val="0"/>
-          <w:numId w:val="2"/>
-        </w:numPr>
-      </w:pPr>
-      <w:r>
-        <w:t>Added PageFrame and Page typed-class export, plus ReportListener support</w:t>
-      </w:r>
-    </w:p>
-    <w:p>
-      <w:pPr>
-        <w:numPr>
-          <w:ilvl w:val="0"/>
-          <w:numId w:val="2"/>
-        </w:numPr>
-      </w:pPr>
-      <w:r>
-        <w:t>Added DBC metadata injection during export (Caption, InputMask and Format) and copying of DBC-owned tables and companion files</w:t>
+        <w:t xml:space="preserve">Added DBC metadata injection during export (Caption, </w:t>
+      </w:r>
+      <w:proofErr w:type="spellStart"/>
+      <w:r>
+        <w:t>InputMask</w:t>
+      </w:r>
+      <w:proofErr w:type="spellEnd"/>
+      <w:r>
+        <w:t xml:space="preserve"> and Format) and copying of DBC-owned tables and companion files</w:t>
       </w:r>
     </w:p>
     <w:p>
@@ -1085,7 +1786,23 @@
         </w:numPr>
       </w:pPr>
       <w:r>
-        <w:t>Fixed exported VFP universe metadata to include FNAME() and FATTRIB() (#2015)</w:t>
+        <w:t xml:space="preserve">Fixed exported VFP universe metadata to include </w:t>
+      </w:r>
+      <w:proofErr w:type="gramStart"/>
+      <w:r>
+        <w:t>FNAME(</w:t>
+      </w:r>
+      <w:proofErr w:type="gramEnd"/>
+      <w:r>
+        <w:t xml:space="preserve">) and </w:t>
+      </w:r>
+      <w:proofErr w:type="gramStart"/>
+      <w:r>
+        <w:t>FATTRIB(</w:t>
+      </w:r>
+      <w:proofErr w:type="gramEnd"/>
+      <w:r>
+        <w:t>) (#2015)</w:t>
       </w:r>
     </w:p>
     <w:p>
@@ -1107,7 +1824,15 @@
         </w:numPr>
       </w:pPr>
       <w:r>
-        <w:t>Fixed output-folder handling, destination-folder cleanup, file-deletion messages, and missing ColorProperties.json deployment</w:t>
+        <w:t xml:space="preserve">Fixed output-folder handling, destination-folder cleanup, file-deletion messages, and missing </w:t>
+      </w:r>
+      <w:proofErr w:type="spellStart"/>
+      <w:r>
+        <w:t>ColorProperties.json</w:t>
+      </w:r>
+      <w:proofErr w:type="spellEnd"/>
+      <w:r>
+        <w:t xml:space="preserve"> deployment</w:t>
       </w:r>
     </w:p>
     <w:p>
@@ -1118,7 +1843,40 @@
         </w:numPr>
       </w:pPr>
       <w:r>
-        <w:t>Fixed PropRules for RightToLeft, BorderStyle, DisabledColors, Icon, Picture, and dotted child-property overrides</w:t>
+        <w:lastRenderedPageBreak/>
+        <w:t xml:space="preserve">Fixed </w:t>
+      </w:r>
+      <w:proofErr w:type="spellStart"/>
+      <w:r>
+        <w:t>PropRules</w:t>
+      </w:r>
+      <w:proofErr w:type="spellEnd"/>
+      <w:r>
+        <w:t xml:space="preserve"> for </w:t>
+      </w:r>
+      <w:proofErr w:type="spellStart"/>
+      <w:r>
+        <w:t>RightToLeft</w:t>
+      </w:r>
+      <w:proofErr w:type="spellEnd"/>
+      <w:r>
+        <w:t xml:space="preserve">, </w:t>
+      </w:r>
+      <w:proofErr w:type="spellStart"/>
+      <w:r>
+        <w:t>BorderStyle</w:t>
+      </w:r>
+      <w:proofErr w:type="spellEnd"/>
+      <w:r>
+        <w:t xml:space="preserve">, </w:t>
+      </w:r>
+      <w:proofErr w:type="spellStart"/>
+      <w:r>
+        <w:t>DisabledColors</w:t>
+      </w:r>
+      <w:proofErr w:type="spellEnd"/>
+      <w:r>
+        <w:t>, Icon, Picture, and dotted child-property overrides</w:t>
       </w:r>
     </w:p>
     <w:p>
@@ -1129,8 +1887,15 @@
         </w:numPr>
       </w:pPr>
       <w:r>
-        <w:lastRenderedPageBreak/>
-        <w:t>Fixed event-handler generation for multi-line LPARAMETERS and OptionGroup sub-control event names</w:t>
+        <w:t xml:space="preserve">Fixed event-handler generation for multi-line LPARAMETERS and </w:t>
+      </w:r>
+      <w:proofErr w:type="spellStart"/>
+      <w:r>
+        <w:t>OptionGroup</w:t>
+      </w:r>
+      <w:proofErr w:type="spellEnd"/>
+      <w:r>
+        <w:t xml:space="preserve"> sub-control event names</w:t>
       </w:r>
     </w:p>
     <w:p>
@@ -1141,7 +1906,15 @@
         </w:numPr>
       </w:pPr>
       <w:r>
-        <w:t>Fixed FormSet, form and menu export problems, menu MNX parsing and captions, generated project-reference paths, and DBC and DBF runtime path handling for free tables and OPEN DATABASE</w:t>
+        <w:t xml:space="preserve">Fixed </w:t>
+      </w:r>
+      <w:proofErr w:type="spellStart"/>
+      <w:r>
+        <w:t>FormSet</w:t>
+      </w:r>
+      <w:proofErr w:type="spellEnd"/>
+      <w:r>
+        <w:t>, form and menu export problems, menu MNX parsing and captions, generated project-reference paths, and DBC and DBF runtime path handling for free tables and OPEN DATABASE</w:t>
       </w:r>
     </w:p>
     <w:p/>
@@ -1165,7 +1938,23 @@
           <w:b/>
           <w:bCs/>
         </w:rPr>
-        <w:t>X# 3 has some breaking changes, so you should take the time to recompile and test all your existing projects and solutions.</w:t>
+        <w:t xml:space="preserve">X# 3 has some breaking changes, so you should take the time to </w:t>
+      </w:r>
+      <w:proofErr w:type="gramStart"/>
+      <w:r>
+        <w:rPr>
+          <w:b/>
+          <w:bCs/>
+        </w:rPr>
+        <w:t>recompile</w:t>
+      </w:r>
+      <w:proofErr w:type="gramEnd"/>
+      <w:r>
+        <w:rPr>
+          <w:b/>
+          <w:bCs/>
+        </w:rPr>
+        <w:t xml:space="preserve"> and test all your existing projects and solutions.</w:t>
       </w:r>
     </w:p>
     <w:p>
@@ -1192,11 +1981,56 @@
         </w:numPr>
       </w:pPr>
       <w:r>
-        <w:t>The compiler no longer supports "Bring Your Own Runtime". If you want to compile in the VO or Vulcan dialect you will HAVE to include references to XSharp.Core and XSharp.RT.</w:t>
+        <w:t xml:space="preserve">The compiler no longer supports "Bring Your Own Runtime". If you want to compile in the VO or Vulcan dialect you will HAVE to include references to </w:t>
+      </w:r>
+      <w:proofErr w:type="spellStart"/>
+      <w:r>
+        <w:t>XSharp.Core</w:t>
+      </w:r>
+      <w:proofErr w:type="spellEnd"/>
+      <w:r>
+        <w:t xml:space="preserve"> and </w:t>
+      </w:r>
+      <w:proofErr w:type="spellStart"/>
+      <w:r>
+        <w:t>XSharp.RT</w:t>
+      </w:r>
+      <w:proofErr w:type="spellEnd"/>
+      <w:r>
+        <w:t>.</w:t>
       </w:r>
       <w:r>
         <w:br/>
-        <w:t>That does not mean that you can't link your program against the Vulcan runtime DLLs, but we no longer map our Xbase types to the types in these DLLs. So USUAL will not be mapped to Vulcan.__Usual. You can still use the types, functions and classes on these DLLs, but they will no longer be treated specially. If you want to call a function from the Vulcan Runtime yuou will have to use the syntax for static methods</w:t>
+        <w:t xml:space="preserve">That does not mean that you can't link your program against the Vulcan runtime DLLs, but we no longer map our </w:t>
+      </w:r>
+      <w:proofErr w:type="spellStart"/>
+      <w:r>
+        <w:t>Xbase</w:t>
+      </w:r>
+      <w:proofErr w:type="spellEnd"/>
+      <w:r>
+        <w:t xml:space="preserve"> types to the types in these DLLs. So USUAL will not be mapped to </w:t>
+      </w:r>
+      <w:proofErr w:type="spellStart"/>
+      <w:proofErr w:type="gramStart"/>
+      <w:r>
+        <w:t>Vulcan._</w:t>
+      </w:r>
+      <w:proofErr w:type="gramEnd"/>
+      <w:r>
+        <w:t>_Usual</w:t>
+      </w:r>
+      <w:proofErr w:type="spellEnd"/>
+      <w:r>
+        <w:t xml:space="preserve">. You can still use the types, functions and classes on these DLLs, but they will no longer be treated specially. If you want to call a function from the Vulcan Runtime </w:t>
+      </w:r>
+      <w:proofErr w:type="spellStart"/>
+      <w:r>
+        <w:t>yuou</w:t>
+      </w:r>
+      <w:proofErr w:type="spellEnd"/>
+      <w:r>
+        <w:t xml:space="preserve"> will have to use the syntax for static methods</w:t>
       </w:r>
     </w:p>
     <w:p>
@@ -1218,7 +2052,15 @@
         </w:numPr>
       </w:pPr>
       <w:r>
-        <w:t>We have added file wide NAMESPACE support</w:t>
+        <w:t xml:space="preserve">We have added </w:t>
+      </w:r>
+      <w:proofErr w:type="gramStart"/>
+      <w:r>
+        <w:t>file wide NAMESPACE</w:t>
+      </w:r>
+      <w:proofErr w:type="gramEnd"/>
+      <w:r>
+        <w:t xml:space="preserve"> support</w:t>
       </w:r>
     </w:p>
     <w:p>
@@ -1246,7 +2088,15 @@
         <w:t>conditionally</w:t>
       </w:r>
       <w:r>
-        <w:t xml:space="preserve"> compile differences between XSharp 3 and a previous version</w:t>
+        <w:t xml:space="preserve"> compile differences between XSharp 3 and </w:t>
+      </w:r>
+      <w:proofErr w:type="gramStart"/>
+      <w:r>
+        <w:t>a previous</w:t>
+      </w:r>
+      <w:proofErr w:type="gramEnd"/>
+      <w:r>
+        <w:t xml:space="preserve"> version</w:t>
       </w:r>
     </w:p>
     <w:p>
@@ -1257,7 +2107,62 @@
         </w:numPr>
       </w:pPr>
       <w:r>
-        <w:t>We have added code to check for the new [FoxArrayResultAttribute] that marks VFP functions which may create an array as a result (such as AMembers(), APrinters() and AUsed()). When the function is called with an undeclared variable then a new private variable is created for the result. (#1903)</w:t>
+        <w:t>We have added code to check for the new [</w:t>
+      </w:r>
+      <w:proofErr w:type="spellStart"/>
+      <w:r>
+        <w:t>FoxArrayResultAttribute</w:t>
+      </w:r>
+      <w:proofErr w:type="spellEnd"/>
+      <w:r>
+        <w:t xml:space="preserve">] that marks VFP functions which may create an array as a result (such as </w:t>
+      </w:r>
+      <w:proofErr w:type="spellStart"/>
+      <w:proofErr w:type="gramStart"/>
+      <w:r>
+        <w:t>AMembers</w:t>
+      </w:r>
+      <w:proofErr w:type="spellEnd"/>
+      <w:r>
+        <w:t>(</w:t>
+      </w:r>
+      <w:proofErr w:type="gramEnd"/>
+      <w:r>
+        <w:t xml:space="preserve">), </w:t>
+      </w:r>
+      <w:proofErr w:type="spellStart"/>
+      <w:proofErr w:type="gramStart"/>
+      <w:r>
+        <w:t>APrinters</w:t>
+      </w:r>
+      <w:proofErr w:type="spellEnd"/>
+      <w:r>
+        <w:t>(</w:t>
+      </w:r>
+      <w:proofErr w:type="gramEnd"/>
+      <w:r>
+        <w:t xml:space="preserve">) and </w:t>
+      </w:r>
+      <w:proofErr w:type="spellStart"/>
+      <w:proofErr w:type="gramStart"/>
+      <w:r>
+        <w:t>AUsed</w:t>
+      </w:r>
+      <w:proofErr w:type="spellEnd"/>
+      <w:r>
+        <w:t>(</w:t>
+      </w:r>
+      <w:proofErr w:type="gramEnd"/>
+      <w:r>
+        <w:t xml:space="preserve">)). When the function is </w:t>
+      </w:r>
+      <w:proofErr w:type="gramStart"/>
+      <w:r>
+        <w:t>called with</w:t>
+      </w:r>
+      <w:proofErr w:type="gramEnd"/>
+      <w:r>
+        <w:t xml:space="preserve"> an undeclared variable then a new private variable is created for the result. (#1903)</w:t>
       </w:r>
     </w:p>
     <w:p>
@@ -1285,7 +2190,15 @@
         </w:numPr>
       </w:pPr>
       <w:r>
-        <w:t>Suppressed a false ambiguity warning when a member has two overloads where one is parameterless and the other uses the Clipper calling convention; the compiler now silently chooses the parameter-less overload</w:t>
+        <w:t xml:space="preserve">Suppressed a false ambiguity warning when a member has two overloads where one is </w:t>
+      </w:r>
+      <w:proofErr w:type="spellStart"/>
+      <w:r>
+        <w:t>parameterless</w:t>
+      </w:r>
+      <w:proofErr w:type="spellEnd"/>
+      <w:r>
+        <w:t xml:space="preserve"> and the other uses the Clipper calling convention; the compiler now silently chooses the parameter-less overload</w:t>
       </w:r>
     </w:p>
     <w:p>
@@ -1296,7 +2209,15 @@
         </w:numPr>
       </w:pPr>
       <w:r>
-        <w:t>Fixed an issue with cref attributes that are read from include files</w:t>
+        <w:t xml:space="preserve">Fixed an issue with </w:t>
+      </w:r>
+      <w:proofErr w:type="spellStart"/>
+      <w:r>
+        <w:t>cref</w:t>
+      </w:r>
+      <w:proofErr w:type="spellEnd"/>
+      <w:r>
+        <w:t xml:space="preserve"> attributes that are read from include files</w:t>
       </w:r>
     </w:p>
     <w:p>
@@ -1307,7 +2228,31 @@
         </w:numPr>
       </w:pPr>
       <w:r>
-        <w:t>Fixed an “Failed to emit module” error when the code contains an expression in the form of “UnnamedType.Property” or “UnnamedType.Method()” when the “allowdot” compiler option is enabled.</w:t>
+        <w:t>Fixed an “Failed to emit module” error when the code contains an expression in the form of “</w:t>
+      </w:r>
+      <w:proofErr w:type="spellStart"/>
+      <w:r>
+        <w:t>UnnamedType.Property</w:t>
+      </w:r>
+      <w:proofErr w:type="spellEnd"/>
+      <w:r>
+        <w:t>” or “</w:t>
+      </w:r>
+      <w:proofErr w:type="spellStart"/>
+      <w:r>
+        <w:t>UnnamedType.Method</w:t>
+      </w:r>
+      <w:proofErr w:type="spellEnd"/>
+      <w:r>
+        <w:t>()” when the “</w:t>
+      </w:r>
+      <w:proofErr w:type="spellStart"/>
+      <w:r>
+        <w:t>allowdot</w:t>
+      </w:r>
+      <w:proofErr w:type="spellEnd"/>
+      <w:r>
+        <w:t>” compiler option is enabled.</w:t>
       </w:r>
     </w:p>
     <w:p>
@@ -1318,7 +2263,23 @@
         </w:numPr>
       </w:pPr>
       <w:r>
-        <w:t xml:space="preserve">The range expression rule in the compiler ( a .. b) allowed both sides of the dots to be empty. This has been fixed. The compiler now supports “a .. b”, “a .. “ and “ .. b” </w:t>
+        <w:t xml:space="preserve">The range expression rule in the compiler </w:t>
+      </w:r>
+      <w:proofErr w:type="gramStart"/>
+      <w:r>
+        <w:t>( a</w:t>
+      </w:r>
+      <w:proofErr w:type="gramEnd"/>
+      <w:r>
+        <w:t xml:space="preserve"> .. b) allowed both sides of the dots to be empty. This has been fixed. The compiler now supports “a .. b”, “a .. </w:t>
+      </w:r>
+      <w:proofErr w:type="gramStart"/>
+      <w:r>
+        <w:t>“ and</w:t>
+      </w:r>
+      <w:proofErr w:type="gramEnd"/>
+      <w:r>
+        <w:t xml:space="preserve"> “ .. b” </w:t>
       </w:r>
     </w:p>
     <w:p>
@@ -1368,7 +2329,21 @@
         </w:numPr>
       </w:pPr>
       <w:r>
-        <w:t>Changed the UDC for the RECALL command, because FoxPro temporarily switches of the SetDeleted() setting during the command (#1838)</w:t>
+        <w:t xml:space="preserve">Changed the UDC for the RECALL command, because FoxPro temporarily switches of the </w:t>
+      </w:r>
+      <w:proofErr w:type="spellStart"/>
+      <w:proofErr w:type="gramStart"/>
+      <w:r>
+        <w:lastRenderedPageBreak/>
+        <w:t>SetDeleted</w:t>
+      </w:r>
+      <w:proofErr w:type="spellEnd"/>
+      <w:r>
+        <w:t>(</w:t>
+      </w:r>
+      <w:proofErr w:type="gramEnd"/>
+      <w:r>
+        <w:t>) setting during the command (#1838)</w:t>
       </w:r>
     </w:p>
     <w:p>
@@ -1381,9 +2356,13 @@
       <w:r>
         <w:t xml:space="preserve">Prevented an assertion error when compiling in debug mode for functions with the </w:t>
       </w:r>
-      <w:r>
-        <w:lastRenderedPageBreak/>
-        <w:t>NeedsAccessToLocal attribute and a VOID return type (#1870)</w:t>
+      <w:proofErr w:type="spellStart"/>
+      <w:r>
+        <w:t>NeedsAccessToLocal</w:t>
+      </w:r>
+      <w:proofErr w:type="spellEnd"/>
+      <w:r>
+        <w:t xml:space="preserve"> attribute and a VOID return type (#1870)</w:t>
       </w:r>
     </w:p>
     <w:p>
@@ -1510,7 +2489,31 @@
         </w:numPr>
       </w:pPr>
       <w:r>
-        <w:t>The XAML files in the Rules subfolder of the MsBuild folder are no longer used and have been deleted. Also the references to these files in the .props and .targets files have been removed</w:t>
+        <w:t xml:space="preserve">The XAML files in the Rules subfolder of the </w:t>
+      </w:r>
+      <w:proofErr w:type="spellStart"/>
+      <w:r>
+        <w:t>MsBuild</w:t>
+      </w:r>
+      <w:proofErr w:type="spellEnd"/>
+      <w:r>
+        <w:t xml:space="preserve"> folder are no longer used and have been deleted. </w:t>
+      </w:r>
+      <w:proofErr w:type="gramStart"/>
+      <w:r>
+        <w:t>Also</w:t>
+      </w:r>
+      <w:proofErr w:type="gramEnd"/>
+      <w:r>
+        <w:t xml:space="preserve"> the references to these files in </w:t>
+      </w:r>
+      <w:proofErr w:type="gramStart"/>
+      <w:r>
+        <w:t>the .props</w:t>
+      </w:r>
+      <w:proofErr w:type="gramEnd"/>
+      <w:r>
+        <w:t xml:space="preserve"> and .targets files have been removed</w:t>
       </w:r>
     </w:p>
     <w:p>
@@ -1527,7 +2530,15 @@
         <w:t>t</w:t>
       </w:r>
       <w:r>
-        <w:t>ically picks up the include folder from your Vulcan installation</w:t>
+        <w:t xml:space="preserve">ically picks up the </w:t>
+      </w:r>
+      <w:proofErr w:type="gramStart"/>
+      <w:r>
+        <w:t>include</w:t>
+      </w:r>
+      <w:proofErr w:type="gramEnd"/>
+      <w:r>
+        <w:t xml:space="preserve"> folder from your Vulcan installation</w:t>
       </w:r>
     </w:p>
     <w:p>
@@ -1538,7 +2549,23 @@
         </w:numPr>
       </w:pPr>
       <w:r>
-        <w:t>There are many changes in the .props and .targets files to support SDK style projects and .Net 10. One of these changes automatically sets dependency relations between files, such as between VOBinary files and the module that they belong to.</w:t>
+        <w:t xml:space="preserve">There are many changes in </w:t>
+      </w:r>
+      <w:proofErr w:type="gramStart"/>
+      <w:r>
+        <w:t>the .props</w:t>
+      </w:r>
+      <w:proofErr w:type="gramEnd"/>
+      <w:r>
+        <w:t xml:space="preserve"> and .targets files to support SDK style projects and .Net 10. One of these changes automatically sets dependency relations between files, such as between </w:t>
+      </w:r>
+      <w:proofErr w:type="spellStart"/>
+      <w:r>
+        <w:t>VOBinary</w:t>
+      </w:r>
+      <w:proofErr w:type="spellEnd"/>
+      <w:r>
+        <w:t xml:space="preserve"> files and the module that they belong to.</w:t>
       </w:r>
     </w:p>
     <w:p>
@@ -1549,7 +2576,39 @@
         </w:numPr>
       </w:pPr>
       <w:r>
-        <w:t xml:space="preserve">The response file for the last build is now written to the intermediate output folder of the project with the name &lt;OutputFileName&gt;.rsp. A copy of this file is also written to the temp folder under the name LastXSharpResponseFile.Rsp </w:t>
+        <w:t>The response file for the last build is now written to the intermediate output folder of the project with the name &lt;</w:t>
+      </w:r>
+      <w:proofErr w:type="spellStart"/>
+      <w:r>
+        <w:t>OutputFileName</w:t>
+      </w:r>
+      <w:proofErr w:type="spellEnd"/>
+      <w:r>
+        <w:t>&gt;.</w:t>
+      </w:r>
+      <w:proofErr w:type="spellStart"/>
+      <w:r>
+        <w:t>rsp</w:t>
+      </w:r>
+      <w:proofErr w:type="spellEnd"/>
+      <w:r>
+        <w:t xml:space="preserve">. A copy of this file is also written </w:t>
+      </w:r>
+      <w:proofErr w:type="gramStart"/>
+      <w:r>
+        <w:t>to</w:t>
+      </w:r>
+      <w:proofErr w:type="gramEnd"/>
+      <w:r>
+        <w:t xml:space="preserve"> the temp folder under the name </w:t>
+      </w:r>
+      <w:proofErr w:type="spellStart"/>
+      <w:r>
+        <w:t>LastXSharpResponseFile.Rsp</w:t>
+      </w:r>
+      <w:proofErr w:type="spellEnd"/>
+      <w:r>
+        <w:t xml:space="preserve"> </w:t>
       </w:r>
     </w:p>
     <w:p>
@@ -1574,7 +2633,23 @@
         </w:numPr>
       </w:pPr>
       <w:r>
-        <w:t xml:space="preserve">The Build task to compile native resources now checks the rc and include files for Byte Order Marks (BOM). When it finds such a BOM then it generates a warning </w:t>
+        <w:t xml:space="preserve">The Build task to compile native resources now checks the </w:t>
+      </w:r>
+      <w:proofErr w:type="spellStart"/>
+      <w:r>
+        <w:t>rc</w:t>
+      </w:r>
+      <w:proofErr w:type="spellEnd"/>
+      <w:r>
+        <w:t xml:space="preserve"> and </w:t>
+      </w:r>
+      <w:proofErr w:type="gramStart"/>
+      <w:r>
+        <w:t>include</w:t>
+      </w:r>
+      <w:proofErr w:type="gramEnd"/>
+      <w:r>
+        <w:t xml:space="preserve"> files for Byte Order Marks (BOM). When it finds such a BOM then it generates a warning </w:t>
       </w:r>
     </w:p>
     <w:p>
@@ -1596,7 +2671,23 @@
         </w:numPr>
       </w:pPr>
       <w:r>
-        <w:t>For SDK projects File Foo.xh is now by default depending on Foo.prg when they both appear in the same folder</w:t>
+        <w:t xml:space="preserve">For SDK projects File </w:t>
+      </w:r>
+      <w:proofErr w:type="spellStart"/>
+      <w:r>
+        <w:t>Foo.xh</w:t>
+      </w:r>
+      <w:proofErr w:type="spellEnd"/>
+      <w:r>
+        <w:t xml:space="preserve"> is now by default depending on </w:t>
+      </w:r>
+      <w:proofErr w:type="spellStart"/>
+      <w:r>
+        <w:t>Foo.prg</w:t>
+      </w:r>
+      <w:proofErr w:type="spellEnd"/>
+      <w:r>
+        <w:t xml:space="preserve"> when they both appear in the same folder</w:t>
       </w:r>
     </w:p>
     <w:p>
@@ -1607,7 +2698,15 @@
         </w:numPr>
       </w:pPr>
       <w:r>
-        <w:t>Fixed an error reported by Stefan Hirsch, was caused by automatically adding an OSPlatformAttribute to the output assemblies</w:t>
+        <w:t xml:space="preserve">Fixed an error reported by Stefan Hirsch, was caused by automatically adding an </w:t>
+      </w:r>
+      <w:proofErr w:type="spellStart"/>
+      <w:r>
+        <w:t>OSPlatformAttribute</w:t>
+      </w:r>
+      <w:proofErr w:type="spellEnd"/>
+      <w:r>
+        <w:t xml:space="preserve"> to the output assemblies</w:t>
       </w:r>
     </w:p>
     <w:p>
@@ -1618,7 +2717,15 @@
         </w:numPr>
       </w:pPr>
       <w:r>
-        <w:t>Fixed a NuGet error about listing “win-x86” as runtime identifier for Old style projects with package references (#1801)</w:t>
+        <w:t xml:space="preserve">Fixed a NuGet error about listing “win-x86” as runtime identifier for </w:t>
+      </w:r>
+      <w:proofErr w:type="gramStart"/>
+      <w:r>
+        <w:t>Old</w:t>
+      </w:r>
+      <w:proofErr w:type="gramEnd"/>
+      <w:r>
+        <w:t xml:space="preserve"> style projects with package references (#1801)</w:t>
       </w:r>
     </w:p>
     <w:p>
@@ -1629,7 +2736,15 @@
         </w:numPr>
       </w:pPr>
       <w:r>
-        <w:t>Fixed an issue during build where an empty &lt;PrebuildEvent&gt; that contains a CRLF could cause a build to fail.</w:t>
+        <w:t>Fixed an issue during build where an empty &lt;</w:t>
+      </w:r>
+      <w:proofErr w:type="spellStart"/>
+      <w:r>
+        <w:t>PrebuildEvent</w:t>
+      </w:r>
+      <w:proofErr w:type="spellEnd"/>
+      <w:r>
+        <w:t>&gt; that contains a CRLF could cause a build to fail.</w:t>
       </w:r>
     </w:p>
     <w:p>
@@ -1642,7 +2757,15 @@
     </w:p>
     <w:p>
       <w:r>
-        <w:t xml:space="preserve">The signature for several functions and methods in the XSharp Runtime has been changed. </w:t>
+        <w:t xml:space="preserve">The signature for several functions and methods in </w:t>
+      </w:r>
+      <w:proofErr w:type="gramStart"/>
+      <w:r>
+        <w:t>the XSharp</w:t>
+      </w:r>
+      <w:proofErr w:type="gramEnd"/>
+      <w:r>
+        <w:t xml:space="preserve"> Runtime has been changed. </w:t>
       </w:r>
       <w:r>
         <w:br/>
@@ -1656,21 +2779,34 @@
     </w:p>
     <w:p>
       <w:r>
+        <w:lastRenderedPageBreak/>
         <w:t>It also tells the compiler that the parameter will not be changed by the code in the function / method</w:t>
       </w:r>
     </w:p>
     <w:p>
       <w:r>
-        <w:t xml:space="preserve">We have also moved several functions and types between Runtime DLLs, because they were not in the </w:t>
-      </w:r>
-      <w:r>
-        <w:lastRenderedPageBreak/>
-        <w:t xml:space="preserve">best possible location. </w:t>
-      </w:r>
-    </w:p>
-    <w:p>
-      <w:r>
-        <w:t>X# 3 comes with runtime DLLs for both .net 46 and .net 8. Not all VOSDK Dlls have been ported to .Net 8 because they contain code that does not work in an AnyCPU environment.</w:t>
+        <w:t xml:space="preserve">We have also moved several functions and types between Runtime DLLs, because they were not in the best possible location. </w:t>
+      </w:r>
+    </w:p>
+    <w:p>
+      <w:r>
+        <w:t xml:space="preserve">X# 3 comes with runtime DLLs for both .net 46 and .net 8. Not all VOSDK </w:t>
+      </w:r>
+      <w:proofErr w:type="spellStart"/>
+      <w:r>
+        <w:t>Dlls</w:t>
+      </w:r>
+      <w:proofErr w:type="spellEnd"/>
+      <w:r>
+        <w:t xml:space="preserve"> have been ported to .Net 8 because they contain code that does not work in an </w:t>
+      </w:r>
+      <w:proofErr w:type="spellStart"/>
+      <w:r>
+        <w:t>AnyCPU</w:t>
+      </w:r>
+      <w:proofErr w:type="spellEnd"/>
+      <w:r>
+        <w:t xml:space="preserve"> environment.</w:t>
       </w:r>
     </w:p>
     <w:p>
@@ -1705,7 +2841,15 @@
         </w:numPr>
       </w:pPr>
       <w:r>
-        <w:t>The Runtime is now delivered in both DLL format as well as Nuget Packages. See the separate topic about the Runtime in this help file for a description of these packages and DLLs</w:t>
+        <w:t xml:space="preserve">The Runtime is now delivered in both DLL format as well as </w:t>
+      </w:r>
+      <w:proofErr w:type="spellStart"/>
+      <w:r>
+        <w:t>Nuget</w:t>
+      </w:r>
+      <w:proofErr w:type="spellEnd"/>
+      <w:r>
+        <w:t xml:space="preserve"> Packages. See the separate topic about the Runtime in this help file for a description of these packages and DLLs</w:t>
       </w:r>
     </w:p>
     <w:p>
@@ -1738,7 +2882,15 @@
         </w:numPr>
       </w:pPr>
       <w:r>
-        <w:t>We have added implicit conversion operators from USUAL to nullable value types(#1748, #1807)</w:t>
+        <w:t xml:space="preserve">We have added implicit conversion operators from USUAL to nullable value </w:t>
+      </w:r>
+      <w:proofErr w:type="gramStart"/>
+      <w:r>
+        <w:t>types(</w:t>
+      </w:r>
+      <w:proofErr w:type="gramEnd"/>
+      <w:r>
+        <w:t>#1748, #1807)</w:t>
       </w:r>
     </w:p>
     <w:p>
@@ -1749,7 +2901,15 @@
         </w:numPr>
       </w:pPr>
       <w:r>
-        <w:t>Added the Transform @N format function</w:t>
+        <w:t xml:space="preserve">Added the </w:t>
+      </w:r>
+      <w:proofErr w:type="gramStart"/>
+      <w:r>
+        <w:t>Transform @</w:t>
+      </w:r>
+      <w:proofErr w:type="gramEnd"/>
+      <w:r>
+        <w:t>N format function</w:t>
       </w:r>
     </w:p>
     <w:p>
@@ -1768,7 +2928,23 @@
         </w:numPr>
       </w:pPr>
       <w:r>
-        <w:t>Fixed potential issues with Null_date returned from OpenADS for the Last Update date in a DBF</w:t>
+        <w:t xml:space="preserve">Fixed potential issues with </w:t>
+      </w:r>
+      <w:proofErr w:type="spellStart"/>
+      <w:r>
+        <w:t>Null_date</w:t>
+      </w:r>
+      <w:proofErr w:type="spellEnd"/>
+      <w:r>
+        <w:t xml:space="preserve"> returned from </w:t>
+      </w:r>
+      <w:proofErr w:type="spellStart"/>
+      <w:r>
+        <w:t>OpenADS</w:t>
+      </w:r>
+      <w:proofErr w:type="spellEnd"/>
+      <w:r>
+        <w:t xml:space="preserve"> for the Last Update date in a DBF</w:t>
       </w:r>
     </w:p>
     <w:p>
@@ -1779,7 +2955,15 @@
         </w:numPr>
       </w:pPr>
       <w:r>
-        <w:t>Fixed an issue in the Macrocompiler for .Net 8</w:t>
+        <w:t xml:space="preserve">Fixed an issue in the </w:t>
+      </w:r>
+      <w:proofErr w:type="spellStart"/>
+      <w:r>
+        <w:t>Macrocompiler</w:t>
+      </w:r>
+      <w:proofErr w:type="spellEnd"/>
+      <w:r>
+        <w:t xml:space="preserve"> for .Net 8</w:t>
       </w:r>
     </w:p>
     <w:p>
@@ -1801,7 +2985,20 @@
         </w:numPr>
       </w:pPr>
       <w:r>
-        <w:t>Fixed ADel() to correctly remove the element at the specified position</w:t>
+        <w:t xml:space="preserve">Fixed </w:t>
+      </w:r>
+      <w:proofErr w:type="spellStart"/>
+      <w:proofErr w:type="gramStart"/>
+      <w:r>
+        <w:t>ADel</w:t>
+      </w:r>
+      <w:proofErr w:type="spellEnd"/>
+      <w:r>
+        <w:t>(</w:t>
+      </w:r>
+      <w:proofErr w:type="gramEnd"/>
+      <w:r>
+        <w:t>) to correctly remove the element at the specified position</w:t>
       </w:r>
     </w:p>
     <w:p>
@@ -1823,7 +3020,23 @@
         </w:numPr>
       </w:pPr>
       <w:r>
-        <w:t>Removed duplicate MAKELANGID() and MAKELCID() functions from the Win32APILibrary; they were already defined in another location (#1124)</w:t>
+        <w:t xml:space="preserve">Removed duplicate </w:t>
+      </w:r>
+      <w:proofErr w:type="gramStart"/>
+      <w:r>
+        <w:t>MAKELANGID(</w:t>
+      </w:r>
+      <w:proofErr w:type="gramEnd"/>
+      <w:r>
+        <w:t xml:space="preserve">) and </w:t>
+      </w:r>
+      <w:proofErr w:type="gramStart"/>
+      <w:r>
+        <w:t>MAKELCID(</w:t>
+      </w:r>
+      <w:proofErr w:type="gramEnd"/>
+      <w:r>
+        <w:t>) functions from the Win32APILibrary; they were already defined in another location (#1124)</w:t>
       </w:r>
     </w:p>
     <w:p>
@@ -1834,7 +3047,15 @@
         </w:numPr>
       </w:pPr>
       <w:r>
-        <w:t>Added dummy stub implementations for Nation Functions in XSharp.VO (#1124)</w:t>
+        <w:t xml:space="preserve">Added dummy stub implementations for Nation Functions in </w:t>
+      </w:r>
+      <w:proofErr w:type="spellStart"/>
+      <w:r>
+        <w:t>XSharp.VO</w:t>
+      </w:r>
+      <w:proofErr w:type="spellEnd"/>
+      <w:r>
+        <w:t xml:space="preserve"> (#1124)</w:t>
       </w:r>
     </w:p>
     <w:p>
@@ -1845,7 +3066,15 @@
         </w:numPr>
       </w:pPr>
       <w:r>
-        <w:t>Fix a problem with the DBF cache when the same table is opened in 2 different workareas with a file name that only differs in case (#1828)</w:t>
+        <w:t xml:space="preserve">Fix a problem with the DBF cache when the same table is opened in 2 different </w:t>
+      </w:r>
+      <w:proofErr w:type="spellStart"/>
+      <w:r>
+        <w:t>workareas</w:t>
+      </w:r>
+      <w:proofErr w:type="spellEnd"/>
+      <w:r>
+        <w:t xml:space="preserve"> with a file name that only differs in case (#1828)</w:t>
       </w:r>
     </w:p>
     <w:p>
@@ -1856,7 +3085,15 @@
         </w:numPr>
       </w:pPr>
       <w:r>
-        <w:t>Fix a problem with the DBF Header locking for FoxPro tables with autonumber fields (#1829)</w:t>
+        <w:t xml:space="preserve">Fix a problem with the DBF Header locking for FoxPro tables with </w:t>
+      </w:r>
+      <w:proofErr w:type="spellStart"/>
+      <w:r>
+        <w:t>autonumber</w:t>
+      </w:r>
+      <w:proofErr w:type="spellEnd"/>
+      <w:r>
+        <w:t xml:space="preserve"> fields (#1829)</w:t>
       </w:r>
     </w:p>
     <w:p>
@@ -1867,7 +3104,15 @@
         </w:numPr>
       </w:pPr>
       <w:r>
-        <w:t>Fixed an issue in the Macrocompiler where fields and variables passed to a function with IN parameter would be updated.  (#1933)</w:t>
+        <w:t xml:space="preserve">Fixed an issue in the </w:t>
+      </w:r>
+      <w:proofErr w:type="spellStart"/>
+      <w:r>
+        <w:t>Macrocompiler</w:t>
+      </w:r>
+      <w:proofErr w:type="spellEnd"/>
+      <w:r>
+        <w:t xml:space="preserve"> where fields and variables passed to a function with IN parameter would be updated.  (#1933)</w:t>
       </w:r>
     </w:p>
     <w:p>
@@ -1878,7 +3123,41 @@
         </w:numPr>
       </w:pPr>
       <w:r>
-        <w:t>Fixed an issue where assigning to a hidden field or property was incorrectly allowed. Added NoIVarGetSelf() and NoIVarPutSelf() methods (#1491)</w:t>
+        <w:t xml:space="preserve">Fixed an issue </w:t>
+      </w:r>
+      <w:proofErr w:type="gramStart"/>
+      <w:r>
+        <w:t>where</w:t>
+      </w:r>
+      <w:proofErr w:type="gramEnd"/>
+      <w:r>
+        <w:t xml:space="preserve"> assigning to a hidden field or property was incorrectly allowed. Added </w:t>
+      </w:r>
+      <w:proofErr w:type="spellStart"/>
+      <w:proofErr w:type="gramStart"/>
+      <w:r>
+        <w:t>NoIVarGetSelf</w:t>
+      </w:r>
+      <w:proofErr w:type="spellEnd"/>
+      <w:r>
+        <w:t>(</w:t>
+      </w:r>
+      <w:proofErr w:type="gramEnd"/>
+      <w:r>
+        <w:t xml:space="preserve">) and </w:t>
+      </w:r>
+      <w:proofErr w:type="spellStart"/>
+      <w:proofErr w:type="gramStart"/>
+      <w:r>
+        <w:t>NoIVarPutSelf</w:t>
+      </w:r>
+      <w:proofErr w:type="spellEnd"/>
+      <w:r>
+        <w:t>(</w:t>
+      </w:r>
+      <w:proofErr w:type="gramEnd"/>
+      <w:r>
+        <w:t>) methods (#1491)</w:t>
       </w:r>
     </w:p>
     <w:p>
@@ -1911,7 +3190,28 @@
         </w:numPr>
       </w:pPr>
       <w:r>
-        <w:t>Fix Dbc.FindTable to support Alias and/or FileName  (#1949)</w:t>
+        <w:t xml:space="preserve">Fix </w:t>
+      </w:r>
+      <w:proofErr w:type="spellStart"/>
+      <w:r>
+        <w:t>Dbc.FindTable</w:t>
+      </w:r>
+      <w:proofErr w:type="spellEnd"/>
+      <w:r>
+        <w:t xml:space="preserve"> to support Alias and/or </w:t>
+      </w:r>
+      <w:proofErr w:type="spellStart"/>
+      <w:proofErr w:type="gramStart"/>
+      <w:r>
+        <w:t>FileName</w:t>
+      </w:r>
+      <w:proofErr w:type="spellEnd"/>
+      <w:r>
+        <w:t xml:space="preserve">  (</w:t>
+      </w:r>
+      <w:proofErr w:type="gramEnd"/>
+      <w:r>
+        <w:t>#1949)</w:t>
       </w:r>
     </w:p>
     <w:p>
@@ -1950,7 +3250,20 @@
         <w:t>A</w:t>
       </w:r>
       <w:r>
-        <w:t>dded NLS_ defines and initial implementation for the SetLocale() function</w:t>
+        <w:t xml:space="preserve">dded NLS_ defines and initial implementation for the </w:t>
+      </w:r>
+      <w:proofErr w:type="spellStart"/>
+      <w:proofErr w:type="gramStart"/>
+      <w:r>
+        <w:t>SetLocale</w:t>
+      </w:r>
+      <w:proofErr w:type="spellEnd"/>
+      <w:r>
+        <w:t>(</w:t>
+      </w:r>
+      <w:proofErr w:type="gramEnd"/>
+      <w:r>
+        <w:t>) function</w:t>
       </w:r>
     </w:p>
     <w:p>
@@ -1983,7 +3296,23 @@
         </w:numPr>
       </w:pPr>
       <w:r>
-        <w:t>Added support for the Break() function  (#1961)</w:t>
+        <w:t xml:space="preserve">Added support for the </w:t>
+      </w:r>
+      <w:proofErr w:type="gramStart"/>
+      <w:r>
+        <w:t>Break(</w:t>
+      </w:r>
+      <w:proofErr w:type="gramEnd"/>
+      <w:r>
+        <w:t xml:space="preserve">) </w:t>
+      </w:r>
+      <w:proofErr w:type="gramStart"/>
+      <w:r>
+        <w:t>function  (</w:t>
+      </w:r>
+      <w:proofErr w:type="gramEnd"/>
+      <w:r>
+        <w:t>#1961)</w:t>
       </w:r>
     </w:p>
     <w:p>
@@ -1997,7 +3326,21 @@
         <w:rPr>
           <w:bCs/>
         </w:rPr>
-        <w:t>New features the FoxPro dialect.</w:t>
+        <w:t xml:space="preserve">New features </w:t>
+      </w:r>
+      <w:proofErr w:type="gramStart"/>
+      <w:r>
+        <w:rPr>
+          <w:bCs/>
+        </w:rPr>
+        <w:t>the</w:t>
+      </w:r>
+      <w:proofErr w:type="gramEnd"/>
+      <w:r>
+        <w:rPr>
+          <w:bCs/>
+        </w:rPr>
+        <w:t xml:space="preserve"> FoxPro dialect.</w:t>
       </w:r>
     </w:p>
     <w:p>
@@ -2008,7 +3351,31 @@
         </w:numPr>
       </w:pPr>
       <w:r>
-        <w:t>The XSharp.VFP assembly now contains function definitions for all functions from VFP, even the ones that exist in XSharp.Core and XSharp.RT. These functions will delegate the work to the implementation in the other assemblies.</w:t>
+        <w:t xml:space="preserve">The </w:t>
+      </w:r>
+      <w:proofErr w:type="spellStart"/>
+      <w:r>
+        <w:t>XSharp.VFP</w:t>
+      </w:r>
+      <w:proofErr w:type="spellEnd"/>
+      <w:r>
+        <w:t xml:space="preserve"> assembly now contains function definitions for all functions from VFP, even the ones that exist in </w:t>
+      </w:r>
+      <w:proofErr w:type="spellStart"/>
+      <w:r>
+        <w:t>XSharp.Core</w:t>
+      </w:r>
+      <w:proofErr w:type="spellEnd"/>
+      <w:r>
+        <w:t xml:space="preserve"> and </w:t>
+      </w:r>
+      <w:proofErr w:type="spellStart"/>
+      <w:r>
+        <w:t>XSharp.RT</w:t>
+      </w:r>
+      <w:proofErr w:type="spellEnd"/>
+      <w:r>
+        <w:t>. These functions will delegate the work to the implementation in the other assemblies.</w:t>
       </w:r>
     </w:p>
     <w:p>
@@ -2019,7 +3386,20 @@
         </w:numPr>
       </w:pPr>
       <w:r>
-        <w:t>Added an implementation of the AUsed() function (VFP)</w:t>
+        <w:t xml:space="preserve">Added an implementation of the </w:t>
+      </w:r>
+      <w:proofErr w:type="spellStart"/>
+      <w:proofErr w:type="gramStart"/>
+      <w:r>
+        <w:t>AUsed</w:t>
+      </w:r>
+      <w:proofErr w:type="spellEnd"/>
+      <w:r>
+        <w:t>(</w:t>
+      </w:r>
+      <w:proofErr w:type="gramEnd"/>
+      <w:r>
+        <w:t>) function (VFP)</w:t>
       </w:r>
     </w:p>
     <w:p>
@@ -2030,14 +3410,838 @@
         </w:numPr>
       </w:pPr>
       <w:r>
-        <w:t>The implementation of several UI related functions, such as MessageBox(), have been moved from XSharp.VFP to XSharp.VFP.UI.</w:t>
+        <w:lastRenderedPageBreak/>
+        <w:t xml:space="preserve">The implementation of several UI related functions, such as </w:t>
+      </w:r>
+      <w:proofErr w:type="spellStart"/>
+      <w:proofErr w:type="gramStart"/>
+      <w:r>
+        <w:t>MessageBox</w:t>
+      </w:r>
+      <w:proofErr w:type="spellEnd"/>
+      <w:r>
+        <w:t>(</w:t>
+      </w:r>
+      <w:proofErr w:type="gramEnd"/>
+      <w:r>
+        <w:t xml:space="preserve">), have been moved from </w:t>
+      </w:r>
+      <w:proofErr w:type="spellStart"/>
+      <w:r>
+        <w:t>XSharp.VFP</w:t>
+      </w:r>
+      <w:proofErr w:type="spellEnd"/>
+      <w:r>
+        <w:t xml:space="preserve"> to </w:t>
+      </w:r>
+      <w:proofErr w:type="spellStart"/>
+      <w:r>
+        <w:t>XSharp.VFP.UI</w:t>
+      </w:r>
+      <w:proofErr w:type="spellEnd"/>
+      <w:r>
+        <w:t>.</w:t>
       </w:r>
       <w:r>
         <w:br/>
-      </w:r>
+        <w:t xml:space="preserve">These functions will now output to the console window when </w:t>
+      </w:r>
+      <w:proofErr w:type="spellStart"/>
+      <w:r>
+        <w:t>XSharp.VFP.UI</w:t>
+      </w:r>
+      <w:proofErr w:type="spellEnd"/>
+      <w:r>
+        <w:t xml:space="preserve"> cannot be found.</w:t>
+      </w:r>
+    </w:p>
+    <w:p>
+      <w:pPr>
+        <w:numPr>
+          <w:ilvl w:val="0"/>
+          <w:numId w:val="9"/>
+        </w:numPr>
+      </w:pPr>
+      <w:r>
+        <w:t>Added [</w:t>
+      </w:r>
+      <w:proofErr w:type="spellStart"/>
+      <w:r>
+        <w:t>FoxArrayInputParameterAttribute</w:t>
+      </w:r>
+      <w:proofErr w:type="spellEnd"/>
+      <w:r>
+        <w:t xml:space="preserve">] and an array result stack to support functions such as </w:t>
+      </w:r>
+      <w:proofErr w:type="spellStart"/>
+      <w:proofErr w:type="gramStart"/>
+      <w:r>
+        <w:t>AMembers</w:t>
+      </w:r>
+      <w:proofErr w:type="spellEnd"/>
+      <w:r>
+        <w:t>(</w:t>
+      </w:r>
+      <w:proofErr w:type="gramEnd"/>
+      <w:r>
+        <w:t xml:space="preserve">), </w:t>
+      </w:r>
+      <w:proofErr w:type="spellStart"/>
+      <w:proofErr w:type="gramStart"/>
+      <w:r>
+        <w:t>APrinters</w:t>
+      </w:r>
+      <w:proofErr w:type="spellEnd"/>
+      <w:r>
+        <w:t>(</w:t>
+      </w:r>
+      <w:proofErr w:type="gramEnd"/>
+      <w:r>
+        <w:t xml:space="preserve">) and </w:t>
+      </w:r>
+      <w:proofErr w:type="spellStart"/>
+      <w:proofErr w:type="gramStart"/>
+      <w:r>
+        <w:t>AUsed</w:t>
+      </w:r>
+      <w:proofErr w:type="spellEnd"/>
+      <w:r>
+        <w:t>(</w:t>
+      </w:r>
+      <w:proofErr w:type="gramEnd"/>
+      <w:r>
+        <w:t>)</w:t>
+      </w:r>
+    </w:p>
+    <w:p>
+      <w:pPr>
+        <w:numPr>
+          <w:ilvl w:val="0"/>
+          <w:numId w:val="9"/>
+        </w:numPr>
+      </w:pPr>
+      <w:r>
+        <w:t xml:space="preserve">Adjusted </w:t>
+      </w:r>
+      <w:proofErr w:type="spellStart"/>
+      <w:proofErr w:type="gramStart"/>
+      <w:r>
+        <w:t>AMembers</w:t>
+      </w:r>
+      <w:proofErr w:type="spellEnd"/>
+      <w:r>
+        <w:t>(</w:t>
+      </w:r>
+      <w:proofErr w:type="gramEnd"/>
+      <w:r>
+        <w:t xml:space="preserve">) and </w:t>
+      </w:r>
+      <w:proofErr w:type="spellStart"/>
+      <w:proofErr w:type="gramStart"/>
+      <w:r>
+        <w:t>APrinters</w:t>
+      </w:r>
+      <w:proofErr w:type="spellEnd"/>
+      <w:r>
+        <w:t>(</w:t>
+      </w:r>
+      <w:proofErr w:type="gramEnd"/>
+      <w:r>
+        <w:t>) to use the new array result mechanism</w:t>
+      </w:r>
+    </w:p>
+    <w:p>
+      <w:pPr>
+        <w:numPr>
+          <w:ilvl w:val="0"/>
+          <w:numId w:val="9"/>
+        </w:numPr>
+      </w:pPr>
+      <w:r>
+        <w:t xml:space="preserve">Fixed </w:t>
+      </w:r>
+      <w:proofErr w:type="spellStart"/>
+      <w:r>
+        <w:t>Set.Compatible</w:t>
+      </w:r>
+      <w:proofErr w:type="spellEnd"/>
+      <w:r>
+        <w:t xml:space="preserve"> default return value: it was incorrectly returning string "OFF" instead of LOGIC FALSE</w:t>
+      </w:r>
+    </w:p>
+    <w:p>
+      <w:pPr>
+        <w:numPr>
+          <w:ilvl w:val="0"/>
+          <w:numId w:val="9"/>
+        </w:numPr>
+      </w:pPr>
+      <w:r>
+        <w:t xml:space="preserve">Added </w:t>
+      </w:r>
+      <w:proofErr w:type="spellStart"/>
+      <w:r>
+        <w:t>Set.Compatible</w:t>
+      </w:r>
+      <w:proofErr w:type="spellEnd"/>
+      <w:r>
+        <w:t xml:space="preserve"> handler in the </w:t>
+      </w:r>
+      <w:proofErr w:type="gramStart"/>
+      <w:r>
+        <w:t>Set(</w:t>
+      </w:r>
+      <w:proofErr w:type="gramEnd"/>
+      <w:r>
+        <w:t>) function, supporting both string values ("ON", "OFF", "DB4") and LOGIC values</w:t>
+      </w:r>
+    </w:p>
+    <w:p>
+      <w:pPr>
+        <w:numPr>
+          <w:ilvl w:val="0"/>
+          <w:numId w:val="9"/>
+        </w:numPr>
+      </w:pPr>
+      <w:r>
+        <w:t xml:space="preserve">The DBFVFP driver now allows index expressions that contain </w:t>
+      </w:r>
+      <w:proofErr w:type="gramStart"/>
+      <w:r>
+        <w:t>Trim(</w:t>
+      </w:r>
+      <w:proofErr w:type="gramEnd"/>
+      <w:r>
+        <w:t xml:space="preserve">), </w:t>
+      </w:r>
+      <w:proofErr w:type="spellStart"/>
+      <w:proofErr w:type="gramStart"/>
+      <w:r>
+        <w:t>Ltrim</w:t>
+      </w:r>
+      <w:proofErr w:type="spellEnd"/>
+      <w:r>
+        <w:t>(</w:t>
+      </w:r>
+      <w:proofErr w:type="gramEnd"/>
+      <w:r>
+        <w:t xml:space="preserve">), </w:t>
+      </w:r>
+      <w:proofErr w:type="spellStart"/>
+      <w:proofErr w:type="gramStart"/>
+      <w:r>
+        <w:t>RTrim</w:t>
+      </w:r>
+      <w:proofErr w:type="spellEnd"/>
+      <w:r>
+        <w:t>(</w:t>
+      </w:r>
+      <w:proofErr w:type="gramEnd"/>
+      <w:r>
+        <w:t>) etc. (#1837)</w:t>
+      </w:r>
+    </w:p>
+    <w:p>
+      <w:pPr>
+        <w:numPr>
+          <w:ilvl w:val="0"/>
+          <w:numId w:val="9"/>
+        </w:numPr>
+      </w:pPr>
+      <w:r>
+        <w:t xml:space="preserve">Fixed </w:t>
+      </w:r>
+      <w:proofErr w:type="spellStart"/>
+      <w:proofErr w:type="gramStart"/>
+      <w:r>
+        <w:t>FDate</w:t>
+      </w:r>
+      <w:proofErr w:type="spellEnd"/>
+      <w:r>
+        <w:t>(</w:t>
+      </w:r>
+      <w:proofErr w:type="gramEnd"/>
+      <w:r>
+        <w:t>) to accept a filename parameter and return the actual last-write date of the file (#1856)</w:t>
+      </w:r>
+    </w:p>
+    <w:p>
+      <w:pPr>
+        <w:numPr>
+          <w:ilvl w:val="0"/>
+          <w:numId w:val="9"/>
+        </w:numPr>
+      </w:pPr>
+      <w:r>
+        <w:t xml:space="preserve">Fixed </w:t>
+      </w:r>
+      <w:proofErr w:type="spellStart"/>
+      <w:proofErr w:type="gramStart"/>
+      <w:r>
+        <w:t>FTime</w:t>
+      </w:r>
+      <w:proofErr w:type="spellEnd"/>
+      <w:r>
+        <w:t>(</w:t>
+      </w:r>
+      <w:proofErr w:type="gramEnd"/>
+      <w:r>
+        <w:t>) to accept a filename parameter and return the actual last-write time of the file (#1856)</w:t>
+      </w:r>
+    </w:p>
+    <w:p>
+      <w:pPr>
+        <w:numPr>
+          <w:ilvl w:val="0"/>
+          <w:numId w:val="9"/>
+        </w:numPr>
+      </w:pPr>
+      <w:r>
+        <w:t xml:space="preserve">Fixed </w:t>
+      </w:r>
+      <w:proofErr w:type="spellStart"/>
+      <w:proofErr w:type="gramStart"/>
+      <w:r>
+        <w:t>FSize</w:t>
+      </w:r>
+      <w:proofErr w:type="spellEnd"/>
+      <w:r>
+        <w:t>(</w:t>
+      </w:r>
+      <w:proofErr w:type="gramEnd"/>
+      <w:r>
+        <w:t>) VFP compatibility: when SET COMPATIBLE is ON and no work area is specified, it returns the size of the named file; when the filename has no extension, a .DBF extension is assumed (#1856)</w:t>
+      </w:r>
+    </w:p>
+    <w:p>
+      <w:pPr>
+        <w:numPr>
+          <w:ilvl w:val="0"/>
+          <w:numId w:val="9"/>
+        </w:numPr>
+      </w:pPr>
+      <w:r>
+        <w:t xml:space="preserve">Added new file functions </w:t>
+      </w:r>
+      <w:proofErr w:type="gramStart"/>
+      <w:r>
+        <w:t>FName(</w:t>
+      </w:r>
+      <w:proofErr w:type="gramEnd"/>
+      <w:r>
+        <w:t xml:space="preserve">) (returns the filename from a path) and </w:t>
+      </w:r>
+      <w:proofErr w:type="spellStart"/>
+      <w:proofErr w:type="gramStart"/>
+      <w:r>
+        <w:t>FAttrib</w:t>
+      </w:r>
+      <w:proofErr w:type="spellEnd"/>
+      <w:r>
+        <w:t>(</w:t>
+      </w:r>
+      <w:proofErr w:type="gramEnd"/>
+      <w:r>
+        <w:t>) (returns file attributes) (#1856)</w:t>
+      </w:r>
+    </w:p>
+    <w:p>
+      <w:pPr>
+        <w:numPr>
+          <w:ilvl w:val="0"/>
+          <w:numId w:val="9"/>
+        </w:numPr>
+      </w:pPr>
+      <w:r>
+        <w:t>Fixed COPY TO ARRAY (#1857)</w:t>
+      </w:r>
+    </w:p>
+    <w:p>
+      <w:pPr>
+        <w:numPr>
+          <w:ilvl w:val="0"/>
+          <w:numId w:val="9"/>
+        </w:numPr>
+      </w:pPr>
+      <w:r>
+        <w:t>Added the [</w:t>
+      </w:r>
+      <w:proofErr w:type="spellStart"/>
+      <w:r>
+        <w:t>NeedsAccessToLocals</w:t>
+      </w:r>
+      <w:proofErr w:type="spellEnd"/>
+      <w:r>
+        <w:t>] attribute to VFP Macro Wrapper functions to preserve correct macro evaluation behavior (#1858)</w:t>
+      </w:r>
+    </w:p>
+    <w:p>
+      <w:pPr>
+        <w:numPr>
+          <w:ilvl w:val="0"/>
+          <w:numId w:val="9"/>
+        </w:numPr>
+      </w:pPr>
+      <w:r>
+        <w:t>Added SET POINT and SET SEPARATOR support (#1867, #1883)</w:t>
+      </w:r>
+    </w:p>
+    <w:p>
+      <w:pPr>
+        <w:numPr>
+          <w:ilvl w:val="0"/>
+          <w:numId w:val="9"/>
+        </w:numPr>
+      </w:pPr>
+      <w:r>
+        <w:t>Fixed RELEASE ALL LIKE when a quoted pattern is used in the skeleton (#1870)</w:t>
+      </w:r>
+    </w:p>
+    <w:p>
+      <w:pPr>
+        <w:numPr>
+          <w:ilvl w:val="0"/>
+          <w:numId w:val="9"/>
+        </w:numPr>
+      </w:pPr>
+      <w:r>
+        <w:t>Added support for the SET BELL TO command (the command is accepted and ignored, matching VFP behavior) (#1874)</w:t>
+      </w:r>
+    </w:p>
+    <w:p>
+      <w:pPr>
+        <w:numPr>
+          <w:ilvl w:val="0"/>
+          <w:numId w:val="9"/>
+        </w:numPr>
+      </w:pPr>
+      <w:r>
+        <w:t xml:space="preserve">Implemented </w:t>
+      </w:r>
+      <w:proofErr w:type="gramStart"/>
+      <w:r>
+        <w:t>NORMALIZE(</w:t>
+      </w:r>
+      <w:proofErr w:type="gramEnd"/>
+      <w:r>
+        <w:t xml:space="preserve">) and </w:t>
+      </w:r>
+      <w:proofErr w:type="gramStart"/>
+      <w:r>
+        <w:t>DISPLAYPATH(</w:t>
+      </w:r>
+      <w:proofErr w:type="gramEnd"/>
+      <w:r>
+        <w:t>) functions (#1880)</w:t>
+      </w:r>
+    </w:p>
+    <w:p>
+      <w:pPr>
+        <w:numPr>
+          <w:ilvl w:val="0"/>
+          <w:numId w:val="9"/>
+        </w:numPr>
+      </w:pPr>
+      <w:r>
+        <w:t xml:space="preserve">Fixed </w:t>
+      </w:r>
+      <w:proofErr w:type="gramStart"/>
+      <w:r>
+        <w:t>VARTYPE(</w:t>
+      </w:r>
+      <w:proofErr w:type="gramEnd"/>
+      <w:r>
+        <w:t>) throwing exceptions for undeclared variables (#1882)</w:t>
+      </w:r>
+    </w:p>
+    <w:p>
+      <w:pPr>
+        <w:numPr>
+          <w:ilvl w:val="0"/>
+          <w:numId w:val="9"/>
+        </w:numPr>
+      </w:pPr>
+      <w:r>
+        <w:t>Fixed SET DEFAULT TO command paths and working directory handling (#1884)</w:t>
+      </w:r>
+    </w:p>
+    <w:p>
+      <w:pPr>
+        <w:numPr>
+          <w:ilvl w:val="0"/>
+          <w:numId w:val="9"/>
+        </w:numPr>
+      </w:pPr>
+      <w:r>
+        <w:t xml:space="preserve">Implemented </w:t>
+      </w:r>
+      <w:proofErr w:type="gramStart"/>
+      <w:r>
+        <w:t>Lock(</w:t>
+      </w:r>
+      <w:proofErr w:type="gramEnd"/>
+      <w:r>
+        <w:t xml:space="preserve">), </w:t>
+      </w:r>
+      <w:proofErr w:type="spellStart"/>
+      <w:proofErr w:type="gramStart"/>
+      <w:r>
+        <w:t>RLock</w:t>
+      </w:r>
+      <w:proofErr w:type="spellEnd"/>
+      <w:r>
+        <w:t>(</w:t>
+      </w:r>
+      <w:proofErr w:type="gramEnd"/>
+      <w:r>
+        <w:t xml:space="preserve">), </w:t>
+      </w:r>
+      <w:proofErr w:type="spellStart"/>
+      <w:proofErr w:type="gramStart"/>
+      <w:r>
+        <w:t>FLock</w:t>
+      </w:r>
+      <w:proofErr w:type="spellEnd"/>
+      <w:r>
+        <w:t>(</w:t>
+      </w:r>
+      <w:proofErr w:type="gramEnd"/>
+      <w:r>
+        <w:t xml:space="preserve">) and </w:t>
+      </w:r>
+      <w:proofErr w:type="spellStart"/>
+      <w:proofErr w:type="gramStart"/>
+      <w:r>
+        <w:t>UnLock</w:t>
+      </w:r>
+      <w:proofErr w:type="spellEnd"/>
+      <w:r>
+        <w:t>(</w:t>
+      </w:r>
+      <w:proofErr w:type="gramEnd"/>
+      <w:r>
+        <w:t>) for SQLRDD (#1885)</w:t>
+      </w:r>
+    </w:p>
+    <w:p>
+      <w:pPr>
+        <w:numPr>
+          <w:ilvl w:val="0"/>
+          <w:numId w:val="9"/>
+        </w:numPr>
+      </w:pPr>
+      <w:r>
+        <w:t xml:space="preserve">VFP GUI provider now loads dynamically via </w:t>
+      </w:r>
+      <w:proofErr w:type="spellStart"/>
+      <w:r>
+        <w:t>AssemblyHelper</w:t>
+      </w:r>
+      <w:proofErr w:type="spellEnd"/>
+      <w:r>
+        <w:t xml:space="preserve"> (#1888)</w:t>
+      </w:r>
+    </w:p>
+    <w:p>
+      <w:pPr>
+        <w:numPr>
+          <w:ilvl w:val="0"/>
+          <w:numId w:val="9"/>
+        </w:numPr>
+      </w:pPr>
+      <w:r>
+        <w:t>Fixed RELEASE ALL LIKE when quoted patterns are passed in the skeleton (#1889)</w:t>
+      </w:r>
+    </w:p>
+    <w:p>
+      <w:pPr>
+        <w:numPr>
+          <w:ilvl w:val="0"/>
+          <w:numId w:val="9"/>
+        </w:numPr>
+      </w:pPr>
+      <w:r>
+        <w:t xml:space="preserve">Added missing </w:t>
+      </w:r>
+      <w:proofErr w:type="spellStart"/>
+      <w:r>
+        <w:t>parameterless</w:t>
+      </w:r>
+      <w:proofErr w:type="spellEnd"/>
+      <w:r>
+        <w:t xml:space="preserve"> and </w:t>
+      </w:r>
+      <w:proofErr w:type="spellStart"/>
+      <w:r>
+        <w:t>IntPtr</w:t>
+      </w:r>
+      <w:proofErr w:type="spellEnd"/>
+      <w:r>
+        <w:t xml:space="preserve"> overloads for F* file functions (#1890)</w:t>
+      </w:r>
+    </w:p>
+    <w:p>
+      <w:pPr>
+        <w:numPr>
+          <w:ilvl w:val="0"/>
+          <w:numId w:val="9"/>
+        </w:numPr>
+      </w:pPr>
+      <w:r>
+        <w:t>Fixed SET MEMOWIDTH, SYSMETRIC and COPY TO ARRAY (#1891)</w:t>
+      </w:r>
+    </w:p>
+    <w:p>
+      <w:pPr>
+        <w:numPr>
+          <w:ilvl w:val="0"/>
+          <w:numId w:val="9"/>
+        </w:numPr>
+      </w:pPr>
+      <w:r>
+        <w:t>Refined SET('DEFAULT') and SET('DIRECTORY') (#1892)</w:t>
+      </w:r>
+    </w:p>
+    <w:p>
+      <w:pPr>
+        <w:numPr>
+          <w:ilvl w:val="0"/>
+          <w:numId w:val="9"/>
+        </w:numPr>
+      </w:pPr>
+      <w:r>
+        <w:t xml:space="preserve">Implemented </w:t>
+      </w:r>
+      <w:proofErr w:type="gramStart"/>
+      <w:r>
+        <w:t>FCHSIZE(</w:t>
+      </w:r>
+      <w:proofErr w:type="gramEnd"/>
+      <w:r>
+        <w:t xml:space="preserve">) and VFP-compatible </w:t>
+      </w:r>
+      <w:proofErr w:type="gramStart"/>
+      <w:r>
+        <w:t>BINTOC(</w:t>
+      </w:r>
+      <w:proofErr w:type="gramEnd"/>
+      <w:r>
+        <w:t xml:space="preserve">) / </w:t>
+      </w:r>
+      <w:proofErr w:type="gramStart"/>
+      <w:r>
+        <w:t>CTOBIN(</w:t>
+      </w:r>
+      <w:proofErr w:type="gramEnd"/>
+      <w:r>
+        <w:t>) (#1893)</w:t>
+      </w:r>
+    </w:p>
+    <w:p>
+      <w:pPr>
+        <w:numPr>
+          <w:ilvl w:val="0"/>
+          <w:numId w:val="9"/>
+        </w:numPr>
+      </w:pPr>
+      <w:r>
+        <w:t xml:space="preserve">Fixed </w:t>
+      </w:r>
+      <w:proofErr w:type="gramStart"/>
+      <w:r>
+        <w:t>SYSMETRIC(</w:t>
+      </w:r>
+      <w:proofErr w:type="gramEnd"/>
+      <w:r>
+        <w:t>) calls, SET MEMOWIDTH typo, and SET DEFAULT/DIRECTORY initialization issues at startup (#1894)</w:t>
+      </w:r>
+    </w:p>
+    <w:p>
+      <w:pPr>
+        <w:numPr>
+          <w:ilvl w:val="0"/>
+          <w:numId w:val="9"/>
+        </w:numPr>
+      </w:pPr>
+      <w:r>
+        <w:t xml:space="preserve">Fixed </w:t>
+      </w:r>
+      <w:proofErr w:type="spellStart"/>
+      <w:r>
+        <w:t>MemoHelpers.MAX_WIDTH</w:t>
+      </w:r>
+      <w:proofErr w:type="spellEnd"/>
+      <w:r>
+        <w:t xml:space="preserve"> to be a dynamic property (#1895)</w:t>
+      </w:r>
+    </w:p>
+    <w:p>
+      <w:pPr>
+        <w:numPr>
+          <w:ilvl w:val="0"/>
+          <w:numId w:val="9"/>
+        </w:numPr>
+      </w:pPr>
+      <w:r>
+        <w:t xml:space="preserve">Implemented </w:t>
+      </w:r>
+      <w:proofErr w:type="gramStart"/>
+      <w:r>
+        <w:t>GETDIR(</w:t>
+      </w:r>
+      <w:proofErr w:type="gramEnd"/>
+      <w:r>
+        <w:t xml:space="preserve">), </w:t>
+      </w:r>
+      <w:proofErr w:type="gramStart"/>
+      <w:r>
+        <w:t>GETFILE(</w:t>
+      </w:r>
+      <w:proofErr w:type="gramEnd"/>
+      <w:r>
+        <w:t xml:space="preserve">) and </w:t>
+      </w:r>
+      <w:proofErr w:type="gramStart"/>
+      <w:r>
+        <w:t>GETPICT(</w:t>
+      </w:r>
+      <w:proofErr w:type="gramEnd"/>
+      <w:r>
+        <w:t>) dialog functions (#1896)</w:t>
+      </w:r>
+    </w:p>
+    <w:p>
+      <w:pPr>
+        <w:numPr>
+          <w:ilvl w:val="0"/>
+          <w:numId w:val="9"/>
+        </w:numPr>
+      </w:pPr>
+      <w:r>
+        <w:t xml:space="preserve">Fixed </w:t>
+      </w:r>
+      <w:proofErr w:type="gramStart"/>
+      <w:r>
+        <w:t>MESSAGEBOX(</w:t>
+      </w:r>
+      <w:proofErr w:type="gramEnd"/>
+      <w:r>
+        <w:t>) timeout issue and implemented dynamic parameter handling (#1897)</w:t>
+      </w:r>
+    </w:p>
+    <w:p>
+      <w:pPr>
+        <w:numPr>
+          <w:ilvl w:val="0"/>
+          <w:numId w:val="9"/>
+        </w:numPr>
+      </w:pPr>
+      <w:r>
+        <w:t>Implemented DIR/DIRECTORY command with output parity to VFP (#1900)</w:t>
+      </w:r>
+    </w:p>
+    <w:p>
+      <w:pPr>
+        <w:numPr>
+          <w:ilvl w:val="0"/>
+          <w:numId w:val="9"/>
+        </w:numPr>
+      </w:pPr>
+      <w:r>
+        <w:t>Implemented SET DEVICE TO FILE redirection (#1901)</w:t>
+      </w:r>
+    </w:p>
+    <w:p>
+      <w:pPr>
+        <w:numPr>
+          <w:ilvl w:val="0"/>
+          <w:numId w:val="9"/>
+        </w:numPr>
+      </w:pPr>
+      <w:r>
+        <w:t xml:space="preserve">Implemented </w:t>
+      </w:r>
+      <w:proofErr w:type="gramStart"/>
+      <w:r>
+        <w:t>ISPEN(</w:t>
+      </w:r>
+      <w:proofErr w:type="gramEnd"/>
+      <w:r>
+        <w:t xml:space="preserve">) (returns FALSE — no Tablet support) and </w:t>
+      </w:r>
+      <w:proofErr w:type="gramStart"/>
+      <w:r>
+        <w:t>IMESTATUS(</w:t>
+      </w:r>
+      <w:proofErr w:type="gramEnd"/>
+      <w:r>
+        <w:t>) (returns 0 — no IME support) (#1924)</w:t>
+      </w:r>
+    </w:p>
+    <w:p>
+      <w:pPr>
+        <w:numPr>
+          <w:ilvl w:val="0"/>
+          <w:numId w:val="9"/>
+        </w:numPr>
+      </w:pPr>
+      <w:r>
+        <w:t xml:space="preserve">Implemented </w:t>
+      </w:r>
+      <w:proofErr w:type="gramStart"/>
+      <w:r>
+        <w:t>PROW(</w:t>
+      </w:r>
+      <w:proofErr w:type="gramEnd"/>
+      <w:r>
+        <w:t xml:space="preserve">) and </w:t>
+      </w:r>
+      <w:proofErr w:type="gramStart"/>
+      <w:r>
+        <w:t>PCOL(</w:t>
+      </w:r>
+      <w:proofErr w:type="gramEnd"/>
+      <w:r>
+        <w:t>) printer position functions (#1925)</w:t>
+      </w:r>
+    </w:p>
+    <w:p>
+      <w:pPr>
+        <w:numPr>
+          <w:ilvl w:val="0"/>
+          <w:numId w:val="9"/>
+        </w:numPr>
+      </w:pPr>
+      <w:r>
+        <w:t xml:space="preserve">Implemented </w:t>
+      </w:r>
+      <w:proofErr w:type="gramStart"/>
+      <w:r>
+        <w:t>TXNLEVEL(</w:t>
+      </w:r>
+      <w:proofErr w:type="gramEnd"/>
+      <w:r>
+        <w:t>) which returns the current transaction nesting level (#1927)</w:t>
+      </w:r>
+    </w:p>
+    <w:p>
+      <w:pPr>
+        <w:numPr>
+          <w:ilvl w:val="0"/>
+          <w:numId w:val="9"/>
+        </w:numPr>
+      </w:pPr>
       <w:r>
         <w:lastRenderedPageBreak/>
-        <w:t>These functions will now output to the console window when XSharp.VFP.UI cannot be found.</w:t>
+        <w:t xml:space="preserve">Implemented </w:t>
+      </w:r>
+      <w:proofErr w:type="gramStart"/>
+      <w:r>
+        <w:t>ISMEMOFETCHED(</w:t>
+      </w:r>
+      <w:proofErr w:type="gramEnd"/>
+      <w:r>
+        <w:t>); for local DBF data, memo fields are always considered fetched (#1931)</w:t>
       </w:r>
     </w:p>
     <w:p>
@@ -2048,7 +4252,7 @@
         </w:numPr>
       </w:pPr>
       <w:r>
-        <w:t>Added [FoxArrayInputParameterAttribute] and an array result stack to support functions such as AMembers(), APrinters() and AUsed()</w:t>
+        <w:t>Fixed CREATE TABLE when the table name includes a path; the alias is now derived from the file name without the directory part (#1938)</w:t>
       </w:r>
     </w:p>
     <w:p>
@@ -2059,7 +4263,7 @@
         </w:numPr>
       </w:pPr>
       <w:r>
-        <w:t>Adjusted AMembers() and APrinters() to use the new array result mechanism</w:t>
+        <w:t>Implementation of GETFLDSTATE and SETFLDSTATE (#1952)</w:t>
       </w:r>
     </w:p>
     <w:p>
@@ -2070,7 +4274,23 @@
         </w:numPr>
       </w:pPr>
       <w:r>
-        <w:t>Fixed Set.Compatible default return value: it was incorrectly returning string "OFF" instead of LOGIC FALSE</w:t>
+        <w:t xml:space="preserve">Implements (partial) functions </w:t>
+      </w:r>
+      <w:proofErr w:type="gramStart"/>
+      <w:r>
+        <w:t>CURSORSETPROP(</w:t>
+      </w:r>
+      <w:proofErr w:type="gramEnd"/>
+      <w:r>
+        <w:t xml:space="preserve">) AND </w:t>
+      </w:r>
+      <w:proofErr w:type="gramStart"/>
+      <w:r>
+        <w:t>CURSORGETPROP(</w:t>
+      </w:r>
+      <w:proofErr w:type="gramEnd"/>
+      <w:r>
+        <w:t>) (#1954)</w:t>
       </w:r>
     </w:p>
     <w:p>
@@ -2081,7 +4301,23 @@
         </w:numPr>
       </w:pPr>
       <w:r>
-        <w:t>Added Set.Compatible handler in the Set() function, supporting both string values ("ON", "OFF", "DB4") and LOGIC values</w:t>
+        <w:t>Allow TRIM()/ALLTRIM()/</w:t>
+      </w:r>
+      <w:proofErr w:type="gramStart"/>
+      <w:r>
+        <w:t>RTRIM(</w:t>
+      </w:r>
+      <w:proofErr w:type="gramEnd"/>
+      <w:r>
+        <w:t xml:space="preserve">) in Index </w:t>
+      </w:r>
+      <w:proofErr w:type="gramStart"/>
+      <w:r>
+        <w:t>expressions  (</w:t>
+      </w:r>
+      <w:proofErr w:type="gramEnd"/>
+      <w:r>
+        <w:t>#1969)</w:t>
       </w:r>
     </w:p>
     <w:p>
@@ -2092,7 +4328,15 @@
         </w:numPr>
       </w:pPr>
       <w:r>
-        <w:t>The DBFVFP driver now allows index expressions that contain Trim(), Ltrim(), RTrim() etc. (#1837)</w:t>
+        <w:t xml:space="preserve">Fixed an issue with </w:t>
+      </w:r>
+      <w:proofErr w:type="gramStart"/>
+      <w:r>
+        <w:t>FONTMETRIC(</w:t>
+      </w:r>
+      <w:proofErr w:type="gramEnd"/>
+      <w:r>
+        <w:t>) (#1976)</w:t>
       </w:r>
     </w:p>
     <w:p>
@@ -2103,7 +4347,7 @@
         </w:numPr>
       </w:pPr>
       <w:r>
-        <w:t>Fixed FDate() to accept a filename parameter and return the actual last-write date of the file (#1856)</w:t>
+        <w:t>Fixed an issue with COPY TO CSV/SDF for date fields (#1977)</w:t>
       </w:r>
     </w:p>
     <w:p>
@@ -2114,382 +4358,41 @@
         </w:numPr>
       </w:pPr>
       <w:r>
-        <w:t>Fixed FTime() to accept a filename parameter and return the actual last-write time of the file (#1856)</w:t>
-      </w:r>
-    </w:p>
-    <w:p>
-      <w:pPr>
-        <w:numPr>
-          <w:ilvl w:val="0"/>
-          <w:numId w:val="9"/>
-        </w:numPr>
-      </w:pPr>
-      <w:r>
-        <w:t>Fixed FSize() VFP compatibility: when SET COMPATIBLE is ON and no work area is specified, it returns the size of the named file; when the filename has no extension, a .DBF extension is assumed (#1856)</w:t>
-      </w:r>
-    </w:p>
-    <w:p>
-      <w:pPr>
-        <w:numPr>
-          <w:ilvl w:val="0"/>
-          <w:numId w:val="9"/>
-        </w:numPr>
-      </w:pPr>
-      <w:r>
-        <w:t>Added new file functions FName() (returns the filename from a path) and FAttrib() (returns file attributes) (#1856)</w:t>
-      </w:r>
-    </w:p>
-    <w:p>
-      <w:pPr>
-        <w:numPr>
-          <w:ilvl w:val="0"/>
-          <w:numId w:val="9"/>
-        </w:numPr>
-      </w:pPr>
-      <w:r>
-        <w:t>Fixed COPY TO ARRAY (#1857)</w:t>
-      </w:r>
-    </w:p>
-    <w:p>
-      <w:pPr>
-        <w:numPr>
-          <w:ilvl w:val="0"/>
-          <w:numId w:val="9"/>
-        </w:numPr>
-      </w:pPr>
-      <w:r>
-        <w:t>Added the [NeedsAccessToLocals] attribute to VFP Macro Wrapper functions to preserve correct macro evaluation behavior (#1858)</w:t>
-      </w:r>
-    </w:p>
-    <w:p>
-      <w:pPr>
-        <w:numPr>
-          <w:ilvl w:val="0"/>
-          <w:numId w:val="9"/>
-        </w:numPr>
-      </w:pPr>
-      <w:r>
-        <w:t>Added SET POINT and SET SEPARATOR support (#1867, #1883)</w:t>
-      </w:r>
-    </w:p>
-    <w:p>
-      <w:pPr>
-        <w:numPr>
-          <w:ilvl w:val="0"/>
-          <w:numId w:val="9"/>
-        </w:numPr>
-      </w:pPr>
-      <w:r>
-        <w:t>Fixed RELEASE ALL LIKE when a quoted pattern is used in the skeleton (#1870)</w:t>
-      </w:r>
-    </w:p>
-    <w:p>
-      <w:pPr>
-        <w:numPr>
-          <w:ilvl w:val="0"/>
-          <w:numId w:val="9"/>
-        </w:numPr>
-      </w:pPr>
-      <w:r>
-        <w:t>Added support for the SET BELL TO command (the command is accepted and ignored, matching VFP behavior) (#1874)</w:t>
-      </w:r>
-    </w:p>
-    <w:p>
-      <w:pPr>
-        <w:numPr>
-          <w:ilvl w:val="0"/>
-          <w:numId w:val="9"/>
-        </w:numPr>
-      </w:pPr>
-      <w:r>
-        <w:t>Implemented NORMALIZE() and DISPLAYPATH() functions (#1880)</w:t>
-      </w:r>
-    </w:p>
-    <w:p>
-      <w:pPr>
-        <w:numPr>
-          <w:ilvl w:val="0"/>
-          <w:numId w:val="9"/>
-        </w:numPr>
-      </w:pPr>
-      <w:r>
-        <w:t>Fixed VARTYPE() throwing exceptions for undeclared variables (#1882)</w:t>
-      </w:r>
-    </w:p>
-    <w:p>
-      <w:pPr>
-        <w:numPr>
-          <w:ilvl w:val="0"/>
-          <w:numId w:val="9"/>
-        </w:numPr>
-      </w:pPr>
-      <w:r>
-        <w:t>Fixed SET DEFAULT TO command paths and working directory handling (#1884)</w:t>
-      </w:r>
-    </w:p>
-    <w:p>
-      <w:pPr>
-        <w:numPr>
-          <w:ilvl w:val="0"/>
-          <w:numId w:val="9"/>
-        </w:numPr>
-      </w:pPr>
-      <w:r>
-        <w:t>Implemented Lock(), RLock(), FLock() and UnLock() for SQLRDD (#1885)</w:t>
-      </w:r>
-    </w:p>
-    <w:p>
-      <w:pPr>
-        <w:numPr>
-          <w:ilvl w:val="0"/>
-          <w:numId w:val="9"/>
-        </w:numPr>
-      </w:pPr>
-      <w:r>
-        <w:t>VFP GUI provider now loads dynamically via AssemblyHelper (#1888)</w:t>
-      </w:r>
-    </w:p>
-    <w:p>
-      <w:pPr>
-        <w:numPr>
-          <w:ilvl w:val="0"/>
-          <w:numId w:val="9"/>
-        </w:numPr>
-      </w:pPr>
-      <w:r>
-        <w:t>Fixed RELEASE ALL LIKE when quoted patterns are passed in the skeleton (#1889)</w:t>
-      </w:r>
-    </w:p>
-    <w:p>
-      <w:pPr>
-        <w:numPr>
-          <w:ilvl w:val="0"/>
-          <w:numId w:val="9"/>
-        </w:numPr>
-      </w:pPr>
-      <w:r>
-        <w:t>Added missing parameterless and IntPtr overloads for F* file functions (#1890)</w:t>
-      </w:r>
-    </w:p>
-    <w:p>
-      <w:pPr>
-        <w:numPr>
-          <w:ilvl w:val="0"/>
-          <w:numId w:val="9"/>
-        </w:numPr>
-      </w:pPr>
-      <w:r>
-        <w:t>Fixed SET MEMOWIDTH, SYSMETRIC and COPY TO ARRAY (#1891)</w:t>
-      </w:r>
-    </w:p>
-    <w:p>
-      <w:pPr>
-        <w:numPr>
-          <w:ilvl w:val="0"/>
-          <w:numId w:val="9"/>
-        </w:numPr>
-      </w:pPr>
-      <w:r>
-        <w:t>Refined SET('DEFAULT') and SET('DIRECTORY') (#1892)</w:t>
-      </w:r>
-    </w:p>
-    <w:p>
-      <w:pPr>
-        <w:numPr>
-          <w:ilvl w:val="0"/>
-          <w:numId w:val="9"/>
-        </w:numPr>
-      </w:pPr>
-      <w:r>
-        <w:t>Implemented FCHSIZE() and VFP-compatible BINTOC() / CTOBIN() (#1893)</w:t>
-      </w:r>
-    </w:p>
-    <w:p>
-      <w:pPr>
-        <w:numPr>
-          <w:ilvl w:val="0"/>
-          <w:numId w:val="9"/>
-        </w:numPr>
-      </w:pPr>
-      <w:r>
-        <w:t>Fixed SYSMETRIC() calls, SET MEMOWIDTH typo, and SET DEFAULT/DIRECTORY initialization issues at startup (#1894)</w:t>
-      </w:r>
-    </w:p>
-    <w:p>
-      <w:pPr>
-        <w:numPr>
-          <w:ilvl w:val="0"/>
-          <w:numId w:val="9"/>
-        </w:numPr>
-      </w:pPr>
-      <w:r>
-        <w:t>Fixed MemoHelpers.MAX_WIDTH to be a dynamic property (#1895)</w:t>
-      </w:r>
-    </w:p>
-    <w:p>
-      <w:pPr>
-        <w:numPr>
-          <w:ilvl w:val="0"/>
-          <w:numId w:val="9"/>
-        </w:numPr>
-      </w:pPr>
-      <w:r>
-        <w:t>Implemented GETDIR(), GETFILE() and GETPICT() dialog functions (#1896)</w:t>
-      </w:r>
-    </w:p>
-    <w:p>
-      <w:pPr>
-        <w:numPr>
-          <w:ilvl w:val="0"/>
-          <w:numId w:val="9"/>
-        </w:numPr>
-      </w:pPr>
-      <w:r>
-        <w:t>Fixed MESSAGEBOX() timeout issue and implemented dynamic parameter handling (#1897)</w:t>
-      </w:r>
-    </w:p>
-    <w:p>
-      <w:pPr>
-        <w:numPr>
-          <w:ilvl w:val="0"/>
-          <w:numId w:val="9"/>
-        </w:numPr>
-      </w:pPr>
-      <w:r>
-        <w:t>Implemented DIR/DIRECTORY command with output parity to VFP (#1900)</w:t>
-      </w:r>
-    </w:p>
-    <w:p>
-      <w:pPr>
-        <w:numPr>
-          <w:ilvl w:val="0"/>
-          <w:numId w:val="9"/>
-        </w:numPr>
-      </w:pPr>
-      <w:r>
-        <w:t>Implemented SET DEVICE TO FILE redirection (#1901)</w:t>
-      </w:r>
-    </w:p>
-    <w:p>
-      <w:pPr>
-        <w:numPr>
-          <w:ilvl w:val="0"/>
-          <w:numId w:val="9"/>
-        </w:numPr>
-      </w:pPr>
-      <w:r>
-        <w:t>Implemented ISPEN() (returns FALSE — no Tablet support) and IMESTATUS() (returns 0 — no IME support) (#1924)</w:t>
-      </w:r>
-    </w:p>
-    <w:p>
-      <w:pPr>
-        <w:numPr>
-          <w:ilvl w:val="0"/>
-          <w:numId w:val="9"/>
-        </w:numPr>
-      </w:pPr>
-      <w:r>
-        <w:t>Implemented PROW() and PCOL() printer position functions (#1925)</w:t>
-      </w:r>
-    </w:p>
-    <w:p>
-      <w:pPr>
-        <w:numPr>
-          <w:ilvl w:val="0"/>
-          <w:numId w:val="9"/>
-        </w:numPr>
-      </w:pPr>
-      <w:r>
-        <w:t>Implemented TXNLEVEL() which returns the current transaction nesting level (#1927)</w:t>
-      </w:r>
-    </w:p>
-    <w:p>
-      <w:pPr>
-        <w:numPr>
-          <w:ilvl w:val="0"/>
-          <w:numId w:val="9"/>
-        </w:numPr>
-      </w:pPr>
-      <w:r>
-        <w:t>Implemented ISMEMOFETCHED(); for local DBF data, memo fields are always considered fetched (#1931)</w:t>
-      </w:r>
-    </w:p>
-    <w:p>
-      <w:pPr>
-        <w:numPr>
-          <w:ilvl w:val="0"/>
-          <w:numId w:val="9"/>
-        </w:numPr>
-      </w:pPr>
-      <w:r>
-        <w:lastRenderedPageBreak/>
-        <w:t>Fixed CREATE TABLE when the table name includes a path; the alias is now derived from the file name without the directory part (#1938)</w:t>
-      </w:r>
-    </w:p>
-    <w:p>
-      <w:pPr>
-        <w:numPr>
-          <w:ilvl w:val="0"/>
-          <w:numId w:val="9"/>
-        </w:numPr>
-      </w:pPr>
-      <w:r>
-        <w:t>Implementation of GETFLDSTATE and SETFLDSTATE (#1952)</w:t>
-      </w:r>
-    </w:p>
-    <w:p>
-      <w:pPr>
-        <w:numPr>
-          <w:ilvl w:val="0"/>
-          <w:numId w:val="9"/>
-        </w:numPr>
-      </w:pPr>
-      <w:r>
-        <w:t>Implements (partial) functions CURSORSETPROP() AND CURSORGETPROP() (#1954)</w:t>
-      </w:r>
-    </w:p>
-    <w:p>
-      <w:pPr>
-        <w:numPr>
-          <w:ilvl w:val="0"/>
-          <w:numId w:val="9"/>
-        </w:numPr>
-      </w:pPr>
-      <w:r>
-        <w:t>Allow TRIM()/ALLTRIM()/RTRIM() in Index expressions  (#1969)</w:t>
-      </w:r>
-    </w:p>
-    <w:p>
-      <w:pPr>
-        <w:numPr>
-          <w:ilvl w:val="0"/>
-          <w:numId w:val="9"/>
-        </w:numPr>
-      </w:pPr>
-      <w:r>
-        <w:t>Fixed an issue with FONTMETRIC() (#1976)</w:t>
-      </w:r>
-    </w:p>
-    <w:p>
-      <w:pPr>
-        <w:numPr>
-          <w:ilvl w:val="0"/>
-          <w:numId w:val="9"/>
-        </w:numPr>
-      </w:pPr>
-      <w:r>
-        <w:t>Fixed an issue with COPY TO CSV/SDF for date fields (#1977)</w:t>
-      </w:r>
-    </w:p>
-    <w:p>
-      <w:pPr>
-        <w:numPr>
-          <w:ilvl w:val="0"/>
-          <w:numId w:val="9"/>
-        </w:numPr>
-      </w:pPr>
-      <w:r>
-        <w:t>Fixed an issue with Strtran(), ExecScript() and Set()  (#1980)</w:t>
+        <w:t xml:space="preserve">Fixed an issue with </w:t>
+      </w:r>
+      <w:proofErr w:type="spellStart"/>
+      <w:proofErr w:type="gramStart"/>
+      <w:r>
+        <w:t>Strtran</w:t>
+      </w:r>
+      <w:proofErr w:type="spellEnd"/>
+      <w:r>
+        <w:t>(</w:t>
+      </w:r>
+      <w:proofErr w:type="gramEnd"/>
+      <w:r>
+        <w:t xml:space="preserve">), </w:t>
+      </w:r>
+      <w:proofErr w:type="spellStart"/>
+      <w:proofErr w:type="gramStart"/>
+      <w:r>
+        <w:t>ExecScript</w:t>
+      </w:r>
+      <w:proofErr w:type="spellEnd"/>
+      <w:r>
+        <w:t>(</w:t>
+      </w:r>
+      <w:proofErr w:type="gramEnd"/>
+      <w:r>
+        <w:t xml:space="preserve">) and </w:t>
+      </w:r>
+      <w:proofErr w:type="gramStart"/>
+      <w:r>
+        <w:t>Set()  (</w:t>
+      </w:r>
+      <w:proofErr w:type="gramEnd"/>
+      <w:r>
+        <w:t>#1980)</w:t>
       </w:r>
     </w:p>
     <w:p>
@@ -2512,7 +4415,23 @@
     </w:p>
     <w:p>
       <w:r>
-        <w:t>We are still supporting Visual Studio 2019 but not all of the new features will be implemented for this version of VS.</w:t>
+        <w:t xml:space="preserve">We are still supporting Visual Studio </w:t>
+      </w:r>
+      <w:proofErr w:type="gramStart"/>
+      <w:r>
+        <w:t>2019</w:t>
+      </w:r>
+      <w:proofErr w:type="gramEnd"/>
+      <w:r>
+        <w:t xml:space="preserve"> but not </w:t>
+      </w:r>
+      <w:proofErr w:type="gramStart"/>
+      <w:r>
+        <w:t>all of</w:t>
+      </w:r>
+      <w:proofErr w:type="gramEnd"/>
+      <w:r>
+        <w:t xml:space="preserve"> the new features will be implemented for this version of VS.</w:t>
       </w:r>
     </w:p>
     <w:p>
@@ -2701,7 +4620,15 @@
         <w:t xml:space="preserve"> </w:t>
       </w:r>
       <w:r>
-        <w:t>Comment” command now takes the comment status of the first line of a block of lines to decide if the block needs to be commented or uncommented. When a line inside a block is already commented then it may end up being double commented after a comment operation. And when a block containing a double commented line is uncommented, than that line will become single commented afterwards.</w:t>
+        <w:t xml:space="preserve">Comment” command now takes the comment status of the first line of a block of lines to decide if the block needs to be commented or uncommented. When a line inside a block is already commented then it may end up being double commented after a comment operation. And when a block containing a double commented line is uncommented, </w:t>
+      </w:r>
+      <w:proofErr w:type="gramStart"/>
+      <w:r>
+        <w:t>than</w:t>
+      </w:r>
+      <w:proofErr w:type="gramEnd"/>
+      <w:r>
+        <w:t xml:space="preserve"> that line will become single commented afterwards.</w:t>
       </w:r>
     </w:p>
     <w:p>
@@ -2740,7 +4667,15 @@
         <w:t xml:space="preserve"> </w:t>
       </w:r>
       <w:r>
-        <w:t>References in SDK projects no longer store the name, guid etc.</w:t>
+        <w:t xml:space="preserve">References in SDK projects no longer store the name, </w:t>
+      </w:r>
+      <w:proofErr w:type="spellStart"/>
+      <w:r>
+        <w:t>guid</w:t>
+      </w:r>
+      <w:proofErr w:type="spellEnd"/>
+      <w:r>
+        <w:t xml:space="preserve"> etc.</w:t>
       </w:r>
     </w:p>
     <w:p>
@@ -2751,6 +4686,7 @@
         </w:numPr>
       </w:pPr>
       <w:r>
+        <w:lastRenderedPageBreak/>
         <w:t>The Build/Cancel button was not visible when a X# project was selected and another project was being built. (#1799)</w:t>
       </w:r>
     </w:p>
@@ -2762,270 +4698,442 @@
         </w:numPr>
       </w:pPr>
       <w:r>
+        <w:t xml:space="preserve">Fixed an error “the </w:t>
+      </w:r>
+      <w:proofErr w:type="gramStart"/>
+      <w:r>
+        <w:t>type</w:t>
+      </w:r>
+      <w:proofErr w:type="gramEnd"/>
+      <w:r>
+        <w:t xml:space="preserve"> initializer for '</w:t>
+      </w:r>
+      <w:proofErr w:type="spellStart"/>
+      <w:proofErr w:type="gramStart"/>
+      <w:r>
+        <w:t>XSharp.Project.ErrorListManager</w:t>
+      </w:r>
+      <w:proofErr w:type="spellEnd"/>
+      <w:proofErr w:type="gramEnd"/>
+      <w:r>
+        <w:t>' threw an exception” when loading projects in VS2026 (#1800)</w:t>
+      </w:r>
+    </w:p>
+    <w:p>
+      <w:pPr>
+        <w:numPr>
+          <w:ilvl w:val="0"/>
+          <w:numId w:val="11"/>
+        </w:numPr>
+      </w:pPr>
+      <w:r>
+        <w:t>Fixed issue where the project system was incorrectly responding to the Package</w:t>
+      </w:r>
+      <w:r>
+        <w:t xml:space="preserve"> </w:t>
+      </w:r>
+      <w:r>
+        <w:t xml:space="preserve">References project dependency. This caused the first Build in Visual Studio to </w:t>
+      </w:r>
+      <w:r>
+        <w:t>freeze. (</w:t>
+      </w:r>
+      <w:r>
+        <w:t>#1802)</w:t>
+      </w:r>
+    </w:p>
+    <w:p>
+      <w:pPr>
+        <w:numPr>
+          <w:ilvl w:val="0"/>
+          <w:numId w:val="11"/>
+        </w:numPr>
+      </w:pPr>
+      <w:r>
+        <w:t>The include-files node could sometimes show files, even after the /</w:t>
+      </w:r>
+      <w:proofErr w:type="spellStart"/>
+      <w:r>
+        <w:t>nostddef</w:t>
+      </w:r>
+      <w:proofErr w:type="spellEnd"/>
+      <w:r>
+        <w:t xml:space="preserve"> compiler option was selected on the project properties page. We recommend a touch of all the files in a project to completely refresh (clear) </w:t>
+      </w:r>
+      <w:proofErr w:type="spellStart"/>
+      <w:r>
+        <w:t>the</w:t>
+      </w:r>
+      <w:proofErr w:type="spellEnd"/>
+      <w:r>
+        <w:t xml:space="preserve"> include list. (#1805)</w:t>
+      </w:r>
+    </w:p>
+    <w:p>
+      <w:pPr>
+        <w:numPr>
+          <w:ilvl w:val="0"/>
+          <w:numId w:val="11"/>
+        </w:numPr>
+      </w:pPr>
+      <w:r>
+        <w:t>Sometimes VS would freeze when adding an assembly reference. This has been fixed (#1814)</w:t>
+      </w:r>
+    </w:p>
+    <w:p>
+      <w:pPr>
+        <w:numPr>
+          <w:ilvl w:val="0"/>
+          <w:numId w:val="11"/>
+        </w:numPr>
+      </w:pPr>
+      <w:r>
+        <w:t>Fixed an issue with duplicate reference names in the Solution Explorer window (#1816)</w:t>
+      </w:r>
+    </w:p>
+    <w:p>
+      <w:pPr>
+        <w:numPr>
+          <w:ilvl w:val="0"/>
+          <w:numId w:val="11"/>
+        </w:numPr>
+      </w:pPr>
+      <w:r>
+        <w:t>We no longer add Project</w:t>
+      </w:r>
+      <w:r>
+        <w:t xml:space="preserve"> </w:t>
+      </w:r>
+      <w:proofErr w:type="spellStart"/>
+      <w:r>
+        <w:t>Guid</w:t>
+      </w:r>
+      <w:proofErr w:type="spellEnd"/>
+      <w:r>
+        <w:t xml:space="preserve"> properties to SDK projects. </w:t>
+      </w:r>
+      <w:proofErr w:type="spellStart"/>
+      <w:r>
+        <w:t>Guids</w:t>
+      </w:r>
+      <w:proofErr w:type="spellEnd"/>
+      <w:r>
+        <w:t xml:space="preserve"> are also removed from project references inside SDK </w:t>
+      </w:r>
+      <w:r>
+        <w:t>projects. (</w:t>
+      </w:r>
+      <w:r>
+        <w:t>#1819)</w:t>
+      </w:r>
+    </w:p>
+    <w:p>
+      <w:pPr>
+        <w:numPr>
+          <w:ilvl w:val="0"/>
+          <w:numId w:val="11"/>
+        </w:numPr>
+      </w:pPr>
+      <w:r>
+        <w:t xml:space="preserve">The IDE has been prepared for a menu option to convert a traditional project to the new SDK project file </w:t>
+      </w:r>
+      <w:r>
+        <w:t xml:space="preserve">format. </w:t>
+      </w:r>
+      <w:proofErr w:type="gramStart"/>
+      <w:r>
+        <w:t>(</w:t>
+      </w:r>
+      <w:r>
+        <w:t xml:space="preserve"> #</w:t>
+      </w:r>
+      <w:proofErr w:type="gramEnd"/>
+      <w:r>
+        <w:t>1823). The menu option is not working yet.</w:t>
+      </w:r>
+    </w:p>
+    <w:p>
+      <w:pPr>
+        <w:numPr>
+          <w:ilvl w:val="0"/>
+          <w:numId w:val="11"/>
+        </w:numPr>
+      </w:pPr>
+      <w:r>
+        <w:t>Fixed a crash when Visual Studio was opened directly with a solution file (#1918)</w:t>
+      </w:r>
+    </w:p>
+    <w:p>
+      <w:pPr>
+        <w:numPr>
+          <w:ilvl w:val="0"/>
+          <w:numId w:val="11"/>
+        </w:numPr>
+      </w:pPr>
+      <w:r>
+        <w:t>Replaced bitmap-backed command icons and project hierarchy icons with Visual Studio Image</w:t>
+      </w:r>
+      <w:r>
+        <w:t xml:space="preserve"> </w:t>
+      </w:r>
+      <w:r>
+        <w:t>Monikers (#1921)</w:t>
+      </w:r>
+    </w:p>
+    <w:p>
+      <w:pPr>
+        <w:numPr>
+          <w:ilvl w:val="0"/>
+          <w:numId w:val="11"/>
+        </w:numPr>
+      </w:pPr>
+      <w:r>
+        <w:t>Fixed a deadlock when opening a solution from the command line (#1922)</w:t>
+      </w:r>
+    </w:p>
+    <w:p>
+      <w:pPr>
+        <w:numPr>
+          <w:ilvl w:val="0"/>
+          <w:numId w:val="11"/>
+        </w:numPr>
+      </w:pPr>
+      <w:r>
+        <w:t>Fixed incorrect conditional compilation block highlighting: the language service now uses the correct preprocessor defines from the active project configuration (#1923)</w:t>
+      </w:r>
+    </w:p>
+    <w:p>
+      <w:pPr>
+        <w:numPr>
+          <w:ilvl w:val="0"/>
+          <w:numId w:val="11"/>
+        </w:numPr>
+      </w:pPr>
+      <w:r>
+        <w:t>Fixed an issue with Project References for SDK projects where these references were not shown in the "Add Reference" dialog (#1928)</w:t>
+      </w:r>
+    </w:p>
+    <w:p>
+      <w:pPr>
+        <w:numPr>
+          <w:ilvl w:val="0"/>
+          <w:numId w:val="11"/>
+        </w:numPr>
+      </w:pPr>
+      <w:r>
+        <w:t>Fixed an issue with Project References for SDK projects where these references were not shown in the Project Dependencies page of the Solution Properties window ((#1929)</w:t>
+      </w:r>
+    </w:p>
+    <w:p>
+      <w:pPr>
+        <w:numPr>
+          <w:ilvl w:val="0"/>
+          <w:numId w:val="11"/>
+        </w:numPr>
+      </w:pPr>
+      <w:r>
+        <w:t>L</w:t>
+      </w:r>
+      <w:r>
+        <w:t xml:space="preserve">ocal functions </w:t>
+      </w:r>
+      <w:r>
+        <w:t xml:space="preserve">were </w:t>
+      </w:r>
+      <w:r>
+        <w:t xml:space="preserve">not </w:t>
+      </w:r>
+      <w:r>
+        <w:t xml:space="preserve">always </w:t>
+      </w:r>
+      <w:r>
+        <w:t>appearing correctly in the Navigation Bar and Document Outline window (#1932)</w:t>
+      </w:r>
+    </w:p>
+    <w:p>
+      <w:pPr>
+        <w:numPr>
+          <w:ilvl w:val="0"/>
+          <w:numId w:val="11"/>
+        </w:numPr>
+      </w:pPr>
+      <w:r>
+        <w:t>Fixed the navigation bar not displaying all entities in files with nested classes, and not following the cursor when it moves past the last declared entity (#1934)</w:t>
+      </w:r>
+    </w:p>
+    <w:p>
+      <w:pPr>
+        <w:numPr>
+          <w:ilvl w:val="0"/>
+          <w:numId w:val="11"/>
+        </w:numPr>
+      </w:pPr>
+      <w:r>
+        <w:t>Fixed an issue where Goto Definition would fail when a project folder contains another project and the option "Show All Files" was enabled, showing that other project as "Non</w:t>
+      </w:r>
+      <w:r>
+        <w:t>-</w:t>
+      </w:r>
+      <w:r>
+        <w:t>member Item".</w:t>
+      </w:r>
+    </w:p>
+    <w:p>
+      <w:pPr>
+        <w:numPr>
+          <w:ilvl w:val="0"/>
+          <w:numId w:val="11"/>
+        </w:numPr>
+      </w:pPr>
+      <w:r>
+        <w:t xml:space="preserve">Sometimes reading </w:t>
+      </w:r>
+      <w:r>
+        <w:t xml:space="preserve">of </w:t>
+      </w:r>
+      <w:r>
+        <w:t>type information from Assembly</w:t>
+      </w:r>
+      <w:r>
+        <w:t xml:space="preserve"> R</w:t>
+      </w:r>
+      <w:r>
+        <w:t xml:space="preserve">eferences </w:t>
+      </w:r>
+      <w:r>
+        <w:t>fails</w:t>
+      </w:r>
+      <w:r>
+        <w:t>. This has been fixed.  (#1956)</w:t>
+      </w:r>
+    </w:p>
+    <w:p>
+      <w:pPr>
+        <w:numPr>
+          <w:ilvl w:val="0"/>
+          <w:numId w:val="11"/>
+        </w:numPr>
+      </w:pPr>
+      <w:r>
+        <w:t>The intellisense database was not removing entries from assemblies that were no longer in use by any project.</w:t>
+      </w:r>
+    </w:p>
+    <w:p>
+      <w:pPr>
+        <w:pStyle w:val="Heading2"/>
+      </w:pPr>
+      <w:r>
+        <w:t>Debugger</w:t>
+      </w:r>
+    </w:p>
+    <w:p>
+      <w:pPr>
+        <w:pStyle w:val="Heading3"/>
+      </w:pPr>
+      <w:r>
+        <w:t>New Features</w:t>
+      </w:r>
+    </w:p>
+    <w:p>
+      <w:pPr>
+        <w:numPr>
+          <w:ilvl w:val="0"/>
+          <w:numId w:val="12"/>
+        </w:numPr>
+      </w:pPr>
+      <w:r>
+        <w:t xml:space="preserve">The </w:t>
+      </w:r>
+      <w:r>
+        <w:t>work area</w:t>
+      </w:r>
+      <w:r>
+        <w:t xml:space="preserve"> window now also shows index information and the table structure</w:t>
+      </w:r>
+    </w:p>
+    <w:p>
+      <w:pPr>
+        <w:pStyle w:val="Heading3"/>
+      </w:pPr>
+      <w:r>
+        <w:t>Bug Fixes</w:t>
+      </w:r>
+    </w:p>
+    <w:p>
+      <w:pPr>
+        <w:numPr>
+          <w:ilvl w:val="0"/>
+          <w:numId w:val="12"/>
+        </w:numPr>
+      </w:pPr>
+      <w:r>
+        <w:t>Fixed an issue where the debugger was not correctly displaying Symbol values inside Usuals (#1804)</w:t>
+      </w:r>
+    </w:p>
+    <w:p>
+      <w:pPr>
+        <w:numPr>
+          <w:ilvl w:val="0"/>
+          <w:numId w:val="12"/>
+        </w:numPr>
+      </w:pPr>
+      <w:r>
+        <w:t>Fixed an issue in the debugger where USUAL values were not shown properly formatted (#1809)</w:t>
+      </w:r>
+    </w:p>
+    <w:p>
+      <w:pPr>
+        <w:numPr>
+          <w:ilvl w:val="0"/>
+          <w:numId w:val="12"/>
+        </w:numPr>
+      </w:pPr>
+      <w:r>
+        <w:t>Fixed an issue in the debugger where breakpoint conditions and watch expressions were not working (#1810)</w:t>
+      </w:r>
+    </w:p>
+    <w:p>
+      <w:pPr>
+        <w:pStyle w:val="Heading2"/>
+      </w:pPr>
+      <w:r>
         <w:lastRenderedPageBreak/>
-        <w:t>Fixed an error “the type initializer for 'XSharp.Project.ErrorListManager' threw an exception” when loading projects in VS2026 (#1800)</w:t>
-      </w:r>
-    </w:p>
-    <w:p>
-      <w:pPr>
-        <w:numPr>
-          <w:ilvl w:val="0"/>
-          <w:numId w:val="11"/>
-        </w:numPr>
-      </w:pPr>
-      <w:r>
-        <w:t>Fixed issue where the project system was incorrectly responding to the Package</w:t>
-      </w:r>
-      <w:r>
-        <w:t xml:space="preserve"> </w:t>
-      </w:r>
-      <w:r>
-        <w:t xml:space="preserve">References project dependency. This caused the first Build in Visual Studio to </w:t>
-      </w:r>
-      <w:r>
-        <w:t>freeze. (</w:t>
-      </w:r>
-      <w:r>
-        <w:t>#1802)</w:t>
-      </w:r>
-    </w:p>
-    <w:p>
-      <w:pPr>
-        <w:numPr>
-          <w:ilvl w:val="0"/>
-          <w:numId w:val="11"/>
-        </w:numPr>
-      </w:pPr>
-      <w:r>
-        <w:t>The include-files node could sometimes show files, even after the /nostddef compiler option was selected on the project properties page. We recommend a touch of all the files in a project to completely refresh (clear) the include list. (#1805)</w:t>
-      </w:r>
-    </w:p>
-    <w:p>
-      <w:pPr>
-        <w:numPr>
-          <w:ilvl w:val="0"/>
-          <w:numId w:val="11"/>
-        </w:numPr>
-      </w:pPr>
-      <w:r>
-        <w:t>Sometimes VS would freeze when adding an assembly reference. This has been fixed (#1814)</w:t>
-      </w:r>
-    </w:p>
-    <w:p>
-      <w:pPr>
-        <w:numPr>
-          <w:ilvl w:val="0"/>
-          <w:numId w:val="11"/>
-        </w:numPr>
-      </w:pPr>
-      <w:r>
-        <w:t>Fixed an issue with duplicate reference names in the Solution Explorer window (#1816)</w:t>
-      </w:r>
-    </w:p>
-    <w:p>
-      <w:pPr>
-        <w:numPr>
-          <w:ilvl w:val="0"/>
-          <w:numId w:val="11"/>
-        </w:numPr>
-      </w:pPr>
-      <w:r>
-        <w:t>We no longer add Project</w:t>
-      </w:r>
-      <w:r>
-        <w:t xml:space="preserve"> </w:t>
-      </w:r>
-      <w:r>
-        <w:t xml:space="preserve">Guid properties to SDK projects. Guids are also removed from project references inside SDK </w:t>
-      </w:r>
-      <w:r>
-        <w:t>projects. (</w:t>
-      </w:r>
-      <w:r>
-        <w:t>#1819)</w:t>
-      </w:r>
-    </w:p>
-    <w:p>
-      <w:pPr>
-        <w:numPr>
-          <w:ilvl w:val="0"/>
-          <w:numId w:val="11"/>
-        </w:numPr>
-      </w:pPr>
-      <w:r>
-        <w:t xml:space="preserve">The IDE has been prepared for a menu option to convert a traditional project to the new SDK project file </w:t>
-      </w:r>
-      <w:r>
-        <w:t>format. (</w:t>
-      </w:r>
-      <w:r>
-        <w:t xml:space="preserve"> #1823). The menu option is not working yet.</w:t>
-      </w:r>
-    </w:p>
-    <w:p>
-      <w:pPr>
-        <w:numPr>
-          <w:ilvl w:val="0"/>
-          <w:numId w:val="11"/>
-        </w:numPr>
-      </w:pPr>
-      <w:r>
-        <w:t>Fixed a crash when Visual Studio was opened directly with a solution file (#1918)</w:t>
-      </w:r>
-    </w:p>
-    <w:p>
-      <w:pPr>
-        <w:numPr>
-          <w:ilvl w:val="0"/>
-          <w:numId w:val="11"/>
-        </w:numPr>
-      </w:pPr>
-      <w:r>
-        <w:t>Replaced bitmap-backed command icons and project hierarchy icons with Visual Studio Image</w:t>
-      </w:r>
-      <w:r>
-        <w:t xml:space="preserve"> </w:t>
-      </w:r>
-      <w:r>
-        <w:t>Monikers (#1921)</w:t>
-      </w:r>
-    </w:p>
-    <w:p>
-      <w:pPr>
-        <w:numPr>
-          <w:ilvl w:val="0"/>
-          <w:numId w:val="11"/>
-        </w:numPr>
-      </w:pPr>
-      <w:r>
-        <w:t>Fixed a deadlock when opening a solution from the command line (#1922)</w:t>
-      </w:r>
-    </w:p>
-    <w:p>
-      <w:pPr>
-        <w:numPr>
-          <w:ilvl w:val="0"/>
-          <w:numId w:val="11"/>
-        </w:numPr>
-      </w:pPr>
-      <w:r>
-        <w:t>Fixed incorrect conditional compilation block highlighting: the language service now uses the correct preprocessor defines from the active project configuration (#1923)</w:t>
-      </w:r>
-    </w:p>
-    <w:p>
-      <w:pPr>
-        <w:numPr>
-          <w:ilvl w:val="0"/>
-          <w:numId w:val="11"/>
-        </w:numPr>
-      </w:pPr>
-      <w:r>
-        <w:t>Fixed an issue with Project References for SDK projects where these references were not shown in the "Add Reference" dialog (#1928)</w:t>
-      </w:r>
-    </w:p>
-    <w:p>
-      <w:pPr>
-        <w:numPr>
-          <w:ilvl w:val="0"/>
-          <w:numId w:val="11"/>
-        </w:numPr>
-      </w:pPr>
-      <w:r>
-        <w:t>Fixed an issue with Project References for SDK projects where these references were not shown in the Project Dependencies page of the Solution Properties window ((#1929)</w:t>
-      </w:r>
-    </w:p>
-    <w:p>
-      <w:pPr>
-        <w:numPr>
-          <w:ilvl w:val="0"/>
-          <w:numId w:val="11"/>
-        </w:numPr>
-      </w:pPr>
-      <w:r>
-        <w:t>L</w:t>
-      </w:r>
-      <w:r>
-        <w:t xml:space="preserve">ocal functions </w:t>
-      </w:r>
-      <w:r>
-        <w:t xml:space="preserve">were </w:t>
-      </w:r>
-      <w:r>
-        <w:t xml:space="preserve">not </w:t>
-      </w:r>
-      <w:r>
-        <w:t xml:space="preserve">always </w:t>
-      </w:r>
-      <w:r>
-        <w:t>appearing correctly in the Navigation Bar and Document Outline window (#1932)</w:t>
-      </w:r>
-    </w:p>
-    <w:p>
-      <w:pPr>
-        <w:numPr>
-          <w:ilvl w:val="0"/>
-          <w:numId w:val="11"/>
-        </w:numPr>
-      </w:pPr>
-      <w:r>
-        <w:t>Fixed the navigation bar not displaying all entities in files with nested classes, and not following the cursor when it moves past the last declared entity (#1934)</w:t>
-      </w:r>
-    </w:p>
-    <w:p>
-      <w:pPr>
-        <w:numPr>
-          <w:ilvl w:val="0"/>
-          <w:numId w:val="11"/>
-        </w:numPr>
-      </w:pPr>
-      <w:r>
-        <w:t>Fixed an issue where Goto Definition would fail when a project folder contains another project and the option "Show All Files" was enabled, showing that other project as "Non</w:t>
-      </w:r>
-      <w:r>
-        <w:t>-</w:t>
-      </w:r>
-      <w:r>
-        <w:t>member Item".</w:t>
-      </w:r>
-    </w:p>
-    <w:p>
-      <w:pPr>
-        <w:numPr>
-          <w:ilvl w:val="0"/>
-          <w:numId w:val="11"/>
-        </w:numPr>
-      </w:pPr>
-      <w:r>
-        <w:t xml:space="preserve">Sometimes reading </w:t>
-      </w:r>
-      <w:r>
-        <w:t xml:space="preserve">of </w:t>
-      </w:r>
-      <w:r>
-        <w:t>type information from Assembly</w:t>
-      </w:r>
-      <w:r>
-        <w:t xml:space="preserve"> R</w:t>
-      </w:r>
-      <w:r>
-        <w:t xml:space="preserve">eferences </w:t>
-      </w:r>
-      <w:r>
-        <w:t>fails</w:t>
-      </w:r>
-      <w:r>
-        <w:t>. This has been fixed.  (#1956)</w:t>
-      </w:r>
-    </w:p>
-    <w:p>
-      <w:pPr>
-        <w:numPr>
-          <w:ilvl w:val="0"/>
-          <w:numId w:val="11"/>
-        </w:numPr>
-      </w:pPr>
-      <w:r>
-        <w:t>The intellisense database was not removing entries from assemblies that were no longer in use by any project.</w:t>
+        <w:t>VOSDK</w:t>
+      </w:r>
+    </w:p>
+    <w:p>
+      <w:pPr>
+        <w:pStyle w:val="Heading3"/>
+      </w:pPr>
+      <w:r>
+        <w:t>New Features</w:t>
+      </w:r>
+    </w:p>
+    <w:p>
+      <w:pPr>
+        <w:numPr>
+          <w:ilvl w:val="0"/>
+          <w:numId w:val="13"/>
+        </w:numPr>
+      </w:pPr>
+      <w:r>
+        <w:t xml:space="preserve">Methods named FIELDGET and FIELDPUT (in uppercase) are now named </w:t>
+      </w:r>
+      <w:proofErr w:type="spellStart"/>
+      <w:r>
+        <w:t>FieldGet</w:t>
+      </w:r>
+      <w:proofErr w:type="spellEnd"/>
+      <w:r>
+        <w:t xml:space="preserve"> and </w:t>
+      </w:r>
+      <w:proofErr w:type="spellStart"/>
+      <w:r>
+        <w:t>FieldPut</w:t>
+      </w:r>
+      <w:proofErr w:type="spellEnd"/>
+      <w:r>
+        <w:t xml:space="preserve"> to be compatible with the case of other methods.</w:t>
       </w:r>
     </w:p>
     <w:p>
@@ -3033,7 +5141,7 @@
         <w:pStyle w:val="Heading2"/>
       </w:pPr>
       <w:r>
-        <w:t>Debugger</w:t>
+        <w:t>Typed VOSDK</w:t>
       </w:r>
     </w:p>
     <w:p>
@@ -3048,113 +5156,27 @@
       <w:pPr>
         <w:numPr>
           <w:ilvl w:val="0"/>
-          <w:numId w:val="12"/>
-        </w:numPr>
-      </w:pPr>
-      <w:r>
-        <w:t xml:space="preserve">The </w:t>
-      </w:r>
-      <w:r>
-        <w:t>work area</w:t>
-      </w:r>
-      <w:r>
-        <w:t xml:space="preserve"> window now also shows index information and the table structure</w:t>
-      </w:r>
-    </w:p>
-    <w:p>
-      <w:pPr>
-        <w:pStyle w:val="Heading3"/>
-      </w:pPr>
-      <w:r>
-        <w:t>Bug Fixes</w:t>
-      </w:r>
-    </w:p>
-    <w:p>
-      <w:pPr>
-        <w:numPr>
-          <w:ilvl w:val="0"/>
-          <w:numId w:val="12"/>
-        </w:numPr>
-      </w:pPr>
-      <w:r>
-        <w:t>Fixed an issue where the debugger was not correctly displaying Symbol values inside Usuals (#1804)</w:t>
-      </w:r>
-    </w:p>
-    <w:p>
-      <w:pPr>
-        <w:numPr>
-          <w:ilvl w:val="0"/>
-          <w:numId w:val="12"/>
-        </w:numPr>
-      </w:pPr>
-      <w:r>
-        <w:t>Fixed an issue in the debugger where USUAL values were not shown properly formatted (#1809)</w:t>
-      </w:r>
-    </w:p>
-    <w:p>
-      <w:pPr>
-        <w:numPr>
-          <w:ilvl w:val="0"/>
-          <w:numId w:val="12"/>
-        </w:numPr>
-      </w:pPr>
-      <w:r>
-        <w:t>Fixed an issue in the debugger where breakpoint conditions and watch expressions were not working (#1810)</w:t>
-      </w:r>
-    </w:p>
-    <w:p>
-      <w:pPr>
-        <w:pStyle w:val="Heading2"/>
-      </w:pPr>
-      <w:r>
-        <w:t>VOSDK</w:t>
-      </w:r>
-    </w:p>
-    <w:p>
-      <w:pPr>
-        <w:pStyle w:val="Heading3"/>
-      </w:pPr>
-      <w:r>
-        <w:lastRenderedPageBreak/>
-        <w:t>New Features</w:t>
-      </w:r>
-    </w:p>
-    <w:p>
-      <w:pPr>
-        <w:numPr>
-          <w:ilvl w:val="0"/>
-          <w:numId w:val="13"/>
-        </w:numPr>
-      </w:pPr>
-      <w:r>
-        <w:t>Methods named FIELDGET and FIELDPUT (in uppercase) are now named FieldGet and FieldPut to be compatible with the case of other methods.</w:t>
-      </w:r>
-    </w:p>
-    <w:p>
-      <w:pPr>
-        <w:pStyle w:val="Heading2"/>
-      </w:pPr>
-      <w:r>
-        <w:t>Typed VOSDK</w:t>
-      </w:r>
-    </w:p>
-    <w:p>
-      <w:pPr>
-        <w:pStyle w:val="Heading3"/>
-      </w:pPr>
-      <w:r>
-        <w:t>New Features</w:t>
-      </w:r>
-    </w:p>
-    <w:p>
-      <w:pPr>
-        <w:numPr>
-          <w:ilvl w:val="0"/>
           <w:numId w:val="14"/>
         </w:numPr>
       </w:pPr>
       <w:r>
-        <w:t>The menu and toolbar class now internally use the MenuStrip and ToolStrip classes from Windows Forms because the classes that were used before are no longer supported in newer versions of .Net.</w:t>
+        <w:t xml:space="preserve">The menu and toolbar class now internally use the </w:t>
+      </w:r>
+      <w:proofErr w:type="spellStart"/>
+      <w:r>
+        <w:t>MenuStrip</w:t>
+      </w:r>
+      <w:proofErr w:type="spellEnd"/>
+      <w:r>
+        <w:t xml:space="preserve"> and </w:t>
+      </w:r>
+      <w:proofErr w:type="spellStart"/>
+      <w:r>
+        <w:t>ToolStrip</w:t>
+      </w:r>
+      <w:proofErr w:type="spellEnd"/>
+      <w:r>
+        <w:t xml:space="preserve"> classes from Windows Forms because the classes that were used before are no longer supported in newer versions of .Net.</w:t>
       </w:r>
     </w:p>
     <w:p>
@@ -3376,6 +5398,28 @@
     </w:lvl>
   </w:abstractNum>
   <w:abstractNum w:abstractNumId="9" w15:restartNumberingAfterBreak="0">
+    <w:nsid w:val="39FD8B32"/>
+    <w:multiLevelType w:val="singleLevel"/>
+    <w:tmpl w:val="FFFFFFFF"/>
+    <w:lvl w:ilvl="0">
+      <w:numFmt w:val="bullet"/>
+      <w:lvlText w:val="·"/>
+      <w:lvlJc w:val="left"/>
+      <w:pPr>
+        <w:tabs>
+          <w:tab w:val="num" w:pos="720"/>
+        </w:tabs>
+        <w:ind w:left="720" w:hanging="720"/>
+      </w:pPr>
+      <w:rPr>
+        <w:rFonts w:ascii="Symbol" w:hAnsi="Symbol" w:cs="Symbol"/>
+        <w:color w:val="000000"/>
+        <w:sz w:val="22"/>
+        <w:szCs w:val="22"/>
+      </w:rPr>
+    </w:lvl>
+  </w:abstractNum>
+  <w:abstractNum w:abstractNumId="10" w15:restartNumberingAfterBreak="0">
     <w:nsid w:val="3BD40486"/>
     <w:multiLevelType w:val="hybridMultilevel"/>
     <w:tmpl w:val="6834198E"/>
@@ -3489,8 +5533,8 @@
       </w:rPr>
     </w:lvl>
   </w:abstractNum>
-  <w:abstractNum w:abstractNumId="10" w15:restartNumberingAfterBreak="0">
-    <w:nsid w:val="4967E53A"/>
+  <w:abstractNum w:abstractNumId="11" w15:restartNumberingAfterBreak="0">
+    <w:nsid w:val="429B7D52"/>
     <w:multiLevelType w:val="singleLevel"/>
     <w:tmpl w:val="FFFFFFFF"/>
     <w:lvl w:ilvl="0">
@@ -3499,42 +5543,18 @@
       <w:lvlJc w:val="left"/>
       <w:pPr>
         <w:tabs>
-          <w:tab w:val="num" w:pos="720"/>
+          <w:tab w:val="num" w:pos="10"/>
         </w:tabs>
-        <w:ind w:left="720" w:hanging="720"/>
       </w:pPr>
       <w:rPr>
         <w:rFonts w:ascii="Symbol" w:hAnsi="Symbol" w:cs="Symbol"/>
-        <w:color w:val="000000"/>
-        <w:sz w:val="22"/>
-        <w:szCs w:val="22"/>
-      </w:rPr>
-    </w:lvl>
-  </w:abstractNum>
-  <w:abstractNum w:abstractNumId="11" w15:restartNumberingAfterBreak="0">
-    <w:nsid w:val="4ECA5E0B"/>
-    <w:multiLevelType w:val="singleLevel"/>
-    <w:tmpl w:val="FFFFFFFF"/>
-    <w:lvl w:ilvl="0">
-      <w:numFmt w:val="bullet"/>
-      <w:lvlText w:val="·"/>
-      <w:lvlJc w:val="left"/>
-      <w:pPr>
-        <w:tabs>
-          <w:tab w:val="num" w:pos="720"/>
-        </w:tabs>
-        <w:ind w:left="720" w:hanging="720"/>
-      </w:pPr>
-      <w:rPr>
-        <w:rFonts w:ascii="Symbol" w:hAnsi="Symbol" w:cs="Symbol"/>
-        <w:color w:val="000000"/>
-        <w:sz w:val="22"/>
-        <w:szCs w:val="22"/>
+        <w:sz w:val="16"/>
+        <w:szCs w:val="16"/>
       </w:rPr>
     </w:lvl>
   </w:abstractNum>
   <w:abstractNum w:abstractNumId="12" w15:restartNumberingAfterBreak="0">
-    <w:nsid w:val="4F10AA90"/>
+    <w:nsid w:val="4967E53A"/>
     <w:multiLevelType w:val="singleLevel"/>
     <w:tmpl w:val="FFFFFFFF"/>
     <w:lvl w:ilvl="0">
@@ -3556,7 +5576,7 @@
     </w:lvl>
   </w:abstractNum>
   <w:abstractNum w:abstractNumId="13" w15:restartNumberingAfterBreak="0">
-    <w:nsid w:val="53C5AB84"/>
+    <w:nsid w:val="4ECA5E0B"/>
     <w:multiLevelType w:val="singleLevel"/>
     <w:tmpl w:val="FFFFFFFF"/>
     <w:lvl w:ilvl="0">
@@ -3578,6 +5598,72 @@
     </w:lvl>
   </w:abstractNum>
   <w:abstractNum w:abstractNumId="14" w15:restartNumberingAfterBreak="0">
+    <w:nsid w:val="4F10AA90"/>
+    <w:multiLevelType w:val="singleLevel"/>
+    <w:tmpl w:val="FFFFFFFF"/>
+    <w:lvl w:ilvl="0">
+      <w:numFmt w:val="bullet"/>
+      <w:lvlText w:val="·"/>
+      <w:lvlJc w:val="left"/>
+      <w:pPr>
+        <w:tabs>
+          <w:tab w:val="num" w:pos="720"/>
+        </w:tabs>
+        <w:ind w:left="720" w:hanging="720"/>
+      </w:pPr>
+      <w:rPr>
+        <w:rFonts w:ascii="Symbol" w:hAnsi="Symbol" w:cs="Symbol"/>
+        <w:color w:val="000000"/>
+        <w:sz w:val="22"/>
+        <w:szCs w:val="22"/>
+      </w:rPr>
+    </w:lvl>
+  </w:abstractNum>
+  <w:abstractNum w:abstractNumId="15" w15:restartNumberingAfterBreak="0">
+    <w:nsid w:val="53C5AB84"/>
+    <w:multiLevelType w:val="singleLevel"/>
+    <w:tmpl w:val="FFFFFFFF"/>
+    <w:lvl w:ilvl="0">
+      <w:numFmt w:val="bullet"/>
+      <w:lvlText w:val="·"/>
+      <w:lvlJc w:val="left"/>
+      <w:pPr>
+        <w:tabs>
+          <w:tab w:val="num" w:pos="720"/>
+        </w:tabs>
+        <w:ind w:left="720" w:hanging="720"/>
+      </w:pPr>
+      <w:rPr>
+        <w:rFonts w:ascii="Symbol" w:hAnsi="Symbol" w:cs="Symbol"/>
+        <w:color w:val="000000"/>
+        <w:sz w:val="22"/>
+        <w:szCs w:val="22"/>
+      </w:rPr>
+    </w:lvl>
+  </w:abstractNum>
+  <w:abstractNum w:abstractNumId="16" w15:restartNumberingAfterBreak="0">
+    <w:nsid w:val="63406D50"/>
+    <w:multiLevelType w:val="singleLevel"/>
+    <w:tmpl w:val="FFFFFFFF"/>
+    <w:lvl w:ilvl="0">
+      <w:numFmt w:val="bullet"/>
+      <w:lvlText w:val="·"/>
+      <w:lvlJc w:val="left"/>
+      <w:pPr>
+        <w:tabs>
+          <w:tab w:val="num" w:pos="720"/>
+        </w:tabs>
+        <w:ind w:left="720" w:hanging="720"/>
+      </w:pPr>
+      <w:rPr>
+        <w:rFonts w:ascii="Symbol" w:hAnsi="Symbol" w:cs="Symbol"/>
+        <w:color w:val="000000"/>
+        <w:sz w:val="22"/>
+        <w:szCs w:val="22"/>
+      </w:rPr>
+    </w:lvl>
+  </w:abstractNum>
+  <w:abstractNum w:abstractNumId="17" w15:restartNumberingAfterBreak="0">
     <w:nsid w:val="79E0D01C"/>
     <w:multiLevelType w:val="singleLevel"/>
     <w:tmpl w:val="FFFFFFFF"/>
@@ -3600,25 +5686,25 @@
     </w:lvl>
   </w:abstractNum>
   <w:num w:numId="1" w16cid:durableId="491023628">
-    <w:abstractNumId w:val="9"/>
+    <w:abstractNumId w:val="10"/>
   </w:num>
   <w:num w:numId="2" w16cid:durableId="572397267">
     <w:abstractNumId w:val="4"/>
   </w:num>
   <w:num w:numId="3" w16cid:durableId="1347174732">
+    <w:abstractNumId w:val="15"/>
+  </w:num>
+  <w:num w:numId="4" w16cid:durableId="845749868">
     <w:abstractNumId w:val="13"/>
   </w:num>
-  <w:num w:numId="4" w16cid:durableId="845749868">
-    <w:abstractNumId w:val="11"/>
-  </w:num>
   <w:num w:numId="5" w16cid:durableId="1438253870">
-    <w:abstractNumId w:val="10"/>
+    <w:abstractNumId w:val="12"/>
   </w:num>
   <w:num w:numId="6" w16cid:durableId="892156573">
     <w:abstractNumId w:val="7"/>
   </w:num>
   <w:num w:numId="7" w16cid:durableId="1478034423">
-    <w:abstractNumId w:val="12"/>
+    <w:abstractNumId w:val="14"/>
   </w:num>
   <w:num w:numId="8" w16cid:durableId="1011686909">
     <w:abstractNumId w:val="6"/>
@@ -3630,7 +5716,7 @@
     <w:abstractNumId w:val="5"/>
   </w:num>
   <w:num w:numId="11" w16cid:durableId="1811822601">
-    <w:abstractNumId w:val="14"/>
+    <w:abstractNumId w:val="17"/>
   </w:num>
   <w:num w:numId="12" w16cid:durableId="2018534975">
     <w:abstractNumId w:val="3"/>
@@ -3643,6 +5729,15 @@
   </w:num>
   <w:num w:numId="15" w16cid:durableId="1680618440">
     <w:abstractNumId w:val="1"/>
+  </w:num>
+  <w:num w:numId="16" w16cid:durableId="220216439">
+    <w:abstractNumId w:val="16"/>
+  </w:num>
+  <w:num w:numId="17" w16cid:durableId="1722752541">
+    <w:abstractNumId w:val="11"/>
+  </w:num>
+  <w:num w:numId="18" w16cid:durableId="548809601">
+    <w:abstractNumId w:val="9"/>
   </w:num>
   <w:numIdMacAtCleanup w:val="15"/>
 </w:numbering>

--- a/docs/whatsnew.docx
+++ b/docs/whatsnew.docx
@@ -65,7 +65,6 @@
         </w:rPr>
         <w:t xml:space="preserve"> where </w:t>
       </w:r>
-      <w:proofErr w:type="spellStart"/>
       <w:r>
         <w:rPr>
           <w:rStyle w:val="HMNotesBox"/>
@@ -73,7 +72,6 @@
         </w:rPr>
         <w:t>nnn</w:t>
       </w:r>
-      <w:proofErr w:type="spellEnd"/>
       <w:r>
         <w:rPr>
           <w:rStyle w:val="HMNotesBox"/>
@@ -251,69 +249,29 @@
         </w:numPr>
       </w:pPr>
       <w:r>
-        <w:t xml:space="preserve">Added the </w:t>
-      </w:r>
-      <w:proofErr w:type="spellStart"/>
-      <w:r>
-        <w:t>XBaseNet</w:t>
-      </w:r>
-      <w:proofErr w:type="spellEnd"/>
-      <w:r>
-        <w:t xml:space="preserve"> dialect and the /fox3 compiler option for FoxPro-compatible dot syntax; /fox3 is also available as a pragma option and defines the __FOX3__ preprocessor symbol</w:t>
-      </w:r>
-    </w:p>
-    <w:p>
-      <w:pPr>
-        <w:numPr>
-          <w:ilvl w:val="0"/>
-          <w:numId w:val="2"/>
-        </w:numPr>
-      </w:pPr>
-      <w:r>
-        <w:t xml:space="preserve">Added support for FoxPro-style </w:t>
-      </w:r>
-      <w:proofErr w:type="spellStart"/>
-      <w:r>
-        <w:t>Cursor.Field</w:t>
-      </w:r>
-      <w:proofErr w:type="spellEnd"/>
-      <w:r>
-        <w:t xml:space="preserve"> expressions inside </w:t>
-      </w:r>
-      <w:proofErr w:type="spellStart"/>
-      <w:r>
-        <w:t>codeblocks</w:t>
-      </w:r>
-      <w:proofErr w:type="spellEnd"/>
-      <w:r>
-        <w:t xml:space="preserve"> when /fox3 is enabled, including better tracking of </w:t>
-      </w:r>
-      <w:proofErr w:type="spellStart"/>
-      <w:r>
-        <w:t>codeblock</w:t>
-      </w:r>
-      <w:proofErr w:type="spellEnd"/>
-      <w:r>
-        <w:t xml:space="preserve"> parameters during late binding</w:t>
-      </w:r>
-    </w:p>
-    <w:p>
-      <w:pPr>
-        <w:numPr>
-          <w:ilvl w:val="0"/>
-          <w:numId w:val="2"/>
-        </w:numPr>
-      </w:pPr>
-      <w:r>
-        <w:t xml:space="preserve">Improved compiler handling of file-wide </w:t>
-      </w:r>
-      <w:proofErr w:type="spellStart"/>
-      <w:r>
-        <w:t>memvars</w:t>
-      </w:r>
-      <w:proofErr w:type="spellEnd"/>
-      <w:r>
-        <w:t xml:space="preserve"> and fields, which makes FoxPro-style name resolution more reliable in larger source files</w:t>
+        <w:t>Added the XBaseNet dialect and the /fox3 compiler option for FoxPro-compatible dot syntax; /fox3 is also available as a pragma option and defines the __FOX3__ preprocessor symbol</w:t>
+      </w:r>
+    </w:p>
+    <w:p>
+      <w:pPr>
+        <w:numPr>
+          <w:ilvl w:val="0"/>
+          <w:numId w:val="2"/>
+        </w:numPr>
+      </w:pPr>
+      <w:r>
+        <w:t>Added support for FoxPro-style Cursor.Field expressions inside codeblocks when /fox3 is enabled, including better tracking of codeblock parameters during late binding</w:t>
+      </w:r>
+    </w:p>
+    <w:p>
+      <w:pPr>
+        <w:numPr>
+          <w:ilvl w:val="0"/>
+          <w:numId w:val="2"/>
+        </w:numPr>
+      </w:pPr>
+      <w:r>
+        <w:t>Improved compiler handling of file-wide memvars and fields, which makes FoxPro-style name resolution more reliable in larger source files</w:t>
       </w:r>
     </w:p>
     <w:p>
@@ -343,23 +301,7 @@
         </w:numPr>
       </w:pPr>
       <w:r>
-        <w:t xml:space="preserve">Fixed several /fox3 compatibility problems involving dot access to static and instance members, </w:t>
-      </w:r>
-      <w:proofErr w:type="spellStart"/>
-      <w:r>
-        <w:t>codeblocks</w:t>
-      </w:r>
-      <w:proofErr w:type="spellEnd"/>
-      <w:r>
-        <w:t>, PUBLIC variables, and the special THISFORM/</w:t>
-      </w:r>
-      <w:proofErr w:type="spellStart"/>
-      <w:r>
-        <w:t>FindForm</w:t>
-      </w:r>
-      <w:proofErr w:type="spellEnd"/>
-      <w:r>
-        <w:t xml:space="preserve"> rewriting rules (#2025, #2054, #2055, #2056, #2059, #2060)</w:t>
+        <w:t>Fixed several /fox3 compatibility problems involving dot access to static and instance members, codeblocks, PUBLIC variables, and the special THISFORM/FindForm rewriting rules (#2025, #2054, #2055, #2056, #2059, #2060)</w:t>
       </w:r>
     </w:p>
     <w:p>
@@ -414,143 +356,29 @@
         </w:numPr>
       </w:pPr>
       <w:r>
-        <w:t xml:space="preserve">Fixed duplicate import warnings for namespaces supplied through </w:t>
-      </w:r>
-      <w:proofErr w:type="spellStart"/>
-      <w:r>
-        <w:t>ImplicitNameSpace</w:t>
-      </w:r>
-      <w:proofErr w:type="spellEnd"/>
-      <w:r>
-        <w:t>/</w:t>
-      </w:r>
-      <w:proofErr w:type="spellStart"/>
-      <w:r>
-        <w:t>ClassLibrary</w:t>
-      </w:r>
-      <w:proofErr w:type="spellEnd"/>
-      <w:r>
-        <w:t xml:space="preserve"> attributes, and corrected problems with LOCAL ARRAY, PUBLIC ARRAY and DIMENSION declarations</w:t>
-      </w:r>
-    </w:p>
-    <w:p>
-      <w:pPr>
-        <w:numPr>
-          <w:ilvl w:val="0"/>
-          <w:numId w:val="2"/>
-        </w:numPr>
-      </w:pPr>
-      <w:proofErr w:type="spellStart"/>
-      <w:r>
-        <w:t>Fixed</w:t>
-      </w:r>
-      <w:proofErr w:type="spellEnd"/>
-      <w:r>
-        <w:t xml:space="preserve"> a </w:t>
-      </w:r>
-      <w:proofErr w:type="spellStart"/>
-      <w:r>
-        <w:t>NullReferenceException</w:t>
-      </w:r>
-      <w:proofErr w:type="spellEnd"/>
-      <w:r>
-        <w:t xml:space="preserve"> in </w:t>
-      </w:r>
-      <w:proofErr w:type="spellStart"/>
-      <w:r>
-        <w:t>SemanticModel</w:t>
-      </w:r>
-      <w:proofErr w:type="spellEnd"/>
-      <w:r>
-        <w:t xml:space="preserve"> </w:t>
-      </w:r>
-      <w:proofErr w:type="spellStart"/>
-      <w:r>
-        <w:t>queries</w:t>
-      </w:r>
-      <w:proofErr w:type="spellEnd"/>
-      <w:r>
-        <w:t xml:space="preserve"> on compound </w:t>
-      </w:r>
-      <w:proofErr w:type="spellStart"/>
-      <w:r>
-        <w:t>assignments</w:t>
-      </w:r>
-      <w:proofErr w:type="spellEnd"/>
-      <w:r>
-        <w:t xml:space="preserve"> (#2096)</w:t>
-      </w:r>
-    </w:p>
-    <w:p>
-      <w:pPr>
-        <w:numPr>
-          <w:ilvl w:val="0"/>
-          <w:numId w:val="2"/>
-        </w:numPr>
-      </w:pPr>
-      <w:proofErr w:type="spellStart"/>
-      <w:r>
-        <w:t>Fixed</w:t>
-      </w:r>
-      <w:proofErr w:type="spellEnd"/>
-      <w:r>
-        <w:t xml:space="preserve"> </w:t>
-      </w:r>
-      <w:proofErr w:type="spellStart"/>
-      <w:r>
-        <w:t>an</w:t>
-      </w:r>
-      <w:proofErr w:type="spellEnd"/>
-      <w:r>
-        <w:t xml:space="preserve"> </w:t>
-      </w:r>
-      <w:proofErr w:type="spellStart"/>
-      <w:r>
-        <w:t>IndexOutOfRangeException</w:t>
-      </w:r>
-      <w:proofErr w:type="spellEnd"/>
-      <w:r>
-        <w:t xml:space="preserve"> in </w:t>
-      </w:r>
-      <w:proofErr w:type="spellStart"/>
-      <w:r>
-        <w:t>the</w:t>
-      </w:r>
-      <w:proofErr w:type="spellEnd"/>
-      <w:r>
-        <w:t xml:space="preserve"> compiler </w:t>
-      </w:r>
-      <w:proofErr w:type="spellStart"/>
-      <w:r>
-        <w:t>when</w:t>
-      </w:r>
-      <w:proofErr w:type="spellEnd"/>
-      <w:r>
-        <w:t xml:space="preserve"> analyzers </w:t>
-      </w:r>
-      <w:proofErr w:type="spellStart"/>
-      <w:r>
-        <w:t>and</w:t>
-      </w:r>
-      <w:proofErr w:type="spellEnd"/>
-      <w:r>
-        <w:t xml:space="preserve"> .</w:t>
-      </w:r>
-      <w:proofErr w:type="spellStart"/>
-      <w:r>
-        <w:t>editorconfig</w:t>
-      </w:r>
-      <w:proofErr w:type="spellEnd"/>
-      <w:r>
-        <w:t xml:space="preserve"> files are </w:t>
-      </w:r>
-      <w:proofErr w:type="spellStart"/>
-      <w:r>
-        <w:t>used</w:t>
-      </w:r>
-      <w:proofErr w:type="spellEnd"/>
-      <w:r>
-        <w:t xml:space="preserve"> (#2098)</w:t>
+        <w:t>Fixed duplicate import warnings for namespaces supplied through ImplicitNameSpace/ClassLibrary attributes, and corrected problems with LOCAL ARRAY, PUBLIC ARRAY and DIMENSION declarations</w:t>
+      </w:r>
+    </w:p>
+    <w:p>
+      <w:pPr>
+        <w:numPr>
+          <w:ilvl w:val="0"/>
+          <w:numId w:val="2"/>
+        </w:numPr>
+      </w:pPr>
+      <w:r>
+        <w:t>Fixed a NullReferenceException in SemanticModel queries on compound assignments (#2096)</w:t>
+      </w:r>
+    </w:p>
+    <w:p>
+      <w:pPr>
+        <w:numPr>
+          <w:ilvl w:val="0"/>
+          <w:numId w:val="2"/>
+        </w:numPr>
+      </w:pPr>
+      <w:r>
+        <w:t>Fixed an IndexOutOfRangeException in the compiler when analyzers and .editorconfig files are used (#2098)</w:t>
       </w:r>
     </w:p>
     <w:p>
@@ -596,23 +424,13 @@
       <w:r>
         <w:t xml:space="preserve">Values set in </w:t>
       </w:r>
-      <w:proofErr w:type="spellStart"/>
       <w:proofErr w:type="gramStart"/>
       <w:r>
         <w:t>Directory.Build.Props</w:t>
       </w:r>
-      <w:proofErr w:type="spellEnd"/>
-      <w:proofErr w:type="gramEnd"/>
-      <w:r>
-        <w:t xml:space="preserve"> for </w:t>
-      </w:r>
-      <w:proofErr w:type="spellStart"/>
-      <w:r>
-        <w:t>DefaultItemExcludes</w:t>
-      </w:r>
-      <w:proofErr w:type="spellEnd"/>
-      <w:r>
-        <w:t xml:space="preserve"> are now preserved</w:t>
+      <w:proofErr w:type="gramEnd"/>
+      <w:r>
+        <w:t xml:space="preserve"> for DefaultItemExcludes are now preserved</w:t>
       </w:r>
     </w:p>
     <w:p>
@@ -672,39 +490,7 @@
         </w:numPr>
       </w:pPr>
       <w:r>
-        <w:t xml:space="preserve">The target </w:t>
-      </w:r>
-      <w:proofErr w:type="spellStart"/>
-      <w:r>
-        <w:t>framework</w:t>
-      </w:r>
-      <w:proofErr w:type="spellEnd"/>
-      <w:r>
-        <w:t xml:space="preserve"> of </w:t>
-      </w:r>
-      <w:proofErr w:type="spellStart"/>
-      <w:r>
-        <w:t>the</w:t>
-      </w:r>
-      <w:proofErr w:type="spellEnd"/>
-      <w:r>
-        <w:t xml:space="preserve"> X# </w:t>
-      </w:r>
-      <w:proofErr w:type="spellStart"/>
-      <w:r>
-        <w:t>runtime</w:t>
-      </w:r>
-      <w:proofErr w:type="spellEnd"/>
-      <w:r>
-        <w:t xml:space="preserve"> is </w:t>
-      </w:r>
-      <w:proofErr w:type="spellStart"/>
-      <w:r>
-        <w:t>now</w:t>
-      </w:r>
-      <w:proofErr w:type="spellEnd"/>
-      <w:r>
-        <w:t xml:space="preserve"> </w:t>
+        <w:t xml:space="preserve">The target framework of the X# runtime is now </w:t>
       </w:r>
       <w:r>
         <w:rPr>
@@ -856,23 +642,7 @@
         </w:numPr>
       </w:pPr>
       <w:r>
-        <w:t xml:space="preserve">Expanded </w:t>
-      </w:r>
-      <w:proofErr w:type="spellStart"/>
-      <w:r>
-        <w:t>XSharp.VFP.UI</w:t>
-      </w:r>
-      <w:proofErr w:type="spellEnd"/>
-      <w:r>
-        <w:t xml:space="preserve"> with ON KEY LABEL support, </w:t>
-      </w:r>
-      <w:proofErr w:type="spellStart"/>
-      <w:r>
-        <w:t>FormSet</w:t>
-      </w:r>
-      <w:proofErr w:type="spellEnd"/>
-      <w:r>
-        <w:t xml:space="preserve"> constructors, additional control properties, dynamic colors, and broader Grid and Menu support</w:t>
+        <w:t>Expanded XSharp.VFP.UI with ON KEY LABEL support, FormSet constructors, additional control properties, dynamic colors, and broader Grid and Menu support</w:t>
       </w:r>
     </w:p>
     <w:p>
@@ -930,15 +700,7 @@
         </w:numPr>
       </w:pPr>
       <w:r>
-        <w:t xml:space="preserve">Fixed SQLRDD crashes and data-integrity issues around reconnects, paging and EOF handling, delete and flush behavior, NULL and nullable ADS compatibility, tag lookup, index creation, Date and </w:t>
-      </w:r>
-      <w:proofErr w:type="spellStart"/>
-      <w:r>
-        <w:t>DateTime</w:t>
-      </w:r>
-      <w:proofErr w:type="spellEnd"/>
-      <w:r>
-        <w:t xml:space="preserve"> detection, and null-DataTable handling (#2035, #2044, #2050, #2058, #1984)</w:t>
+        <w:t>Fixed SQLRDD crashes and data-integrity issues around reconnects, paging and EOF handling, delete and flush behavior, NULL and nullable ADS compatibility, tag lookup, index creation, Date and DateTime detection, and null-DataTable handling (#2035, #2044, #2050, #2058, #1984)</w:t>
       </w:r>
     </w:p>
     <w:p>
@@ -968,42 +730,18 @@
         </w:numPr>
       </w:pPr>
       <w:r>
-        <w:t xml:space="preserve">Fixed </w:t>
-      </w:r>
-      <w:proofErr w:type="spellStart"/>
-      <w:r>
-        <w:t>Dbc.FindTable</w:t>
-      </w:r>
-      <w:proofErr w:type="spellEnd"/>
-      <w:r>
-        <w:t>() to accept either an alias or a file name, and corrected long field-name collisions in DBFs</w:t>
-      </w:r>
-    </w:p>
-    <w:p>
-      <w:pPr>
-        <w:numPr>
-          <w:ilvl w:val="0"/>
-          <w:numId w:val="2"/>
-        </w:numPr>
-      </w:pPr>
-      <w:r>
-        <w:t xml:space="preserve">Fixed several </w:t>
-      </w:r>
-      <w:proofErr w:type="spellStart"/>
-      <w:r>
-        <w:t>XSharp.VFP.UI</w:t>
-      </w:r>
-      <w:proofErr w:type="spellEnd"/>
-      <w:r>
-        <w:t xml:space="preserve"> problems in grids, record-pointer preservation, transparent controls, shapes, shortcut popups, property casing, </w:t>
-      </w:r>
-      <w:proofErr w:type="spellStart"/>
-      <w:r>
-        <w:t>InputMask</w:t>
-      </w:r>
-      <w:proofErr w:type="spellEnd"/>
-      <w:r>
-        <w:t xml:space="preserve"> and Format handling, and icon and form behavior</w:t>
+        <w:t>Fixed Dbc.FindTable() to accept either an alias or a file name, and corrected long field-name collisions in DBFs</w:t>
+      </w:r>
+    </w:p>
+    <w:p>
+      <w:pPr>
+        <w:numPr>
+          <w:ilvl w:val="0"/>
+          <w:numId w:val="2"/>
+        </w:numPr>
+      </w:pPr>
+      <w:r>
+        <w:t>Fixed several XSharp.VFP.UI problems in grids, record-pointer preservation, transparent controls, shapes, shortcut popups, property casing, InputMask and Format handling, and icon and form behavior</w:t>
       </w:r>
     </w:p>
     <w:p>
@@ -1024,317 +762,87 @@
           <w:numId w:val="2"/>
         </w:numPr>
       </w:pPr>
-      <w:proofErr w:type="spellStart"/>
-      <w:r>
-        <w:t>Fixed</w:t>
-      </w:r>
-      <w:proofErr w:type="spellEnd"/>
-      <w:r>
-        <w:t xml:space="preserve"> field </w:t>
-      </w:r>
-      <w:proofErr w:type="spellStart"/>
-      <w:r>
-        <w:t>and</w:t>
-      </w:r>
-      <w:proofErr w:type="spellEnd"/>
-      <w:r>
-        <w:t xml:space="preserve"> member </w:t>
-      </w:r>
-      <w:proofErr w:type="spellStart"/>
-      <w:r>
-        <w:t>lookup</w:t>
-      </w:r>
-      <w:proofErr w:type="spellEnd"/>
-      <w:r>
-        <w:t xml:space="preserve"> in __FieldGetWa2 </w:t>
-      </w:r>
-      <w:proofErr w:type="spellStart"/>
-      <w:r>
-        <w:t>for</w:t>
-      </w:r>
-      <w:proofErr w:type="spellEnd"/>
-      <w:r>
-        <w:t xml:space="preserve"> </w:t>
-      </w:r>
-      <w:proofErr w:type="spellStart"/>
-      <w:r>
-        <w:t>objects</w:t>
-      </w:r>
-      <w:proofErr w:type="spellEnd"/>
-      <w:r>
-        <w:t xml:space="preserve"> </w:t>
-      </w:r>
-      <w:proofErr w:type="spellStart"/>
-      <w:r>
-        <w:t>that</w:t>
-      </w:r>
-      <w:proofErr w:type="spellEnd"/>
-      <w:r>
-        <w:t xml:space="preserve"> support </w:t>
-      </w:r>
-      <w:proofErr w:type="spellStart"/>
-      <w:r>
-        <w:t>dynamic</w:t>
-      </w:r>
-      <w:proofErr w:type="spellEnd"/>
-      <w:r>
-        <w:t xml:space="preserve"> </w:t>
-      </w:r>
-      <w:proofErr w:type="spellStart"/>
-      <w:r>
-        <w:t>properties</w:t>
-      </w:r>
-      <w:proofErr w:type="spellEnd"/>
-      <w:r>
-        <w:t xml:space="preserve">, </w:t>
-      </w:r>
-      <w:proofErr w:type="spellStart"/>
-      <w:r>
-        <w:t>and</w:t>
-      </w:r>
-      <w:proofErr w:type="spellEnd"/>
-      <w:r>
-        <w:t xml:space="preserve"> </w:t>
-      </w:r>
-      <w:proofErr w:type="spellStart"/>
-      <w:r>
-        <w:t>improved</w:t>
-      </w:r>
-      <w:proofErr w:type="spellEnd"/>
-      <w:r>
-        <w:t xml:space="preserve"> </w:t>
-      </w:r>
-      <w:proofErr w:type="spellStart"/>
-      <w:r>
-        <w:t>the</w:t>
-      </w:r>
-      <w:proofErr w:type="spellEnd"/>
-      <w:r>
-        <w:t xml:space="preserve"> error </w:t>
-      </w:r>
-      <w:proofErr w:type="spellStart"/>
-      <w:r>
-        <w:t>that</w:t>
-      </w:r>
-      <w:proofErr w:type="spellEnd"/>
-      <w:r>
-        <w:t xml:space="preserve"> is </w:t>
-      </w:r>
-      <w:proofErr w:type="spellStart"/>
-      <w:r>
-        <w:t>thrown</w:t>
-      </w:r>
-      <w:proofErr w:type="spellEnd"/>
-      <w:r>
-        <w:t xml:space="preserve"> </w:t>
-      </w:r>
-      <w:proofErr w:type="spellStart"/>
-      <w:r>
-        <w:t>when</w:t>
-      </w:r>
-      <w:proofErr w:type="spellEnd"/>
-      <w:r>
-        <w:t xml:space="preserve"> a </w:t>
-      </w:r>
-      <w:proofErr w:type="spellStart"/>
-      <w:r>
-        <w:t>variable</w:t>
-      </w:r>
-      <w:proofErr w:type="spellEnd"/>
-      <w:r>
-        <w:t xml:space="preserve"> </w:t>
-      </w:r>
-      <w:proofErr w:type="spellStart"/>
-      <w:r>
-        <w:t>cannot</w:t>
-      </w:r>
-      <w:proofErr w:type="spellEnd"/>
-      <w:r>
-        <w:t xml:space="preserve"> </w:t>
-      </w:r>
-      <w:proofErr w:type="spellStart"/>
-      <w:r>
-        <w:t>be</w:t>
-      </w:r>
-      <w:proofErr w:type="spellEnd"/>
-      <w:r>
-        <w:t xml:space="preserve"> found (#2092)</w:t>
-      </w:r>
-    </w:p>
-    <w:p>
-      <w:pPr>
-        <w:numPr>
-          <w:ilvl w:val="0"/>
-          <w:numId w:val="2"/>
-        </w:numPr>
-      </w:pPr>
-      <w:proofErr w:type="spellStart"/>
-      <w:r>
-        <w:t>Fixed</w:t>
-      </w:r>
-      <w:proofErr w:type="spellEnd"/>
-      <w:r>
-        <w:t xml:space="preserve"> </w:t>
-      </w:r>
-      <w:proofErr w:type="spellStart"/>
-      <w:r>
-        <w:t>the</w:t>
-      </w:r>
-      <w:proofErr w:type="spellEnd"/>
-      <w:r>
-        <w:t xml:space="preserve"> </w:t>
-      </w:r>
-      <w:proofErr w:type="spellStart"/>
-      <w:r>
-        <w:t>usCulture</w:t>
-      </w:r>
-      <w:proofErr w:type="spellEnd"/>
-      <w:r>
-        <w:t xml:space="preserve"> </w:t>
-      </w:r>
-      <w:proofErr w:type="spellStart"/>
-      <w:r>
-        <w:t>used</w:t>
-      </w:r>
-      <w:proofErr w:type="spellEnd"/>
-      <w:r>
-        <w:t xml:space="preserve"> </w:t>
-      </w:r>
-      <w:proofErr w:type="spellStart"/>
-      <w:r>
-        <w:t>for</w:t>
-      </w:r>
-      <w:proofErr w:type="spellEnd"/>
-      <w:r>
-        <w:t xml:space="preserve"> </w:t>
-      </w:r>
-      <w:proofErr w:type="spellStart"/>
-      <w:r>
-        <w:t>conversions</w:t>
-      </w:r>
-      <w:proofErr w:type="spellEnd"/>
-      <w:r>
-        <w:t xml:space="preserve"> </w:t>
-      </w:r>
-      <w:proofErr w:type="spellStart"/>
-      <w:r>
-        <w:t>so</w:t>
-      </w:r>
-      <w:proofErr w:type="spellEnd"/>
-      <w:r>
-        <w:t xml:space="preserve"> </w:t>
-      </w:r>
-      <w:proofErr w:type="spellStart"/>
-      <w:r>
-        <w:t>it</w:t>
-      </w:r>
-      <w:proofErr w:type="spellEnd"/>
-      <w:r>
-        <w:t xml:space="preserve"> </w:t>
-      </w:r>
-      <w:proofErr w:type="spellStart"/>
-      <w:r>
-        <w:t>ignores</w:t>
-      </w:r>
-      <w:proofErr w:type="spellEnd"/>
-      <w:r>
-        <w:t xml:space="preserve"> Windows user </w:t>
-      </w:r>
-      <w:proofErr w:type="spellStart"/>
-      <w:r>
-        <w:t>overrides</w:t>
-      </w:r>
-      <w:proofErr w:type="spellEnd"/>
-      <w:r>
-        <w:t xml:space="preserve">; </w:t>
-      </w:r>
-      <w:proofErr w:type="spellStart"/>
-      <w:r>
-        <w:t>this</w:t>
-      </w:r>
-      <w:proofErr w:type="spellEnd"/>
-      <w:r>
-        <w:t xml:space="preserve"> </w:t>
-      </w:r>
-      <w:proofErr w:type="spellStart"/>
-      <w:r>
-        <w:t>fixes</w:t>
-      </w:r>
-      <w:proofErr w:type="spellEnd"/>
-      <w:r>
-        <w:t xml:space="preserve"> Val(), </w:t>
-      </w:r>
-      <w:proofErr w:type="spellStart"/>
-      <w:r>
-        <w:t>Str</w:t>
-      </w:r>
-      <w:proofErr w:type="spellEnd"/>
-      <w:r>
-        <w:t xml:space="preserve">() </w:t>
-      </w:r>
-      <w:proofErr w:type="spellStart"/>
-      <w:r>
-        <w:t>and</w:t>
-      </w:r>
-      <w:proofErr w:type="spellEnd"/>
-      <w:r>
-        <w:t xml:space="preserve"> </w:t>
-      </w:r>
-      <w:proofErr w:type="spellStart"/>
-      <w:r>
-        <w:t>Transform</w:t>
-      </w:r>
-      <w:proofErr w:type="spellEnd"/>
-      <w:r>
-        <w:t xml:space="preserve">() </w:t>
-      </w:r>
-      <w:proofErr w:type="spellStart"/>
-      <w:r>
-        <w:t>when</w:t>
-      </w:r>
-      <w:proofErr w:type="spellEnd"/>
-      <w:r>
-        <w:t xml:space="preserve"> </w:t>
-      </w:r>
-      <w:proofErr w:type="spellStart"/>
-      <w:r>
-        <w:t>the</w:t>
-      </w:r>
-      <w:proofErr w:type="spellEnd"/>
-      <w:r>
-        <w:t xml:space="preserve"> user has a </w:t>
-      </w:r>
-      <w:proofErr w:type="spellStart"/>
-      <w:r>
-        <w:t>custom</w:t>
-      </w:r>
-      <w:proofErr w:type="spellEnd"/>
-      <w:r>
-        <w:t xml:space="preserve"> </w:t>
-      </w:r>
-      <w:proofErr w:type="spellStart"/>
-      <w:r>
-        <w:t>decimal</w:t>
-      </w:r>
-      <w:proofErr w:type="spellEnd"/>
-      <w:r>
-        <w:t xml:space="preserve"> </w:t>
-      </w:r>
-      <w:proofErr w:type="spellStart"/>
-      <w:r>
-        <w:t>symbol</w:t>
-      </w:r>
-      <w:proofErr w:type="spellEnd"/>
-      <w:r>
-        <w:t xml:space="preserve"> or digit </w:t>
-      </w:r>
-      <w:proofErr w:type="spellStart"/>
-      <w:r>
-        <w:t>grouping</w:t>
-      </w:r>
-      <w:proofErr w:type="spellEnd"/>
-      <w:r>
-        <w:t xml:space="preserve"> (#2100)</w:t>
+      <w:r>
+        <w:t>Fixed field and member lookup in __FieldGetWa2 for objects that support dynamic properties, and improved the error that is thrown when a variable cannot be found (#2092)</w:t>
+      </w:r>
+    </w:p>
+    <w:p>
+      <w:pPr>
+        <w:numPr>
+          <w:ilvl w:val="0"/>
+          <w:numId w:val="2"/>
+        </w:numPr>
+      </w:pPr>
+      <w:r>
+        <w:t xml:space="preserve">Fixed the usCulture used for conversions so it ignores Windows user overrides; this fixes </w:t>
+      </w:r>
+      <w:proofErr w:type="gramStart"/>
+      <w:r>
+        <w:t>Val(</w:t>
+      </w:r>
+      <w:proofErr w:type="gramEnd"/>
+      <w:r>
+        <w:t xml:space="preserve">), </w:t>
+      </w:r>
+      <w:proofErr w:type="gramStart"/>
+      <w:r>
+        <w:t>Str(</w:t>
+      </w:r>
+      <w:proofErr w:type="gramEnd"/>
+      <w:r>
+        <w:t xml:space="preserve">) and </w:t>
+      </w:r>
+      <w:proofErr w:type="gramStart"/>
+      <w:r>
+        <w:t>Transform(</w:t>
+      </w:r>
+      <w:proofErr w:type="gramEnd"/>
+      <w:r>
+        <w:t>) when the user has a custom decimal symbol or digit grouping (#2100)</w:t>
+      </w:r>
+    </w:p>
+    <w:p>
+      <w:pPr>
+        <w:numPr>
+          <w:ilvl w:val="0"/>
+          <w:numId w:val="2"/>
+        </w:numPr>
+      </w:pPr>
+      <w:r>
+        <w:t>Fixed an issue with rounding small negative numbers (-0.0) with new .Net versions #2104</w:t>
+      </w:r>
+    </w:p>
+    <w:p>
+      <w:pPr>
+        <w:numPr>
+          <w:ilvl w:val="0"/>
+          <w:numId w:val="2"/>
+        </w:numPr>
+      </w:pPr>
+      <w:r>
+        <w:t>Fixed an issue with FindClass for types that are not yet loaded #2109</w:t>
+      </w:r>
+    </w:p>
+    <w:p>
+      <w:pPr>
+        <w:numPr>
+          <w:ilvl w:val="0"/>
+          <w:numId w:val="2"/>
+        </w:numPr>
+      </w:pPr>
+      <w:r>
+        <w:t>Nested codeblocks in macro scripts can now access locals from the surroundng code #2113</w:t>
+      </w:r>
+    </w:p>
+    <w:p>
+      <w:pPr>
+        <w:numPr>
+          <w:ilvl w:val="0"/>
+          <w:numId w:val="2"/>
+        </w:numPr>
+      </w:pPr>
+      <w:r>
+        <w:t>Allow implicit interface conversions in macros (#2114)</w:t>
       </w:r>
     </w:p>
     <w:p>
@@ -1342,6 +850,7 @@
         <w:pStyle w:val="Heading2"/>
       </w:pPr>
       <w:r>
+        <w:lastRenderedPageBreak/>
         <w:t>Visual Studio Integration</w:t>
       </w:r>
     </w:p>
@@ -1350,7 +859,6 @@
         <w:pStyle w:val="Heading3"/>
       </w:pPr>
       <w:r>
-        <w:lastRenderedPageBreak/>
         <w:t>New Features</w:t>
       </w:r>
     </w:p>
@@ -1403,15 +911,7 @@
         </w:numPr>
       </w:pPr>
       <w:r>
-        <w:t xml:space="preserve">Updated Visual Studio integration for the new FoxPro and </w:t>
-      </w:r>
-      <w:proofErr w:type="spellStart"/>
-      <w:r>
-        <w:t>XBaseNet</w:t>
-      </w:r>
-      <w:proofErr w:type="spellEnd"/>
-      <w:r>
-        <w:t xml:space="preserve"> compiler options, including /fox3-aware settings and parser support for newer language constructs</w:t>
+        <w:t>Updated Visual Studio integration for the new FoxPro and XBaseNet compiler options, including /fox3-aware settings and parser support for newer language constructs</w:t>
       </w:r>
     </w:p>
     <w:p>
@@ -1432,136 +932,19 @@
           <w:numId w:val="2"/>
         </w:numPr>
       </w:pPr>
-      <w:proofErr w:type="spellStart"/>
-      <w:r>
-        <w:t>Implemented</w:t>
-      </w:r>
-      <w:proofErr w:type="spellEnd"/>
-      <w:r>
-        <w:t xml:space="preserve"> </w:t>
-      </w:r>
-      <w:proofErr w:type="spellStart"/>
-      <w:r>
-        <w:t>the</w:t>
-      </w:r>
-      <w:proofErr w:type="spellEnd"/>
-      <w:r>
-        <w:t xml:space="preserve"> Project context menu option "</w:t>
-      </w:r>
-      <w:proofErr w:type="spellStart"/>
-      <w:r>
-        <w:t>Convert</w:t>
-      </w:r>
-      <w:proofErr w:type="spellEnd"/>
-      <w:r>
-        <w:t xml:space="preserve"> </w:t>
-      </w:r>
-      <w:proofErr w:type="spellStart"/>
-      <w:r>
-        <w:t>to</w:t>
-      </w:r>
-      <w:proofErr w:type="spellEnd"/>
-      <w:r>
-        <w:t xml:space="preserve"> SDK format" </w:t>
-      </w:r>
-      <w:proofErr w:type="spellStart"/>
-      <w:r>
-        <w:t>for</w:t>
-      </w:r>
-      <w:proofErr w:type="spellEnd"/>
-      <w:r>
-        <w:t xml:space="preserve"> </w:t>
-      </w:r>
-      <w:proofErr w:type="spellStart"/>
-      <w:r>
-        <w:t>projects</w:t>
-      </w:r>
-      <w:proofErr w:type="spellEnd"/>
-      <w:r>
-        <w:t xml:space="preserve"> in </w:t>
-      </w:r>
-      <w:proofErr w:type="spellStart"/>
-      <w:r>
-        <w:t>the</w:t>
-      </w:r>
-      <w:proofErr w:type="spellEnd"/>
-      <w:r>
-        <w:t xml:space="preserve"> </w:t>
-      </w:r>
-      <w:proofErr w:type="spellStart"/>
-      <w:r>
-        <w:t>legacy</w:t>
-      </w:r>
-      <w:proofErr w:type="spellEnd"/>
-      <w:r>
-        <w:t xml:space="preserve"> format. The </w:t>
-      </w:r>
-      <w:proofErr w:type="spellStart"/>
-      <w:r>
-        <w:t>old</w:t>
-      </w:r>
-      <w:proofErr w:type="spellEnd"/>
-      <w:r>
-        <w:t xml:space="preserve"> project file is </w:t>
-      </w:r>
-      <w:proofErr w:type="spellStart"/>
-      <w:r>
-        <w:t>saved</w:t>
-      </w:r>
-      <w:proofErr w:type="spellEnd"/>
-      <w:r>
-        <w:t xml:space="preserve"> with a .BAK extension.</w:t>
-      </w:r>
-    </w:p>
-    <w:p>
-      <w:pPr>
-        <w:numPr>
-          <w:ilvl w:val="0"/>
-          <w:numId w:val="2"/>
-        </w:numPr>
-      </w:pPr>
-      <w:r>
-        <w:t xml:space="preserve">The project Property pages are </w:t>
-      </w:r>
-      <w:proofErr w:type="spellStart"/>
-      <w:r>
-        <w:t>now</w:t>
-      </w:r>
-      <w:proofErr w:type="spellEnd"/>
-      <w:r>
-        <w:t xml:space="preserve"> </w:t>
-      </w:r>
-      <w:proofErr w:type="spellStart"/>
-      <w:r>
-        <w:t>based</w:t>
-      </w:r>
-      <w:proofErr w:type="spellEnd"/>
-      <w:r>
-        <w:t xml:space="preserve"> on </w:t>
-      </w:r>
-      <w:proofErr w:type="spellStart"/>
-      <w:r>
-        <w:t>the</w:t>
-      </w:r>
-      <w:proofErr w:type="spellEnd"/>
-      <w:r>
-        <w:t xml:space="preserve"> XAML files in </w:t>
-      </w:r>
-      <w:proofErr w:type="spellStart"/>
-      <w:r>
-        <w:t>the</w:t>
-      </w:r>
-      <w:proofErr w:type="spellEnd"/>
-      <w:r>
-        <w:t xml:space="preserve"> </w:t>
-      </w:r>
-      <w:proofErr w:type="spellStart"/>
-      <w:r>
-        <w:t>MsBuild</w:t>
-      </w:r>
-      <w:proofErr w:type="spellEnd"/>
-      <w:r>
-        <w:t xml:space="preserve"> Rules folder</w:t>
+      <w:r>
+        <w:t>Implemented the Project context menu option "Convert to SDK format" for projects in the legacy format. The old project file is saved with a .BAK extension.</w:t>
+      </w:r>
+    </w:p>
+    <w:p>
+      <w:pPr>
+        <w:numPr>
+          <w:ilvl w:val="0"/>
+          <w:numId w:val="2"/>
+        </w:numPr>
+      </w:pPr>
+      <w:r>
+        <w:t>The project Property pages are now based on the XAML files in the MsBuild Rules folder</w:t>
       </w:r>
     </w:p>
     <w:p>
@@ -1620,11 +1003,9 @@
       <w:pPr>
         <w:pStyle w:val="Heading2"/>
       </w:pPr>
-      <w:proofErr w:type="spellStart"/>
       <w:r>
         <w:t>VFPExporter</w:t>
       </w:r>
-      <w:proofErr w:type="spellEnd"/>
     </w:p>
     <w:p>
       <w:pPr>
@@ -1642,15 +1023,7 @@
         </w:numPr>
       </w:pPr>
       <w:r>
-        <w:t xml:space="preserve">Added a </w:t>
-      </w:r>
-      <w:proofErr w:type="spellStart"/>
-      <w:r>
-        <w:t>KeepFolderStructure</w:t>
-      </w:r>
-      <w:proofErr w:type="spellEnd"/>
-      <w:r>
-        <w:t xml:space="preserve"> option so exported projects can preserve the original VFP folder tree</w:t>
+        <w:t>Added a KeepFolderStructure option so exported projects can preserve the original VFP folder tree</w:t>
       </w:r>
     </w:p>
     <w:p>
@@ -1683,24 +1056,11 @@
         </w:numPr>
       </w:pPr>
       <w:r>
-        <w:t xml:space="preserve">Added WITH/ENDWITH expansion during export, plus better </w:t>
-      </w:r>
-      <w:proofErr w:type="spellStart"/>
-      <w:r>
-        <w:t>ClassName</w:t>
-      </w:r>
-      <w:proofErr w:type="spellEnd"/>
-      <w:r>
-        <w:t xml:space="preserve">-prefix handling and prefix-aware </w:t>
-      </w:r>
-      <w:proofErr w:type="spellStart"/>
-      <w:proofErr w:type="gramStart"/>
-      <w:r>
-        <w:t>CreateObject</w:t>
-      </w:r>
-      <w:proofErr w:type="spellEnd"/>
-      <w:r>
-        <w:t>(</w:t>
+        <w:t xml:space="preserve">Added WITH/ENDWITH expansion during export, plus better ClassName-prefix handling and prefix-aware </w:t>
+      </w:r>
+      <w:proofErr w:type="gramStart"/>
+      <w:r>
+        <w:t>CreateObject(</w:t>
       </w:r>
       <w:proofErr w:type="gramEnd"/>
       <w:r>
@@ -1715,42 +1075,18 @@
         </w:numPr>
       </w:pPr>
       <w:r>
-        <w:t xml:space="preserve">Added </w:t>
-      </w:r>
-      <w:proofErr w:type="spellStart"/>
-      <w:r>
-        <w:t>PageFrame</w:t>
-      </w:r>
-      <w:proofErr w:type="spellEnd"/>
-      <w:r>
-        <w:t xml:space="preserve"> and Page typed-class export, plus </w:t>
-      </w:r>
-      <w:proofErr w:type="spellStart"/>
-      <w:r>
-        <w:t>ReportListener</w:t>
-      </w:r>
-      <w:proofErr w:type="spellEnd"/>
-      <w:r>
-        <w:t xml:space="preserve"> support</w:t>
-      </w:r>
-    </w:p>
-    <w:p>
-      <w:pPr>
-        <w:numPr>
-          <w:ilvl w:val="0"/>
-          <w:numId w:val="2"/>
-        </w:numPr>
-      </w:pPr>
-      <w:r>
-        <w:t xml:space="preserve">Added DBC metadata injection during export (Caption, </w:t>
-      </w:r>
-      <w:proofErr w:type="spellStart"/>
-      <w:r>
-        <w:t>InputMask</w:t>
-      </w:r>
-      <w:proofErr w:type="spellEnd"/>
-      <w:r>
-        <w:t xml:space="preserve"> and Format) and copying of DBC-owned tables and companion files</w:t>
+        <w:t>Added PageFrame and Page typed-class export, plus ReportListener support</w:t>
+      </w:r>
+    </w:p>
+    <w:p>
+      <w:pPr>
+        <w:numPr>
+          <w:ilvl w:val="0"/>
+          <w:numId w:val="2"/>
+        </w:numPr>
+      </w:pPr>
+      <w:r>
+        <w:t>Added DBC metadata injection during export (Caption, InputMask and Format) and copying of DBC-owned tables and companion files</w:t>
       </w:r>
     </w:p>
     <w:p>
@@ -1826,95 +1162,42 @@
       <w:r>
         <w:t xml:space="preserve">Fixed output-folder handling, destination-folder cleanup, file-deletion messages, and missing </w:t>
       </w:r>
-      <w:proofErr w:type="spellStart"/>
-      <w:r>
-        <w:t>ColorProperties.json</w:t>
-      </w:r>
-      <w:proofErr w:type="spellEnd"/>
-      <w:r>
-        <w:t xml:space="preserve"> deployment</w:t>
-      </w:r>
-    </w:p>
-    <w:p>
-      <w:pPr>
-        <w:numPr>
-          <w:ilvl w:val="0"/>
-          <w:numId w:val="2"/>
-        </w:numPr>
-      </w:pPr>
       <w:r>
         <w:lastRenderedPageBreak/>
-        <w:t xml:space="preserve">Fixed </w:t>
-      </w:r>
-      <w:proofErr w:type="spellStart"/>
-      <w:r>
-        <w:t>PropRules</w:t>
-      </w:r>
-      <w:proofErr w:type="spellEnd"/>
-      <w:r>
-        <w:t xml:space="preserve"> for </w:t>
-      </w:r>
-      <w:proofErr w:type="spellStart"/>
-      <w:r>
-        <w:t>RightToLeft</w:t>
-      </w:r>
-      <w:proofErr w:type="spellEnd"/>
-      <w:r>
-        <w:t xml:space="preserve">, </w:t>
-      </w:r>
-      <w:proofErr w:type="spellStart"/>
-      <w:r>
-        <w:t>BorderStyle</w:t>
-      </w:r>
-      <w:proofErr w:type="spellEnd"/>
-      <w:r>
-        <w:t xml:space="preserve">, </w:t>
-      </w:r>
-      <w:proofErr w:type="spellStart"/>
-      <w:r>
-        <w:t>DisabledColors</w:t>
-      </w:r>
-      <w:proofErr w:type="spellEnd"/>
-      <w:r>
-        <w:t>, Icon, Picture, and dotted child-property overrides</w:t>
-      </w:r>
-    </w:p>
-    <w:p>
-      <w:pPr>
-        <w:numPr>
-          <w:ilvl w:val="0"/>
-          <w:numId w:val="2"/>
-        </w:numPr>
-      </w:pPr>
-      <w:r>
-        <w:t xml:space="preserve">Fixed event-handler generation for multi-line LPARAMETERS and </w:t>
-      </w:r>
-      <w:proofErr w:type="spellStart"/>
-      <w:r>
-        <w:t>OptionGroup</w:t>
-      </w:r>
-      <w:proofErr w:type="spellEnd"/>
-      <w:r>
-        <w:t xml:space="preserve"> sub-control event names</w:t>
-      </w:r>
-    </w:p>
-    <w:p>
-      <w:pPr>
-        <w:numPr>
-          <w:ilvl w:val="0"/>
-          <w:numId w:val="2"/>
-        </w:numPr>
-      </w:pPr>
-      <w:r>
-        <w:t xml:space="preserve">Fixed </w:t>
-      </w:r>
-      <w:proofErr w:type="spellStart"/>
-      <w:r>
-        <w:t>FormSet</w:t>
-      </w:r>
-      <w:proofErr w:type="spellEnd"/>
-      <w:r>
-        <w:t>, form and menu export problems, menu MNX parsing and captions, generated project-reference paths, and DBC and DBF runtime path handling for free tables and OPEN DATABASE</w:t>
+        <w:t>ColorProperties.json deployment</w:t>
+      </w:r>
+    </w:p>
+    <w:p>
+      <w:pPr>
+        <w:numPr>
+          <w:ilvl w:val="0"/>
+          <w:numId w:val="2"/>
+        </w:numPr>
+      </w:pPr>
+      <w:r>
+        <w:t>Fixed PropRules for RightToLeft, BorderStyle, DisabledColors, Icon, Picture, and dotted child-property overrides</w:t>
+      </w:r>
+    </w:p>
+    <w:p>
+      <w:pPr>
+        <w:numPr>
+          <w:ilvl w:val="0"/>
+          <w:numId w:val="2"/>
+        </w:numPr>
+      </w:pPr>
+      <w:r>
+        <w:t>Fixed event-handler generation for multi-line LPARAMETERS and OptionGroup sub-control event names</w:t>
+      </w:r>
+    </w:p>
+    <w:p>
+      <w:pPr>
+        <w:numPr>
+          <w:ilvl w:val="0"/>
+          <w:numId w:val="2"/>
+        </w:numPr>
+      </w:pPr>
+      <w:r>
+        <w:t>Fixed FormSet, form and menu export problems, menu MNX parsing and captions, generated project-reference paths, and DBC and DBF runtime path handling for free tables and OPEN DATABASE</w:t>
       </w:r>
     </w:p>
     <w:p/>
@@ -1981,56 +1264,19 @@
         </w:numPr>
       </w:pPr>
       <w:r>
-        <w:t xml:space="preserve">The compiler no longer supports "Bring Your Own Runtime". If you want to compile in the VO or Vulcan dialect you will HAVE to include references to </w:t>
-      </w:r>
-      <w:proofErr w:type="spellStart"/>
-      <w:r>
-        <w:t>XSharp.Core</w:t>
-      </w:r>
-      <w:proofErr w:type="spellEnd"/>
-      <w:r>
-        <w:t xml:space="preserve"> and </w:t>
-      </w:r>
-      <w:proofErr w:type="spellStart"/>
-      <w:r>
-        <w:t>XSharp.RT</w:t>
-      </w:r>
-      <w:proofErr w:type="spellEnd"/>
-      <w:r>
-        <w:t>.</w:t>
+        <w:t>The compiler no longer supports "Bring Your Own Runtime". If you want to compile in the VO or Vulcan dialect you will HAVE to include references to XSharp.Core and XSharp.RT.</w:t>
       </w:r>
       <w:r>
         <w:br/>
-        <w:t xml:space="preserve">That does not mean that you can't link your program against the Vulcan runtime DLLs, but we no longer map our </w:t>
-      </w:r>
-      <w:proofErr w:type="spellStart"/>
-      <w:r>
-        <w:t>Xbase</w:t>
-      </w:r>
-      <w:proofErr w:type="spellEnd"/>
-      <w:r>
-        <w:t xml:space="preserve"> types to the types in these DLLs. So USUAL will not be mapped to </w:t>
-      </w:r>
-      <w:proofErr w:type="spellStart"/>
+        <w:t xml:space="preserve">That does not mean that you can't link your program against the Vulcan runtime DLLs, but we no longer map our Xbase types to the types in these DLLs. So USUAL will not be mapped to </w:t>
+      </w:r>
       <w:proofErr w:type="gramStart"/>
       <w:r>
         <w:t>Vulcan._</w:t>
       </w:r>
       <w:proofErr w:type="gramEnd"/>
       <w:r>
-        <w:t>_Usual</w:t>
-      </w:r>
-      <w:proofErr w:type="spellEnd"/>
-      <w:r>
-        <w:t xml:space="preserve">. You can still use the types, functions and classes on these DLLs, but they will no longer be treated specially. If you want to call a function from the Vulcan Runtime </w:t>
-      </w:r>
-      <w:proofErr w:type="spellStart"/>
-      <w:r>
-        <w:t>yuou</w:t>
-      </w:r>
-      <w:proofErr w:type="spellEnd"/>
-      <w:r>
-        <w:t xml:space="preserve"> will have to use the syntax for static methods</w:t>
+        <w:t>_Usual. You can still use the types, functions and classes on these DLLs, but they will no longer be treated specially. If you want to call a function from the Vulcan Runtime yuou will have to use the syntax for static methods</w:t>
       </w:r>
     </w:p>
     <w:p>
@@ -2107,50 +1353,27 @@
         </w:numPr>
       </w:pPr>
       <w:r>
-        <w:t>We have added code to check for the new [</w:t>
-      </w:r>
-      <w:proofErr w:type="spellStart"/>
-      <w:r>
-        <w:t>FoxArrayResultAttribute</w:t>
-      </w:r>
-      <w:proofErr w:type="spellEnd"/>
-      <w:r>
-        <w:t xml:space="preserve">] that marks VFP functions which may create an array as a result (such as </w:t>
-      </w:r>
-      <w:proofErr w:type="spellStart"/>
-      <w:proofErr w:type="gramStart"/>
-      <w:r>
-        <w:t>AMembers</w:t>
-      </w:r>
-      <w:proofErr w:type="spellEnd"/>
-      <w:r>
-        <w:t>(</w:t>
+        <w:t xml:space="preserve">We have added code to check for the new [FoxArrayResultAttribute] that marks VFP functions which may create an array as a result (such as </w:t>
+      </w:r>
+      <w:proofErr w:type="gramStart"/>
+      <w:r>
+        <w:t>AMembers(</w:t>
       </w:r>
       <w:proofErr w:type="gramEnd"/>
       <w:r>
         <w:t xml:space="preserve">), </w:t>
       </w:r>
-      <w:proofErr w:type="spellStart"/>
-      <w:proofErr w:type="gramStart"/>
-      <w:r>
-        <w:t>APrinters</w:t>
-      </w:r>
-      <w:proofErr w:type="spellEnd"/>
-      <w:r>
-        <w:t>(</w:t>
+      <w:proofErr w:type="gramStart"/>
+      <w:r>
+        <w:t>APrinters(</w:t>
       </w:r>
       <w:proofErr w:type="gramEnd"/>
       <w:r>
         <w:t xml:space="preserve">) and </w:t>
       </w:r>
-      <w:proofErr w:type="spellStart"/>
-      <w:proofErr w:type="gramStart"/>
-      <w:r>
-        <w:t>AUsed</w:t>
-      </w:r>
-      <w:proofErr w:type="spellEnd"/>
-      <w:r>
-        <w:t>(</w:t>
+      <w:proofErr w:type="gramStart"/>
+      <w:r>
+        <w:t>AUsed(</w:t>
       </w:r>
       <w:proofErr w:type="gramEnd"/>
       <w:r>
@@ -2190,15 +1413,7 @@
         </w:numPr>
       </w:pPr>
       <w:r>
-        <w:t xml:space="preserve">Suppressed a false ambiguity warning when a member has two overloads where one is </w:t>
-      </w:r>
-      <w:proofErr w:type="spellStart"/>
-      <w:r>
-        <w:t>parameterless</w:t>
-      </w:r>
-      <w:proofErr w:type="spellEnd"/>
-      <w:r>
-        <w:t xml:space="preserve"> and the other uses the Clipper calling convention; the compiler now silently chooses the parameter-less overload</w:t>
+        <w:t>Suppressed a false ambiguity warning when a member has two overloads where one is parameterless and the other uses the Clipper calling convention; the compiler now silently chooses the parameter-less overload</w:t>
       </w:r>
     </w:p>
     <w:p>
@@ -2209,15 +1424,7 @@
         </w:numPr>
       </w:pPr>
       <w:r>
-        <w:t xml:space="preserve">Fixed an issue with </w:t>
-      </w:r>
-      <w:proofErr w:type="spellStart"/>
-      <w:r>
-        <w:t>cref</w:t>
-      </w:r>
-      <w:proofErr w:type="spellEnd"/>
-      <w:r>
-        <w:t xml:space="preserve"> attributes that are read from include files</w:t>
+        <w:t>Fixed an issue with cref attributes that are read from include files</w:t>
       </w:r>
     </w:p>
     <w:p>
@@ -2228,31 +1435,7 @@
         </w:numPr>
       </w:pPr>
       <w:r>
-        <w:t>Fixed an “Failed to emit module” error when the code contains an expression in the form of “</w:t>
-      </w:r>
-      <w:proofErr w:type="spellStart"/>
-      <w:r>
-        <w:t>UnnamedType.Property</w:t>
-      </w:r>
-      <w:proofErr w:type="spellEnd"/>
-      <w:r>
-        <w:t>” or “</w:t>
-      </w:r>
-      <w:proofErr w:type="spellStart"/>
-      <w:r>
-        <w:t>UnnamedType.Method</w:t>
-      </w:r>
-      <w:proofErr w:type="spellEnd"/>
-      <w:r>
-        <w:t>()” when the “</w:t>
-      </w:r>
-      <w:proofErr w:type="spellStart"/>
-      <w:r>
-        <w:t>allowdot</w:t>
-      </w:r>
-      <w:proofErr w:type="spellEnd"/>
-      <w:r>
-        <w:t>” compiler option is enabled.</w:t>
+        <w:t>Fixed an “Failed to emit module” error when the code contains an expression in the form of “UnnamedType.Property” or “UnnamedType.Method()” when the “allowdot” compiler option is enabled.</w:t>
       </w:r>
     </w:p>
     <w:p>
@@ -2329,17 +1512,12 @@
         </w:numPr>
       </w:pPr>
       <w:r>
+        <w:lastRenderedPageBreak/>
         <w:t xml:space="preserve">Changed the UDC for the RECALL command, because FoxPro temporarily switches of the </w:t>
       </w:r>
-      <w:proofErr w:type="spellStart"/>
-      <w:proofErr w:type="gramStart"/>
-      <w:r>
-        <w:lastRenderedPageBreak/>
-        <w:t>SetDeleted</w:t>
-      </w:r>
-      <w:proofErr w:type="spellEnd"/>
-      <w:r>
-        <w:t>(</w:t>
+      <w:proofErr w:type="gramStart"/>
+      <w:r>
+        <w:t>SetDeleted(</w:t>
       </w:r>
       <w:proofErr w:type="gramEnd"/>
       <w:r>
@@ -2354,15 +1532,7 @@
         </w:numPr>
       </w:pPr>
       <w:r>
-        <w:t xml:space="preserve">Prevented an assertion error when compiling in debug mode for functions with the </w:t>
-      </w:r>
-      <w:proofErr w:type="spellStart"/>
-      <w:r>
-        <w:t>NeedsAccessToLocal</w:t>
-      </w:r>
-      <w:proofErr w:type="spellEnd"/>
-      <w:r>
-        <w:t xml:space="preserve"> attribute and a VOID return type (#1870)</w:t>
+        <w:t>Prevented an assertion error when compiling in debug mode for functions with the NeedsAccessToLocal attribute and a VOID return type (#1870)</w:t>
       </w:r>
     </w:p>
     <w:p>
@@ -2489,15 +1659,7 @@
         </w:numPr>
       </w:pPr>
       <w:r>
-        <w:t xml:space="preserve">The XAML files in the Rules subfolder of the </w:t>
-      </w:r>
-      <w:proofErr w:type="spellStart"/>
-      <w:r>
-        <w:t>MsBuild</w:t>
-      </w:r>
-      <w:proofErr w:type="spellEnd"/>
-      <w:r>
-        <w:t xml:space="preserve"> folder are no longer used and have been deleted. </w:t>
+        <w:t xml:space="preserve">The XAML files in the Rules subfolder of the MsBuild folder are no longer used and have been deleted. </w:t>
       </w:r>
       <w:proofErr w:type="gramStart"/>
       <w:r>
@@ -2557,15 +1719,7 @@
       </w:r>
       <w:proofErr w:type="gramEnd"/>
       <w:r>
-        <w:t xml:space="preserve"> and .targets files to support SDK style projects and .Net 10. One of these changes automatically sets dependency relations between files, such as between </w:t>
-      </w:r>
-      <w:proofErr w:type="spellStart"/>
-      <w:r>
-        <w:t>VOBinary</w:t>
-      </w:r>
-      <w:proofErr w:type="spellEnd"/>
-      <w:r>
-        <w:t xml:space="preserve"> files and the module that they belong to.</w:t>
+        <w:t xml:space="preserve"> and .targets files to support SDK style projects and .Net 10. One of these changes automatically sets dependency relations between files, such as between VOBinary files and the module that they belong to.</w:t>
       </w:r>
     </w:p>
     <w:p>
@@ -2576,23 +1730,7 @@
         </w:numPr>
       </w:pPr>
       <w:r>
-        <w:t>The response file for the last build is now written to the intermediate output folder of the project with the name &lt;</w:t>
-      </w:r>
-      <w:proofErr w:type="spellStart"/>
-      <w:r>
-        <w:t>OutputFileName</w:t>
-      </w:r>
-      <w:proofErr w:type="spellEnd"/>
-      <w:r>
-        <w:t>&gt;.</w:t>
-      </w:r>
-      <w:proofErr w:type="spellStart"/>
-      <w:r>
-        <w:t>rsp</w:t>
-      </w:r>
-      <w:proofErr w:type="spellEnd"/>
-      <w:r>
-        <w:t xml:space="preserve">. A copy of this file is also written </w:t>
+        <w:t xml:space="preserve">The response file for the last build is now written to the intermediate output folder of the project with the name &lt;OutputFileName&gt;.rsp. A copy of this file is also written </w:t>
       </w:r>
       <w:proofErr w:type="gramStart"/>
       <w:r>
@@ -2600,15 +1738,7 @@
       </w:r>
       <w:proofErr w:type="gramEnd"/>
       <w:r>
-        <w:t xml:space="preserve"> the temp folder under the name </w:t>
-      </w:r>
-      <w:proofErr w:type="spellStart"/>
-      <w:r>
-        <w:t>LastXSharpResponseFile.Rsp</w:t>
-      </w:r>
-      <w:proofErr w:type="spellEnd"/>
-      <w:r>
-        <w:t xml:space="preserve"> </w:t>
+        <w:t xml:space="preserve"> the temp folder under the name LastXSharpResponseFile.Rsp </w:t>
       </w:r>
     </w:p>
     <w:p>
@@ -2633,15 +1763,7 @@
         </w:numPr>
       </w:pPr>
       <w:r>
-        <w:t xml:space="preserve">The Build task to compile native resources now checks the </w:t>
-      </w:r>
-      <w:proofErr w:type="spellStart"/>
-      <w:r>
-        <w:t>rc</w:t>
-      </w:r>
-      <w:proofErr w:type="spellEnd"/>
-      <w:r>
-        <w:t xml:space="preserve"> and </w:t>
+        <w:t xml:space="preserve">The Build task to compile native resources now checks the rc and </w:t>
       </w:r>
       <w:proofErr w:type="gramStart"/>
       <w:r>
@@ -2671,23 +1793,7 @@
         </w:numPr>
       </w:pPr>
       <w:r>
-        <w:t xml:space="preserve">For SDK projects File </w:t>
-      </w:r>
-      <w:proofErr w:type="spellStart"/>
-      <w:r>
-        <w:t>Foo.xh</w:t>
-      </w:r>
-      <w:proofErr w:type="spellEnd"/>
-      <w:r>
-        <w:t xml:space="preserve"> is now by default depending on </w:t>
-      </w:r>
-      <w:proofErr w:type="spellStart"/>
-      <w:r>
-        <w:t>Foo.prg</w:t>
-      </w:r>
-      <w:proofErr w:type="spellEnd"/>
-      <w:r>
-        <w:t xml:space="preserve"> when they both appear in the same folder</w:t>
+        <w:t>For SDK projects File Foo.xh is now by default depending on Foo.prg when they both appear in the same folder</w:t>
       </w:r>
     </w:p>
     <w:p>
@@ -2698,15 +1804,7 @@
         </w:numPr>
       </w:pPr>
       <w:r>
-        <w:t xml:space="preserve">Fixed an error reported by Stefan Hirsch, was caused by automatically adding an </w:t>
-      </w:r>
-      <w:proofErr w:type="spellStart"/>
-      <w:r>
-        <w:t>OSPlatformAttribute</w:t>
-      </w:r>
-      <w:proofErr w:type="spellEnd"/>
-      <w:r>
-        <w:t xml:space="preserve"> to the output assemblies</w:t>
+        <w:t>Fixed an error reported by Stefan Hirsch, was caused by automatically adding an OSPlatformAttribute to the output assemblies</w:t>
       </w:r>
     </w:p>
     <w:p>
@@ -2736,15 +1834,7 @@
         </w:numPr>
       </w:pPr>
       <w:r>
-        <w:t>Fixed an issue during build where an empty &lt;</w:t>
-      </w:r>
-      <w:proofErr w:type="spellStart"/>
-      <w:r>
-        <w:t>PrebuildEvent</w:t>
-      </w:r>
-      <w:proofErr w:type="spellEnd"/>
-      <w:r>
-        <w:t>&gt; that contains a CRLF could cause a build to fail.</w:t>
+        <w:t>Fixed an issue during build where an empty &lt;PrebuildEvent&gt; that contains a CRLF could cause a build to fail.</w:t>
       </w:r>
     </w:p>
     <w:p>
@@ -2774,12 +1864,15 @@
     </w:p>
     <w:p>
       <w:r>
-        <w:t xml:space="preserve">The new modifier tells the compiler to pass the variable by reference, which should make the code slightly faster. </w:t>
-      </w:r>
-    </w:p>
-    <w:p>
+        <w:t xml:space="preserve">The new modifier tells the compiler to pass the variable by reference, which should make the code </w:t>
+      </w:r>
       <w:r>
         <w:lastRenderedPageBreak/>
+        <w:t xml:space="preserve">slightly faster. </w:t>
+      </w:r>
+    </w:p>
+    <w:p>
+      <w:r>
         <w:t>It also tells the compiler that the parameter will not be changed by the code in the function / method</w:t>
       </w:r>
     </w:p>
@@ -2790,23 +1883,7 @@
     </w:p>
     <w:p>
       <w:r>
-        <w:t xml:space="preserve">X# 3 comes with runtime DLLs for both .net 46 and .net 8. Not all VOSDK </w:t>
-      </w:r>
-      <w:proofErr w:type="spellStart"/>
-      <w:r>
-        <w:t>Dlls</w:t>
-      </w:r>
-      <w:proofErr w:type="spellEnd"/>
-      <w:r>
-        <w:t xml:space="preserve"> have been ported to .Net 8 because they contain code that does not work in an </w:t>
-      </w:r>
-      <w:proofErr w:type="spellStart"/>
-      <w:r>
-        <w:t>AnyCPU</w:t>
-      </w:r>
-      <w:proofErr w:type="spellEnd"/>
-      <w:r>
-        <w:t xml:space="preserve"> environment.</w:t>
+        <w:t>X# 3 comes with runtime DLLs for both .net 46 and .net 8. Not all VOSDK Dlls have been ported to .Net 8 because they contain code that does not work in an AnyCPU environment.</w:t>
       </w:r>
     </w:p>
     <w:p>
@@ -2841,15 +1918,7 @@
         </w:numPr>
       </w:pPr>
       <w:r>
-        <w:t xml:space="preserve">The Runtime is now delivered in both DLL format as well as </w:t>
-      </w:r>
-      <w:proofErr w:type="spellStart"/>
-      <w:r>
-        <w:t>Nuget</w:t>
-      </w:r>
-      <w:proofErr w:type="spellEnd"/>
-      <w:r>
-        <w:t xml:space="preserve"> Packages. See the separate topic about the Runtime in this help file for a description of these packages and DLLs</w:t>
+        <w:t>The Runtime is now delivered in both DLL format as well as Nuget Packages. See the separate topic about the Runtime in this help file for a description of these packages and DLLs</w:t>
       </w:r>
     </w:p>
     <w:p>
@@ -2928,23 +1997,7 @@
         </w:numPr>
       </w:pPr>
       <w:r>
-        <w:t xml:space="preserve">Fixed potential issues with </w:t>
-      </w:r>
-      <w:proofErr w:type="spellStart"/>
-      <w:r>
-        <w:t>Null_date</w:t>
-      </w:r>
-      <w:proofErr w:type="spellEnd"/>
-      <w:r>
-        <w:t xml:space="preserve"> returned from </w:t>
-      </w:r>
-      <w:proofErr w:type="spellStart"/>
-      <w:r>
-        <w:t>OpenADS</w:t>
-      </w:r>
-      <w:proofErr w:type="spellEnd"/>
-      <w:r>
-        <w:t xml:space="preserve"> for the Last Update date in a DBF</w:t>
+        <w:t>Fixed potential issues with Null_date returned from OpenADS for the Last Update date in a DBF</w:t>
       </w:r>
     </w:p>
     <w:p>
@@ -2955,15 +2008,7 @@
         </w:numPr>
       </w:pPr>
       <w:r>
-        <w:t xml:space="preserve">Fixed an issue in the </w:t>
-      </w:r>
-      <w:proofErr w:type="spellStart"/>
-      <w:r>
-        <w:t>Macrocompiler</w:t>
-      </w:r>
-      <w:proofErr w:type="spellEnd"/>
-      <w:r>
-        <w:t xml:space="preserve"> for .Net 8</w:t>
+        <w:t>Fixed an issue in the Macrocompiler for .Net 8</w:t>
       </w:r>
     </w:p>
     <w:p>
@@ -2987,14 +2032,9 @@
       <w:r>
         <w:t xml:space="preserve">Fixed </w:t>
       </w:r>
-      <w:proofErr w:type="spellStart"/>
-      <w:proofErr w:type="gramStart"/>
-      <w:r>
-        <w:t>ADel</w:t>
-      </w:r>
-      <w:proofErr w:type="spellEnd"/>
-      <w:r>
-        <w:t>(</w:t>
+      <w:proofErr w:type="gramStart"/>
+      <w:r>
+        <w:t>ADel(</w:t>
       </w:r>
       <w:proofErr w:type="gramEnd"/>
       <w:r>
@@ -3047,15 +2087,7 @@
         </w:numPr>
       </w:pPr>
       <w:r>
-        <w:t xml:space="preserve">Added dummy stub implementations for Nation Functions in </w:t>
-      </w:r>
-      <w:proofErr w:type="spellStart"/>
-      <w:r>
-        <w:t>XSharp.VO</w:t>
-      </w:r>
-      <w:proofErr w:type="spellEnd"/>
-      <w:r>
-        <w:t xml:space="preserve"> (#1124)</w:t>
+        <w:t>Added dummy stub implementations for Nation Functions in XSharp.VO (#1124)</w:t>
       </w:r>
     </w:p>
     <w:p>
@@ -3066,15 +2098,7 @@
         </w:numPr>
       </w:pPr>
       <w:r>
-        <w:t xml:space="preserve">Fix a problem with the DBF cache when the same table is opened in 2 different </w:t>
-      </w:r>
-      <w:proofErr w:type="spellStart"/>
-      <w:r>
-        <w:t>workareas</w:t>
-      </w:r>
-      <w:proofErr w:type="spellEnd"/>
-      <w:r>
-        <w:t xml:space="preserve"> with a file name that only differs in case (#1828)</w:t>
+        <w:t>Fix a problem with the DBF cache when the same table is opened in 2 different workareas with a file name that only differs in case (#1828)</w:t>
       </w:r>
     </w:p>
     <w:p>
@@ -3085,15 +2109,7 @@
         </w:numPr>
       </w:pPr>
       <w:r>
-        <w:t xml:space="preserve">Fix a problem with the DBF Header locking for FoxPro tables with </w:t>
-      </w:r>
-      <w:proofErr w:type="spellStart"/>
-      <w:r>
-        <w:t>autonumber</w:t>
-      </w:r>
-      <w:proofErr w:type="spellEnd"/>
-      <w:r>
-        <w:t xml:space="preserve"> fields (#1829)</w:t>
+        <w:t>Fix a problem with the DBF Header locking for FoxPro tables with autonumber fields (#1829)</w:t>
       </w:r>
     </w:p>
     <w:p>
@@ -3104,15 +2120,7 @@
         </w:numPr>
       </w:pPr>
       <w:r>
-        <w:t xml:space="preserve">Fixed an issue in the </w:t>
-      </w:r>
-      <w:proofErr w:type="spellStart"/>
-      <w:r>
-        <w:t>Macrocompiler</w:t>
-      </w:r>
-      <w:proofErr w:type="spellEnd"/>
-      <w:r>
-        <w:t xml:space="preserve"> where fields and variables passed to a function with IN parameter would be updated.  (#1933)</w:t>
+        <w:t>Fixed an issue in the Macrocompiler where fields and variables passed to a function with IN parameter would be updated.  (#1933)</w:t>
       </w:r>
     </w:p>
     <w:p>
@@ -3133,27 +2141,17 @@
       <w:r>
         <w:t xml:space="preserve"> assigning to a hidden field or property was incorrectly allowed. Added </w:t>
       </w:r>
-      <w:proofErr w:type="spellStart"/>
-      <w:proofErr w:type="gramStart"/>
-      <w:r>
-        <w:t>NoIVarGetSelf</w:t>
-      </w:r>
-      <w:proofErr w:type="spellEnd"/>
-      <w:r>
-        <w:t>(</w:t>
+      <w:proofErr w:type="gramStart"/>
+      <w:r>
+        <w:t>NoIVarGetSelf(</w:t>
       </w:r>
       <w:proofErr w:type="gramEnd"/>
       <w:r>
         <w:t xml:space="preserve">) and </w:t>
       </w:r>
-      <w:proofErr w:type="spellStart"/>
-      <w:proofErr w:type="gramStart"/>
-      <w:r>
-        <w:t>NoIVarPutSelf</w:t>
-      </w:r>
-      <w:proofErr w:type="spellEnd"/>
-      <w:r>
-        <w:t>(</w:t>
+      <w:proofErr w:type="gramStart"/>
+      <w:r>
+        <w:t>NoIVarPutSelf(</w:t>
       </w:r>
       <w:proofErr w:type="gramEnd"/>
       <w:r>
@@ -3190,24 +2188,11 @@
         </w:numPr>
       </w:pPr>
       <w:r>
-        <w:t xml:space="preserve">Fix </w:t>
-      </w:r>
-      <w:proofErr w:type="spellStart"/>
-      <w:r>
-        <w:t>Dbc.FindTable</w:t>
-      </w:r>
-      <w:proofErr w:type="spellEnd"/>
-      <w:r>
-        <w:t xml:space="preserve"> to support Alias and/or </w:t>
-      </w:r>
-      <w:proofErr w:type="spellStart"/>
-      <w:proofErr w:type="gramStart"/>
-      <w:r>
-        <w:t>FileName</w:t>
-      </w:r>
-      <w:proofErr w:type="spellEnd"/>
-      <w:r>
-        <w:t xml:space="preserve">  (</w:t>
+        <w:t xml:space="preserve">Fix Dbc.FindTable to support Alias and/or </w:t>
+      </w:r>
+      <w:proofErr w:type="gramStart"/>
+      <w:r>
+        <w:t>FileName  (</w:t>
       </w:r>
       <w:proofErr w:type="gramEnd"/>
       <w:r>
@@ -3252,14 +2237,9 @@
       <w:r>
         <w:t xml:space="preserve">dded NLS_ defines and initial implementation for the </w:t>
       </w:r>
-      <w:proofErr w:type="spellStart"/>
-      <w:proofErr w:type="gramStart"/>
-      <w:r>
-        <w:t>SetLocale</w:t>
-      </w:r>
-      <w:proofErr w:type="spellEnd"/>
-      <w:r>
-        <w:t>(</w:t>
+      <w:proofErr w:type="gramStart"/>
+      <w:r>
+        <w:t>SetLocale(</w:t>
       </w:r>
       <w:proofErr w:type="gramEnd"/>
       <w:r>
@@ -3351,31 +2331,7 @@
         </w:numPr>
       </w:pPr>
       <w:r>
-        <w:t xml:space="preserve">The </w:t>
-      </w:r>
-      <w:proofErr w:type="spellStart"/>
-      <w:r>
-        <w:t>XSharp.VFP</w:t>
-      </w:r>
-      <w:proofErr w:type="spellEnd"/>
-      <w:r>
-        <w:t xml:space="preserve"> assembly now contains function definitions for all functions from VFP, even the ones that exist in </w:t>
-      </w:r>
-      <w:proofErr w:type="spellStart"/>
-      <w:r>
-        <w:t>XSharp.Core</w:t>
-      </w:r>
-      <w:proofErr w:type="spellEnd"/>
-      <w:r>
-        <w:t xml:space="preserve"> and </w:t>
-      </w:r>
-      <w:proofErr w:type="spellStart"/>
-      <w:r>
-        <w:t>XSharp.RT</w:t>
-      </w:r>
-      <w:proofErr w:type="spellEnd"/>
-      <w:r>
-        <w:t>. These functions will delegate the work to the implementation in the other assemblies.</w:t>
+        <w:t>The XSharp.VFP assembly now contains function definitions for all functions from VFP, even the ones that exist in XSharp.Core and XSharp.RT. These functions will delegate the work to the implementation in the other assemblies.</w:t>
       </w:r>
     </w:p>
     <w:p>
@@ -3386,16 +2342,12 @@
         </w:numPr>
       </w:pPr>
       <w:r>
+        <w:lastRenderedPageBreak/>
         <w:t xml:space="preserve">Added an implementation of the </w:t>
       </w:r>
-      <w:proofErr w:type="spellStart"/>
-      <w:proofErr w:type="gramStart"/>
-      <w:r>
-        <w:t>AUsed</w:t>
-      </w:r>
-      <w:proofErr w:type="spellEnd"/>
-      <w:r>
-        <w:t>(</w:t>
+      <w:proofErr w:type="gramStart"/>
+      <w:r>
+        <w:t>AUsed(</w:t>
       </w:r>
       <w:proofErr w:type="gramEnd"/>
       <w:r>
@@ -3410,49 +2362,19 @@
         </w:numPr>
       </w:pPr>
       <w:r>
-        <w:lastRenderedPageBreak/>
         <w:t xml:space="preserve">The implementation of several UI related functions, such as </w:t>
       </w:r>
-      <w:proofErr w:type="spellStart"/>
-      <w:proofErr w:type="gramStart"/>
-      <w:r>
-        <w:t>MessageBox</w:t>
-      </w:r>
-      <w:proofErr w:type="spellEnd"/>
-      <w:r>
-        <w:t>(</w:t>
-      </w:r>
-      <w:proofErr w:type="gramEnd"/>
-      <w:r>
-        <w:t xml:space="preserve">), have been moved from </w:t>
-      </w:r>
-      <w:proofErr w:type="spellStart"/>
-      <w:r>
-        <w:t>XSharp.VFP</w:t>
-      </w:r>
-      <w:proofErr w:type="spellEnd"/>
-      <w:r>
-        <w:t xml:space="preserve"> to </w:t>
-      </w:r>
-      <w:proofErr w:type="spellStart"/>
-      <w:r>
-        <w:t>XSharp.VFP.UI</w:t>
-      </w:r>
-      <w:proofErr w:type="spellEnd"/>
-      <w:r>
-        <w:t>.</w:t>
+      <w:proofErr w:type="gramStart"/>
+      <w:r>
+        <w:t>MessageBox(</w:t>
+      </w:r>
+      <w:proofErr w:type="gramEnd"/>
+      <w:r>
+        <w:t>), have been moved from XSharp.VFP to XSharp.VFP.UI.</w:t>
       </w:r>
       <w:r>
         <w:br/>
-        <w:t xml:space="preserve">These functions will now output to the console window when </w:t>
-      </w:r>
-      <w:proofErr w:type="spellStart"/>
-      <w:r>
-        <w:t>XSharp.VFP.UI</w:t>
-      </w:r>
-      <w:proofErr w:type="spellEnd"/>
-      <w:r>
-        <w:t xml:space="preserve"> cannot be found.</w:t>
+        <w:t>These functions will now output to the console window when XSharp.VFP.UI cannot be found.</w:t>
       </w:r>
     </w:p>
     <w:p>
@@ -3463,50 +2385,27 @@
         </w:numPr>
       </w:pPr>
       <w:r>
-        <w:t>Added [</w:t>
-      </w:r>
-      <w:proofErr w:type="spellStart"/>
-      <w:r>
-        <w:t>FoxArrayInputParameterAttribute</w:t>
-      </w:r>
-      <w:proofErr w:type="spellEnd"/>
-      <w:r>
-        <w:t xml:space="preserve">] and an array result stack to support functions such as </w:t>
-      </w:r>
-      <w:proofErr w:type="spellStart"/>
-      <w:proofErr w:type="gramStart"/>
-      <w:r>
-        <w:t>AMembers</w:t>
-      </w:r>
-      <w:proofErr w:type="spellEnd"/>
-      <w:r>
-        <w:t>(</w:t>
+        <w:t xml:space="preserve">Added [FoxArrayInputParameterAttribute] and an array result stack to support functions such as </w:t>
+      </w:r>
+      <w:proofErr w:type="gramStart"/>
+      <w:r>
+        <w:t>AMembers(</w:t>
       </w:r>
       <w:proofErr w:type="gramEnd"/>
       <w:r>
         <w:t xml:space="preserve">), </w:t>
       </w:r>
-      <w:proofErr w:type="spellStart"/>
-      <w:proofErr w:type="gramStart"/>
-      <w:r>
-        <w:t>APrinters</w:t>
-      </w:r>
-      <w:proofErr w:type="spellEnd"/>
-      <w:r>
-        <w:t>(</w:t>
+      <w:proofErr w:type="gramStart"/>
+      <w:r>
+        <w:t>APrinters(</w:t>
       </w:r>
       <w:proofErr w:type="gramEnd"/>
       <w:r>
         <w:t xml:space="preserve">) and </w:t>
       </w:r>
-      <w:proofErr w:type="spellStart"/>
-      <w:proofErr w:type="gramStart"/>
-      <w:r>
-        <w:t>AUsed</w:t>
-      </w:r>
-      <w:proofErr w:type="spellEnd"/>
-      <w:r>
-        <w:t>(</w:t>
+      <w:proofErr w:type="gramStart"/>
+      <w:r>
+        <w:t>AUsed(</w:t>
       </w:r>
       <w:proofErr w:type="gramEnd"/>
       <w:r>
@@ -3523,27 +2422,17 @@
       <w:r>
         <w:t xml:space="preserve">Adjusted </w:t>
       </w:r>
-      <w:proofErr w:type="spellStart"/>
-      <w:proofErr w:type="gramStart"/>
-      <w:r>
-        <w:t>AMembers</w:t>
-      </w:r>
-      <w:proofErr w:type="spellEnd"/>
-      <w:r>
-        <w:t>(</w:t>
+      <w:proofErr w:type="gramStart"/>
+      <w:r>
+        <w:t>AMembers(</w:t>
       </w:r>
       <w:proofErr w:type="gramEnd"/>
       <w:r>
         <w:t xml:space="preserve">) and </w:t>
       </w:r>
-      <w:proofErr w:type="spellStart"/>
-      <w:proofErr w:type="gramStart"/>
-      <w:r>
-        <w:t>APrinters</w:t>
-      </w:r>
-      <w:proofErr w:type="spellEnd"/>
-      <w:r>
-        <w:t>(</w:t>
+      <w:proofErr w:type="gramStart"/>
+      <w:r>
+        <w:t>APrinters(</w:t>
       </w:r>
       <w:proofErr w:type="gramEnd"/>
       <w:r>
@@ -3558,15 +2447,80 @@
         </w:numPr>
       </w:pPr>
       <w:r>
+        <w:t>Fixed Set.Compatible default return value: it was incorrectly returning string "OFF" instead of LOGIC FALSE</w:t>
+      </w:r>
+    </w:p>
+    <w:p>
+      <w:pPr>
+        <w:numPr>
+          <w:ilvl w:val="0"/>
+          <w:numId w:val="9"/>
+        </w:numPr>
+      </w:pPr>
+      <w:r>
+        <w:t xml:space="preserve">Added Set.Compatible handler in the </w:t>
+      </w:r>
+      <w:proofErr w:type="gramStart"/>
+      <w:r>
+        <w:t>Set(</w:t>
+      </w:r>
+      <w:proofErr w:type="gramEnd"/>
+      <w:r>
+        <w:t>) function, supporting both string values ("ON", "OFF", "DB4") and LOGIC values</w:t>
+      </w:r>
+    </w:p>
+    <w:p>
+      <w:pPr>
+        <w:numPr>
+          <w:ilvl w:val="0"/>
+          <w:numId w:val="9"/>
+        </w:numPr>
+      </w:pPr>
+      <w:r>
+        <w:t xml:space="preserve">The DBFVFP driver now allows index expressions that contain </w:t>
+      </w:r>
+      <w:proofErr w:type="gramStart"/>
+      <w:r>
+        <w:t>Trim(</w:t>
+      </w:r>
+      <w:proofErr w:type="gramEnd"/>
+      <w:r>
+        <w:t xml:space="preserve">), </w:t>
+      </w:r>
+      <w:proofErr w:type="gramStart"/>
+      <w:r>
+        <w:t>Ltrim(</w:t>
+      </w:r>
+      <w:proofErr w:type="gramEnd"/>
+      <w:r>
+        <w:t xml:space="preserve">), </w:t>
+      </w:r>
+      <w:proofErr w:type="gramStart"/>
+      <w:r>
+        <w:t>RTrim(</w:t>
+      </w:r>
+      <w:proofErr w:type="gramEnd"/>
+      <w:r>
+        <w:t>) etc. (#1837)</w:t>
+      </w:r>
+    </w:p>
+    <w:p>
+      <w:pPr>
+        <w:numPr>
+          <w:ilvl w:val="0"/>
+          <w:numId w:val="9"/>
+        </w:numPr>
+      </w:pPr>
+      <w:r>
         <w:t xml:space="preserve">Fixed </w:t>
       </w:r>
-      <w:proofErr w:type="spellStart"/>
-      <w:r>
-        <w:t>Set.Compatible</w:t>
-      </w:r>
-      <w:proofErr w:type="spellEnd"/>
-      <w:r>
-        <w:t xml:space="preserve"> default return value: it was incorrectly returning string "OFF" instead of LOGIC FALSE</w:t>
+      <w:proofErr w:type="gramStart"/>
+      <w:r>
+        <w:t>FDate(</w:t>
+      </w:r>
+      <w:proofErr w:type="gramEnd"/>
+      <w:r>
+        <w:t>) to accept a filename parameter and return the actual last-write date of the file (#1856)</w:t>
       </w:r>
     </w:p>
     <w:p>
@@ -3577,23 +2531,15 @@
         </w:numPr>
       </w:pPr>
       <w:r>
-        <w:t xml:space="preserve">Added </w:t>
-      </w:r>
-      <w:proofErr w:type="spellStart"/>
-      <w:r>
-        <w:t>Set.Compatible</w:t>
-      </w:r>
-      <w:proofErr w:type="spellEnd"/>
-      <w:r>
-        <w:t xml:space="preserve"> handler in the </w:t>
-      </w:r>
-      <w:proofErr w:type="gramStart"/>
-      <w:r>
-        <w:t>Set(</w:t>
-      </w:r>
-      <w:proofErr w:type="gramEnd"/>
-      <w:r>
-        <w:t>) function, supporting both string values ("ON", "OFF", "DB4") and LOGIC values</w:t>
+        <w:t xml:space="preserve">Fixed </w:t>
+      </w:r>
+      <w:proofErr w:type="gramStart"/>
+      <w:r>
+        <w:t>FTime(</w:t>
+      </w:r>
+      <w:proofErr w:type="gramEnd"/>
+      <w:r>
+        <w:t>) to accept a filename parameter and return the actual last-write time of the file (#1856)</w:t>
       </w:r>
     </w:p>
     <w:p>
@@ -3604,41 +2550,197 @@
         </w:numPr>
       </w:pPr>
       <w:r>
-        <w:t xml:space="preserve">The DBFVFP driver now allows index expressions that contain </w:t>
-      </w:r>
-      <w:proofErr w:type="gramStart"/>
-      <w:r>
-        <w:t>Trim(</w:t>
+        <w:t xml:space="preserve">Fixed </w:t>
+      </w:r>
+      <w:proofErr w:type="gramStart"/>
+      <w:r>
+        <w:t>FSize(</w:t>
+      </w:r>
+      <w:proofErr w:type="gramEnd"/>
+      <w:r>
+        <w:t>) VFP compatibility: when SET COMPATIBLE is ON and no work area is specified, it returns the size of the named file; when the filename has no extension, a .DBF extension is assumed (#1856)</w:t>
+      </w:r>
+    </w:p>
+    <w:p>
+      <w:pPr>
+        <w:numPr>
+          <w:ilvl w:val="0"/>
+          <w:numId w:val="9"/>
+        </w:numPr>
+      </w:pPr>
+      <w:r>
+        <w:t xml:space="preserve">Added new file functions </w:t>
+      </w:r>
+      <w:proofErr w:type="gramStart"/>
+      <w:r>
+        <w:t>FName(</w:t>
+      </w:r>
+      <w:proofErr w:type="gramEnd"/>
+      <w:r>
+        <w:t xml:space="preserve">) (returns the filename from a path) and </w:t>
+      </w:r>
+      <w:proofErr w:type="gramStart"/>
+      <w:r>
+        <w:t>FAttrib(</w:t>
+      </w:r>
+      <w:proofErr w:type="gramEnd"/>
+      <w:r>
+        <w:t>) (returns file attributes) (#1856)</w:t>
+      </w:r>
+    </w:p>
+    <w:p>
+      <w:pPr>
+        <w:numPr>
+          <w:ilvl w:val="0"/>
+          <w:numId w:val="9"/>
+        </w:numPr>
+      </w:pPr>
+      <w:r>
+        <w:t>Fixed COPY TO ARRAY (#1857)</w:t>
+      </w:r>
+    </w:p>
+    <w:p>
+      <w:pPr>
+        <w:numPr>
+          <w:ilvl w:val="0"/>
+          <w:numId w:val="9"/>
+        </w:numPr>
+      </w:pPr>
+      <w:r>
+        <w:t>Added the [NeedsAccessToLocals] attribute to VFP Macro Wrapper functions to preserve correct macro evaluation behavior (#1858)</w:t>
+      </w:r>
+    </w:p>
+    <w:p>
+      <w:pPr>
+        <w:numPr>
+          <w:ilvl w:val="0"/>
+          <w:numId w:val="9"/>
+        </w:numPr>
+      </w:pPr>
+      <w:r>
+        <w:t>Added SET POINT and SET SEPARATOR support (#1867, #1883)</w:t>
+      </w:r>
+    </w:p>
+    <w:p>
+      <w:pPr>
+        <w:numPr>
+          <w:ilvl w:val="0"/>
+          <w:numId w:val="9"/>
+        </w:numPr>
+      </w:pPr>
+      <w:r>
+        <w:t>Fixed RELEASE ALL LIKE when a quoted pattern is used in the skeleton (#1870)</w:t>
+      </w:r>
+    </w:p>
+    <w:p>
+      <w:pPr>
+        <w:numPr>
+          <w:ilvl w:val="0"/>
+          <w:numId w:val="9"/>
+        </w:numPr>
+      </w:pPr>
+      <w:r>
+        <w:t>Added support for the SET BELL TO command (the command is accepted and ignored, matching VFP behavior) (#1874)</w:t>
+      </w:r>
+    </w:p>
+    <w:p>
+      <w:pPr>
+        <w:numPr>
+          <w:ilvl w:val="0"/>
+          <w:numId w:val="9"/>
+        </w:numPr>
+      </w:pPr>
+      <w:r>
+        <w:t xml:space="preserve">Implemented </w:t>
+      </w:r>
+      <w:proofErr w:type="gramStart"/>
+      <w:r>
+        <w:t>NORMALIZE(</w:t>
+      </w:r>
+      <w:proofErr w:type="gramEnd"/>
+      <w:r>
+        <w:t xml:space="preserve">) and </w:t>
+      </w:r>
+      <w:proofErr w:type="gramStart"/>
+      <w:r>
+        <w:t>DISPLAYPATH(</w:t>
+      </w:r>
+      <w:proofErr w:type="gramEnd"/>
+      <w:r>
+        <w:t>) functions (#1880)</w:t>
+      </w:r>
+    </w:p>
+    <w:p>
+      <w:pPr>
+        <w:numPr>
+          <w:ilvl w:val="0"/>
+          <w:numId w:val="9"/>
+        </w:numPr>
+      </w:pPr>
+      <w:r>
+        <w:t xml:space="preserve">Fixed </w:t>
+      </w:r>
+      <w:proofErr w:type="gramStart"/>
+      <w:r>
+        <w:t>VARTYPE(</w:t>
+      </w:r>
+      <w:proofErr w:type="gramEnd"/>
+      <w:r>
+        <w:t>) throwing exceptions for undeclared variables (#1882)</w:t>
+      </w:r>
+    </w:p>
+    <w:p>
+      <w:pPr>
+        <w:numPr>
+          <w:ilvl w:val="0"/>
+          <w:numId w:val="9"/>
+        </w:numPr>
+      </w:pPr>
+      <w:r>
+        <w:t>Fixed SET DEFAULT TO command paths and working directory handling (#1884)</w:t>
+      </w:r>
+    </w:p>
+    <w:p>
+      <w:pPr>
+        <w:numPr>
+          <w:ilvl w:val="0"/>
+          <w:numId w:val="9"/>
+        </w:numPr>
+      </w:pPr>
+      <w:r>
+        <w:t xml:space="preserve">Implemented </w:t>
+      </w:r>
+      <w:proofErr w:type="gramStart"/>
+      <w:r>
+        <w:t>Lock(</w:t>
       </w:r>
       <w:proofErr w:type="gramEnd"/>
       <w:r>
         <w:t xml:space="preserve">), </w:t>
       </w:r>
-      <w:proofErr w:type="spellStart"/>
-      <w:proofErr w:type="gramStart"/>
-      <w:r>
-        <w:t>Ltrim</w:t>
-      </w:r>
-      <w:proofErr w:type="spellEnd"/>
-      <w:r>
-        <w:t>(</w:t>
+      <w:proofErr w:type="gramStart"/>
+      <w:r>
+        <w:t>RLock(</w:t>
       </w:r>
       <w:proofErr w:type="gramEnd"/>
       <w:r>
         <w:t xml:space="preserve">), </w:t>
       </w:r>
-      <w:proofErr w:type="spellStart"/>
-      <w:proofErr w:type="gramStart"/>
-      <w:r>
-        <w:t>RTrim</w:t>
-      </w:r>
-      <w:proofErr w:type="spellEnd"/>
-      <w:r>
-        <w:t>(</w:t>
-      </w:r>
-      <w:proofErr w:type="gramEnd"/>
-      <w:r>
-        <w:t>) etc. (#1837)</w:t>
+      <w:proofErr w:type="gramStart"/>
+      <w:r>
+        <w:t>FLock(</w:t>
+      </w:r>
+      <w:proofErr w:type="gramEnd"/>
+      <w:r>
+        <w:t xml:space="preserve">) and </w:t>
+      </w:r>
+      <w:proofErr w:type="gramStart"/>
+      <w:r>
+        <w:t>UnLock(</w:t>
+      </w:r>
+      <w:proofErr w:type="gramEnd"/>
+      <w:r>
+        <w:t>) for SQLRDD (#1885)</w:t>
       </w:r>
     </w:p>
     <w:p>
@@ -3649,20 +2751,105 @@
         </w:numPr>
       </w:pPr>
       <w:r>
+        <w:t>VFP GUI provider now loads dynamically via AssemblyHelper (#1888)</w:t>
+      </w:r>
+    </w:p>
+    <w:p>
+      <w:pPr>
+        <w:numPr>
+          <w:ilvl w:val="0"/>
+          <w:numId w:val="9"/>
+        </w:numPr>
+      </w:pPr>
+      <w:r>
+        <w:t>Fixed RELEASE ALL LIKE when quoted patterns are passed in the skeleton (#1889)</w:t>
+      </w:r>
+    </w:p>
+    <w:p>
+      <w:pPr>
+        <w:numPr>
+          <w:ilvl w:val="0"/>
+          <w:numId w:val="9"/>
+        </w:numPr>
+      </w:pPr>
+      <w:r>
+        <w:t>Added missing parameterless and IntPtr overloads for F* file functions (#1890)</w:t>
+      </w:r>
+    </w:p>
+    <w:p>
+      <w:pPr>
+        <w:numPr>
+          <w:ilvl w:val="0"/>
+          <w:numId w:val="9"/>
+        </w:numPr>
+      </w:pPr>
+      <w:r>
+        <w:t>Fixed SET MEMOWIDTH, SYSMETRIC and COPY TO ARRAY (#1891)</w:t>
+      </w:r>
+    </w:p>
+    <w:p>
+      <w:pPr>
+        <w:numPr>
+          <w:ilvl w:val="0"/>
+          <w:numId w:val="9"/>
+        </w:numPr>
+      </w:pPr>
+      <w:r>
+        <w:t>Refined SET('DEFAULT') and SET('DIRECTORY') (#1892)</w:t>
+      </w:r>
+    </w:p>
+    <w:p>
+      <w:pPr>
+        <w:numPr>
+          <w:ilvl w:val="0"/>
+          <w:numId w:val="9"/>
+        </w:numPr>
+      </w:pPr>
+      <w:r>
+        <w:t xml:space="preserve">Implemented </w:t>
+      </w:r>
+      <w:proofErr w:type="gramStart"/>
+      <w:r>
+        <w:t>FCHSIZE(</w:t>
+      </w:r>
+      <w:proofErr w:type="gramEnd"/>
+      <w:r>
+        <w:t xml:space="preserve">) and VFP-compatible </w:t>
+      </w:r>
+      <w:proofErr w:type="gramStart"/>
+      <w:r>
+        <w:t>BINTOC(</w:t>
+      </w:r>
+      <w:proofErr w:type="gramEnd"/>
+      <w:r>
+        <w:t xml:space="preserve">) / </w:t>
+      </w:r>
+      <w:proofErr w:type="gramStart"/>
+      <w:r>
+        <w:t>CTOBIN(</w:t>
+      </w:r>
+      <w:proofErr w:type="gramEnd"/>
+      <w:r>
+        <w:t>) (#1893)</w:t>
+      </w:r>
+    </w:p>
+    <w:p>
+      <w:pPr>
+        <w:numPr>
+          <w:ilvl w:val="0"/>
+          <w:numId w:val="9"/>
+        </w:numPr>
+      </w:pPr>
+      <w:r>
         <w:t xml:space="preserve">Fixed </w:t>
       </w:r>
-      <w:proofErr w:type="spellStart"/>
-      <w:proofErr w:type="gramStart"/>
-      <w:r>
-        <w:t>FDate</w:t>
-      </w:r>
-      <w:proofErr w:type="spellEnd"/>
-      <w:r>
-        <w:t>(</w:t>
-      </w:r>
-      <w:proofErr w:type="gramEnd"/>
-      <w:r>
-        <w:t>) to accept a filename parameter and return the actual last-write date of the file (#1856)</w:t>
+      <w:proofErr w:type="gramStart"/>
+      <w:r>
+        <w:t>SYSMETRIC(</w:t>
+      </w:r>
+      <w:proofErr w:type="gramEnd"/>
+      <w:r>
+        <w:t>) calls, SET MEMOWIDTH typo, and SET DEFAULT/DIRECTORY initialization issues at startup (#1894)</w:t>
       </w:r>
     </w:p>
     <w:p>
@@ -3673,20 +2860,61 @@
         </w:numPr>
       </w:pPr>
       <w:r>
+        <w:t>Fixed MemoHelpers.MAX_WIDTH to be a dynamic property (#1895)</w:t>
+      </w:r>
+    </w:p>
+    <w:p>
+      <w:pPr>
+        <w:numPr>
+          <w:ilvl w:val="0"/>
+          <w:numId w:val="9"/>
+        </w:numPr>
+      </w:pPr>
+      <w:r>
+        <w:t xml:space="preserve">Implemented </w:t>
+      </w:r>
+      <w:proofErr w:type="gramStart"/>
+      <w:r>
+        <w:t>GETDIR(</w:t>
+      </w:r>
+      <w:proofErr w:type="gramEnd"/>
+      <w:r>
+        <w:t xml:space="preserve">), </w:t>
+      </w:r>
+      <w:proofErr w:type="gramStart"/>
+      <w:r>
+        <w:t>GETFILE(</w:t>
+      </w:r>
+      <w:proofErr w:type="gramEnd"/>
+      <w:r>
+        <w:t xml:space="preserve">) and </w:t>
+      </w:r>
+      <w:proofErr w:type="gramStart"/>
+      <w:r>
+        <w:t>GETPICT(</w:t>
+      </w:r>
+      <w:proofErr w:type="gramEnd"/>
+      <w:r>
+        <w:t>) dialog functions (#1896)</w:t>
+      </w:r>
+    </w:p>
+    <w:p>
+      <w:pPr>
+        <w:numPr>
+          <w:ilvl w:val="0"/>
+          <w:numId w:val="9"/>
+        </w:numPr>
+      </w:pPr>
+      <w:r>
         <w:t xml:space="preserve">Fixed </w:t>
       </w:r>
-      <w:proofErr w:type="spellStart"/>
-      <w:proofErr w:type="gramStart"/>
-      <w:r>
-        <w:t>FTime</w:t>
-      </w:r>
-      <w:proofErr w:type="spellEnd"/>
-      <w:r>
-        <w:t>(</w:t>
-      </w:r>
-      <w:proofErr w:type="gramEnd"/>
-      <w:r>
-        <w:t>) to accept a filename parameter and return the actual last-write time of the file (#1856)</w:t>
+      <w:proofErr w:type="gramStart"/>
+      <w:r>
+        <w:t>MESSAGEBOX(</w:t>
+      </w:r>
+      <w:proofErr w:type="gramEnd"/>
+      <w:r>
+        <w:t>) timeout issue and implemented dynamic parameter handling (#1897)</w:t>
       </w:r>
     </w:p>
     <w:p>
@@ -3697,20 +2925,7 @@
         </w:numPr>
       </w:pPr>
       <w:r>
-        <w:t xml:space="preserve">Fixed </w:t>
-      </w:r>
-      <w:proofErr w:type="spellStart"/>
-      <w:proofErr w:type="gramStart"/>
-      <w:r>
-        <w:t>FSize</w:t>
-      </w:r>
-      <w:proofErr w:type="spellEnd"/>
-      <w:r>
-        <w:t>(</w:t>
-      </w:r>
-      <w:proofErr w:type="gramEnd"/>
-      <w:r>
-        <w:t>) VFP compatibility: when SET COMPATIBLE is ON and no work area is specified, it returns the size of the named file; when the filename has no extension, a .DBF extension is assumed (#1856)</w:t>
+        <w:t>Implemented DIR/DIRECTORY command with output parity to VFP (#1900)</w:t>
       </w:r>
     </w:p>
     <w:p>
@@ -3721,28 +2936,7 @@
         </w:numPr>
       </w:pPr>
       <w:r>
-        <w:t xml:space="preserve">Added new file functions </w:t>
-      </w:r>
-      <w:proofErr w:type="gramStart"/>
-      <w:r>
-        <w:t>FName(</w:t>
-      </w:r>
-      <w:proofErr w:type="gramEnd"/>
-      <w:r>
-        <w:t xml:space="preserve">) (returns the filename from a path) and </w:t>
-      </w:r>
-      <w:proofErr w:type="spellStart"/>
-      <w:proofErr w:type="gramStart"/>
-      <w:r>
-        <w:t>FAttrib</w:t>
-      </w:r>
-      <w:proofErr w:type="spellEnd"/>
-      <w:r>
-        <w:t>(</w:t>
-      </w:r>
-      <w:proofErr w:type="gramEnd"/>
-      <w:r>
-        <w:t>) (returns file attributes) (#1856)</w:t>
+        <w:t>Implemented SET DEVICE TO FILE redirection (#1901)</w:t>
       </w:r>
     </w:p>
     <w:p>
@@ -3753,7 +2947,23 @@
         </w:numPr>
       </w:pPr>
       <w:r>
-        <w:t>Fixed COPY TO ARRAY (#1857)</w:t>
+        <w:t xml:space="preserve">Implemented </w:t>
+      </w:r>
+      <w:proofErr w:type="gramStart"/>
+      <w:r>
+        <w:t>ISPEN(</w:t>
+      </w:r>
+      <w:proofErr w:type="gramEnd"/>
+      <w:r>
+        <w:t xml:space="preserve">) (returns FALSE — no Tablet support) and </w:t>
+      </w:r>
+      <w:proofErr w:type="gramStart"/>
+      <w:r>
+        <w:t>IMESTATUS(</w:t>
+      </w:r>
+      <w:proofErr w:type="gramEnd"/>
+      <w:r>
+        <w:t>) (returns 0 — no IME support) (#1924)</w:t>
       </w:r>
     </w:p>
     <w:p>
@@ -3764,63 +2974,11 @@
         </w:numPr>
       </w:pPr>
       <w:r>
-        <w:t>Added the [</w:t>
-      </w:r>
-      <w:proofErr w:type="spellStart"/>
-      <w:r>
-        <w:t>NeedsAccessToLocals</w:t>
-      </w:r>
-      <w:proofErr w:type="spellEnd"/>
-      <w:r>
-        <w:t>] attribute to VFP Macro Wrapper functions to preserve correct macro evaluation behavior (#1858)</w:t>
-      </w:r>
-    </w:p>
-    <w:p>
-      <w:pPr>
-        <w:numPr>
-          <w:ilvl w:val="0"/>
-          <w:numId w:val="9"/>
-        </w:numPr>
-      </w:pPr>
-      <w:r>
-        <w:t>Added SET POINT and SET SEPARATOR support (#1867, #1883)</w:t>
-      </w:r>
-    </w:p>
-    <w:p>
-      <w:pPr>
-        <w:numPr>
-          <w:ilvl w:val="0"/>
-          <w:numId w:val="9"/>
-        </w:numPr>
-      </w:pPr>
-      <w:r>
-        <w:t>Fixed RELEASE ALL LIKE when a quoted pattern is used in the skeleton (#1870)</w:t>
-      </w:r>
-    </w:p>
-    <w:p>
-      <w:pPr>
-        <w:numPr>
-          <w:ilvl w:val="0"/>
-          <w:numId w:val="9"/>
-        </w:numPr>
-      </w:pPr>
-      <w:r>
-        <w:t>Added support for the SET BELL TO command (the command is accepted and ignored, matching VFP behavior) (#1874)</w:t>
-      </w:r>
-    </w:p>
-    <w:p>
-      <w:pPr>
-        <w:numPr>
-          <w:ilvl w:val="0"/>
-          <w:numId w:val="9"/>
-        </w:numPr>
-      </w:pPr>
-      <w:r>
         <w:t xml:space="preserve">Implemented </w:t>
       </w:r>
       <w:proofErr w:type="gramStart"/>
       <w:r>
-        <w:t>NORMALIZE(</w:t>
+        <w:t>PROW(</w:t>
       </w:r>
       <w:proofErr w:type="gramEnd"/>
       <w:r>
@@ -3828,400 +2986,11 @@
       </w:r>
       <w:proofErr w:type="gramStart"/>
       <w:r>
-        <w:t>DISPLAYPATH(</w:t>
-      </w:r>
-      <w:proofErr w:type="gramEnd"/>
-      <w:r>
-        <w:t>) functions (#1880)</w:t>
-      </w:r>
-    </w:p>
-    <w:p>
-      <w:pPr>
-        <w:numPr>
-          <w:ilvl w:val="0"/>
-          <w:numId w:val="9"/>
-        </w:numPr>
-      </w:pPr>
-      <w:r>
-        <w:t xml:space="preserve">Fixed </w:t>
-      </w:r>
-      <w:proofErr w:type="gramStart"/>
-      <w:r>
-        <w:t>VARTYPE(</w:t>
-      </w:r>
-      <w:proofErr w:type="gramEnd"/>
-      <w:r>
-        <w:t>) throwing exceptions for undeclared variables (#1882)</w:t>
-      </w:r>
-    </w:p>
-    <w:p>
-      <w:pPr>
-        <w:numPr>
-          <w:ilvl w:val="0"/>
-          <w:numId w:val="9"/>
-        </w:numPr>
-      </w:pPr>
-      <w:r>
-        <w:t>Fixed SET DEFAULT TO command paths and working directory handling (#1884)</w:t>
-      </w:r>
-    </w:p>
-    <w:p>
-      <w:pPr>
-        <w:numPr>
-          <w:ilvl w:val="0"/>
-          <w:numId w:val="9"/>
-        </w:numPr>
-      </w:pPr>
-      <w:r>
-        <w:t xml:space="preserve">Implemented </w:t>
-      </w:r>
-      <w:proofErr w:type="gramStart"/>
-      <w:r>
-        <w:t>Lock(</w:t>
-      </w:r>
-      <w:proofErr w:type="gramEnd"/>
-      <w:r>
-        <w:t xml:space="preserve">), </w:t>
-      </w:r>
-      <w:proofErr w:type="spellStart"/>
-      <w:proofErr w:type="gramStart"/>
-      <w:r>
-        <w:t>RLock</w:t>
-      </w:r>
-      <w:proofErr w:type="spellEnd"/>
-      <w:r>
-        <w:t>(</w:t>
-      </w:r>
-      <w:proofErr w:type="gramEnd"/>
-      <w:r>
-        <w:t xml:space="preserve">), </w:t>
-      </w:r>
-      <w:proofErr w:type="spellStart"/>
-      <w:proofErr w:type="gramStart"/>
-      <w:r>
-        <w:t>FLock</w:t>
-      </w:r>
-      <w:proofErr w:type="spellEnd"/>
-      <w:r>
-        <w:t>(</w:t>
-      </w:r>
-      <w:proofErr w:type="gramEnd"/>
-      <w:r>
-        <w:t xml:space="preserve">) and </w:t>
-      </w:r>
-      <w:proofErr w:type="spellStart"/>
-      <w:proofErr w:type="gramStart"/>
-      <w:r>
-        <w:t>UnLock</w:t>
-      </w:r>
-      <w:proofErr w:type="spellEnd"/>
-      <w:r>
-        <w:t>(</w:t>
-      </w:r>
-      <w:proofErr w:type="gramEnd"/>
-      <w:r>
-        <w:t>) for SQLRDD (#1885)</w:t>
-      </w:r>
-    </w:p>
-    <w:p>
-      <w:pPr>
-        <w:numPr>
-          <w:ilvl w:val="0"/>
-          <w:numId w:val="9"/>
-        </w:numPr>
-      </w:pPr>
-      <w:r>
-        <w:t xml:space="preserve">VFP GUI provider now loads dynamically via </w:t>
-      </w:r>
-      <w:proofErr w:type="spellStart"/>
-      <w:r>
-        <w:t>AssemblyHelper</w:t>
-      </w:r>
-      <w:proofErr w:type="spellEnd"/>
-      <w:r>
-        <w:t xml:space="preserve"> (#1888)</w:t>
-      </w:r>
-    </w:p>
-    <w:p>
-      <w:pPr>
-        <w:numPr>
-          <w:ilvl w:val="0"/>
-          <w:numId w:val="9"/>
-        </w:numPr>
-      </w:pPr>
-      <w:r>
-        <w:t>Fixed RELEASE ALL LIKE when quoted patterns are passed in the skeleton (#1889)</w:t>
-      </w:r>
-    </w:p>
-    <w:p>
-      <w:pPr>
-        <w:numPr>
-          <w:ilvl w:val="0"/>
-          <w:numId w:val="9"/>
-        </w:numPr>
-      </w:pPr>
-      <w:r>
-        <w:t xml:space="preserve">Added missing </w:t>
-      </w:r>
-      <w:proofErr w:type="spellStart"/>
-      <w:r>
-        <w:t>parameterless</w:t>
-      </w:r>
-      <w:proofErr w:type="spellEnd"/>
-      <w:r>
-        <w:t xml:space="preserve"> and </w:t>
-      </w:r>
-      <w:proofErr w:type="spellStart"/>
-      <w:r>
-        <w:t>IntPtr</w:t>
-      </w:r>
-      <w:proofErr w:type="spellEnd"/>
-      <w:r>
-        <w:t xml:space="preserve"> overloads for F* file functions (#1890)</w:t>
-      </w:r>
-    </w:p>
-    <w:p>
-      <w:pPr>
-        <w:numPr>
-          <w:ilvl w:val="0"/>
-          <w:numId w:val="9"/>
-        </w:numPr>
-      </w:pPr>
-      <w:r>
-        <w:t>Fixed SET MEMOWIDTH, SYSMETRIC and COPY TO ARRAY (#1891)</w:t>
-      </w:r>
-    </w:p>
-    <w:p>
-      <w:pPr>
-        <w:numPr>
-          <w:ilvl w:val="0"/>
-          <w:numId w:val="9"/>
-        </w:numPr>
-      </w:pPr>
-      <w:r>
-        <w:t>Refined SET('DEFAULT') and SET('DIRECTORY') (#1892)</w:t>
-      </w:r>
-    </w:p>
-    <w:p>
-      <w:pPr>
-        <w:numPr>
-          <w:ilvl w:val="0"/>
-          <w:numId w:val="9"/>
-        </w:numPr>
-      </w:pPr>
-      <w:r>
-        <w:t xml:space="preserve">Implemented </w:t>
-      </w:r>
-      <w:proofErr w:type="gramStart"/>
-      <w:r>
-        <w:t>FCHSIZE(</w:t>
-      </w:r>
-      <w:proofErr w:type="gramEnd"/>
-      <w:r>
-        <w:t xml:space="preserve">) and VFP-compatible </w:t>
-      </w:r>
-      <w:proofErr w:type="gramStart"/>
-      <w:r>
-        <w:t>BINTOC(</w:t>
-      </w:r>
-      <w:proofErr w:type="gramEnd"/>
-      <w:r>
-        <w:t xml:space="preserve">) / </w:t>
-      </w:r>
-      <w:proofErr w:type="gramStart"/>
-      <w:r>
-        <w:t>CTOBIN(</w:t>
-      </w:r>
-      <w:proofErr w:type="gramEnd"/>
-      <w:r>
-        <w:t>) (#1893)</w:t>
-      </w:r>
-    </w:p>
-    <w:p>
-      <w:pPr>
-        <w:numPr>
-          <w:ilvl w:val="0"/>
-          <w:numId w:val="9"/>
-        </w:numPr>
-      </w:pPr>
-      <w:r>
-        <w:t xml:space="preserve">Fixed </w:t>
-      </w:r>
-      <w:proofErr w:type="gramStart"/>
-      <w:r>
-        <w:t>SYSMETRIC(</w:t>
-      </w:r>
-      <w:proofErr w:type="gramEnd"/>
-      <w:r>
-        <w:t>) calls, SET MEMOWIDTH typo, and SET DEFAULT/DIRECTORY initialization issues at startup (#1894)</w:t>
-      </w:r>
-    </w:p>
-    <w:p>
-      <w:pPr>
-        <w:numPr>
-          <w:ilvl w:val="0"/>
-          <w:numId w:val="9"/>
-        </w:numPr>
-      </w:pPr>
-      <w:r>
-        <w:t xml:space="preserve">Fixed </w:t>
-      </w:r>
-      <w:proofErr w:type="spellStart"/>
-      <w:r>
-        <w:t>MemoHelpers.MAX_WIDTH</w:t>
-      </w:r>
-      <w:proofErr w:type="spellEnd"/>
-      <w:r>
-        <w:t xml:space="preserve"> to be a dynamic property (#1895)</w:t>
-      </w:r>
-    </w:p>
-    <w:p>
-      <w:pPr>
-        <w:numPr>
-          <w:ilvl w:val="0"/>
-          <w:numId w:val="9"/>
-        </w:numPr>
-      </w:pPr>
-      <w:r>
-        <w:t xml:space="preserve">Implemented </w:t>
-      </w:r>
-      <w:proofErr w:type="gramStart"/>
-      <w:r>
-        <w:t>GETDIR(</w:t>
-      </w:r>
-      <w:proofErr w:type="gramEnd"/>
-      <w:r>
-        <w:t xml:space="preserve">), </w:t>
-      </w:r>
-      <w:proofErr w:type="gramStart"/>
-      <w:r>
-        <w:t>GETFILE(</w:t>
-      </w:r>
-      <w:proofErr w:type="gramEnd"/>
-      <w:r>
-        <w:t xml:space="preserve">) and </w:t>
-      </w:r>
-      <w:proofErr w:type="gramStart"/>
-      <w:r>
-        <w:t>GETPICT(</w:t>
-      </w:r>
-      <w:proofErr w:type="gramEnd"/>
-      <w:r>
-        <w:t>) dialog functions (#1896)</w:t>
-      </w:r>
-    </w:p>
-    <w:p>
-      <w:pPr>
-        <w:numPr>
-          <w:ilvl w:val="0"/>
-          <w:numId w:val="9"/>
-        </w:numPr>
-      </w:pPr>
-      <w:r>
-        <w:t xml:space="preserve">Fixed </w:t>
-      </w:r>
-      <w:proofErr w:type="gramStart"/>
-      <w:r>
-        <w:t>MESSAGEBOX(</w:t>
-      </w:r>
-      <w:proofErr w:type="gramEnd"/>
-      <w:r>
-        <w:t>) timeout issue and implemented dynamic parameter handling (#1897)</w:t>
-      </w:r>
-    </w:p>
-    <w:p>
-      <w:pPr>
-        <w:numPr>
-          <w:ilvl w:val="0"/>
-          <w:numId w:val="9"/>
-        </w:numPr>
-      </w:pPr>
-      <w:r>
-        <w:t>Implemented DIR/DIRECTORY command with output parity to VFP (#1900)</w:t>
-      </w:r>
-    </w:p>
-    <w:p>
-      <w:pPr>
-        <w:numPr>
-          <w:ilvl w:val="0"/>
-          <w:numId w:val="9"/>
-        </w:numPr>
-      </w:pPr>
-      <w:r>
-        <w:t>Implemented SET DEVICE TO FILE redirection (#1901)</w:t>
-      </w:r>
-    </w:p>
-    <w:p>
-      <w:pPr>
-        <w:numPr>
-          <w:ilvl w:val="0"/>
-          <w:numId w:val="9"/>
-        </w:numPr>
-      </w:pPr>
-      <w:r>
-        <w:t xml:space="preserve">Implemented </w:t>
-      </w:r>
-      <w:proofErr w:type="gramStart"/>
-      <w:r>
-        <w:t>ISPEN(</w:t>
-      </w:r>
-      <w:proofErr w:type="gramEnd"/>
-      <w:r>
-        <w:t xml:space="preserve">) (returns FALSE — no Tablet support) and </w:t>
-      </w:r>
-      <w:proofErr w:type="gramStart"/>
-      <w:r>
-        <w:t>IMESTATUS(</w:t>
-      </w:r>
-      <w:proofErr w:type="gramEnd"/>
-      <w:r>
-        <w:t>) (returns 0 — no IME support) (#1924)</w:t>
-      </w:r>
-    </w:p>
-    <w:p>
-      <w:pPr>
-        <w:numPr>
-          <w:ilvl w:val="0"/>
-          <w:numId w:val="9"/>
-        </w:numPr>
-      </w:pPr>
-      <w:r>
-        <w:t xml:space="preserve">Implemented </w:t>
-      </w:r>
-      <w:proofErr w:type="gramStart"/>
-      <w:r>
-        <w:t>PROW(</w:t>
-      </w:r>
-      <w:proofErr w:type="gramEnd"/>
-      <w:r>
-        <w:t xml:space="preserve">) and </w:t>
-      </w:r>
-      <w:proofErr w:type="gramStart"/>
-      <w:r>
         <w:t>PCOL(</w:t>
       </w:r>
       <w:proofErr w:type="gramEnd"/>
       <w:r>
         <w:t>) printer position functions (#1925)</w:t>
-      </w:r>
-    </w:p>
-    <w:p>
-      <w:pPr>
-        <w:numPr>
-          <w:ilvl w:val="0"/>
-          <w:numId w:val="9"/>
-        </w:numPr>
-      </w:pPr>
-      <w:r>
-        <w:t xml:space="preserve">Implemented </w:t>
-      </w:r>
-      <w:proofErr w:type="gramStart"/>
-      <w:r>
-        <w:t>TXNLEVEL(</w:t>
-      </w:r>
-      <w:proofErr w:type="gramEnd"/>
-      <w:r>
-        <w:t>) which returns the current transaction nesting level (#1927)</w:t>
       </w:r>
     </w:p>
     <w:p>
@@ -4237,6 +3006,25 @@
       </w:r>
       <w:proofErr w:type="gramStart"/>
       <w:r>
+        <w:t>TXNLEVEL(</w:t>
+      </w:r>
+      <w:proofErr w:type="gramEnd"/>
+      <w:r>
+        <w:t>) which returns the current transaction nesting level (#1927)</w:t>
+      </w:r>
+    </w:p>
+    <w:p>
+      <w:pPr>
+        <w:numPr>
+          <w:ilvl w:val="0"/>
+          <w:numId w:val="9"/>
+        </w:numPr>
+      </w:pPr>
+      <w:r>
+        <w:t xml:space="preserve">Implemented </w:t>
+      </w:r>
+      <w:proofErr w:type="gramStart"/>
+      <w:r>
         <w:t>ISMEMOFETCHED(</w:t>
       </w:r>
       <w:proofErr w:type="gramEnd"/>
@@ -4360,27 +3148,17 @@
       <w:r>
         <w:t xml:space="preserve">Fixed an issue with </w:t>
       </w:r>
-      <w:proofErr w:type="spellStart"/>
-      <w:proofErr w:type="gramStart"/>
-      <w:r>
-        <w:t>Strtran</w:t>
-      </w:r>
-      <w:proofErr w:type="spellEnd"/>
-      <w:r>
-        <w:t>(</w:t>
+      <w:proofErr w:type="gramStart"/>
+      <w:r>
+        <w:t>Strtran(</w:t>
       </w:r>
       <w:proofErr w:type="gramEnd"/>
       <w:r>
         <w:t xml:space="preserve">), </w:t>
       </w:r>
-      <w:proofErr w:type="spellStart"/>
-      <w:proofErr w:type="gramStart"/>
-      <w:r>
-        <w:t>ExecScript</w:t>
-      </w:r>
-      <w:proofErr w:type="spellEnd"/>
-      <w:r>
-        <w:t>(</w:t>
+      <w:proofErr w:type="gramStart"/>
+      <w:r>
+        <w:t>ExecScript(</w:t>
       </w:r>
       <w:proofErr w:type="gramEnd"/>
       <w:r>
@@ -4661,21 +3439,14 @@
         </w:numPr>
       </w:pPr>
       <w:r>
+        <w:lastRenderedPageBreak/>
         <w:t>Project</w:t>
       </w:r>
       <w:r>
         <w:t xml:space="preserve"> </w:t>
       </w:r>
       <w:r>
-        <w:t xml:space="preserve">References in SDK projects no longer store the name, </w:t>
-      </w:r>
-      <w:proofErr w:type="spellStart"/>
-      <w:r>
-        <w:t>guid</w:t>
-      </w:r>
-      <w:proofErr w:type="spellEnd"/>
-      <w:r>
-        <w:t xml:space="preserve"> etc.</w:t>
+        <w:t>References in SDK projects no longer store the name, guid etc.</w:t>
       </w:r>
     </w:p>
     <w:p>
@@ -4686,7 +3457,6 @@
         </w:numPr>
       </w:pPr>
       <w:r>
-        <w:lastRenderedPageBreak/>
         <w:t>The Build/Cancel button was not visible when a X# project was selected and another project was being built. (#1799)</w:t>
       </w:r>
     </w:p>
@@ -4708,12 +3478,10 @@
       <w:r>
         <w:t xml:space="preserve"> initializer for '</w:t>
       </w:r>
-      <w:proofErr w:type="spellStart"/>
       <w:proofErr w:type="gramStart"/>
       <w:r>
         <w:t>XSharp.Project.ErrorListManager</w:t>
       </w:r>
-      <w:proofErr w:type="spellEnd"/>
       <w:proofErr w:type="gramEnd"/>
       <w:r>
         <w:t>' threw an exception” when loading projects in VS2026 (#1800)</w:t>
@@ -4750,23 +3518,7 @@
         </w:numPr>
       </w:pPr>
       <w:r>
-        <w:t>The include-files node could sometimes show files, even after the /</w:t>
-      </w:r>
-      <w:proofErr w:type="spellStart"/>
-      <w:r>
-        <w:t>nostddef</w:t>
-      </w:r>
-      <w:proofErr w:type="spellEnd"/>
-      <w:r>
-        <w:t xml:space="preserve"> compiler option was selected on the project properties page. We recommend a touch of all the files in a project to completely refresh (clear) </w:t>
-      </w:r>
-      <w:proofErr w:type="spellStart"/>
-      <w:r>
-        <w:t>the</w:t>
-      </w:r>
-      <w:proofErr w:type="spellEnd"/>
-      <w:r>
-        <w:t xml:space="preserve"> include list. (#1805)</w:t>
+        <w:t>The include-files node could sometimes show files, even after the /nostddef compiler option was selected on the project properties page. We recommend a touch of all the files in a project to completely refresh (clear) the include list. (#1805)</w:t>
       </w:r>
     </w:p>
     <w:p>
@@ -4804,21 +3556,8 @@
       <w:r>
         <w:t xml:space="preserve"> </w:t>
       </w:r>
-      <w:proofErr w:type="spellStart"/>
-      <w:r>
-        <w:t>Guid</w:t>
-      </w:r>
-      <w:proofErr w:type="spellEnd"/>
-      <w:r>
-        <w:t xml:space="preserve"> properties to SDK projects. </w:t>
-      </w:r>
-      <w:proofErr w:type="spellStart"/>
-      <w:r>
-        <w:t>Guids</w:t>
-      </w:r>
-      <w:proofErr w:type="spellEnd"/>
-      <w:r>
-        <w:t xml:space="preserve"> are also removed from project references inside SDK </w:t>
+      <w:r>
+        <w:t xml:space="preserve">Guid properties to SDK projects. Guids are also removed from project references inside SDK </w:t>
       </w:r>
       <w:r>
         <w:t>projects. (</w:t>
@@ -5117,23 +3856,7 @@
         </w:numPr>
       </w:pPr>
       <w:r>
-        <w:t xml:space="preserve">Methods named FIELDGET and FIELDPUT (in uppercase) are now named </w:t>
-      </w:r>
-      <w:proofErr w:type="spellStart"/>
-      <w:r>
-        <w:t>FieldGet</w:t>
-      </w:r>
-      <w:proofErr w:type="spellEnd"/>
-      <w:r>
-        <w:t xml:space="preserve"> and </w:t>
-      </w:r>
-      <w:proofErr w:type="spellStart"/>
-      <w:r>
-        <w:t>FieldPut</w:t>
-      </w:r>
-      <w:proofErr w:type="spellEnd"/>
-      <w:r>
-        <w:t xml:space="preserve"> to be compatible with the case of other methods.</w:t>
+        <w:t>Methods named FIELDGET and FIELDPUT (in uppercase) are now named FieldGet and FieldPut to be compatible with the case of other methods.</w:t>
       </w:r>
     </w:p>
     <w:p>
@@ -5160,23 +3883,7 @@
         </w:numPr>
       </w:pPr>
       <w:r>
-        <w:t xml:space="preserve">The menu and toolbar class now internally use the </w:t>
-      </w:r>
-      <w:proofErr w:type="spellStart"/>
-      <w:r>
-        <w:t>MenuStrip</w:t>
-      </w:r>
-      <w:proofErr w:type="spellEnd"/>
-      <w:r>
-        <w:t xml:space="preserve"> and </w:t>
-      </w:r>
-      <w:proofErr w:type="spellStart"/>
-      <w:r>
-        <w:t>ToolStrip</w:t>
-      </w:r>
-      <w:proofErr w:type="spellEnd"/>
-      <w:r>
-        <w:t xml:space="preserve"> classes from Windows Forms because the classes that were used before are no longer supported in newer versions of .Net.</w:t>
+        <w:t>The menu and toolbar class now internally use the MenuStrip and ToolStrip classes from Windows Forms because the classes that were used before are no longer supported in newer versions of .Net.</w:t>
       </w:r>
     </w:p>
     <w:p>
@@ -6241,6 +4948,7 @@
   <w:style w:type="character" w:default="1" w:styleId="DefaultParagraphFont">
     <w:name w:val="Default Paragraph Font"/>
     <w:uiPriority w:val="1"/>
+    <w:semiHidden/>
     <w:unhideWhenUsed/>
   </w:style>
   <w:style w:type="table" w:default="1" w:styleId="TableNormal">

--- a/docs/whatsnew.docx
+++ b/docs/whatsnew.docx
@@ -132,23 +132,7 @@
                       <w:b/>
                       <w:bCs/>
                     </w:rPr>
-                    <w:t xml:space="preserve">This document lists the changes to X# since </w:t>
-                  </w:r>
-                  <w:proofErr w:type="gramStart"/>
-                  <w:r>
-                    <w:rPr>
-                      <w:b/>
-                      <w:bCs/>
-                    </w:rPr>
-                    <w:t>build</w:t>
-                  </w:r>
-                  <w:proofErr w:type="gramEnd"/>
-                  <w:r>
-                    <w:rPr>
-                      <w:b/>
-                      <w:bCs/>
-                    </w:rPr>
-                    <w:t xml:space="preserve"> 2.</w:t>
+                    <w:t>This document lists the changes to X# since build 2.</w:t>
                   </w:r>
                   <w:r>
                     <w:rPr>
@@ -422,15 +406,7 @@
         </w:numPr>
       </w:pPr>
       <w:r>
-        <w:t xml:space="preserve">Values set in </w:t>
-      </w:r>
-      <w:proofErr w:type="gramStart"/>
-      <w:r>
-        <w:t>Directory.Build.Props</w:t>
-      </w:r>
-      <w:proofErr w:type="gramEnd"/>
-      <w:r>
-        <w:t xml:space="preserve"> for DefaultItemExcludes are now preserved</w:t>
+        <w:t>Values set in Directory.Build.Props for DefaultItemExcludes are now preserved</w:t>
       </w:r>
     </w:p>
     <w:p>
@@ -507,39 +483,7 @@
         </w:numPr>
       </w:pPr>
       <w:r>
-        <w:t xml:space="preserve">Added </w:t>
-      </w:r>
-      <w:proofErr w:type="gramStart"/>
-      <w:r>
-        <w:t>GETPRINTER(</w:t>
-      </w:r>
-      <w:proofErr w:type="gramEnd"/>
-      <w:r>
-        <w:t xml:space="preserve">), </w:t>
-      </w:r>
-      <w:proofErr w:type="gramStart"/>
-      <w:r>
-        <w:t>PUTFILE(</w:t>
-      </w:r>
-      <w:proofErr w:type="gramEnd"/>
-      <w:r>
-        <w:t xml:space="preserve">), </w:t>
-      </w:r>
-      <w:proofErr w:type="gramStart"/>
-      <w:r>
-        <w:t>LOCFILE(</w:t>
-      </w:r>
-      <w:proofErr w:type="gramEnd"/>
-      <w:r>
-        <w:t xml:space="preserve">) and </w:t>
-      </w:r>
-      <w:proofErr w:type="gramStart"/>
-      <w:r>
-        <w:t>INPUTBOX(</w:t>
-      </w:r>
-      <w:proofErr w:type="gramEnd"/>
-      <w:r>
-        <w:t>), and completed WAIT WINDOW support (#1997, #1996)</w:t>
+        <w:t>Added GETPRINTER(), PUTFILE(), LOCFILE() and INPUTBOX(), and completed WAIT WINDOW support (#1997, #1996)</w:t>
       </w:r>
     </w:p>
     <w:p>
@@ -561,55 +505,7 @@
         </w:numPr>
       </w:pPr>
       <w:r>
-        <w:t xml:space="preserve">Implemented </w:t>
-      </w:r>
-      <w:proofErr w:type="gramStart"/>
-      <w:r>
-        <w:t>ATAGINFO(</w:t>
-      </w:r>
-      <w:proofErr w:type="gramEnd"/>
-      <w:r>
-        <w:t xml:space="preserve">), </w:t>
-      </w:r>
-      <w:proofErr w:type="gramStart"/>
-      <w:r>
-        <w:t>XMLTOCURSOR(</w:t>
-      </w:r>
-      <w:proofErr w:type="gramEnd"/>
-      <w:r>
-        <w:t xml:space="preserve">), </w:t>
-      </w:r>
-      <w:proofErr w:type="gramStart"/>
-      <w:r>
-        <w:t>CURSORTOXML(</w:t>
-      </w:r>
-      <w:proofErr w:type="gramEnd"/>
-      <w:r>
-        <w:t xml:space="preserve">), </w:t>
-      </w:r>
-      <w:proofErr w:type="gramStart"/>
-      <w:r>
-        <w:t>KEYMATCH(</w:t>
-      </w:r>
-      <w:proofErr w:type="gramEnd"/>
-      <w:r>
-        <w:t xml:space="preserve">), </w:t>
-      </w:r>
-      <w:proofErr w:type="gramStart"/>
-      <w:r>
-        <w:t>LOOKUP(</w:t>
-      </w:r>
-      <w:proofErr w:type="gramEnd"/>
-      <w:r>
-        <w:t xml:space="preserve">) and basic </w:t>
-      </w:r>
-      <w:proofErr w:type="gramStart"/>
-      <w:r>
-        <w:t>NEWOBJECT(</w:t>
-      </w:r>
-      <w:proofErr w:type="gramEnd"/>
-      <w:r>
-        <w:t>) support in the VFP runtime (#2087, #2070, #2016, #2004, #2003)</w:t>
+        <w:t>Implemented ATAGINFO(), XMLTOCURSOR(), CURSORTOXML(), KEYMATCH(), LOOKUP() and basic NEWOBJECT() support in the VFP runtime (#2087, #2070, #2016, #2004, #2003)</w:t>
       </w:r>
     </w:p>
     <w:p>
@@ -661,15 +557,7 @@
         </w:numPr>
       </w:pPr>
       <w:r>
-        <w:t xml:space="preserve">Fixed VFP command compatibility issues in </w:t>
-      </w:r>
-      <w:proofErr w:type="gramStart"/>
-      <w:r>
-        <w:t>CAST(</w:t>
-      </w:r>
-      <w:proofErr w:type="gramEnd"/>
-      <w:r>
-        <w:t>),</w:t>
+        <w:t>Fixed VFP command compatibility issues in CAST(),</w:t>
       </w:r>
       <w:r>
         <w:rPr>
@@ -681,15 +569,7 @@
         <w:t xml:space="preserve"> </w:t>
       </w:r>
       <w:r>
-        <w:t xml:space="preserve">REPLACE default scope, SET DATE, SET SECONDS, COPY MEMO, IN-clause parsing, WAIT WINDOW message ordering, and </w:t>
-      </w:r>
-      <w:proofErr w:type="gramStart"/>
-      <w:r>
-        <w:t>SYSMETRIC(</w:t>
-      </w:r>
-      <w:proofErr w:type="gramEnd"/>
-      <w:r>
-        <w:t>) (#2013, #2008, #2038, #2030, #2017, #2029, #2053, #2065)</w:t>
+        <w:t>REPLACE default scope, SET DATE, SET SECONDS, COPY MEMO, IN-clause parsing, WAIT WINDOW message ordering, and SYSMETRIC() (#2013, #2008, #2038, #2030, #2017, #2029, #2053, #2065)</w:t>
       </w:r>
     </w:p>
     <w:p>
@@ -711,15 +591,7 @@
         </w:numPr>
       </w:pPr>
       <w:r>
-        <w:t xml:space="preserve">Fixed FoxPro member-access and macro-compiler problems involving protected, private and static members, qualified static references, and </w:t>
-      </w:r>
-      <w:proofErr w:type="gramStart"/>
-      <w:r>
-        <w:t>NEWOBJECT(</w:t>
-      </w:r>
-      <w:proofErr w:type="gramEnd"/>
-      <w:r>
-        <w:t>) initialization parameters (#2056, #2057, #2039)</w:t>
+        <w:t>Fixed FoxPro member-access and macro-compiler problems involving protected, private and static members, qualified static references, and NEWOBJECT() initialization parameters (#2056, #2057, #2039)</w:t>
       </w:r>
     </w:p>
     <w:p>
@@ -774,31 +646,7 @@
         </w:numPr>
       </w:pPr>
       <w:r>
-        <w:t xml:space="preserve">Fixed the usCulture used for conversions so it ignores Windows user overrides; this fixes </w:t>
-      </w:r>
-      <w:proofErr w:type="gramStart"/>
-      <w:r>
-        <w:t>Val(</w:t>
-      </w:r>
-      <w:proofErr w:type="gramEnd"/>
-      <w:r>
-        <w:t xml:space="preserve">), </w:t>
-      </w:r>
-      <w:proofErr w:type="gramStart"/>
-      <w:r>
-        <w:t>Str(</w:t>
-      </w:r>
-      <w:proofErr w:type="gramEnd"/>
-      <w:r>
-        <w:t xml:space="preserve">) and </w:t>
-      </w:r>
-      <w:proofErr w:type="gramStart"/>
-      <w:r>
-        <w:t>Transform(</w:t>
-      </w:r>
-      <w:proofErr w:type="gramEnd"/>
-      <w:r>
-        <w:t>) when the user has a custom decimal symbol or digit grouping (#2100)</w:t>
+        <w:t>Fixed the usCulture used for conversions so it ignores Windows user overrides; this fixes Val(), Str() and Transform() when the user has a custom decimal symbol or digit grouping (#2100)</w:t>
       </w:r>
     </w:p>
     <w:p>
@@ -870,15 +718,7 @@
         </w:numPr>
       </w:pPr>
       <w:r>
-        <w:t xml:space="preserve">(Experimental) Added a WinForms Designer shadow-project bridge for SDK-style projects, including automatic synchronization on save and cleanup when projects close. This will be used for projects targeting .Net 8 and later. For .Net 4 the internal designer is used. The IDE will create a C# project with the same references and will cross compile the X# code to C# so it can be designed. Changes in the form will be cross compiled back to X# and </w:t>
-      </w:r>
-      <w:proofErr w:type="gramStart"/>
-      <w:r>
-        <w:t>double clicking</w:t>
-      </w:r>
-      <w:proofErr w:type="gramEnd"/>
-      <w:r>
-        <w:t xml:space="preserve"> event handlers will open the X# source files.</w:t>
+        <w:t>(Experimental) Added a WinForms Designer shadow-project bridge for SDK-style projects, including automatic synchronization on save and cleanup when projects close. This will be used for projects targeting .Net 8 and later. For .Net 4 the internal designer is used. The IDE will create a C# project with the same references and will cross compile the X# code to C# so it can be designed. Changes in the form will be cross compiled back to X# and double clicking event handlers will open the X# source files.</w:t>
       </w:r>
     </w:p>
     <w:p>
@@ -1001,6 +841,20 @@
     </w:p>
     <w:p>
       <w:pPr>
+        <w:numPr>
+          <w:ilvl w:val="0"/>
+          <w:numId w:val="2"/>
+        </w:numPr>
+      </w:pPr>
+      <w:r>
+        <w:rPr>
+          <w:lang w:val="x-none"/>
+        </w:rPr>
+        <w:t>Fixed threading issues in the VS Projectsystem (#2124, #2125, #2127)</w:t>
+      </w:r>
+    </w:p>
+    <w:p>
+      <w:pPr>
         <w:pStyle w:val="Heading2"/>
       </w:pPr>
       <w:r>
@@ -1056,15 +910,7 @@
         </w:numPr>
       </w:pPr>
       <w:r>
-        <w:t xml:space="preserve">Added WITH/ENDWITH expansion during export, plus better ClassName-prefix handling and prefix-aware </w:t>
-      </w:r>
-      <w:proofErr w:type="gramStart"/>
-      <w:r>
-        <w:t>CreateObject(</w:t>
-      </w:r>
-      <w:proofErr w:type="gramEnd"/>
-      <w:r>
-        <w:t>) generation</w:t>
+        <w:t>Added WITH/ENDWITH expansion during export, plus better ClassName-prefix handling and prefix-aware CreateObject() generation</w:t>
       </w:r>
     </w:p>
     <w:p>
@@ -1122,23 +968,7 @@
         </w:numPr>
       </w:pPr>
       <w:r>
-        <w:t xml:space="preserve">Fixed exported VFP universe metadata to include </w:t>
-      </w:r>
-      <w:proofErr w:type="gramStart"/>
-      <w:r>
-        <w:t>FNAME(</w:t>
-      </w:r>
-      <w:proofErr w:type="gramEnd"/>
-      <w:r>
-        <w:t xml:space="preserve">) and </w:t>
-      </w:r>
-      <w:proofErr w:type="gramStart"/>
-      <w:r>
-        <w:t>FATTRIB(</w:t>
-      </w:r>
-      <w:proofErr w:type="gramEnd"/>
-      <w:r>
-        <w:t>) (#2015)</w:t>
+        <w:t>Fixed exported VFP universe metadata to include FNAME() and FATTRIB() (#2015)</w:t>
       </w:r>
     </w:p>
     <w:p>
@@ -1160,11 +990,8 @@
         </w:numPr>
       </w:pPr>
       <w:r>
-        <w:t xml:space="preserve">Fixed output-folder handling, destination-folder cleanup, file-deletion messages, and missing </w:t>
-      </w:r>
-      <w:r>
         <w:lastRenderedPageBreak/>
-        <w:t>ColorProperties.json deployment</w:t>
+        <w:t>Fixed output-folder handling, destination-folder cleanup, file-deletion messages, and missing ColorProperties.json deployment</w:t>
       </w:r>
     </w:p>
     <w:p>
@@ -1221,23 +1048,7 @@
           <w:b/>
           <w:bCs/>
         </w:rPr>
-        <w:t xml:space="preserve">X# 3 has some breaking changes, so you should take the time to </w:t>
-      </w:r>
-      <w:proofErr w:type="gramStart"/>
-      <w:r>
-        <w:rPr>
-          <w:b/>
-          <w:bCs/>
-        </w:rPr>
-        <w:t>recompile</w:t>
-      </w:r>
-      <w:proofErr w:type="gramEnd"/>
-      <w:r>
-        <w:rPr>
-          <w:b/>
-          <w:bCs/>
-        </w:rPr>
-        <w:t xml:space="preserve"> and test all your existing projects and solutions.</w:t>
+        <w:t>X# 3 has some breaking changes, so you should take the time to recompile and test all your existing projects and solutions.</w:t>
       </w:r>
     </w:p>
     <w:p>
@@ -1268,15 +1079,7 @@
       </w:r>
       <w:r>
         <w:br/>
-        <w:t xml:space="preserve">That does not mean that you can't link your program against the Vulcan runtime DLLs, but we no longer map our Xbase types to the types in these DLLs. So USUAL will not be mapped to </w:t>
-      </w:r>
-      <w:proofErr w:type="gramStart"/>
-      <w:r>
-        <w:t>Vulcan._</w:t>
-      </w:r>
-      <w:proofErr w:type="gramEnd"/>
-      <w:r>
-        <w:t>_Usual. You can still use the types, functions and classes on these DLLs, but they will no longer be treated specially. If you want to call a function from the Vulcan Runtime yuou will have to use the syntax for static methods</w:t>
+        <w:t>That does not mean that you can't link your program against the Vulcan runtime DLLs, but we no longer map our Xbase types to the types in these DLLs. So USUAL will not be mapped to Vulcan.__Usual. You can still use the types, functions and classes on these DLLs, but they will no longer be treated specially. If you want to call a function from the Vulcan Runtime yuou will have to use the syntax for static methods</w:t>
       </w:r>
     </w:p>
     <w:p>
@@ -1298,15 +1101,7 @@
         </w:numPr>
       </w:pPr>
       <w:r>
-        <w:t xml:space="preserve">We have added </w:t>
-      </w:r>
-      <w:proofErr w:type="gramStart"/>
-      <w:r>
-        <w:t>file wide NAMESPACE</w:t>
-      </w:r>
-      <w:proofErr w:type="gramEnd"/>
-      <w:r>
-        <w:t xml:space="preserve"> support</w:t>
+        <w:t>We have added file wide NAMESPACE support</w:t>
       </w:r>
     </w:p>
     <w:p>
@@ -1334,58 +1129,18 @@
         <w:t>conditionally</w:t>
       </w:r>
       <w:r>
-        <w:t xml:space="preserve"> compile differences between XSharp 3 and </w:t>
-      </w:r>
-      <w:proofErr w:type="gramStart"/>
-      <w:r>
-        <w:t>a previous</w:t>
-      </w:r>
-      <w:proofErr w:type="gramEnd"/>
-      <w:r>
-        <w:t xml:space="preserve"> version</w:t>
-      </w:r>
-    </w:p>
-    <w:p>
-      <w:pPr>
-        <w:numPr>
-          <w:ilvl w:val="0"/>
-          <w:numId w:val="2"/>
-        </w:numPr>
-      </w:pPr>
-      <w:r>
-        <w:t xml:space="preserve">We have added code to check for the new [FoxArrayResultAttribute] that marks VFP functions which may create an array as a result (such as </w:t>
-      </w:r>
-      <w:proofErr w:type="gramStart"/>
-      <w:r>
-        <w:t>AMembers(</w:t>
-      </w:r>
-      <w:proofErr w:type="gramEnd"/>
-      <w:r>
-        <w:t xml:space="preserve">), </w:t>
-      </w:r>
-      <w:proofErr w:type="gramStart"/>
-      <w:r>
-        <w:t>APrinters(</w:t>
-      </w:r>
-      <w:proofErr w:type="gramEnd"/>
-      <w:r>
-        <w:t xml:space="preserve">) and </w:t>
-      </w:r>
-      <w:proofErr w:type="gramStart"/>
-      <w:r>
-        <w:t>AUsed(</w:t>
-      </w:r>
-      <w:proofErr w:type="gramEnd"/>
-      <w:r>
-        <w:t xml:space="preserve">)). When the function is </w:t>
-      </w:r>
-      <w:proofErr w:type="gramStart"/>
-      <w:r>
-        <w:t>called with</w:t>
-      </w:r>
-      <w:proofErr w:type="gramEnd"/>
-      <w:r>
-        <w:t xml:space="preserve"> an undeclared variable then a new private variable is created for the result. (#1903)</w:t>
+        <w:t xml:space="preserve"> compile differences between XSharp 3 and a previous version</w:t>
+      </w:r>
+    </w:p>
+    <w:p>
+      <w:pPr>
+        <w:numPr>
+          <w:ilvl w:val="0"/>
+          <w:numId w:val="2"/>
+        </w:numPr>
+      </w:pPr>
+      <w:r>
+        <w:t>We have added code to check for the new [FoxArrayResultAttribute] that marks VFP functions which may create an array as a result (such as AMembers(), APrinters() and AUsed()). When the function is called with an undeclared variable then a new private variable is created for the result. (#1903)</w:t>
       </w:r>
     </w:p>
     <w:p>
@@ -1446,23 +1201,7 @@
         </w:numPr>
       </w:pPr>
       <w:r>
-        <w:t xml:space="preserve">The range expression rule in the compiler </w:t>
-      </w:r>
-      <w:proofErr w:type="gramStart"/>
-      <w:r>
-        <w:t>( a</w:t>
-      </w:r>
-      <w:proofErr w:type="gramEnd"/>
-      <w:r>
-        <w:t xml:space="preserve"> .. b) allowed both sides of the dots to be empty. This has been fixed. The compiler now supports “a .. b”, “a .. </w:t>
-      </w:r>
-      <w:proofErr w:type="gramStart"/>
-      <w:r>
-        <w:t>“ and</w:t>
-      </w:r>
-      <w:proofErr w:type="gramEnd"/>
-      <w:r>
-        <w:t xml:space="preserve"> “ .. b” </w:t>
+        <w:t xml:space="preserve">The range expression rule in the compiler ( a .. b) allowed both sides of the dots to be empty. This has been fixed. The compiler now supports “a .. b”, “a .. “ and “ .. b” </w:t>
       </w:r>
     </w:p>
     <w:p>
@@ -1501,7 +1240,11 @@
         </w:numPr>
       </w:pPr>
       <w:r>
-        <w:t>Fixed overload resolution when a Clipper calling convention function is called with a single NULL_OBJECT argument (#1782, #1016)</w:t>
+        <w:t xml:space="preserve">Fixed overload resolution when a Clipper calling convention function is called with a single </w:t>
+      </w:r>
+      <w:r>
+        <w:lastRenderedPageBreak/>
+        <w:t>NULL_OBJECT argument (#1782, #1016)</w:t>
       </w:r>
     </w:p>
     <w:p>
@@ -1512,16 +1255,7 @@
         </w:numPr>
       </w:pPr>
       <w:r>
-        <w:lastRenderedPageBreak/>
-        <w:t xml:space="preserve">Changed the UDC for the RECALL command, because FoxPro temporarily switches of the </w:t>
-      </w:r>
-      <w:proofErr w:type="gramStart"/>
-      <w:r>
-        <w:t>SetDeleted(</w:t>
-      </w:r>
-      <w:proofErr w:type="gramEnd"/>
-      <w:r>
-        <w:t>) setting during the command (#1838)</w:t>
+        <w:t>Changed the UDC for the RECALL command, because FoxPro temporarily switches of the SetDeleted() setting during the command (#1838)</w:t>
       </w:r>
     </w:p>
     <w:p>
@@ -1659,23 +1393,7 @@
         </w:numPr>
       </w:pPr>
       <w:r>
-        <w:t xml:space="preserve">The XAML files in the Rules subfolder of the MsBuild folder are no longer used and have been deleted. </w:t>
-      </w:r>
-      <w:proofErr w:type="gramStart"/>
-      <w:r>
-        <w:t>Also</w:t>
-      </w:r>
-      <w:proofErr w:type="gramEnd"/>
-      <w:r>
-        <w:t xml:space="preserve"> the references to these files in </w:t>
-      </w:r>
-      <w:proofErr w:type="gramStart"/>
-      <w:r>
-        <w:t>the .props</w:t>
-      </w:r>
-      <w:proofErr w:type="gramEnd"/>
-      <w:r>
-        <w:t xml:space="preserve"> and .targets files have been removed</w:t>
+        <w:t>The XAML files in the Rules subfolder of the MsBuild folder are no longer used and have been deleted. Also the references to these files in the .props and .targets files have been removed</w:t>
       </w:r>
     </w:p>
     <w:p>
@@ -1692,15 +1410,7 @@
         <w:t>t</w:t>
       </w:r>
       <w:r>
-        <w:t xml:space="preserve">ically picks up the </w:t>
-      </w:r>
-      <w:proofErr w:type="gramStart"/>
-      <w:r>
-        <w:t>include</w:t>
-      </w:r>
-      <w:proofErr w:type="gramEnd"/>
-      <w:r>
-        <w:t xml:space="preserve"> folder from your Vulcan installation</w:t>
+        <w:t>ically picks up the include folder from your Vulcan installation</w:t>
       </w:r>
     </w:p>
     <w:p>
@@ -1711,15 +1421,7 @@
         </w:numPr>
       </w:pPr>
       <w:r>
-        <w:t xml:space="preserve">There are many changes in </w:t>
-      </w:r>
-      <w:proofErr w:type="gramStart"/>
-      <w:r>
-        <w:t>the .props</w:t>
-      </w:r>
-      <w:proofErr w:type="gramEnd"/>
-      <w:r>
-        <w:t xml:space="preserve"> and .targets files to support SDK style projects and .Net 10. One of these changes automatically sets dependency relations between files, such as between VOBinary files and the module that they belong to.</w:t>
+        <w:t>There are many changes in the .props and .targets files to support SDK style projects and .Net 10. One of these changes automatically sets dependency relations between files, such as between VOBinary files and the module that they belong to.</w:t>
       </w:r>
     </w:p>
     <w:p>
@@ -1730,15 +1432,7 @@
         </w:numPr>
       </w:pPr>
       <w:r>
-        <w:t xml:space="preserve">The response file for the last build is now written to the intermediate output folder of the project with the name &lt;OutputFileName&gt;.rsp. A copy of this file is also written </w:t>
-      </w:r>
-      <w:proofErr w:type="gramStart"/>
-      <w:r>
-        <w:t>to</w:t>
-      </w:r>
-      <w:proofErr w:type="gramEnd"/>
-      <w:r>
-        <w:t xml:space="preserve"> the temp folder under the name LastXSharpResponseFile.Rsp </w:t>
+        <w:t xml:space="preserve">The response file for the last build is now written to the intermediate output folder of the project with the name &lt;OutputFileName&gt;.rsp. A copy of this file is also written to the temp folder under the name LastXSharpResponseFile.Rsp </w:t>
       </w:r>
     </w:p>
     <w:p>
@@ -1763,15 +1457,7 @@
         </w:numPr>
       </w:pPr>
       <w:r>
-        <w:t xml:space="preserve">The Build task to compile native resources now checks the rc and </w:t>
-      </w:r>
-      <w:proofErr w:type="gramStart"/>
-      <w:r>
-        <w:t>include</w:t>
-      </w:r>
-      <w:proofErr w:type="gramEnd"/>
-      <w:r>
-        <w:t xml:space="preserve"> files for Byte Order Marks (BOM). When it finds such a BOM then it generates a warning </w:t>
+        <w:t xml:space="preserve">The Build task to compile native resources now checks the rc and include files for Byte Order Marks (BOM). When it finds such a BOM then it generates a warning </w:t>
       </w:r>
     </w:p>
     <w:p>
@@ -1815,15 +1501,7 @@
         </w:numPr>
       </w:pPr>
       <w:r>
-        <w:t xml:space="preserve">Fixed a NuGet error about listing “win-x86” as runtime identifier for </w:t>
-      </w:r>
-      <w:proofErr w:type="gramStart"/>
-      <w:r>
-        <w:t>Old</w:t>
-      </w:r>
-      <w:proofErr w:type="gramEnd"/>
-      <w:r>
-        <w:t xml:space="preserve"> style projects with package references (#1801)</w:t>
+        <w:t>Fixed a NuGet error about listing “win-x86” as runtime identifier for Old style projects with package references (#1801)</w:t>
       </w:r>
     </w:p>
     <w:p>
@@ -1847,15 +1525,7 @@
     </w:p>
     <w:p>
       <w:r>
-        <w:t xml:space="preserve">The signature for several functions and methods in </w:t>
-      </w:r>
-      <w:proofErr w:type="gramStart"/>
-      <w:r>
-        <w:t>the XSharp</w:t>
-      </w:r>
-      <w:proofErr w:type="gramEnd"/>
-      <w:r>
-        <w:t xml:space="preserve"> Runtime has been changed. </w:t>
+        <w:t xml:space="preserve">The signature for several functions and methods in the XSharp Runtime has been changed. </w:t>
       </w:r>
       <w:r>
         <w:br/>
@@ -1864,11 +1534,8 @@
     </w:p>
     <w:p>
       <w:r>
-        <w:t xml:space="preserve">The new modifier tells the compiler to pass the variable by reference, which should make the code </w:t>
-      </w:r>
-      <w:r>
         <w:lastRenderedPageBreak/>
-        <w:t xml:space="preserve">slightly faster. </w:t>
+        <w:t xml:space="preserve">The new modifier tells the compiler to pass the variable by reference, which should make the code slightly faster. </w:t>
       </w:r>
     </w:p>
     <w:p>
@@ -1951,15 +1618,7 @@
         </w:numPr>
       </w:pPr>
       <w:r>
-        <w:t xml:space="preserve">We have added implicit conversion operators from USUAL to nullable value </w:t>
-      </w:r>
-      <w:proofErr w:type="gramStart"/>
-      <w:r>
-        <w:t>types(</w:t>
-      </w:r>
-      <w:proofErr w:type="gramEnd"/>
-      <w:r>
-        <w:t>#1748, #1807)</w:t>
+        <w:t>We have added implicit conversion operators from USUAL to nullable value types(#1748, #1807)</w:t>
       </w:r>
     </w:p>
     <w:p>
@@ -1970,15 +1629,7 @@
         </w:numPr>
       </w:pPr>
       <w:r>
-        <w:t xml:space="preserve">Added the </w:t>
-      </w:r>
-      <w:proofErr w:type="gramStart"/>
-      <w:r>
-        <w:t>Transform @</w:t>
-      </w:r>
-      <w:proofErr w:type="gramEnd"/>
-      <w:r>
-        <w:t>N format function</w:t>
+        <w:t>Added the Transform @N format function</w:t>
       </w:r>
     </w:p>
     <w:p>
@@ -2030,15 +1681,7 @@
         </w:numPr>
       </w:pPr>
       <w:r>
-        <w:t xml:space="preserve">Fixed </w:t>
-      </w:r>
-      <w:proofErr w:type="gramStart"/>
-      <w:r>
-        <w:t>ADel(</w:t>
-      </w:r>
-      <w:proofErr w:type="gramEnd"/>
-      <w:r>
-        <w:t>) to correctly remove the element at the specified position</w:t>
+        <w:t>Fixed ADel() to correctly remove the element at the specified position</w:t>
       </w:r>
     </w:p>
     <w:p>
@@ -2060,23 +1703,7 @@
         </w:numPr>
       </w:pPr>
       <w:r>
-        <w:t xml:space="preserve">Removed duplicate </w:t>
-      </w:r>
-      <w:proofErr w:type="gramStart"/>
-      <w:r>
-        <w:t>MAKELANGID(</w:t>
-      </w:r>
-      <w:proofErr w:type="gramEnd"/>
-      <w:r>
-        <w:t xml:space="preserve">) and </w:t>
-      </w:r>
-      <w:proofErr w:type="gramStart"/>
-      <w:r>
-        <w:t>MAKELCID(</w:t>
-      </w:r>
-      <w:proofErr w:type="gramEnd"/>
-      <w:r>
-        <w:t>) functions from the Win32APILibrary; they were already defined in another location (#1124)</w:t>
+        <w:t>Removed duplicate MAKELANGID() and MAKELCID() functions from the Win32APILibrary; they were already defined in another location (#1124)</w:t>
       </w:r>
     </w:p>
     <w:p>
@@ -2131,31 +1758,7 @@
         </w:numPr>
       </w:pPr>
       <w:r>
-        <w:t xml:space="preserve">Fixed an issue </w:t>
-      </w:r>
-      <w:proofErr w:type="gramStart"/>
-      <w:r>
-        <w:t>where</w:t>
-      </w:r>
-      <w:proofErr w:type="gramEnd"/>
-      <w:r>
-        <w:t xml:space="preserve"> assigning to a hidden field or property was incorrectly allowed. Added </w:t>
-      </w:r>
-      <w:proofErr w:type="gramStart"/>
-      <w:r>
-        <w:t>NoIVarGetSelf(</w:t>
-      </w:r>
-      <w:proofErr w:type="gramEnd"/>
-      <w:r>
-        <w:t xml:space="preserve">) and </w:t>
-      </w:r>
-      <w:proofErr w:type="gramStart"/>
-      <w:r>
-        <w:t>NoIVarPutSelf(</w:t>
-      </w:r>
-      <w:proofErr w:type="gramEnd"/>
-      <w:r>
-        <w:t>) methods (#1491)</w:t>
+        <w:t>Fixed an issue where assigning to a hidden field or property was incorrectly allowed. Added NoIVarGetSelf() and NoIVarPutSelf() methods (#1491)</w:t>
       </w:r>
     </w:p>
     <w:p>
@@ -2188,15 +1791,7 @@
         </w:numPr>
       </w:pPr>
       <w:r>
-        <w:t xml:space="preserve">Fix Dbc.FindTable to support Alias and/or </w:t>
-      </w:r>
-      <w:proofErr w:type="gramStart"/>
-      <w:r>
-        <w:t>FileName  (</w:t>
-      </w:r>
-      <w:proofErr w:type="gramEnd"/>
-      <w:r>
-        <w:t>#1949)</w:t>
+        <w:t>Fix Dbc.FindTable to support Alias and/or FileName  (#1949)</w:t>
       </w:r>
     </w:p>
     <w:p>
@@ -2235,15 +1830,7 @@
         <w:t>A</w:t>
       </w:r>
       <w:r>
-        <w:t xml:space="preserve">dded NLS_ defines and initial implementation for the </w:t>
-      </w:r>
-      <w:proofErr w:type="gramStart"/>
-      <w:r>
-        <w:t>SetLocale(</w:t>
-      </w:r>
-      <w:proofErr w:type="gramEnd"/>
-      <w:r>
-        <w:t>) function</w:t>
+        <w:t>dded NLS_ defines and initial implementation for the SetLocale() function</w:t>
       </w:r>
     </w:p>
     <w:p>
@@ -2276,23 +1863,7 @@
         </w:numPr>
       </w:pPr>
       <w:r>
-        <w:t xml:space="preserve">Added support for the </w:t>
-      </w:r>
-      <w:proofErr w:type="gramStart"/>
-      <w:r>
-        <w:t>Break(</w:t>
-      </w:r>
-      <w:proofErr w:type="gramEnd"/>
-      <w:r>
-        <w:t xml:space="preserve">) </w:t>
-      </w:r>
-      <w:proofErr w:type="gramStart"/>
-      <w:r>
-        <w:t>function  (</w:t>
-      </w:r>
-      <w:proofErr w:type="gramEnd"/>
-      <w:r>
-        <w:t>#1961)</w:t>
+        <w:t>Added support for the Break() function  (#1961)</w:t>
       </w:r>
     </w:p>
     <w:p>
@@ -2306,21 +1877,7 @@
         <w:rPr>
           <w:bCs/>
         </w:rPr>
-        <w:t xml:space="preserve">New features </w:t>
-      </w:r>
-      <w:proofErr w:type="gramStart"/>
-      <w:r>
-        <w:rPr>
-          <w:bCs/>
-        </w:rPr>
-        <w:t>the</w:t>
-      </w:r>
-      <w:proofErr w:type="gramEnd"/>
-      <w:r>
-        <w:rPr>
-          <w:bCs/>
-        </w:rPr>
-        <w:t xml:space="preserve"> FoxPro dialect.</w:t>
+        <w:t>New features the FoxPro dialect.</w:t>
       </w:r>
     </w:p>
     <w:p>
@@ -2331,7 +1888,11 @@
         </w:numPr>
       </w:pPr>
       <w:r>
-        <w:t>The XSharp.VFP assembly now contains function definitions for all functions from VFP, even the ones that exist in XSharp.Core and XSharp.RT. These functions will delegate the work to the implementation in the other assemblies.</w:t>
+        <w:t xml:space="preserve">The XSharp.VFP assembly now contains function definitions for all functions from VFP, even the ones that exist in XSharp.Core and XSharp.RT. These functions will delegate the work to the </w:t>
+      </w:r>
+      <w:r>
+        <w:lastRenderedPageBreak/>
+        <w:t>implementation in the other assemblies.</w:t>
       </w:r>
     </w:p>
     <w:p>
@@ -2342,16 +1903,7 @@
         </w:numPr>
       </w:pPr>
       <w:r>
-        <w:lastRenderedPageBreak/>
-        <w:t xml:space="preserve">Added an implementation of the </w:t>
-      </w:r>
-      <w:proofErr w:type="gramStart"/>
-      <w:r>
-        <w:t>AUsed(</w:t>
-      </w:r>
-      <w:proofErr w:type="gramEnd"/>
-      <w:r>
-        <w:t>) function (VFP)</w:t>
+        <w:t>Added an implementation of the AUsed() function (VFP)</w:t>
       </w:r>
     </w:p>
     <w:p>
@@ -2362,15 +1914,7 @@
         </w:numPr>
       </w:pPr>
       <w:r>
-        <w:t xml:space="preserve">The implementation of several UI related functions, such as </w:t>
-      </w:r>
-      <w:proofErr w:type="gramStart"/>
-      <w:r>
-        <w:t>MessageBox(</w:t>
-      </w:r>
-      <w:proofErr w:type="gramEnd"/>
-      <w:r>
-        <w:t>), have been moved from XSharp.VFP to XSharp.VFP.UI.</w:t>
+        <w:t>The implementation of several UI related functions, such as MessageBox(), have been moved from XSharp.VFP to XSharp.VFP.UI.</w:t>
       </w:r>
       <w:r>
         <w:br/>
@@ -2385,31 +1929,7 @@
         </w:numPr>
       </w:pPr>
       <w:r>
-        <w:t xml:space="preserve">Added [FoxArrayInputParameterAttribute] and an array result stack to support functions such as </w:t>
-      </w:r>
-      <w:proofErr w:type="gramStart"/>
-      <w:r>
-        <w:t>AMembers(</w:t>
-      </w:r>
-      <w:proofErr w:type="gramEnd"/>
-      <w:r>
-        <w:t xml:space="preserve">), </w:t>
-      </w:r>
-      <w:proofErr w:type="gramStart"/>
-      <w:r>
-        <w:t>APrinters(</w:t>
-      </w:r>
-      <w:proofErr w:type="gramEnd"/>
-      <w:r>
-        <w:t xml:space="preserve">) and </w:t>
-      </w:r>
-      <w:proofErr w:type="gramStart"/>
-      <w:r>
-        <w:t>AUsed(</w:t>
-      </w:r>
-      <w:proofErr w:type="gramEnd"/>
-      <w:r>
-        <w:t>)</w:t>
+        <w:t>Added [FoxArrayInputParameterAttribute] and an array result stack to support functions such as AMembers(), APrinters() and AUsed()</w:t>
       </w:r>
     </w:p>
     <w:p>
@@ -2420,23 +1940,7 @@
         </w:numPr>
       </w:pPr>
       <w:r>
-        <w:t xml:space="preserve">Adjusted </w:t>
-      </w:r>
-      <w:proofErr w:type="gramStart"/>
-      <w:r>
-        <w:t>AMembers(</w:t>
-      </w:r>
-      <w:proofErr w:type="gramEnd"/>
-      <w:r>
-        <w:t xml:space="preserve">) and </w:t>
-      </w:r>
-      <w:proofErr w:type="gramStart"/>
-      <w:r>
-        <w:t>APrinters(</w:t>
-      </w:r>
-      <w:proofErr w:type="gramEnd"/>
-      <w:r>
-        <w:t>) to use the new array result mechanism</w:t>
+        <w:t>Adjusted AMembers() and APrinters() to use the new array result mechanism</w:t>
       </w:r>
     </w:p>
     <w:p>
@@ -2458,15 +1962,7 @@
         </w:numPr>
       </w:pPr>
       <w:r>
-        <w:t xml:space="preserve">Added Set.Compatible handler in the </w:t>
-      </w:r>
-      <w:proofErr w:type="gramStart"/>
-      <w:r>
-        <w:t>Set(</w:t>
-      </w:r>
-      <w:proofErr w:type="gramEnd"/>
-      <w:r>
-        <w:t>) function, supporting both string values ("ON", "OFF", "DB4") and LOGIC values</w:t>
+        <w:t>Added Set.Compatible handler in the Set() function, supporting both string values ("ON", "OFF", "DB4") and LOGIC values</w:t>
       </w:r>
     </w:p>
     <w:p>
@@ -2477,31 +1973,7 @@
         </w:numPr>
       </w:pPr>
       <w:r>
-        <w:t xml:space="preserve">The DBFVFP driver now allows index expressions that contain </w:t>
-      </w:r>
-      <w:proofErr w:type="gramStart"/>
-      <w:r>
-        <w:t>Trim(</w:t>
-      </w:r>
-      <w:proofErr w:type="gramEnd"/>
-      <w:r>
-        <w:t xml:space="preserve">), </w:t>
-      </w:r>
-      <w:proofErr w:type="gramStart"/>
-      <w:r>
-        <w:t>Ltrim(</w:t>
-      </w:r>
-      <w:proofErr w:type="gramEnd"/>
-      <w:r>
-        <w:t xml:space="preserve">), </w:t>
-      </w:r>
-      <w:proofErr w:type="gramStart"/>
-      <w:r>
-        <w:t>RTrim(</w:t>
-      </w:r>
-      <w:proofErr w:type="gramEnd"/>
-      <w:r>
-        <w:t>) etc. (#1837)</w:t>
+        <w:t>The DBFVFP driver now allows index expressions that contain Trim(), Ltrim(), RTrim() etc. (#1837)</w:t>
       </w:r>
     </w:p>
     <w:p>
@@ -2512,15 +1984,7 @@
         </w:numPr>
       </w:pPr>
       <w:r>
-        <w:t xml:space="preserve">Fixed </w:t>
-      </w:r>
-      <w:proofErr w:type="gramStart"/>
-      <w:r>
-        <w:t>FDate(</w:t>
-      </w:r>
-      <w:proofErr w:type="gramEnd"/>
-      <w:r>
-        <w:t>) to accept a filename parameter and return the actual last-write date of the file (#1856)</w:t>
+        <w:t>Fixed FDate() to accept a filename parameter and return the actual last-write date of the file (#1856)</w:t>
       </w:r>
     </w:p>
     <w:p>
@@ -2531,15 +1995,7 @@
         </w:numPr>
       </w:pPr>
       <w:r>
-        <w:t xml:space="preserve">Fixed </w:t>
-      </w:r>
-      <w:proofErr w:type="gramStart"/>
-      <w:r>
-        <w:t>FTime(</w:t>
-      </w:r>
-      <w:proofErr w:type="gramEnd"/>
-      <w:r>
-        <w:t>) to accept a filename parameter and return the actual last-write time of the file (#1856)</w:t>
+        <w:t>Fixed FTime() to accept a filename parameter and return the actual last-write time of the file (#1856)</w:t>
       </w:r>
     </w:p>
     <w:p>
@@ -2550,15 +2006,7 @@
         </w:numPr>
       </w:pPr>
       <w:r>
-        <w:t xml:space="preserve">Fixed </w:t>
-      </w:r>
-      <w:proofErr w:type="gramStart"/>
-      <w:r>
-        <w:t>FSize(</w:t>
-      </w:r>
-      <w:proofErr w:type="gramEnd"/>
-      <w:r>
-        <w:t>) VFP compatibility: when SET COMPATIBLE is ON and no work area is specified, it returns the size of the named file; when the filename has no extension, a .DBF extension is assumed (#1856)</w:t>
+        <w:t>Fixed FSize() VFP compatibility: when SET COMPATIBLE is ON and no work area is specified, it returns the size of the named file; when the filename has no extension, a .DBF extension is assumed (#1856)</w:t>
       </w:r>
     </w:p>
     <w:p>
@@ -2569,23 +2017,7 @@
         </w:numPr>
       </w:pPr>
       <w:r>
-        <w:t xml:space="preserve">Added new file functions </w:t>
-      </w:r>
-      <w:proofErr w:type="gramStart"/>
-      <w:r>
-        <w:t>FName(</w:t>
-      </w:r>
-      <w:proofErr w:type="gramEnd"/>
-      <w:r>
-        <w:t xml:space="preserve">) (returns the filename from a path) and </w:t>
-      </w:r>
-      <w:proofErr w:type="gramStart"/>
-      <w:r>
-        <w:t>FAttrib(</w:t>
-      </w:r>
-      <w:proofErr w:type="gramEnd"/>
-      <w:r>
-        <w:t>) (returns file attributes) (#1856)</w:t>
+        <w:t>Added new file functions FName() (returns the filename from a path) and FAttrib() (returns file attributes) (#1856)</w:t>
       </w:r>
     </w:p>
     <w:p>
@@ -2651,23 +2083,7 @@
         </w:numPr>
       </w:pPr>
       <w:r>
-        <w:t xml:space="preserve">Implemented </w:t>
-      </w:r>
-      <w:proofErr w:type="gramStart"/>
-      <w:r>
-        <w:t>NORMALIZE(</w:t>
-      </w:r>
-      <w:proofErr w:type="gramEnd"/>
-      <w:r>
-        <w:t xml:space="preserve">) and </w:t>
-      </w:r>
-      <w:proofErr w:type="gramStart"/>
-      <w:r>
-        <w:t>DISPLAYPATH(</w:t>
-      </w:r>
-      <w:proofErr w:type="gramEnd"/>
-      <w:r>
-        <w:t>) functions (#1880)</w:t>
+        <w:t>Implemented NORMALIZE() and DISPLAYPATH() functions (#1880)</w:t>
       </w:r>
     </w:p>
     <w:p>
@@ -2678,15 +2094,7 @@
         </w:numPr>
       </w:pPr>
       <w:r>
-        <w:t xml:space="preserve">Fixed </w:t>
-      </w:r>
-      <w:proofErr w:type="gramStart"/>
-      <w:r>
-        <w:t>VARTYPE(</w:t>
-      </w:r>
-      <w:proofErr w:type="gramEnd"/>
-      <w:r>
-        <w:t>) throwing exceptions for undeclared variables (#1882)</w:t>
+        <w:t>Fixed VARTYPE() throwing exceptions for undeclared variables (#1882)</w:t>
       </w:r>
     </w:p>
     <w:p>
@@ -2708,39 +2116,7 @@
         </w:numPr>
       </w:pPr>
       <w:r>
-        <w:t xml:space="preserve">Implemented </w:t>
-      </w:r>
-      <w:proofErr w:type="gramStart"/>
-      <w:r>
-        <w:t>Lock(</w:t>
-      </w:r>
-      <w:proofErr w:type="gramEnd"/>
-      <w:r>
-        <w:t xml:space="preserve">), </w:t>
-      </w:r>
-      <w:proofErr w:type="gramStart"/>
-      <w:r>
-        <w:t>RLock(</w:t>
-      </w:r>
-      <w:proofErr w:type="gramEnd"/>
-      <w:r>
-        <w:t xml:space="preserve">), </w:t>
-      </w:r>
-      <w:proofErr w:type="gramStart"/>
-      <w:r>
-        <w:t>FLock(</w:t>
-      </w:r>
-      <w:proofErr w:type="gramEnd"/>
-      <w:r>
-        <w:t xml:space="preserve">) and </w:t>
-      </w:r>
-      <w:proofErr w:type="gramStart"/>
-      <w:r>
-        <w:t>UnLock(</w:t>
-      </w:r>
-      <w:proofErr w:type="gramEnd"/>
-      <w:r>
-        <w:t>) for SQLRDD (#1885)</w:t>
+        <w:t>Implemented Lock(), RLock(), FLock() and UnLock() for SQLRDD (#1885)</w:t>
       </w:r>
     </w:p>
     <w:p>
@@ -2806,31 +2182,7 @@
         </w:numPr>
       </w:pPr>
       <w:r>
-        <w:t xml:space="preserve">Implemented </w:t>
-      </w:r>
-      <w:proofErr w:type="gramStart"/>
-      <w:r>
-        <w:t>FCHSIZE(</w:t>
-      </w:r>
-      <w:proofErr w:type="gramEnd"/>
-      <w:r>
-        <w:t xml:space="preserve">) and VFP-compatible </w:t>
-      </w:r>
-      <w:proofErr w:type="gramStart"/>
-      <w:r>
-        <w:t>BINTOC(</w:t>
-      </w:r>
-      <w:proofErr w:type="gramEnd"/>
-      <w:r>
-        <w:t xml:space="preserve">) / </w:t>
-      </w:r>
-      <w:proofErr w:type="gramStart"/>
-      <w:r>
-        <w:t>CTOBIN(</w:t>
-      </w:r>
-      <w:proofErr w:type="gramEnd"/>
-      <w:r>
-        <w:t>) (#1893)</w:t>
+        <w:t>Implemented FCHSIZE() and VFP-compatible BINTOC() / CTOBIN() (#1893)</w:t>
       </w:r>
     </w:p>
     <w:p>
@@ -2841,15 +2193,7 @@
         </w:numPr>
       </w:pPr>
       <w:r>
-        <w:t xml:space="preserve">Fixed </w:t>
-      </w:r>
-      <w:proofErr w:type="gramStart"/>
-      <w:r>
-        <w:t>SYSMETRIC(</w:t>
-      </w:r>
-      <w:proofErr w:type="gramEnd"/>
-      <w:r>
-        <w:t>) calls, SET MEMOWIDTH typo, and SET DEFAULT/DIRECTORY initialization issues at startup (#1894)</w:t>
+        <w:t>Fixed SYSMETRIC() calls, SET MEMOWIDTH typo, and SET DEFAULT/DIRECTORY initialization issues at startup (#1894)</w:t>
       </w:r>
     </w:p>
     <w:p>
@@ -2871,31 +2215,7 @@
         </w:numPr>
       </w:pPr>
       <w:r>
-        <w:t xml:space="preserve">Implemented </w:t>
-      </w:r>
-      <w:proofErr w:type="gramStart"/>
-      <w:r>
-        <w:t>GETDIR(</w:t>
-      </w:r>
-      <w:proofErr w:type="gramEnd"/>
-      <w:r>
-        <w:t xml:space="preserve">), </w:t>
-      </w:r>
-      <w:proofErr w:type="gramStart"/>
-      <w:r>
-        <w:t>GETFILE(</w:t>
-      </w:r>
-      <w:proofErr w:type="gramEnd"/>
-      <w:r>
-        <w:t xml:space="preserve">) and </w:t>
-      </w:r>
-      <w:proofErr w:type="gramStart"/>
-      <w:r>
-        <w:t>GETPICT(</w:t>
-      </w:r>
-      <w:proofErr w:type="gramEnd"/>
-      <w:r>
-        <w:t>) dialog functions (#1896)</w:t>
+        <w:t>Implemented GETDIR(), GETFILE() and GETPICT() dialog functions (#1896)</w:t>
       </w:r>
     </w:p>
     <w:p>
@@ -2906,15 +2226,7 @@
         </w:numPr>
       </w:pPr>
       <w:r>
-        <w:t xml:space="preserve">Fixed </w:t>
-      </w:r>
-      <w:proofErr w:type="gramStart"/>
-      <w:r>
-        <w:t>MESSAGEBOX(</w:t>
-      </w:r>
-      <w:proofErr w:type="gramEnd"/>
-      <w:r>
-        <w:t>) timeout issue and implemented dynamic parameter handling (#1897)</w:t>
+        <w:t>Fixed MESSAGEBOX() timeout issue and implemented dynamic parameter handling (#1897)</w:t>
       </w:r>
     </w:p>
     <w:p>
@@ -2947,23 +2259,7 @@
         </w:numPr>
       </w:pPr>
       <w:r>
-        <w:t xml:space="preserve">Implemented </w:t>
-      </w:r>
-      <w:proofErr w:type="gramStart"/>
-      <w:r>
-        <w:t>ISPEN(</w:t>
-      </w:r>
-      <w:proofErr w:type="gramEnd"/>
-      <w:r>
-        <w:t xml:space="preserve">) (returns FALSE — no Tablet support) and </w:t>
-      </w:r>
-      <w:proofErr w:type="gramStart"/>
-      <w:r>
-        <w:t>IMESTATUS(</w:t>
-      </w:r>
-      <w:proofErr w:type="gramEnd"/>
-      <w:r>
-        <w:t>) (returns 0 — no IME support) (#1924)</w:t>
+        <w:t>Implemented ISPEN() (returns FALSE — no Tablet support) and IMESTATUS() (returns 0 — no IME support) (#1924)</w:t>
       </w:r>
     </w:p>
     <w:p>
@@ -2974,23 +2270,8 @@
         </w:numPr>
       </w:pPr>
       <w:r>
-        <w:t xml:space="preserve">Implemented </w:t>
-      </w:r>
-      <w:proofErr w:type="gramStart"/>
-      <w:r>
-        <w:t>PROW(</w:t>
-      </w:r>
-      <w:proofErr w:type="gramEnd"/>
-      <w:r>
-        <w:t xml:space="preserve">) and </w:t>
-      </w:r>
-      <w:proofErr w:type="gramStart"/>
-      <w:r>
-        <w:t>PCOL(</w:t>
-      </w:r>
-      <w:proofErr w:type="gramEnd"/>
-      <w:r>
-        <w:t>) printer position functions (#1925)</w:t>
+        <w:lastRenderedPageBreak/>
+        <w:t>Implemented PROW() and PCOL() printer position functions (#1925)</w:t>
       </w:r>
     </w:p>
     <w:p>
@@ -3001,16 +2282,7 @@
         </w:numPr>
       </w:pPr>
       <w:r>
-        <w:lastRenderedPageBreak/>
-        <w:t xml:space="preserve">Implemented </w:t>
-      </w:r>
-      <w:proofErr w:type="gramStart"/>
-      <w:r>
-        <w:t>TXNLEVEL(</w:t>
-      </w:r>
-      <w:proofErr w:type="gramEnd"/>
-      <w:r>
-        <w:t>) which returns the current transaction nesting level (#1927)</w:t>
+        <w:t>Implemented TXNLEVEL() which returns the current transaction nesting level (#1927)</w:t>
       </w:r>
     </w:p>
     <w:p>
@@ -3021,15 +2293,7 @@
         </w:numPr>
       </w:pPr>
       <w:r>
-        <w:t xml:space="preserve">Implemented </w:t>
-      </w:r>
-      <w:proofErr w:type="gramStart"/>
-      <w:r>
-        <w:t>ISMEMOFETCHED(</w:t>
-      </w:r>
-      <w:proofErr w:type="gramEnd"/>
-      <w:r>
-        <w:t>); for local DBF data, memo fields are always considered fetched (#1931)</w:t>
+        <w:t>Implemented ISMEMOFETCHED(); for local DBF data, memo fields are always considered fetched (#1931)</w:t>
       </w:r>
     </w:p>
     <w:p>
@@ -3062,23 +2326,7 @@
         </w:numPr>
       </w:pPr>
       <w:r>
-        <w:t xml:space="preserve">Implements (partial) functions </w:t>
-      </w:r>
-      <w:proofErr w:type="gramStart"/>
-      <w:r>
-        <w:t>CURSORSETPROP(</w:t>
-      </w:r>
-      <w:proofErr w:type="gramEnd"/>
-      <w:r>
-        <w:t xml:space="preserve">) AND </w:t>
-      </w:r>
-      <w:proofErr w:type="gramStart"/>
-      <w:r>
-        <w:t>CURSORGETPROP(</w:t>
-      </w:r>
-      <w:proofErr w:type="gramEnd"/>
-      <w:r>
-        <w:t>) (#1954)</w:t>
+        <w:t>Implements (partial) functions CURSORSETPROP() AND CURSORGETPROP() (#1954)</w:t>
       </w:r>
     </w:p>
     <w:p>
@@ -3089,23 +2337,7 @@
         </w:numPr>
       </w:pPr>
       <w:r>
-        <w:t>Allow TRIM()/ALLTRIM()/</w:t>
-      </w:r>
-      <w:proofErr w:type="gramStart"/>
-      <w:r>
-        <w:t>RTRIM(</w:t>
-      </w:r>
-      <w:proofErr w:type="gramEnd"/>
-      <w:r>
-        <w:t xml:space="preserve">) in Index </w:t>
-      </w:r>
-      <w:proofErr w:type="gramStart"/>
-      <w:r>
-        <w:t>expressions  (</w:t>
-      </w:r>
-      <w:proofErr w:type="gramEnd"/>
-      <w:r>
-        <w:t>#1969)</w:t>
+        <w:t>Allow TRIM()/ALLTRIM()/RTRIM() in Index expressions  (#1969)</w:t>
       </w:r>
     </w:p>
     <w:p>
@@ -3116,15 +2348,7 @@
         </w:numPr>
       </w:pPr>
       <w:r>
-        <w:t xml:space="preserve">Fixed an issue with </w:t>
-      </w:r>
-      <w:proofErr w:type="gramStart"/>
-      <w:r>
-        <w:t>FONTMETRIC(</w:t>
-      </w:r>
-      <w:proofErr w:type="gramEnd"/>
-      <w:r>
-        <w:t>) (#1976)</w:t>
+        <w:t>Fixed an issue with FONTMETRIC() (#1976)</w:t>
       </w:r>
     </w:p>
     <w:p>
@@ -3146,31 +2370,7 @@
         </w:numPr>
       </w:pPr>
       <w:r>
-        <w:t xml:space="preserve">Fixed an issue with </w:t>
-      </w:r>
-      <w:proofErr w:type="gramStart"/>
-      <w:r>
-        <w:t>Strtran(</w:t>
-      </w:r>
-      <w:proofErr w:type="gramEnd"/>
-      <w:r>
-        <w:t xml:space="preserve">), </w:t>
-      </w:r>
-      <w:proofErr w:type="gramStart"/>
-      <w:r>
-        <w:t>ExecScript(</w:t>
-      </w:r>
-      <w:proofErr w:type="gramEnd"/>
-      <w:r>
-        <w:t xml:space="preserve">) and </w:t>
-      </w:r>
-      <w:proofErr w:type="gramStart"/>
-      <w:r>
-        <w:t>Set()  (</w:t>
-      </w:r>
-      <w:proofErr w:type="gramEnd"/>
-      <w:r>
-        <w:t>#1980)</w:t>
+        <w:t>Fixed an issue with Strtran(), ExecScript() and Set()  (#1980)</w:t>
       </w:r>
     </w:p>
     <w:p>
@@ -3193,23 +2393,7 @@
     </w:p>
     <w:p>
       <w:r>
-        <w:t xml:space="preserve">We are still supporting Visual Studio </w:t>
-      </w:r>
-      <w:proofErr w:type="gramStart"/>
-      <w:r>
-        <w:t>2019</w:t>
-      </w:r>
-      <w:proofErr w:type="gramEnd"/>
-      <w:r>
-        <w:t xml:space="preserve"> but not </w:t>
-      </w:r>
-      <w:proofErr w:type="gramStart"/>
-      <w:r>
-        <w:t>all of</w:t>
-      </w:r>
-      <w:proofErr w:type="gramEnd"/>
-      <w:r>
-        <w:t xml:space="preserve"> the new features will be implemented for this version of VS.</w:t>
+        <w:t>We are still supporting Visual Studio 2019 but not all of the new features will be implemented for this version of VS.</w:t>
       </w:r>
     </w:p>
     <w:p>
@@ -3398,15 +2582,7 @@
         <w:t xml:space="preserve"> </w:t>
       </w:r>
       <w:r>
-        <w:t xml:space="preserve">Comment” command now takes the comment status of the first line of a block of lines to decide if the block needs to be commented or uncommented. When a line inside a block is already commented then it may end up being double commented after a comment operation. And when a block containing a double commented line is uncommented, </w:t>
-      </w:r>
-      <w:proofErr w:type="gramStart"/>
-      <w:r>
-        <w:t>than</w:t>
-      </w:r>
-      <w:proofErr w:type="gramEnd"/>
-      <w:r>
-        <w:t xml:space="preserve"> that line will become single commented afterwards.</w:t>
+        <w:t>Comment” command now takes the comment status of the first line of a block of lines to decide if the block needs to be commented or uncommented. When a line inside a block is already commented then it may end up being double commented after a comment operation. And when a block containing a double commented line is uncommented, than that line will become single commented afterwards.</w:t>
       </w:r>
     </w:p>
     <w:p>
@@ -3428,6 +2604,7 @@
         </w:numPr>
       </w:pPr>
       <w:r>
+        <w:lastRenderedPageBreak/>
         <w:t xml:space="preserve">The document formatter now excludes lines that are part of a TEXT ... ENDTEXT </w:t>
       </w:r>
     </w:p>
@@ -3439,7 +2616,6 @@
         </w:numPr>
       </w:pPr>
       <w:r>
-        <w:lastRenderedPageBreak/>
         <w:t>Project</w:t>
       </w:r>
       <w:r>
@@ -3468,23 +2644,7 @@
         </w:numPr>
       </w:pPr>
       <w:r>
-        <w:t xml:space="preserve">Fixed an error “the </w:t>
-      </w:r>
-      <w:proofErr w:type="gramStart"/>
-      <w:r>
-        <w:t>type</w:t>
-      </w:r>
-      <w:proofErr w:type="gramEnd"/>
-      <w:r>
-        <w:t xml:space="preserve"> initializer for '</w:t>
-      </w:r>
-      <w:proofErr w:type="gramStart"/>
-      <w:r>
-        <w:t>XSharp.Project.ErrorListManager</w:t>
-      </w:r>
-      <w:proofErr w:type="gramEnd"/>
-      <w:r>
-        <w:t>' threw an exception” when loading projects in VS2026 (#1800)</w:t>
+        <w:t>Fixed an error “the type initializer for 'XSharp.Project.ErrorListManager' threw an exception” when loading projects in VS2026 (#1800)</w:t>
       </w:r>
     </w:p>
     <w:p>
@@ -3577,18 +2737,10 @@
         <w:t xml:space="preserve">The IDE has been prepared for a menu option to convert a traditional project to the new SDK project file </w:t>
       </w:r>
       <w:r>
-        <w:t xml:space="preserve">format. </w:t>
-      </w:r>
-      <w:proofErr w:type="gramStart"/>
-      <w:r>
-        <w:t>(</w:t>
-      </w:r>
-      <w:r>
-        <w:t xml:space="preserve"> #</w:t>
-      </w:r>
-      <w:proofErr w:type="gramEnd"/>
-      <w:r>
-        <w:t>1823). The menu option is not working yet.</w:t>
+        <w:t>format. (</w:t>
+      </w:r>
+      <w:r>
+        <w:t xml:space="preserve"> #1823). The menu option is not working yet.</w:t>
       </w:r>
     </w:p>
     <w:p>
@@ -4948,7 +4100,6 @@
   <w:style w:type="character" w:default="1" w:styleId="DefaultParagraphFont">
     <w:name w:val="Default Paragraph Font"/>
     <w:uiPriority w:val="1"/>
-    <w:semiHidden/>
     <w:unhideWhenUsed/>
   </w:style>
   <w:style w:type="table" w:default="1" w:styleId="TableNormal">

--- a/docs/whatsnew.docx
+++ b/docs/whatsnew.docx
@@ -855,6 +855,20 @@
     </w:p>
     <w:p>
       <w:pPr>
+        <w:numPr>
+          <w:ilvl w:val="0"/>
+          <w:numId w:val="2"/>
+        </w:numPr>
+      </w:pPr>
+      <w:r>
+        <w:rPr>
+          <w:lang w:val="x-none"/>
+        </w:rPr>
+        <w:t>Fixed an issue with the type lookup for the loop variables of a FOREACH loop (#2129)</w:t>
+      </w:r>
+    </w:p>
+    <w:p>
+      <w:pPr>
         <w:pStyle w:val="Heading2"/>
       </w:pPr>
       <w:r>
@@ -979,6 +993,7 @@
         </w:numPr>
       </w:pPr>
       <w:r>
+        <w:lastRenderedPageBreak/>
         <w:t>Fixed SET SKIP conversion and improved continuing-line and comment handling during export</w:t>
       </w:r>
     </w:p>
@@ -990,7 +1005,6 @@
         </w:numPr>
       </w:pPr>
       <w:r>
-        <w:lastRenderedPageBreak/>
         <w:t>Fixed output-folder handling, destination-folder cleanup, file-deletion messages, and missing ColorProperties.json deployment</w:t>
       </w:r>
     </w:p>
@@ -1240,11 +1254,8 @@
         </w:numPr>
       </w:pPr>
       <w:r>
-        <w:t xml:space="preserve">Fixed overload resolution when a Clipper calling convention function is called with a single </w:t>
-      </w:r>
-      <w:r>
         <w:lastRenderedPageBreak/>
-        <w:t>NULL_OBJECT argument (#1782, #1016)</w:t>
+        <w:t>Fixed overload resolution when a Clipper calling convention function is called with a single NULL_OBJECT argument (#1782, #1016)</w:t>
       </w:r>
     </w:p>
     <w:p>
@@ -1529,12 +1540,14 @@
       </w:r>
       <w:r>
         <w:br/>
+      </w:r>
+      <w:r>
+        <w:lastRenderedPageBreak/>
         <w:t xml:space="preserve">We have used the new IN keyword for many that use parameters defined AS USUAL. </w:t>
       </w:r>
     </w:p>
     <w:p>
       <w:r>
-        <w:lastRenderedPageBreak/>
         <w:t xml:space="preserve">The new modifier tells the compiler to pass the variable by reference, which should make the code slightly faster. </w:t>
       </w:r>
     </w:p>
@@ -1888,11 +1901,11 @@
         </w:numPr>
       </w:pPr>
       <w:r>
-        <w:t xml:space="preserve">The XSharp.VFP assembly now contains function definitions for all functions from VFP, even the ones that exist in XSharp.Core and XSharp.RT. These functions will delegate the work to the </w:t>
+        <w:t xml:space="preserve">The XSharp.VFP assembly now contains function definitions for all functions from VFP, even the </w:t>
       </w:r>
       <w:r>
         <w:lastRenderedPageBreak/>
-        <w:t>implementation in the other assemblies.</w:t>
+        <w:t>ones that exist in XSharp.Core and XSharp.RT. These functions will delegate the work to the implementation in the other assemblies.</w:t>
       </w:r>
     </w:p>
     <w:p>
@@ -2259,7 +2272,11 @@
         </w:numPr>
       </w:pPr>
       <w:r>
-        <w:t>Implemented ISPEN() (returns FALSE — no Tablet support) and IMESTATUS() (returns 0 — no IME support) (#1924)</w:t>
+        <w:t xml:space="preserve">Implemented ISPEN() (returns FALSE — no Tablet support) and IMESTATUS() (returns 0 — no IME </w:t>
+      </w:r>
+      <w:r>
+        <w:lastRenderedPageBreak/>
+        <w:t>support) (#1924)</w:t>
       </w:r>
     </w:p>
     <w:p>
@@ -2270,7 +2287,6 @@
         </w:numPr>
       </w:pPr>
       <w:r>
-        <w:lastRenderedPageBreak/>
         <w:t>Implemented PROW() and PCOL() printer position functions (#1925)</w:t>
       </w:r>
     </w:p>
@@ -2593,7 +2609,11 @@
         </w:numPr>
       </w:pPr>
       <w:r>
-        <w:t>When a project has multiple project references to the same external project, then problems could occur. This has been fixed. The second reference gets (silently) ignored.</w:t>
+        <w:t xml:space="preserve">When a project has multiple project references to the same external project, then problems </w:t>
+      </w:r>
+      <w:r>
+        <w:lastRenderedPageBreak/>
+        <w:t>could occur. This has been fixed. The second reference gets (silently) ignored.</w:t>
       </w:r>
     </w:p>
     <w:p>
@@ -2604,309 +2624,386 @@
         </w:numPr>
       </w:pPr>
       <w:r>
+        <w:t xml:space="preserve">The document formatter now excludes lines that are part of a TEXT ... ENDTEXT </w:t>
+      </w:r>
+    </w:p>
+    <w:p>
+      <w:pPr>
+        <w:numPr>
+          <w:ilvl w:val="0"/>
+          <w:numId w:val="11"/>
+        </w:numPr>
+      </w:pPr>
+      <w:r>
+        <w:t>Project</w:t>
+      </w:r>
+      <w:r>
+        <w:t xml:space="preserve"> </w:t>
+      </w:r>
+      <w:r>
+        <w:t>References in SDK projects no longer store the name, guid etc.</w:t>
+      </w:r>
+    </w:p>
+    <w:p>
+      <w:pPr>
+        <w:numPr>
+          <w:ilvl w:val="0"/>
+          <w:numId w:val="11"/>
+        </w:numPr>
+      </w:pPr>
+      <w:r>
+        <w:t>The Build/Cancel button was not visible when a X# project was selected and another project was being built. (#1799)</w:t>
+      </w:r>
+    </w:p>
+    <w:p>
+      <w:pPr>
+        <w:numPr>
+          <w:ilvl w:val="0"/>
+          <w:numId w:val="11"/>
+        </w:numPr>
+      </w:pPr>
+      <w:r>
+        <w:t>Fixed an error “the type initializer for 'XSharp.Project.ErrorListManager' threw an exception” when loading projects in VS2026 (#1800)</w:t>
+      </w:r>
+    </w:p>
+    <w:p>
+      <w:pPr>
+        <w:numPr>
+          <w:ilvl w:val="0"/>
+          <w:numId w:val="11"/>
+        </w:numPr>
+      </w:pPr>
+      <w:r>
+        <w:t>Fixed issue where the project system was incorrectly responding to the Package</w:t>
+      </w:r>
+      <w:r>
+        <w:t xml:space="preserve"> </w:t>
+      </w:r>
+      <w:r>
+        <w:t xml:space="preserve">References project dependency. This caused the first Build in Visual Studio to </w:t>
+      </w:r>
+      <w:r>
+        <w:t>freeze. (</w:t>
+      </w:r>
+      <w:r>
+        <w:t>#1802)</w:t>
+      </w:r>
+    </w:p>
+    <w:p>
+      <w:pPr>
+        <w:numPr>
+          <w:ilvl w:val="0"/>
+          <w:numId w:val="11"/>
+        </w:numPr>
+      </w:pPr>
+      <w:r>
+        <w:t>The include-files node could sometimes show files, even after the /nostddef compiler option was selected on the project properties page. We recommend a touch of all the files in a project to completely refresh (clear) the include list. (#1805)</w:t>
+      </w:r>
+    </w:p>
+    <w:p>
+      <w:pPr>
+        <w:numPr>
+          <w:ilvl w:val="0"/>
+          <w:numId w:val="11"/>
+        </w:numPr>
+      </w:pPr>
+      <w:r>
+        <w:t>Sometimes VS would freeze when adding an assembly reference. This has been fixed (#1814)</w:t>
+      </w:r>
+    </w:p>
+    <w:p>
+      <w:pPr>
+        <w:numPr>
+          <w:ilvl w:val="0"/>
+          <w:numId w:val="11"/>
+        </w:numPr>
+      </w:pPr>
+      <w:r>
+        <w:t>Fixed an issue with duplicate reference names in the Solution Explorer window (#1816)</w:t>
+      </w:r>
+    </w:p>
+    <w:p>
+      <w:pPr>
+        <w:numPr>
+          <w:ilvl w:val="0"/>
+          <w:numId w:val="11"/>
+        </w:numPr>
+      </w:pPr>
+      <w:r>
+        <w:t>We no longer add Project</w:t>
+      </w:r>
+      <w:r>
+        <w:t xml:space="preserve"> </w:t>
+      </w:r>
+      <w:r>
+        <w:t xml:space="preserve">Guid properties to SDK projects. Guids are also removed from project references inside SDK </w:t>
+      </w:r>
+      <w:r>
+        <w:t>projects. (</w:t>
+      </w:r>
+      <w:r>
+        <w:t>#1819)</w:t>
+      </w:r>
+    </w:p>
+    <w:p>
+      <w:pPr>
+        <w:numPr>
+          <w:ilvl w:val="0"/>
+          <w:numId w:val="11"/>
+        </w:numPr>
+      </w:pPr>
+      <w:r>
+        <w:t xml:space="preserve">The IDE has been prepared for a menu option to convert a traditional project to the new SDK project file </w:t>
+      </w:r>
+      <w:r>
+        <w:t>format. (</w:t>
+      </w:r>
+      <w:r>
+        <w:t xml:space="preserve"> #1823). The menu option is not working yet.</w:t>
+      </w:r>
+    </w:p>
+    <w:p>
+      <w:pPr>
+        <w:numPr>
+          <w:ilvl w:val="0"/>
+          <w:numId w:val="11"/>
+        </w:numPr>
+      </w:pPr>
+      <w:r>
+        <w:t>Fixed a crash when Visual Studio was opened directly with a solution file (#1918)</w:t>
+      </w:r>
+    </w:p>
+    <w:p>
+      <w:pPr>
+        <w:numPr>
+          <w:ilvl w:val="0"/>
+          <w:numId w:val="11"/>
+        </w:numPr>
+      </w:pPr>
+      <w:r>
+        <w:t>Replaced bitmap-backed command icons and project hierarchy icons with Visual Studio Image</w:t>
+      </w:r>
+      <w:r>
+        <w:t xml:space="preserve"> </w:t>
+      </w:r>
+      <w:r>
+        <w:t>Monikers (#1921)</w:t>
+      </w:r>
+    </w:p>
+    <w:p>
+      <w:pPr>
+        <w:numPr>
+          <w:ilvl w:val="0"/>
+          <w:numId w:val="11"/>
+        </w:numPr>
+      </w:pPr>
+      <w:r>
+        <w:t>Fixed a deadlock when opening a solution from the command line (#1922)</w:t>
+      </w:r>
+    </w:p>
+    <w:p>
+      <w:pPr>
+        <w:numPr>
+          <w:ilvl w:val="0"/>
+          <w:numId w:val="11"/>
+        </w:numPr>
+      </w:pPr>
+      <w:r>
+        <w:t>Fixed incorrect conditional compilation block highlighting: the language service now uses the correct preprocessor defines from the active project configuration (#1923)</w:t>
+      </w:r>
+    </w:p>
+    <w:p>
+      <w:pPr>
+        <w:numPr>
+          <w:ilvl w:val="0"/>
+          <w:numId w:val="11"/>
+        </w:numPr>
+      </w:pPr>
+      <w:r>
+        <w:t>Fixed an issue with Project References for SDK projects where these references were not shown in the "Add Reference" dialog (#1928)</w:t>
+      </w:r>
+    </w:p>
+    <w:p>
+      <w:pPr>
+        <w:numPr>
+          <w:ilvl w:val="0"/>
+          <w:numId w:val="11"/>
+        </w:numPr>
+      </w:pPr>
+      <w:r>
+        <w:t>Fixed an issue with Project References for SDK projects where these references were not shown in the Project Dependencies page of the Solution Properties window ((#1929)</w:t>
+      </w:r>
+    </w:p>
+    <w:p>
+      <w:pPr>
+        <w:numPr>
+          <w:ilvl w:val="0"/>
+          <w:numId w:val="11"/>
+        </w:numPr>
+      </w:pPr>
+      <w:r>
+        <w:t>L</w:t>
+      </w:r>
+      <w:r>
+        <w:t xml:space="preserve">ocal functions </w:t>
+      </w:r>
+      <w:r>
+        <w:t xml:space="preserve">were </w:t>
+      </w:r>
+      <w:r>
+        <w:t xml:space="preserve">not </w:t>
+      </w:r>
+      <w:r>
+        <w:t xml:space="preserve">always </w:t>
+      </w:r>
+      <w:r>
+        <w:t>appearing correctly in the Navigation Bar and Document Outline window (#1932)</w:t>
+      </w:r>
+    </w:p>
+    <w:p>
+      <w:pPr>
+        <w:numPr>
+          <w:ilvl w:val="0"/>
+          <w:numId w:val="11"/>
+        </w:numPr>
+      </w:pPr>
+      <w:r>
+        <w:t>Fixed the navigation bar not displaying all entities in files with nested classes, and not following the cursor when it moves past the last declared entity (#1934)</w:t>
+      </w:r>
+    </w:p>
+    <w:p>
+      <w:pPr>
+        <w:numPr>
+          <w:ilvl w:val="0"/>
+          <w:numId w:val="11"/>
+        </w:numPr>
+      </w:pPr>
+      <w:r>
+        <w:t>Fixed an issue where Goto Definition would fail when a project folder contains another project and the option "Show All Files" was enabled, showing that other project as "Non</w:t>
+      </w:r>
+      <w:r>
+        <w:t>-</w:t>
+      </w:r>
+      <w:r>
+        <w:t>member Item".</w:t>
+      </w:r>
+    </w:p>
+    <w:p>
+      <w:pPr>
+        <w:numPr>
+          <w:ilvl w:val="0"/>
+          <w:numId w:val="11"/>
+        </w:numPr>
+      </w:pPr>
+      <w:r>
+        <w:t xml:space="preserve">Sometimes reading </w:t>
+      </w:r>
+      <w:r>
+        <w:t xml:space="preserve">of </w:t>
+      </w:r>
+      <w:r>
+        <w:t>type information from Assembly</w:t>
+      </w:r>
+      <w:r>
+        <w:t xml:space="preserve"> R</w:t>
+      </w:r>
+      <w:r>
+        <w:t xml:space="preserve">eferences </w:t>
+      </w:r>
+      <w:r>
+        <w:t>fails</w:t>
+      </w:r>
+      <w:r>
+        <w:t>. This has been fixed.  (#1956)</w:t>
+      </w:r>
+    </w:p>
+    <w:p>
+      <w:pPr>
+        <w:numPr>
+          <w:ilvl w:val="0"/>
+          <w:numId w:val="11"/>
+        </w:numPr>
+      </w:pPr>
+      <w:r>
+        <w:t>The intellisense database was not removing entries from assemblies that were no longer in use by any project.</w:t>
+      </w:r>
+    </w:p>
+    <w:p>
+      <w:pPr>
+        <w:pStyle w:val="Heading2"/>
+      </w:pPr>
+      <w:r>
+        <w:t>Debugger</w:t>
+      </w:r>
+    </w:p>
+    <w:p>
+      <w:pPr>
+        <w:pStyle w:val="Heading3"/>
+      </w:pPr>
+      <w:r>
+        <w:t>New Features</w:t>
+      </w:r>
+    </w:p>
+    <w:p>
+      <w:pPr>
+        <w:numPr>
+          <w:ilvl w:val="0"/>
+          <w:numId w:val="12"/>
+        </w:numPr>
+      </w:pPr>
+      <w:r>
+        <w:t xml:space="preserve">The </w:t>
+      </w:r>
+      <w:r>
+        <w:t>work area</w:t>
+      </w:r>
+      <w:r>
+        <w:t xml:space="preserve"> window now also shows index information and the table structure</w:t>
+      </w:r>
+    </w:p>
+    <w:p>
+      <w:pPr>
+        <w:pStyle w:val="Heading3"/>
+      </w:pPr>
+      <w:r>
+        <w:t>Bug Fixes</w:t>
+      </w:r>
+    </w:p>
+    <w:p>
+      <w:pPr>
+        <w:numPr>
+          <w:ilvl w:val="0"/>
+          <w:numId w:val="12"/>
+        </w:numPr>
+      </w:pPr>
+      <w:r>
+        <w:t>Fixed an issue where the debugger was not correctly displaying Symbol values inside Usuals (#1804)</w:t>
+      </w:r>
+    </w:p>
+    <w:p>
+      <w:pPr>
+        <w:numPr>
+          <w:ilvl w:val="0"/>
+          <w:numId w:val="12"/>
+        </w:numPr>
+      </w:pPr>
+      <w:r>
+        <w:t>Fixed an issue in the debugger where USUAL values were not shown properly formatted (#1809)</w:t>
+      </w:r>
+    </w:p>
+    <w:p>
+      <w:pPr>
+        <w:numPr>
+          <w:ilvl w:val="0"/>
+          <w:numId w:val="12"/>
+        </w:numPr>
+      </w:pPr>
+      <w:r>
+        <w:t xml:space="preserve">Fixed an issue in the debugger where breakpoint conditions and watch expressions were not </w:t>
+      </w:r>
+      <w:r>
         <w:lastRenderedPageBreak/>
-        <w:t xml:space="preserve">The document formatter now excludes lines that are part of a TEXT ... ENDTEXT </w:t>
-      </w:r>
-    </w:p>
-    <w:p>
-      <w:pPr>
-        <w:numPr>
-          <w:ilvl w:val="0"/>
-          <w:numId w:val="11"/>
-        </w:numPr>
-      </w:pPr>
-      <w:r>
-        <w:t>Project</w:t>
-      </w:r>
-      <w:r>
-        <w:t xml:space="preserve"> </w:t>
-      </w:r>
-      <w:r>
-        <w:t>References in SDK projects no longer store the name, guid etc.</w:t>
-      </w:r>
-    </w:p>
-    <w:p>
-      <w:pPr>
-        <w:numPr>
-          <w:ilvl w:val="0"/>
-          <w:numId w:val="11"/>
-        </w:numPr>
-      </w:pPr>
-      <w:r>
-        <w:t>The Build/Cancel button was not visible when a X# project was selected and another project was being built. (#1799)</w:t>
-      </w:r>
-    </w:p>
-    <w:p>
-      <w:pPr>
-        <w:numPr>
-          <w:ilvl w:val="0"/>
-          <w:numId w:val="11"/>
-        </w:numPr>
-      </w:pPr>
-      <w:r>
-        <w:t>Fixed an error “the type initializer for 'XSharp.Project.ErrorListManager' threw an exception” when loading projects in VS2026 (#1800)</w:t>
-      </w:r>
-    </w:p>
-    <w:p>
-      <w:pPr>
-        <w:numPr>
-          <w:ilvl w:val="0"/>
-          <w:numId w:val="11"/>
-        </w:numPr>
-      </w:pPr>
-      <w:r>
-        <w:t>Fixed issue where the project system was incorrectly responding to the Package</w:t>
-      </w:r>
-      <w:r>
-        <w:t xml:space="preserve"> </w:t>
-      </w:r>
-      <w:r>
-        <w:t xml:space="preserve">References project dependency. This caused the first Build in Visual Studio to </w:t>
-      </w:r>
-      <w:r>
-        <w:t>freeze. (</w:t>
-      </w:r>
-      <w:r>
-        <w:t>#1802)</w:t>
-      </w:r>
-    </w:p>
-    <w:p>
-      <w:pPr>
-        <w:numPr>
-          <w:ilvl w:val="0"/>
-          <w:numId w:val="11"/>
-        </w:numPr>
-      </w:pPr>
-      <w:r>
-        <w:t>The include-files node could sometimes show files, even after the /nostddef compiler option was selected on the project properties page. We recommend a touch of all the files in a project to completely refresh (clear) the include list. (#1805)</w:t>
-      </w:r>
-    </w:p>
-    <w:p>
-      <w:pPr>
-        <w:numPr>
-          <w:ilvl w:val="0"/>
-          <w:numId w:val="11"/>
-        </w:numPr>
-      </w:pPr>
-      <w:r>
-        <w:t>Sometimes VS would freeze when adding an assembly reference. This has been fixed (#1814)</w:t>
-      </w:r>
-    </w:p>
-    <w:p>
-      <w:pPr>
-        <w:numPr>
-          <w:ilvl w:val="0"/>
-          <w:numId w:val="11"/>
-        </w:numPr>
-      </w:pPr>
-      <w:r>
-        <w:t>Fixed an issue with duplicate reference names in the Solution Explorer window (#1816)</w:t>
-      </w:r>
-    </w:p>
-    <w:p>
-      <w:pPr>
-        <w:numPr>
-          <w:ilvl w:val="0"/>
-          <w:numId w:val="11"/>
-        </w:numPr>
-      </w:pPr>
-      <w:r>
-        <w:t>We no longer add Project</w:t>
-      </w:r>
-      <w:r>
-        <w:t xml:space="preserve"> </w:t>
-      </w:r>
-      <w:r>
-        <w:t xml:space="preserve">Guid properties to SDK projects. Guids are also removed from project references inside SDK </w:t>
-      </w:r>
-      <w:r>
-        <w:t>projects. (</w:t>
-      </w:r>
-      <w:r>
-        <w:t>#1819)</w:t>
-      </w:r>
-    </w:p>
-    <w:p>
-      <w:pPr>
-        <w:numPr>
-          <w:ilvl w:val="0"/>
-          <w:numId w:val="11"/>
-        </w:numPr>
-      </w:pPr>
-      <w:r>
-        <w:t xml:space="preserve">The IDE has been prepared for a menu option to convert a traditional project to the new SDK project file </w:t>
-      </w:r>
-      <w:r>
-        <w:t>format. (</w:t>
-      </w:r>
-      <w:r>
-        <w:t xml:space="preserve"> #1823). The menu option is not working yet.</w:t>
-      </w:r>
-    </w:p>
-    <w:p>
-      <w:pPr>
-        <w:numPr>
-          <w:ilvl w:val="0"/>
-          <w:numId w:val="11"/>
-        </w:numPr>
-      </w:pPr>
-      <w:r>
-        <w:t>Fixed a crash when Visual Studio was opened directly with a solution file (#1918)</w:t>
-      </w:r>
-    </w:p>
-    <w:p>
-      <w:pPr>
-        <w:numPr>
-          <w:ilvl w:val="0"/>
-          <w:numId w:val="11"/>
-        </w:numPr>
-      </w:pPr>
-      <w:r>
-        <w:t>Replaced bitmap-backed command icons and project hierarchy icons with Visual Studio Image</w:t>
-      </w:r>
-      <w:r>
-        <w:t xml:space="preserve"> </w:t>
-      </w:r>
-      <w:r>
-        <w:t>Monikers (#1921)</w:t>
-      </w:r>
-    </w:p>
-    <w:p>
-      <w:pPr>
-        <w:numPr>
-          <w:ilvl w:val="0"/>
-          <w:numId w:val="11"/>
-        </w:numPr>
-      </w:pPr>
-      <w:r>
-        <w:t>Fixed a deadlock when opening a solution from the command line (#1922)</w:t>
-      </w:r>
-    </w:p>
-    <w:p>
-      <w:pPr>
-        <w:numPr>
-          <w:ilvl w:val="0"/>
-          <w:numId w:val="11"/>
-        </w:numPr>
-      </w:pPr>
-      <w:r>
-        <w:t>Fixed incorrect conditional compilation block highlighting: the language service now uses the correct preprocessor defines from the active project configuration (#1923)</w:t>
-      </w:r>
-    </w:p>
-    <w:p>
-      <w:pPr>
-        <w:numPr>
-          <w:ilvl w:val="0"/>
-          <w:numId w:val="11"/>
-        </w:numPr>
-      </w:pPr>
-      <w:r>
-        <w:t>Fixed an issue with Project References for SDK projects where these references were not shown in the "Add Reference" dialog (#1928)</w:t>
-      </w:r>
-    </w:p>
-    <w:p>
-      <w:pPr>
-        <w:numPr>
-          <w:ilvl w:val="0"/>
-          <w:numId w:val="11"/>
-        </w:numPr>
-      </w:pPr>
-      <w:r>
-        <w:t>Fixed an issue with Project References for SDK projects where these references were not shown in the Project Dependencies page of the Solution Properties window ((#1929)</w:t>
-      </w:r>
-    </w:p>
-    <w:p>
-      <w:pPr>
-        <w:numPr>
-          <w:ilvl w:val="0"/>
-          <w:numId w:val="11"/>
-        </w:numPr>
-      </w:pPr>
-      <w:r>
-        <w:t>L</w:t>
-      </w:r>
-      <w:r>
-        <w:t xml:space="preserve">ocal functions </w:t>
-      </w:r>
-      <w:r>
-        <w:t xml:space="preserve">were </w:t>
-      </w:r>
-      <w:r>
-        <w:t xml:space="preserve">not </w:t>
-      </w:r>
-      <w:r>
-        <w:t xml:space="preserve">always </w:t>
-      </w:r>
-      <w:r>
-        <w:t>appearing correctly in the Navigation Bar and Document Outline window (#1932)</w:t>
-      </w:r>
-    </w:p>
-    <w:p>
-      <w:pPr>
-        <w:numPr>
-          <w:ilvl w:val="0"/>
-          <w:numId w:val="11"/>
-        </w:numPr>
-      </w:pPr>
-      <w:r>
-        <w:t>Fixed the navigation bar not displaying all entities in files with nested classes, and not following the cursor when it moves past the last declared entity (#1934)</w:t>
-      </w:r>
-    </w:p>
-    <w:p>
-      <w:pPr>
-        <w:numPr>
-          <w:ilvl w:val="0"/>
-          <w:numId w:val="11"/>
-        </w:numPr>
-      </w:pPr>
-      <w:r>
-        <w:t>Fixed an issue where Goto Definition would fail when a project folder contains another project and the option "Show All Files" was enabled, showing that other project as "Non</w:t>
-      </w:r>
-      <w:r>
-        <w:t>-</w:t>
-      </w:r>
-      <w:r>
-        <w:t>member Item".</w:t>
-      </w:r>
-    </w:p>
-    <w:p>
-      <w:pPr>
-        <w:numPr>
-          <w:ilvl w:val="0"/>
-          <w:numId w:val="11"/>
-        </w:numPr>
-      </w:pPr>
-      <w:r>
-        <w:t xml:space="preserve">Sometimes reading </w:t>
-      </w:r>
-      <w:r>
-        <w:t xml:space="preserve">of </w:t>
-      </w:r>
-      <w:r>
-        <w:t>type information from Assembly</w:t>
-      </w:r>
-      <w:r>
-        <w:t xml:space="preserve"> R</w:t>
-      </w:r>
-      <w:r>
-        <w:t xml:space="preserve">eferences </w:t>
-      </w:r>
-      <w:r>
-        <w:t>fails</w:t>
-      </w:r>
-      <w:r>
-        <w:t>. This has been fixed.  (#1956)</w:t>
-      </w:r>
-    </w:p>
-    <w:p>
-      <w:pPr>
-        <w:numPr>
-          <w:ilvl w:val="0"/>
-          <w:numId w:val="11"/>
-        </w:numPr>
-      </w:pPr>
-      <w:r>
-        <w:t>The intellisense database was not removing entries from assemblies that were no longer in use by any project.</w:t>
+        <w:t>working (#1810)</w:t>
       </w:r>
     </w:p>
     <w:p>
@@ -2914,81 +3011,6 @@
         <w:pStyle w:val="Heading2"/>
       </w:pPr>
       <w:r>
-        <w:t>Debugger</w:t>
-      </w:r>
-    </w:p>
-    <w:p>
-      <w:pPr>
-        <w:pStyle w:val="Heading3"/>
-      </w:pPr>
-      <w:r>
-        <w:t>New Features</w:t>
-      </w:r>
-    </w:p>
-    <w:p>
-      <w:pPr>
-        <w:numPr>
-          <w:ilvl w:val="0"/>
-          <w:numId w:val="12"/>
-        </w:numPr>
-      </w:pPr>
-      <w:r>
-        <w:t xml:space="preserve">The </w:t>
-      </w:r>
-      <w:r>
-        <w:t>work area</w:t>
-      </w:r>
-      <w:r>
-        <w:t xml:space="preserve"> window now also shows index information and the table structure</w:t>
-      </w:r>
-    </w:p>
-    <w:p>
-      <w:pPr>
-        <w:pStyle w:val="Heading3"/>
-      </w:pPr>
-      <w:r>
-        <w:t>Bug Fixes</w:t>
-      </w:r>
-    </w:p>
-    <w:p>
-      <w:pPr>
-        <w:numPr>
-          <w:ilvl w:val="0"/>
-          <w:numId w:val="12"/>
-        </w:numPr>
-      </w:pPr>
-      <w:r>
-        <w:t>Fixed an issue where the debugger was not correctly displaying Symbol values inside Usuals (#1804)</w:t>
-      </w:r>
-    </w:p>
-    <w:p>
-      <w:pPr>
-        <w:numPr>
-          <w:ilvl w:val="0"/>
-          <w:numId w:val="12"/>
-        </w:numPr>
-      </w:pPr>
-      <w:r>
-        <w:t>Fixed an issue in the debugger where USUAL values were not shown properly formatted (#1809)</w:t>
-      </w:r>
-    </w:p>
-    <w:p>
-      <w:pPr>
-        <w:numPr>
-          <w:ilvl w:val="0"/>
-          <w:numId w:val="12"/>
-        </w:numPr>
-      </w:pPr>
-      <w:r>
-        <w:t>Fixed an issue in the debugger where breakpoint conditions and watch expressions were not working (#1810)</w:t>
-      </w:r>
-    </w:p>
-    <w:p>
-      <w:pPr>
-        <w:pStyle w:val="Heading2"/>
-      </w:pPr>
-      <w:r>
-        <w:lastRenderedPageBreak/>
         <w:t>VOSDK</w:t>
       </w:r>
     </w:p>
